--- a/rediseno_2026/4.5 Itinerarios formateados y corregidos/CPA-404 Diseño e Implantación de Sistemas de Contabilidad.docx
+++ b/rediseno_2026/4.5 Itinerarios formateados y corregidos/CPA-404 Diseño e Implantación de Sistemas de Contabilidad.docx
@@ -85,8 +85,10 @@
         </w:tblBorders>
         <w:tblLayout w:type="fixed"/>
         <w:tblCellMar>
-          <w:left w:w="10" w:type="dxa"/>
-          <w:right w:w="10" w:type="dxa"/>
+          <w:top w:w="40" w:type="dxa"/>
+          <w:left w:w="90" w:type="dxa"/>
+          <w:bottom w:w="40" w:type="dxa"/>
+          <w:right w:w="90" w:type="dxa"/>
         </w:tblCellMar>
         <w:tblLook w:val="0000" w:firstRow="0" w:lastRow="0" w:firstColumn="0" w:lastColumn="0" w:noHBand="0" w:noVBand="0"/>
       </w:tblPr>
@@ -144,12 +146,6 @@
               <w:right w:val="single" w:sz="6" w:space="0" w:color="1F3864"/>
             </w:tcBorders>
             <w:shd w:val="clear" w:color="auto" w:fill="4472C4"/>
-            <w:tcMar>
-              <w:top w:w="50" w:type="dxa"/>
-              <w:left w:w="90" w:type="dxa"/>
-              <w:bottom w:w="50" w:type="dxa"/>
-              <w:right w:w="90" w:type="dxa"/>
-            </w:tcMar>
             <w:vAlign w:val="center"/>
           </w:tcPr>
           <w:p>
@@ -190,12 +186,6 @@
               <w:right w:val="single" w:sz="6" w:space="0" w:color="1F3864"/>
             </w:tcBorders>
             <w:shd w:val="clear" w:color="auto" w:fill="4472C4"/>
-            <w:tcMar>
-              <w:top w:w="50" w:type="dxa"/>
-              <w:left w:w="90" w:type="dxa"/>
-              <w:bottom w:w="50" w:type="dxa"/>
-              <w:right w:w="90" w:type="dxa"/>
-            </w:tcMar>
             <w:vAlign w:val="center"/>
           </w:tcPr>
           <w:p>
@@ -236,12 +226,6 @@
               <w:right w:val="single" w:sz="6" w:space="0" w:color="1F3864"/>
             </w:tcBorders>
             <w:shd w:val="clear" w:color="auto" w:fill="4472C4"/>
-            <w:tcMar>
-              <w:top w:w="50" w:type="dxa"/>
-              <w:left w:w="90" w:type="dxa"/>
-              <w:bottom w:w="50" w:type="dxa"/>
-              <w:right w:w="90" w:type="dxa"/>
-            </w:tcMar>
             <w:vAlign w:val="center"/>
           </w:tcPr>
           <w:p>
@@ -282,12 +266,6 @@
               <w:right w:val="single" w:sz="6" w:space="0" w:color="1F3864"/>
             </w:tcBorders>
             <w:shd w:val="clear" w:color="auto" w:fill="4472C4"/>
-            <w:tcMar>
-              <w:top w:w="50" w:type="dxa"/>
-              <w:left w:w="90" w:type="dxa"/>
-              <w:bottom w:w="50" w:type="dxa"/>
-              <w:right w:w="90" w:type="dxa"/>
-            </w:tcMar>
             <w:vAlign w:val="center"/>
           </w:tcPr>
           <w:p>
@@ -331,12 +309,6 @@
               <w:right w:val="single" w:sz="6" w:space="0" w:color="1F3864"/>
             </w:tcBorders>
             <w:shd w:val="clear" w:color="auto" w:fill="4472C4"/>
-            <w:tcMar>
-              <w:top w:w="50" w:type="dxa"/>
-              <w:left w:w="90" w:type="dxa"/>
-              <w:bottom w:w="50" w:type="dxa"/>
-              <w:right w:w="90" w:type="dxa"/>
-            </w:tcMar>
             <w:vAlign w:val="center"/>
           </w:tcPr>
           <w:p>
@@ -377,12 +349,6 @@
               <w:right w:val="single" w:sz="6" w:space="0" w:color="1F3864"/>
             </w:tcBorders>
             <w:shd w:val="clear" w:color="auto" w:fill="4472C4"/>
-            <w:tcMar>
-              <w:top w:w="50" w:type="dxa"/>
-              <w:left w:w="90" w:type="dxa"/>
-              <w:bottom w:w="50" w:type="dxa"/>
-              <w:right w:w="90" w:type="dxa"/>
-            </w:tcMar>
             <w:vAlign w:val="center"/>
           </w:tcPr>
           <w:p>
@@ -436,12 +402,6 @@
               <w:right w:val="single" w:sz="6" w:space="0" w:color="1F3864"/>
             </w:tcBorders>
             <w:shd w:val="clear" w:color="auto" w:fill="4472C4"/>
-            <w:tcMar>
-              <w:top w:w="50" w:type="dxa"/>
-              <w:left w:w="90" w:type="dxa"/>
-              <w:bottom w:w="50" w:type="dxa"/>
-              <w:right w:w="90" w:type="dxa"/>
-            </w:tcMar>
             <w:vAlign w:val="center"/>
           </w:tcPr>
           <w:p>
@@ -482,12 +442,6 @@
               <w:right w:val="single" w:sz="6" w:space="0" w:color="1F3864"/>
             </w:tcBorders>
             <w:shd w:val="clear" w:color="auto" w:fill="4472C4"/>
-            <w:tcMar>
-              <w:top w:w="50" w:type="dxa"/>
-              <w:left w:w="90" w:type="dxa"/>
-              <w:bottom w:w="50" w:type="dxa"/>
-              <w:right w:w="90" w:type="dxa"/>
-            </w:tcMar>
             <w:vAlign w:val="center"/>
           </w:tcPr>
           <w:p>
@@ -531,12 +485,6 @@
               <w:right w:val="single" w:sz="6" w:space="0" w:color="1F3864"/>
             </w:tcBorders>
             <w:shd w:val="clear" w:color="auto" w:fill="4472C4"/>
-            <w:tcMar>
-              <w:top w:w="50" w:type="dxa"/>
-              <w:left w:w="90" w:type="dxa"/>
-              <w:bottom w:w="50" w:type="dxa"/>
-              <w:right w:w="90" w:type="dxa"/>
-            </w:tcMar>
             <w:vAlign w:val="center"/>
           </w:tcPr>
           <w:p>
@@ -577,12 +525,6 @@
               <w:right w:val="single" w:sz="6" w:space="0" w:color="1F3864"/>
             </w:tcBorders>
             <w:shd w:val="clear" w:color="auto" w:fill="4472C4"/>
-            <w:tcMar>
-              <w:top w:w="50" w:type="dxa"/>
-              <w:left w:w="90" w:type="dxa"/>
-              <w:bottom w:w="50" w:type="dxa"/>
-              <w:right w:w="90" w:type="dxa"/>
-            </w:tcMar>
             <w:vAlign w:val="center"/>
           </w:tcPr>
           <w:p>
@@ -625,12 +567,6 @@
               <w:right w:val="single" w:sz="6" w:space="0" w:color="1F3864"/>
             </w:tcBorders>
             <w:shd w:val="clear" w:color="auto" w:fill="4472C4"/>
-            <w:tcMar>
-              <w:top w:w="50" w:type="dxa"/>
-              <w:left w:w="90" w:type="dxa"/>
-              <w:bottom w:w="50" w:type="dxa"/>
-              <w:right w:w="90" w:type="dxa"/>
-            </w:tcMar>
             <w:vAlign w:val="center"/>
           </w:tcPr>
           <w:p>
@@ -670,12 +606,6 @@
               <w:right w:val="single" w:sz="6" w:space="0" w:color="1F3864"/>
             </w:tcBorders>
             <w:shd w:val="clear" w:color="auto" w:fill="4472C4"/>
-            <w:tcMar>
-              <w:top w:w="50" w:type="dxa"/>
-              <w:left w:w="90" w:type="dxa"/>
-              <w:bottom w:w="50" w:type="dxa"/>
-              <w:right w:w="90" w:type="dxa"/>
-            </w:tcMar>
             <w:vAlign w:val="center"/>
           </w:tcPr>
           <w:p>
@@ -715,12 +645,6 @@
               <w:right w:val="single" w:sz="6" w:space="0" w:color="1F3864"/>
             </w:tcBorders>
             <w:shd w:val="clear" w:color="auto" w:fill="4472C4"/>
-            <w:tcMar>
-              <w:top w:w="50" w:type="dxa"/>
-              <w:left w:w="90" w:type="dxa"/>
-              <w:bottom w:w="50" w:type="dxa"/>
-              <w:right w:w="90" w:type="dxa"/>
-            </w:tcMar>
             <w:vAlign w:val="center"/>
           </w:tcPr>
           <w:p>
@@ -760,12 +684,6 @@
               <w:right w:val="single" w:sz="6" w:space="0" w:color="1F3864"/>
             </w:tcBorders>
             <w:shd w:val="clear" w:color="auto" w:fill="4472C4"/>
-            <w:tcMar>
-              <w:top w:w="50" w:type="dxa"/>
-              <w:left w:w="90" w:type="dxa"/>
-              <w:bottom w:w="50" w:type="dxa"/>
-              <w:right w:w="90" w:type="dxa"/>
-            </w:tcMar>
             <w:vAlign w:val="center"/>
           </w:tcPr>
           <w:p>
@@ -805,12 +723,6 @@
               <w:right w:val="single" w:sz="6" w:space="0" w:color="1F3864"/>
             </w:tcBorders>
             <w:shd w:val="clear" w:color="auto" w:fill="4472C4"/>
-            <w:tcMar>
-              <w:top w:w="50" w:type="dxa"/>
-              <w:left w:w="90" w:type="dxa"/>
-              <w:bottom w:w="50" w:type="dxa"/>
-              <w:right w:w="90" w:type="dxa"/>
-            </w:tcMar>
             <w:vAlign w:val="center"/>
           </w:tcPr>
           <w:p>
@@ -850,12 +762,6 @@
               <w:right w:val="single" w:sz="6" w:space="0" w:color="1F3864"/>
             </w:tcBorders>
             <w:shd w:val="clear" w:color="auto" w:fill="4472C4"/>
-            <w:tcMar>
-              <w:top w:w="50" w:type="dxa"/>
-              <w:left w:w="90" w:type="dxa"/>
-              <w:bottom w:w="50" w:type="dxa"/>
-              <w:right w:w="90" w:type="dxa"/>
-            </w:tcMar>
             <w:vAlign w:val="center"/>
           </w:tcPr>
           <w:p>
@@ -896,12 +802,6 @@
               <w:right w:val="single" w:sz="6" w:space="0" w:color="1F3864"/>
             </w:tcBorders>
             <w:shd w:val="clear" w:color="auto" w:fill="D9E2F3"/>
-            <w:tcMar>
-              <w:top w:w="50" w:type="dxa"/>
-              <w:left w:w="90" w:type="dxa"/>
-              <w:bottom w:w="50" w:type="dxa"/>
-              <w:right w:w="90" w:type="dxa"/>
-            </w:tcMar>
             <w:vAlign w:val="center"/>
           </w:tcPr>
           <w:p>
@@ -937,12 +837,6 @@
               <w:right w:val="single" w:sz="6" w:space="0" w:color="1F3864"/>
             </w:tcBorders>
             <w:shd w:val="clear" w:color="auto" w:fill="D9E2F3"/>
-            <w:tcMar>
-              <w:top w:w="50" w:type="dxa"/>
-              <w:left w:w="90" w:type="dxa"/>
-              <w:bottom w:w="50" w:type="dxa"/>
-              <w:right w:w="90" w:type="dxa"/>
-            </w:tcMar>
             <w:vAlign w:val="center"/>
           </w:tcPr>
           <w:p>
@@ -976,12 +870,6 @@
               <w:right w:val="single" w:sz="6" w:space="0" w:color="1F3864"/>
             </w:tcBorders>
             <w:shd w:val="clear" w:color="auto" w:fill="4472C4"/>
-            <w:tcMar>
-              <w:top w:w="50" w:type="dxa"/>
-              <w:left w:w="90" w:type="dxa"/>
-              <w:bottom w:w="50" w:type="dxa"/>
-              <w:right w:w="90" w:type="dxa"/>
-            </w:tcMar>
             <w:vAlign w:val="center"/>
           </w:tcPr>
           <w:p>
@@ -1021,12 +909,6 @@
               <w:right w:val="single" w:sz="6" w:space="0" w:color="1F3864"/>
             </w:tcBorders>
             <w:shd w:val="clear" w:color="auto" w:fill="D9E2F3"/>
-            <w:tcMar>
-              <w:top w:w="50" w:type="dxa"/>
-              <w:left w:w="90" w:type="dxa"/>
-              <w:bottom w:w="50" w:type="dxa"/>
-              <w:right w:w="90" w:type="dxa"/>
-            </w:tcMar>
             <w:vAlign w:val="center"/>
           </w:tcPr>
           <w:p>
@@ -1060,12 +942,6 @@
               <w:right w:val="single" w:sz="6" w:space="0" w:color="1F3864"/>
             </w:tcBorders>
             <w:shd w:val="clear" w:color="auto" w:fill="4472C4"/>
-            <w:tcMar>
-              <w:top w:w="50" w:type="dxa"/>
-              <w:left w:w="90" w:type="dxa"/>
-              <w:bottom w:w="50" w:type="dxa"/>
-              <w:right w:w="90" w:type="dxa"/>
-            </w:tcMar>
             <w:vAlign w:val="center"/>
           </w:tcPr>
           <w:p>
@@ -1105,12 +981,6 @@
               <w:right w:val="single" w:sz="6" w:space="0" w:color="1F3864"/>
             </w:tcBorders>
             <w:shd w:val="clear" w:color="auto" w:fill="D9E2F3"/>
-            <w:tcMar>
-              <w:top w:w="50" w:type="dxa"/>
-              <w:left w:w="90" w:type="dxa"/>
-              <w:bottom w:w="50" w:type="dxa"/>
-              <w:right w:w="90" w:type="dxa"/>
-            </w:tcMar>
             <w:vAlign w:val="center"/>
           </w:tcPr>
           <w:p>
@@ -1144,12 +1014,6 @@
               <w:right w:val="single" w:sz="6" w:space="0" w:color="1F3864"/>
             </w:tcBorders>
             <w:shd w:val="clear" w:color="auto" w:fill="D9E2F3"/>
-            <w:tcMar>
-              <w:top w:w="50" w:type="dxa"/>
-              <w:left w:w="90" w:type="dxa"/>
-              <w:bottom w:w="50" w:type="dxa"/>
-              <w:right w:w="90" w:type="dxa"/>
-            </w:tcMar>
             <w:vAlign w:val="center"/>
           </w:tcPr>
           <w:p>
@@ -1210,12 +1074,6 @@
               <w:right w:val="single" w:sz="6" w:space="0" w:color="1F3864"/>
             </w:tcBorders>
             <w:shd w:val="clear" w:color="auto" w:fill="4472C4"/>
-            <w:tcMar>
-              <w:top w:w="50" w:type="dxa"/>
-              <w:left w:w="90" w:type="dxa"/>
-              <w:bottom w:w="50" w:type="dxa"/>
-              <w:right w:w="90" w:type="dxa"/>
-            </w:tcMar>
             <w:vAlign w:val="center"/>
           </w:tcPr>
           <w:p>
@@ -1259,12 +1117,6 @@
               <w:right w:val="single" w:sz="6" w:space="0" w:color="1F3864"/>
             </w:tcBorders>
             <w:shd w:val="clear" w:color="auto" w:fill="D9E2F3"/>
-            <w:tcMar>
-              <w:top w:w="50" w:type="dxa"/>
-              <w:left w:w="90" w:type="dxa"/>
-              <w:bottom w:w="50" w:type="dxa"/>
-              <w:right w:w="90" w:type="dxa"/>
-            </w:tcMar>
             <w:vAlign w:val="center"/>
           </w:tcPr>
           <w:p>
@@ -1301,12 +1153,6 @@
               <w:right w:val="single" w:sz="6" w:space="0" w:color="1F3864"/>
             </w:tcBorders>
             <w:shd w:val="clear" w:color="auto" w:fill="D9E2F3"/>
-            <w:tcMar>
-              <w:top w:w="50" w:type="dxa"/>
-              <w:left w:w="90" w:type="dxa"/>
-              <w:bottom w:w="50" w:type="dxa"/>
-              <w:right w:w="90" w:type="dxa"/>
-            </w:tcMar>
             <w:vAlign w:val="center"/>
           </w:tcPr>
           <w:p>
@@ -1355,12 +1201,6 @@
               <w:right w:val="single" w:sz="6" w:space="0" w:color="1F3864"/>
             </w:tcBorders>
             <w:shd w:val="clear" w:color="auto" w:fill="4472C4"/>
-            <w:tcMar>
-              <w:top w:w="50" w:type="dxa"/>
-              <w:left w:w="90" w:type="dxa"/>
-              <w:bottom w:w="50" w:type="dxa"/>
-              <w:right w:w="90" w:type="dxa"/>
-            </w:tcMar>
             <w:vAlign w:val="center"/>
           </w:tcPr>
           <w:p>
@@ -1401,12 +1241,6 @@
               <w:right w:val="single" w:sz="6" w:space="0" w:color="1F3864"/>
             </w:tcBorders>
             <w:shd w:val="clear" w:color="auto" w:fill="4472C4"/>
-            <w:tcMar>
-              <w:top w:w="50" w:type="dxa"/>
-              <w:left w:w="90" w:type="dxa"/>
-              <w:bottom w:w="50" w:type="dxa"/>
-              <w:right w:w="90" w:type="dxa"/>
-            </w:tcMar>
             <w:vAlign w:val="center"/>
           </w:tcPr>
           <w:p>
@@ -1447,12 +1281,6 @@
               <w:right w:val="single" w:sz="6" w:space="0" w:color="1F3864"/>
             </w:tcBorders>
             <w:shd w:val="clear" w:color="auto" w:fill="4472C4"/>
-            <w:tcMar>
-              <w:top w:w="50" w:type="dxa"/>
-              <w:left w:w="90" w:type="dxa"/>
-              <w:bottom w:w="50" w:type="dxa"/>
-              <w:right w:w="90" w:type="dxa"/>
-            </w:tcMar>
             <w:vAlign w:val="center"/>
           </w:tcPr>
           <w:p>
@@ -1497,12 +1325,6 @@
               <w:right w:val="single" w:sz="6" w:space="0" w:color="1F3864"/>
             </w:tcBorders>
             <w:shd w:val="clear" w:color="auto" w:fill="D9E2F3"/>
-            <w:tcMar>
-              <w:top w:w="50" w:type="dxa"/>
-              <w:left w:w="90" w:type="dxa"/>
-              <w:bottom w:w="50" w:type="dxa"/>
-              <w:right w:w="90" w:type="dxa"/>
-            </w:tcMar>
             <w:vAlign w:val="center"/>
           </w:tcPr>
           <w:p>
@@ -1552,12 +1374,6 @@
               <w:right w:val="single" w:sz="6" w:space="0" w:color="1F3864"/>
             </w:tcBorders>
             <w:shd w:val="clear" w:color="auto" w:fill="D9E2F3"/>
-            <w:tcMar>
-              <w:top w:w="50" w:type="dxa"/>
-              <w:left w:w="90" w:type="dxa"/>
-              <w:bottom w:w="50" w:type="dxa"/>
-              <w:right w:w="90" w:type="dxa"/>
-            </w:tcMar>
             <w:vAlign w:val="center"/>
           </w:tcPr>
           <w:p>
@@ -1639,12 +1455,6 @@
               <w:right w:val="single" w:sz="6" w:space="0" w:color="1F3864"/>
             </w:tcBorders>
             <w:shd w:val="clear" w:color="auto" w:fill="D9E2F3"/>
-            <w:tcMar>
-              <w:top w:w="50" w:type="dxa"/>
-              <w:left w:w="90" w:type="dxa"/>
-              <w:bottom w:w="50" w:type="dxa"/>
-              <w:right w:w="90" w:type="dxa"/>
-            </w:tcMar>
             <w:vAlign w:val="center"/>
           </w:tcPr>
           <w:p>
@@ -1724,12 +1534,6 @@
               <w:right w:val="single" w:sz="6" w:space="0" w:color="1F3864"/>
             </w:tcBorders>
             <w:shd w:val="clear" w:color="auto" w:fill="D9E2F3"/>
-            <w:tcMar>
-              <w:top w:w="50" w:type="dxa"/>
-              <w:left w:w="90" w:type="dxa"/>
-              <w:bottom w:w="50" w:type="dxa"/>
-              <w:right w:w="90" w:type="dxa"/>
-            </w:tcMar>
             <w:vAlign w:val="center"/>
           </w:tcPr>
           <w:p>
@@ -1763,12 +1567,6 @@
               <w:right w:val="single" w:sz="6" w:space="0" w:color="1F3864"/>
             </w:tcBorders>
             <w:shd w:val="clear" w:color="auto" w:fill="D9E2F3"/>
-            <w:tcMar>
-              <w:top w:w="50" w:type="dxa"/>
-              <w:left w:w="90" w:type="dxa"/>
-              <w:bottom w:w="50" w:type="dxa"/>
-              <w:right w:w="90" w:type="dxa"/>
-            </w:tcMar>
             <w:vAlign w:val="center"/>
           </w:tcPr>
           <w:p>
@@ -1816,12 +1614,6 @@
               <w:right w:val="single" w:sz="6" w:space="0" w:color="1F3864"/>
             </w:tcBorders>
             <w:shd w:val="clear" w:color="auto" w:fill="D9E2F3"/>
-            <w:tcMar>
-              <w:top w:w="50" w:type="dxa"/>
-              <w:left w:w="90" w:type="dxa"/>
-              <w:bottom w:w="50" w:type="dxa"/>
-              <w:right w:w="90" w:type="dxa"/>
-            </w:tcMar>
             <w:vAlign w:val="center"/>
           </w:tcPr>
           <w:p>
@@ -1855,12 +1647,6 @@
               <w:right w:val="single" w:sz="6" w:space="0" w:color="1F3864"/>
             </w:tcBorders>
             <w:shd w:val="clear" w:color="auto" w:fill="D9E2F3"/>
-            <w:tcMar>
-              <w:top w:w="50" w:type="dxa"/>
-              <w:left w:w="90" w:type="dxa"/>
-              <w:bottom w:w="50" w:type="dxa"/>
-              <w:right w:w="90" w:type="dxa"/>
-            </w:tcMar>
             <w:vAlign w:val="center"/>
           </w:tcPr>
           <w:p>
@@ -1936,12 +1722,6 @@
               <w:right w:val="single" w:sz="6" w:space="0" w:color="1F3864"/>
             </w:tcBorders>
             <w:shd w:val="clear" w:color="auto" w:fill="D9E2F3"/>
-            <w:tcMar>
-              <w:top w:w="50" w:type="dxa"/>
-              <w:left w:w="90" w:type="dxa"/>
-              <w:bottom w:w="50" w:type="dxa"/>
-              <w:right w:w="90" w:type="dxa"/>
-            </w:tcMar>
             <w:vAlign w:val="center"/>
           </w:tcPr>
           <w:p>
@@ -2069,12 +1849,6 @@
               <w:right w:val="single" w:sz="6" w:space="0" w:color="1F3864"/>
             </w:tcBorders>
             <w:shd w:val="clear" w:color="auto" w:fill="D9E2F3"/>
-            <w:tcMar>
-              <w:top w:w="50" w:type="dxa"/>
-              <w:left w:w="90" w:type="dxa"/>
-              <w:bottom w:w="50" w:type="dxa"/>
-              <w:right w:w="90" w:type="dxa"/>
-            </w:tcMar>
             <w:vAlign w:val="center"/>
           </w:tcPr>
           <w:p>
@@ -2124,12 +1898,6 @@
               <w:right w:val="single" w:sz="6" w:space="0" w:color="1F3864"/>
             </w:tcBorders>
             <w:shd w:val="clear" w:color="auto" w:fill="D9E2F3"/>
-            <w:tcMar>
-              <w:top w:w="50" w:type="dxa"/>
-              <w:left w:w="90" w:type="dxa"/>
-              <w:bottom w:w="50" w:type="dxa"/>
-              <w:right w:w="90" w:type="dxa"/>
-            </w:tcMar>
             <w:vAlign w:val="center"/>
           </w:tcPr>
           <w:p>
@@ -2192,12 +1960,6 @@
               <w:right w:val="single" w:sz="6" w:space="0" w:color="1F3864"/>
             </w:tcBorders>
             <w:shd w:val="clear" w:color="auto" w:fill="4472C4"/>
-            <w:tcMar>
-              <w:top w:w="50" w:type="dxa"/>
-              <w:left w:w="90" w:type="dxa"/>
-              <w:bottom w:w="50" w:type="dxa"/>
-              <w:right w:w="90" w:type="dxa"/>
-            </w:tcMar>
             <w:vAlign w:val="center"/>
           </w:tcPr>
           <w:p>
@@ -2241,12 +2003,6 @@
               <w:right w:val="single" w:sz="6" w:space="0" w:color="1F3864"/>
             </w:tcBorders>
             <w:shd w:val="clear" w:color="auto" w:fill="4472C4"/>
-            <w:tcMar>
-              <w:top w:w="50" w:type="dxa"/>
-              <w:left w:w="90" w:type="dxa"/>
-              <w:bottom w:w="50" w:type="dxa"/>
-              <w:right w:w="90" w:type="dxa"/>
-            </w:tcMar>
             <w:vAlign w:val="center"/>
           </w:tcPr>
           <w:p>
@@ -2286,12 +2042,6 @@
               <w:right w:val="single" w:sz="6" w:space="0" w:color="1F3864"/>
             </w:tcBorders>
             <w:shd w:val="clear" w:color="auto" w:fill="D9E2F3"/>
-            <w:tcMar>
-              <w:top w:w="50" w:type="dxa"/>
-              <w:left w:w="90" w:type="dxa"/>
-              <w:bottom w:w="50" w:type="dxa"/>
-              <w:right w:w="90" w:type="dxa"/>
-            </w:tcMar>
             <w:vAlign w:val="center"/>
           </w:tcPr>
           <w:p>
@@ -2350,12 +2100,6 @@
               <w:right w:val="single" w:sz="6" w:space="0" w:color="1F3864"/>
             </w:tcBorders>
             <w:shd w:val="clear" w:color="auto" w:fill="4472C4"/>
-            <w:tcMar>
-              <w:top w:w="50" w:type="dxa"/>
-              <w:left w:w="90" w:type="dxa"/>
-              <w:bottom w:w="50" w:type="dxa"/>
-              <w:right w:w="90" w:type="dxa"/>
-            </w:tcMar>
             <w:vAlign w:val="center"/>
           </w:tcPr>
           <w:p>
@@ -2398,12 +2142,6 @@
               <w:right w:val="single" w:sz="6" w:space="0" w:color="1F3864"/>
             </w:tcBorders>
             <w:shd w:val="clear" w:color="auto" w:fill="D9E2F3"/>
-            <w:tcMar>
-              <w:top w:w="50" w:type="dxa"/>
-              <w:left w:w="90" w:type="dxa"/>
-              <w:bottom w:w="50" w:type="dxa"/>
-              <w:right w:w="90" w:type="dxa"/>
-            </w:tcMar>
             <w:vAlign w:val="center"/>
           </w:tcPr>
           <w:p>
@@ -2437,12 +2175,6 @@
               <w:right w:val="single" w:sz="6" w:space="0" w:color="1F3864"/>
             </w:tcBorders>
             <w:shd w:val="clear" w:color="auto" w:fill="D9E2F3"/>
-            <w:tcMar>
-              <w:top w:w="50" w:type="dxa"/>
-              <w:left w:w="90" w:type="dxa"/>
-              <w:bottom w:w="50" w:type="dxa"/>
-              <w:right w:w="90" w:type="dxa"/>
-            </w:tcMar>
             <w:vAlign w:val="center"/>
           </w:tcPr>
           <w:p>
@@ -2602,12 +2334,6 @@
               <w:right w:val="single" w:sz="6" w:space="0" w:color="1F3864"/>
             </w:tcBorders>
             <w:shd w:val="clear" w:color="auto" w:fill="D9E2F3"/>
-            <w:tcMar>
-              <w:top w:w="50" w:type="dxa"/>
-              <w:left w:w="90" w:type="dxa"/>
-              <w:bottom w:w="50" w:type="dxa"/>
-              <w:right w:w="90" w:type="dxa"/>
-            </w:tcMar>
             <w:vAlign w:val="center"/>
           </w:tcPr>
           <w:p>
@@ -2673,12 +2399,6 @@
               <w:right w:val="single" w:sz="6" w:space="0" w:color="1F3864"/>
             </w:tcBorders>
             <w:shd w:val="clear" w:color="auto" w:fill="D9E2F3"/>
-            <w:tcMar>
-              <w:top w:w="50" w:type="dxa"/>
-              <w:left w:w="90" w:type="dxa"/>
-              <w:bottom w:w="50" w:type="dxa"/>
-              <w:right w:w="90" w:type="dxa"/>
-            </w:tcMar>
             <w:vAlign w:val="center"/>
           </w:tcPr>
           <w:p>
@@ -2711,12 +2431,6 @@
               <w:right w:val="single" w:sz="6" w:space="0" w:color="1F3864"/>
             </w:tcBorders>
             <w:shd w:val="clear" w:color="auto" w:fill="D9E2F3"/>
-            <w:tcMar>
-              <w:top w:w="50" w:type="dxa"/>
-              <w:left w:w="90" w:type="dxa"/>
-              <w:bottom w:w="50" w:type="dxa"/>
-              <w:right w:w="90" w:type="dxa"/>
-            </w:tcMar>
             <w:vAlign w:val="center"/>
           </w:tcPr>
           <w:p>
@@ -3075,12 +2789,6 @@
               <w:right w:val="single" w:sz="6" w:space="0" w:color="1F3864"/>
             </w:tcBorders>
             <w:shd w:val="clear" w:color="auto" w:fill="D9E2F3"/>
-            <w:tcMar>
-              <w:top w:w="50" w:type="dxa"/>
-              <w:left w:w="90" w:type="dxa"/>
-              <w:bottom w:w="50" w:type="dxa"/>
-              <w:right w:w="90" w:type="dxa"/>
-            </w:tcMar>
             <w:vAlign w:val="center"/>
           </w:tcPr>
           <w:p>
@@ -3113,12 +2821,6 @@
               <w:right w:val="single" w:sz="6" w:space="0" w:color="1F3864"/>
             </w:tcBorders>
             <w:shd w:val="clear" w:color="auto" w:fill="D9E2F3"/>
-            <w:tcMar>
-              <w:top w:w="50" w:type="dxa"/>
-              <w:left w:w="90" w:type="dxa"/>
-              <w:bottom w:w="50" w:type="dxa"/>
-              <w:right w:w="90" w:type="dxa"/>
-            </w:tcMar>
             <w:vAlign w:val="center"/>
           </w:tcPr>
           <w:p>
@@ -3147,12 +2849,6 @@
               <w:right w:val="single" w:sz="6" w:space="0" w:color="1F3864"/>
             </w:tcBorders>
             <w:shd w:val="clear" w:color="auto" w:fill="D9E2F3"/>
-            <w:tcMar>
-              <w:top w:w="50" w:type="dxa"/>
-              <w:left w:w="90" w:type="dxa"/>
-              <w:bottom w:w="50" w:type="dxa"/>
-              <w:right w:w="90" w:type="dxa"/>
-            </w:tcMar>
             <w:vAlign w:val="center"/>
           </w:tcPr>
           <w:p>
@@ -3178,12 +2874,6 @@
               <w:right w:val="single" w:sz="6" w:space="0" w:color="1F3864"/>
             </w:tcBorders>
             <w:shd w:val="clear" w:color="auto" w:fill="D9E2F3"/>
-            <w:tcMar>
-              <w:top w:w="50" w:type="dxa"/>
-              <w:left w:w="90" w:type="dxa"/>
-              <w:bottom w:w="50" w:type="dxa"/>
-              <w:right w:w="90" w:type="dxa"/>
-            </w:tcMar>
             <w:vAlign w:val="center"/>
           </w:tcPr>
           <w:p>
@@ -3209,12 +2899,6 @@
               <w:right w:val="single" w:sz="6" w:space="0" w:color="1F3864"/>
             </w:tcBorders>
             <w:shd w:val="clear" w:color="auto" w:fill="D9E2F3"/>
-            <w:tcMar>
-              <w:top w:w="50" w:type="dxa"/>
-              <w:left w:w="90" w:type="dxa"/>
-              <w:bottom w:w="50" w:type="dxa"/>
-              <w:right w:w="90" w:type="dxa"/>
-            </w:tcMar>
             <w:vAlign w:val="center"/>
           </w:tcPr>
           <w:p>
@@ -3244,12 +2928,6 @@
               <w:right w:val="single" w:sz="6" w:space="0" w:color="1F3864"/>
             </w:tcBorders>
             <w:shd w:val="clear" w:color="auto" w:fill="D9E2F3"/>
-            <w:tcMar>
-              <w:top w:w="50" w:type="dxa"/>
-              <w:left w:w="90" w:type="dxa"/>
-              <w:bottom w:w="50" w:type="dxa"/>
-              <w:right w:w="90" w:type="dxa"/>
-            </w:tcMar>
             <w:vAlign w:val="center"/>
           </w:tcPr>
           <w:p>
@@ -3274,12 +2952,6 @@
               <w:right w:val="single" w:sz="6" w:space="0" w:color="1F3864"/>
             </w:tcBorders>
             <w:shd w:val="clear" w:color="auto" w:fill="D9E2F3"/>
-            <w:tcMar>
-              <w:top w:w="50" w:type="dxa"/>
-              <w:left w:w="90" w:type="dxa"/>
-              <w:bottom w:w="50" w:type="dxa"/>
-              <w:right w:w="90" w:type="dxa"/>
-            </w:tcMar>
             <w:vAlign w:val="center"/>
           </w:tcPr>
           <w:p>
@@ -3304,12 +2976,6 @@
               <w:right w:val="single" w:sz="6" w:space="0" w:color="1F3864"/>
             </w:tcBorders>
             <w:shd w:val="clear" w:color="auto" w:fill="D9E2F3"/>
-            <w:tcMar>
-              <w:top w:w="50" w:type="dxa"/>
-              <w:left w:w="90" w:type="dxa"/>
-              <w:bottom w:w="50" w:type="dxa"/>
-              <w:right w:w="90" w:type="dxa"/>
-            </w:tcMar>
             <w:vAlign w:val="center"/>
           </w:tcPr>
           <w:p>
@@ -3361,12 +3027,6 @@
               <w:right w:val="single" w:sz="6" w:space="0" w:color="1F3864"/>
             </w:tcBorders>
             <w:shd w:val="clear" w:color="auto" w:fill="D9E2F3"/>
-            <w:tcMar>
-              <w:top w:w="50" w:type="dxa"/>
-              <w:left w:w="90" w:type="dxa"/>
-              <w:bottom w:w="50" w:type="dxa"/>
-              <w:right w:w="90" w:type="dxa"/>
-            </w:tcMar>
             <w:vAlign w:val="center"/>
           </w:tcPr>
           <w:p>
@@ -3391,12 +3051,6 @@
               <w:right w:val="single" w:sz="6" w:space="0" w:color="1F3864"/>
             </w:tcBorders>
             <w:shd w:val="clear" w:color="auto" w:fill="D9E2F3"/>
-            <w:tcMar>
-              <w:top w:w="50" w:type="dxa"/>
-              <w:left w:w="90" w:type="dxa"/>
-              <w:bottom w:w="50" w:type="dxa"/>
-              <w:right w:w="90" w:type="dxa"/>
-            </w:tcMar>
             <w:vAlign w:val="center"/>
           </w:tcPr>
           <w:p>
@@ -3425,12 +3079,6 @@
               <w:right w:val="single" w:sz="6" w:space="0" w:color="1F3864"/>
             </w:tcBorders>
             <w:shd w:val="clear" w:color="auto" w:fill="D9E2F3"/>
-            <w:tcMar>
-              <w:top w:w="50" w:type="dxa"/>
-              <w:left w:w="90" w:type="dxa"/>
-              <w:bottom w:w="50" w:type="dxa"/>
-              <w:right w:w="90" w:type="dxa"/>
-            </w:tcMar>
             <w:vAlign w:val="center"/>
           </w:tcPr>
           <w:p>
@@ -3455,12 +3103,6 @@
               <w:right w:val="single" w:sz="6" w:space="0" w:color="1F3864"/>
             </w:tcBorders>
             <w:shd w:val="clear" w:color="auto" w:fill="D9E2F3"/>
-            <w:tcMar>
-              <w:top w:w="50" w:type="dxa"/>
-              <w:left w:w="90" w:type="dxa"/>
-              <w:bottom w:w="50" w:type="dxa"/>
-              <w:right w:w="90" w:type="dxa"/>
-            </w:tcMar>
             <w:vAlign w:val="center"/>
           </w:tcPr>
           <w:p>
@@ -3485,12 +3127,6 @@
               <w:right w:val="single" w:sz="6" w:space="0" w:color="1F3864"/>
             </w:tcBorders>
             <w:shd w:val="clear" w:color="auto" w:fill="D9E2F3"/>
-            <w:tcMar>
-              <w:top w:w="50" w:type="dxa"/>
-              <w:left w:w="90" w:type="dxa"/>
-              <w:bottom w:w="50" w:type="dxa"/>
-              <w:right w:w="90" w:type="dxa"/>
-            </w:tcMar>
             <w:vAlign w:val="center"/>
           </w:tcPr>
           <w:p>
@@ -3542,12 +3178,6 @@
               <w:right w:val="single" w:sz="6" w:space="0" w:color="1F3864"/>
             </w:tcBorders>
             <w:shd w:val="clear" w:color="auto" w:fill="D9E2F3"/>
-            <w:tcMar>
-              <w:top w:w="50" w:type="dxa"/>
-              <w:left w:w="90" w:type="dxa"/>
-              <w:bottom w:w="50" w:type="dxa"/>
-              <w:right w:w="90" w:type="dxa"/>
-            </w:tcMar>
             <w:vAlign w:val="center"/>
           </w:tcPr>
           <w:p>
@@ -3572,12 +3202,6 @@
               <w:right w:val="single" w:sz="6" w:space="0" w:color="1F3864"/>
             </w:tcBorders>
             <w:shd w:val="clear" w:color="auto" w:fill="D9E2F3"/>
-            <w:tcMar>
-              <w:top w:w="50" w:type="dxa"/>
-              <w:left w:w="90" w:type="dxa"/>
-              <w:bottom w:w="50" w:type="dxa"/>
-              <w:right w:w="90" w:type="dxa"/>
-            </w:tcMar>
             <w:vAlign w:val="center"/>
           </w:tcPr>
           <w:p>
@@ -3605,12 +3229,6 @@
               <w:right w:val="single" w:sz="6" w:space="0" w:color="1F3864"/>
             </w:tcBorders>
             <w:shd w:val="clear" w:color="auto" w:fill="D9E2F3"/>
-            <w:tcMar>
-              <w:top w:w="50" w:type="dxa"/>
-              <w:left w:w="90" w:type="dxa"/>
-              <w:bottom w:w="50" w:type="dxa"/>
-              <w:right w:w="90" w:type="dxa"/>
-            </w:tcMar>
             <w:vAlign w:val="center"/>
           </w:tcPr>
           <w:p>
@@ -3639,12 +3257,6 @@
               <w:right w:val="single" w:sz="6" w:space="0" w:color="1F3864"/>
             </w:tcBorders>
             <w:shd w:val="clear" w:color="auto" w:fill="D9E2F3"/>
-            <w:tcMar>
-              <w:top w:w="50" w:type="dxa"/>
-              <w:left w:w="90" w:type="dxa"/>
-              <w:bottom w:w="50" w:type="dxa"/>
-              <w:right w:w="90" w:type="dxa"/>
-            </w:tcMar>
             <w:vAlign w:val="center"/>
           </w:tcPr>
           <w:p>
@@ -3670,12 +3282,6 @@
               <w:right w:val="single" w:sz="6" w:space="0" w:color="1F3864"/>
             </w:tcBorders>
             <w:shd w:val="clear" w:color="auto" w:fill="D9E2F3"/>
-            <w:tcMar>
-              <w:top w:w="50" w:type="dxa"/>
-              <w:left w:w="90" w:type="dxa"/>
-              <w:bottom w:w="50" w:type="dxa"/>
-              <w:right w:w="90" w:type="dxa"/>
-            </w:tcMar>
             <w:vAlign w:val="center"/>
           </w:tcPr>
           <w:p>
@@ -3701,12 +3307,6 @@
               <w:right w:val="single" w:sz="6" w:space="0" w:color="1F3864"/>
             </w:tcBorders>
             <w:shd w:val="clear" w:color="auto" w:fill="D9E2F3"/>
-            <w:tcMar>
-              <w:top w:w="50" w:type="dxa"/>
-              <w:left w:w="90" w:type="dxa"/>
-              <w:bottom w:w="50" w:type="dxa"/>
-              <w:right w:w="90" w:type="dxa"/>
-            </w:tcMar>
             <w:vAlign w:val="center"/>
           </w:tcPr>
           <w:p>
@@ -3735,12 +3335,6 @@
               <w:right w:val="single" w:sz="6" w:space="0" w:color="1F3864"/>
             </w:tcBorders>
             <w:shd w:val="clear" w:color="auto" w:fill="D9E2F3"/>
-            <w:tcMar>
-              <w:top w:w="50" w:type="dxa"/>
-              <w:left w:w="90" w:type="dxa"/>
-              <w:bottom w:w="50" w:type="dxa"/>
-              <w:right w:w="90" w:type="dxa"/>
-            </w:tcMar>
             <w:vAlign w:val="center"/>
           </w:tcPr>
           <w:p>
@@ -3765,12 +3359,6 @@
               <w:right w:val="single" w:sz="6" w:space="0" w:color="1F3864"/>
             </w:tcBorders>
             <w:shd w:val="clear" w:color="auto" w:fill="D9E2F3"/>
-            <w:tcMar>
-              <w:top w:w="50" w:type="dxa"/>
-              <w:left w:w="90" w:type="dxa"/>
-              <w:bottom w:w="50" w:type="dxa"/>
-              <w:right w:w="90" w:type="dxa"/>
-            </w:tcMar>
             <w:vAlign w:val="center"/>
           </w:tcPr>
           <w:p>
@@ -3800,12 +3388,6 @@
               <w:right w:val="single" w:sz="6" w:space="0" w:color="1F3864"/>
             </w:tcBorders>
             <w:shd w:val="clear" w:color="auto" w:fill="D9E2F3"/>
-            <w:tcMar>
-              <w:top w:w="50" w:type="dxa"/>
-              <w:left w:w="90" w:type="dxa"/>
-              <w:bottom w:w="50" w:type="dxa"/>
-              <w:right w:w="90" w:type="dxa"/>
-            </w:tcMar>
             <w:vAlign w:val="center"/>
           </w:tcPr>
           <w:p>
@@ -3838,12 +3420,6 @@
               <w:right w:val="single" w:sz="6" w:space="0" w:color="1F3864"/>
             </w:tcBorders>
             <w:shd w:val="clear" w:color="auto" w:fill="D9E2F3"/>
-            <w:tcMar>
-              <w:top w:w="50" w:type="dxa"/>
-              <w:left w:w="90" w:type="dxa"/>
-              <w:bottom w:w="50" w:type="dxa"/>
-              <w:right w:w="90" w:type="dxa"/>
-            </w:tcMar>
             <w:vAlign w:val="center"/>
           </w:tcPr>
           <w:p>
@@ -3917,12 +3493,6 @@
               <w:right w:val="single" w:sz="6" w:space="0" w:color="1F3864"/>
             </w:tcBorders>
             <w:shd w:val="clear" w:color="auto" w:fill="4472C4"/>
-            <w:tcMar>
-              <w:top w:w="50" w:type="dxa"/>
-              <w:left w:w="90" w:type="dxa"/>
-              <w:bottom w:w="50" w:type="dxa"/>
-              <w:right w:w="90" w:type="dxa"/>
-            </w:tcMar>
             <w:vAlign w:val="center"/>
           </w:tcPr>
           <w:p>
@@ -3963,12 +3533,6 @@
               <w:right w:val="single" w:sz="6" w:space="0" w:color="1F3864"/>
             </w:tcBorders>
             <w:shd w:val="clear" w:color="auto" w:fill="4472C4"/>
-            <w:tcMar>
-              <w:top w:w="50" w:type="dxa"/>
-              <w:left w:w="90" w:type="dxa"/>
-              <w:bottom w:w="50" w:type="dxa"/>
-              <w:right w:w="90" w:type="dxa"/>
-            </w:tcMar>
             <w:vAlign w:val="center"/>
           </w:tcPr>
           <w:p>
@@ -4009,12 +3573,6 @@
               <w:right w:val="single" w:sz="6" w:space="0" w:color="1F3864"/>
             </w:tcBorders>
             <w:shd w:val="clear" w:color="auto" w:fill="4472C4"/>
-            <w:tcMar>
-              <w:top w:w="50" w:type="dxa"/>
-              <w:left w:w="90" w:type="dxa"/>
-              <w:bottom w:w="50" w:type="dxa"/>
-              <w:right w:w="90" w:type="dxa"/>
-            </w:tcMar>
             <w:vAlign w:val="center"/>
           </w:tcPr>
           <w:p>
@@ -4059,12 +3617,6 @@
               <w:right w:val="single" w:sz="6" w:space="0" w:color="1F3864"/>
             </w:tcBorders>
             <w:shd w:val="clear" w:color="auto" w:fill="D9E2F3"/>
-            <w:tcMar>
-              <w:top w:w="50" w:type="dxa"/>
-              <w:left w:w="90" w:type="dxa"/>
-              <w:bottom w:w="50" w:type="dxa"/>
-              <w:right w:w="90" w:type="dxa"/>
-            </w:tcMar>
             <w:vAlign w:val="center"/>
           </w:tcPr>
           <w:p>
@@ -4116,12 +3668,6 @@
               <w:right w:val="single" w:sz="6" w:space="0" w:color="1F3864"/>
             </w:tcBorders>
             <w:shd w:val="clear" w:color="auto" w:fill="D9E2F3"/>
-            <w:tcMar>
-              <w:top w:w="50" w:type="dxa"/>
-              <w:left w:w="90" w:type="dxa"/>
-              <w:bottom w:w="50" w:type="dxa"/>
-              <w:right w:w="90" w:type="dxa"/>
-            </w:tcMar>
             <w:vAlign w:val="center"/>
           </w:tcPr>
           <w:p>
@@ -4155,12 +3701,6 @@
               <w:right w:val="single" w:sz="6" w:space="0" w:color="1F3864"/>
             </w:tcBorders>
             <w:shd w:val="clear" w:color="auto" w:fill="D9E2F3"/>
-            <w:tcMar>
-              <w:top w:w="50" w:type="dxa"/>
-              <w:left w:w="90" w:type="dxa"/>
-              <w:bottom w:w="50" w:type="dxa"/>
-              <w:right w:w="90" w:type="dxa"/>
-            </w:tcMar>
             <w:vAlign w:val="center"/>
           </w:tcPr>
           <w:p>
@@ -4252,12 +3792,6 @@
               <w:right w:val="single" w:sz="6" w:space="0" w:color="1F3864"/>
             </w:tcBorders>
             <w:shd w:val="clear" w:color="auto" w:fill="D9E2F3"/>
-            <w:tcMar>
-              <w:top w:w="50" w:type="dxa"/>
-              <w:left w:w="90" w:type="dxa"/>
-              <w:bottom w:w="50" w:type="dxa"/>
-              <w:right w:w="90" w:type="dxa"/>
-            </w:tcMar>
             <w:vAlign w:val="center"/>
           </w:tcPr>
           <w:p>
@@ -4291,12 +3825,6 @@
               <w:right w:val="single" w:sz="6" w:space="0" w:color="1F3864"/>
             </w:tcBorders>
             <w:shd w:val="clear" w:color="auto" w:fill="D9E2F3"/>
-            <w:tcMar>
-              <w:top w:w="50" w:type="dxa"/>
-              <w:left w:w="90" w:type="dxa"/>
-              <w:bottom w:w="50" w:type="dxa"/>
-              <w:right w:w="90" w:type="dxa"/>
-            </w:tcMar>
             <w:vAlign w:val="center"/>
           </w:tcPr>
           <w:p>
@@ -4364,12 +3892,6 @@
               <w:right w:val="single" w:sz="6" w:space="0" w:color="1F3864"/>
             </w:tcBorders>
             <w:shd w:val="clear" w:color="auto" w:fill="D9E2F3"/>
-            <w:tcMar>
-              <w:top w:w="50" w:type="dxa"/>
-              <w:left w:w="90" w:type="dxa"/>
-              <w:bottom w:w="50" w:type="dxa"/>
-              <w:right w:w="90" w:type="dxa"/>
-            </w:tcMar>
             <w:vAlign w:val="center"/>
           </w:tcPr>
           <w:p>
@@ -4403,12 +3925,6 @@
               <w:right w:val="single" w:sz="6" w:space="0" w:color="1F3864"/>
             </w:tcBorders>
             <w:shd w:val="clear" w:color="auto" w:fill="D9E2F3"/>
-            <w:tcMar>
-              <w:top w:w="50" w:type="dxa"/>
-              <w:left w:w="90" w:type="dxa"/>
-              <w:bottom w:w="50" w:type="dxa"/>
-              <w:right w:w="90" w:type="dxa"/>
-            </w:tcMar>
             <w:vAlign w:val="center"/>
           </w:tcPr>
           <w:p>
@@ -4442,12 +3958,6 @@
               <w:right w:val="single" w:sz="6" w:space="0" w:color="1F3864"/>
             </w:tcBorders>
             <w:shd w:val="clear" w:color="auto" w:fill="D9E2F3"/>
-            <w:tcMar>
-              <w:top w:w="50" w:type="dxa"/>
-              <w:left w:w="90" w:type="dxa"/>
-              <w:bottom w:w="50" w:type="dxa"/>
-              <w:right w:w="90" w:type="dxa"/>
-            </w:tcMar>
             <w:vAlign w:val="center"/>
           </w:tcPr>
           <w:p>
@@ -4539,12 +4049,6 @@
               <w:right w:val="single" w:sz="6" w:space="0" w:color="1F3864"/>
             </w:tcBorders>
             <w:shd w:val="clear" w:color="auto" w:fill="D9E2F3"/>
-            <w:tcMar>
-              <w:top w:w="50" w:type="dxa"/>
-              <w:left w:w="90" w:type="dxa"/>
-              <w:bottom w:w="50" w:type="dxa"/>
-              <w:right w:w="90" w:type="dxa"/>
-            </w:tcMar>
             <w:vAlign w:val="center"/>
           </w:tcPr>
           <w:p>
@@ -4578,12 +4082,6 @@
               <w:right w:val="single" w:sz="6" w:space="0" w:color="1F3864"/>
             </w:tcBorders>
             <w:shd w:val="clear" w:color="auto" w:fill="D9E2F3"/>
-            <w:tcMar>
-              <w:top w:w="50" w:type="dxa"/>
-              <w:left w:w="90" w:type="dxa"/>
-              <w:bottom w:w="50" w:type="dxa"/>
-              <w:right w:w="90" w:type="dxa"/>
-            </w:tcMar>
             <w:vAlign w:val="center"/>
           </w:tcPr>
           <w:p>
@@ -4650,12 +4148,6 @@
               <w:right w:val="single" w:sz="6" w:space="0" w:color="1F3864"/>
             </w:tcBorders>
             <w:shd w:val="clear" w:color="auto" w:fill="4472C4"/>
-            <w:tcMar>
-              <w:top w:w="50" w:type="dxa"/>
-              <w:left w:w="90" w:type="dxa"/>
-              <w:bottom w:w="50" w:type="dxa"/>
-              <w:right w:w="90" w:type="dxa"/>
-            </w:tcMar>
             <w:vAlign w:val="center"/>
           </w:tcPr>
           <w:p>
@@ -4699,12 +4191,6 @@
               <w:right w:val="single" w:sz="6" w:space="0" w:color="1F3864"/>
             </w:tcBorders>
             <w:shd w:val="clear" w:color="auto" w:fill="4472C4"/>
-            <w:tcMar>
-              <w:top w:w="50" w:type="dxa"/>
-              <w:left w:w="90" w:type="dxa"/>
-              <w:bottom w:w="50" w:type="dxa"/>
-              <w:right w:w="90" w:type="dxa"/>
-            </w:tcMar>
             <w:vAlign w:val="center"/>
           </w:tcPr>
           <w:p>
@@ -4744,12 +4230,6 @@
               <w:right w:val="single" w:sz="6" w:space="0" w:color="1F3864"/>
             </w:tcBorders>
             <w:shd w:val="clear" w:color="auto" w:fill="D9E2F3"/>
-            <w:tcMar>
-              <w:top w:w="50" w:type="dxa"/>
-              <w:left w:w="90" w:type="dxa"/>
-              <w:bottom w:w="50" w:type="dxa"/>
-              <w:right w:w="90" w:type="dxa"/>
-            </w:tcMar>
             <w:vAlign w:val="center"/>
           </w:tcPr>
           <w:p>
@@ -4808,12 +4288,6 @@
               <w:right w:val="single" w:sz="6" w:space="0" w:color="1F3864"/>
             </w:tcBorders>
             <w:shd w:val="clear" w:color="auto" w:fill="4472C4"/>
-            <w:tcMar>
-              <w:top w:w="50" w:type="dxa"/>
-              <w:left w:w="90" w:type="dxa"/>
-              <w:bottom w:w="50" w:type="dxa"/>
-              <w:right w:w="90" w:type="dxa"/>
-            </w:tcMar>
             <w:vAlign w:val="center"/>
           </w:tcPr>
           <w:p>
@@ -4856,12 +4330,6 @@
               <w:right w:val="single" w:sz="6" w:space="0" w:color="1F3864"/>
             </w:tcBorders>
             <w:shd w:val="clear" w:color="auto" w:fill="D9E2F3"/>
-            <w:tcMar>
-              <w:top w:w="50" w:type="dxa"/>
-              <w:left w:w="90" w:type="dxa"/>
-              <w:bottom w:w="50" w:type="dxa"/>
-              <w:right w:w="90" w:type="dxa"/>
-            </w:tcMar>
             <w:vAlign w:val="center"/>
           </w:tcPr>
           <w:p>
@@ -4896,12 +4364,6 @@
               <w:right w:val="single" w:sz="6" w:space="0" w:color="1F3864"/>
             </w:tcBorders>
             <w:shd w:val="clear" w:color="auto" w:fill="D9E2F3"/>
-            <w:tcMar>
-              <w:top w:w="50" w:type="dxa"/>
-              <w:left w:w="90" w:type="dxa"/>
-              <w:bottom w:w="50" w:type="dxa"/>
-              <w:right w:w="90" w:type="dxa"/>
-            </w:tcMar>
             <w:vAlign w:val="center"/>
           </w:tcPr>
           <w:p>
@@ -4965,12 +4427,6 @@
               <w:right w:val="single" w:sz="6" w:space="0" w:color="1F3864"/>
             </w:tcBorders>
             <w:shd w:val="clear" w:color="auto" w:fill="D9E2F3"/>
-            <w:tcMar>
-              <w:top w:w="50" w:type="dxa"/>
-              <w:left w:w="90" w:type="dxa"/>
-              <w:bottom w:w="50" w:type="dxa"/>
-              <w:right w:w="90" w:type="dxa"/>
-            </w:tcMar>
             <w:vAlign w:val="center"/>
           </w:tcPr>
           <w:p>
@@ -5084,12 +4540,6 @@
               <w:right w:val="single" w:sz="6" w:space="0" w:color="1F3864"/>
             </w:tcBorders>
             <w:shd w:val="clear" w:color="auto" w:fill="D9E2F3"/>
-            <w:tcMar>
-              <w:top w:w="50" w:type="dxa"/>
-              <w:left w:w="90" w:type="dxa"/>
-              <w:bottom w:w="50" w:type="dxa"/>
-              <w:right w:w="90" w:type="dxa"/>
-            </w:tcMar>
             <w:vAlign w:val="center"/>
           </w:tcPr>
           <w:p>
@@ -5139,12 +4589,6 @@
               <w:right w:val="single" w:sz="6" w:space="0" w:color="1F3864"/>
             </w:tcBorders>
             <w:shd w:val="clear" w:color="auto" w:fill="D9E2F3"/>
-            <w:tcMar>
-              <w:top w:w="50" w:type="dxa"/>
-              <w:left w:w="90" w:type="dxa"/>
-              <w:bottom w:w="50" w:type="dxa"/>
-              <w:right w:w="90" w:type="dxa"/>
-            </w:tcMar>
             <w:vAlign w:val="center"/>
           </w:tcPr>
           <w:p>
@@ -5410,12 +4854,6 @@
               <w:right w:val="single" w:sz="6" w:space="0" w:color="1F3864"/>
             </w:tcBorders>
             <w:shd w:val="clear" w:color="auto" w:fill="D9E2F3"/>
-            <w:tcMar>
-              <w:top w:w="50" w:type="dxa"/>
-              <w:left w:w="90" w:type="dxa"/>
-              <w:bottom w:w="50" w:type="dxa"/>
-              <w:right w:w="90" w:type="dxa"/>
-            </w:tcMar>
             <w:vAlign w:val="center"/>
           </w:tcPr>
           <w:p>
@@ -5449,12 +4887,6 @@
               <w:right w:val="single" w:sz="6" w:space="0" w:color="1F3864"/>
             </w:tcBorders>
             <w:shd w:val="clear" w:color="auto" w:fill="D9E2F3"/>
-            <w:tcMar>
-              <w:top w:w="50" w:type="dxa"/>
-              <w:left w:w="90" w:type="dxa"/>
-              <w:bottom w:w="50" w:type="dxa"/>
-              <w:right w:w="90" w:type="dxa"/>
-            </w:tcMar>
             <w:vAlign w:val="center"/>
           </w:tcPr>
           <w:p>
@@ -5543,12 +4975,6 @@
               <w:right w:val="single" w:sz="6" w:space="0" w:color="1F3864"/>
             </w:tcBorders>
             <w:shd w:val="clear" w:color="auto" w:fill="4472C4"/>
-            <w:tcMar>
-              <w:top w:w="50" w:type="dxa"/>
-              <w:left w:w="90" w:type="dxa"/>
-              <w:bottom w:w="50" w:type="dxa"/>
-              <w:right w:w="90" w:type="dxa"/>
-            </w:tcMar>
             <w:vAlign w:val="center"/>
           </w:tcPr>
           <w:p>
@@ -5589,12 +5015,6 @@
               <w:right w:val="single" w:sz="6" w:space="0" w:color="1F3864"/>
             </w:tcBorders>
             <w:shd w:val="clear" w:color="auto" w:fill="4472C4"/>
-            <w:tcMar>
-              <w:top w:w="50" w:type="dxa"/>
-              <w:left w:w="90" w:type="dxa"/>
-              <w:bottom w:w="50" w:type="dxa"/>
-              <w:right w:w="90" w:type="dxa"/>
-            </w:tcMar>
             <w:vAlign w:val="center"/>
           </w:tcPr>
           <w:p>
@@ -5635,12 +5055,6 @@
               <w:right w:val="single" w:sz="6" w:space="0" w:color="1F3864"/>
             </w:tcBorders>
             <w:shd w:val="clear" w:color="auto" w:fill="4472C4"/>
-            <w:tcMar>
-              <w:top w:w="50" w:type="dxa"/>
-              <w:left w:w="90" w:type="dxa"/>
-              <w:bottom w:w="50" w:type="dxa"/>
-              <w:right w:w="90" w:type="dxa"/>
-            </w:tcMar>
             <w:vAlign w:val="center"/>
           </w:tcPr>
           <w:p>
@@ -5685,12 +5099,6 @@
               <w:right w:val="single" w:sz="6" w:space="0" w:color="1F3864"/>
             </w:tcBorders>
             <w:shd w:val="clear" w:color="auto" w:fill="D9E2F3"/>
-            <w:tcMar>
-              <w:top w:w="50" w:type="dxa"/>
-              <w:left w:w="90" w:type="dxa"/>
-              <w:bottom w:w="50" w:type="dxa"/>
-              <w:right w:w="90" w:type="dxa"/>
-            </w:tcMar>
             <w:vAlign w:val="center"/>
           </w:tcPr>
           <w:p>
@@ -5733,12 +5141,6 @@
               <w:right w:val="single" w:sz="6" w:space="0" w:color="1F3864"/>
             </w:tcBorders>
             <w:shd w:val="clear" w:color="auto" w:fill="D9E2F3"/>
-            <w:tcMar>
-              <w:top w:w="50" w:type="dxa"/>
-              <w:left w:w="90" w:type="dxa"/>
-              <w:bottom w:w="50" w:type="dxa"/>
-              <w:right w:w="90" w:type="dxa"/>
-            </w:tcMar>
             <w:vAlign w:val="center"/>
           </w:tcPr>
           <w:p>
@@ -5773,12 +5175,6 @@
               <w:right w:val="single" w:sz="6" w:space="0" w:color="1F3864"/>
             </w:tcBorders>
             <w:shd w:val="clear" w:color="auto" w:fill="D9E2F3"/>
-            <w:tcMar>
-              <w:top w:w="50" w:type="dxa"/>
-              <w:left w:w="90" w:type="dxa"/>
-              <w:bottom w:w="50" w:type="dxa"/>
-              <w:right w:w="90" w:type="dxa"/>
-            </w:tcMar>
             <w:vAlign w:val="center"/>
           </w:tcPr>
           <w:p>
@@ -5870,12 +5266,6 @@
               <w:right w:val="single" w:sz="6" w:space="0" w:color="1F3864"/>
             </w:tcBorders>
             <w:shd w:val="clear" w:color="auto" w:fill="D9E2F3"/>
-            <w:tcMar>
-              <w:top w:w="50" w:type="dxa"/>
-              <w:left w:w="90" w:type="dxa"/>
-              <w:bottom w:w="50" w:type="dxa"/>
-              <w:right w:w="90" w:type="dxa"/>
-            </w:tcMar>
             <w:vAlign w:val="center"/>
           </w:tcPr>
           <w:p>
@@ -5909,12 +5299,6 @@
               <w:right w:val="single" w:sz="6" w:space="0" w:color="1F3864"/>
             </w:tcBorders>
             <w:shd w:val="clear" w:color="auto" w:fill="D9E2F3"/>
-            <w:tcMar>
-              <w:top w:w="50" w:type="dxa"/>
-              <w:left w:w="90" w:type="dxa"/>
-              <w:bottom w:w="50" w:type="dxa"/>
-              <w:right w:w="90" w:type="dxa"/>
-            </w:tcMar>
             <w:vAlign w:val="center"/>
           </w:tcPr>
           <w:p>
@@ -5982,12 +5366,6 @@
               <w:right w:val="single" w:sz="6" w:space="0" w:color="1F3864"/>
             </w:tcBorders>
             <w:shd w:val="clear" w:color="auto" w:fill="D9E2F3"/>
-            <w:tcMar>
-              <w:top w:w="50" w:type="dxa"/>
-              <w:left w:w="90" w:type="dxa"/>
-              <w:bottom w:w="50" w:type="dxa"/>
-              <w:right w:w="90" w:type="dxa"/>
-            </w:tcMar>
             <w:vAlign w:val="center"/>
           </w:tcPr>
           <w:p>
@@ -6029,12 +5407,6 @@
               <w:right w:val="single" w:sz="6" w:space="0" w:color="1F3864"/>
             </w:tcBorders>
             <w:shd w:val="clear" w:color="auto" w:fill="D9E2F3"/>
-            <w:tcMar>
-              <w:top w:w="50" w:type="dxa"/>
-              <w:left w:w="90" w:type="dxa"/>
-              <w:bottom w:w="50" w:type="dxa"/>
-              <w:right w:w="90" w:type="dxa"/>
-            </w:tcMar>
             <w:vAlign w:val="center"/>
           </w:tcPr>
           <w:p>
@@ -6068,12 +5440,6 @@
               <w:right w:val="single" w:sz="6" w:space="0" w:color="1F3864"/>
             </w:tcBorders>
             <w:shd w:val="clear" w:color="auto" w:fill="D9E2F3"/>
-            <w:tcMar>
-              <w:top w:w="50" w:type="dxa"/>
-              <w:left w:w="90" w:type="dxa"/>
-              <w:bottom w:w="50" w:type="dxa"/>
-              <w:right w:w="90" w:type="dxa"/>
-            </w:tcMar>
             <w:vAlign w:val="center"/>
           </w:tcPr>
           <w:p>
@@ -6189,12 +5555,6 @@
               <w:right w:val="single" w:sz="6" w:space="0" w:color="1F3864"/>
             </w:tcBorders>
             <w:shd w:val="clear" w:color="auto" w:fill="D9E2F3"/>
-            <w:tcMar>
-              <w:top w:w="50" w:type="dxa"/>
-              <w:left w:w="90" w:type="dxa"/>
-              <w:bottom w:w="50" w:type="dxa"/>
-              <w:right w:w="90" w:type="dxa"/>
-            </w:tcMar>
             <w:vAlign w:val="center"/>
           </w:tcPr>
           <w:p>
@@ -6228,12 +5588,6 @@
               <w:right w:val="single" w:sz="6" w:space="0" w:color="1F3864"/>
             </w:tcBorders>
             <w:shd w:val="clear" w:color="auto" w:fill="D9E2F3"/>
-            <w:tcMar>
-              <w:top w:w="50" w:type="dxa"/>
-              <w:left w:w="90" w:type="dxa"/>
-              <w:bottom w:w="50" w:type="dxa"/>
-              <w:right w:w="90" w:type="dxa"/>
-            </w:tcMar>
             <w:vAlign w:val="center"/>
           </w:tcPr>
           <w:p>
@@ -6300,12 +5654,6 @@
               <w:right w:val="single" w:sz="6" w:space="0" w:color="1F3864"/>
             </w:tcBorders>
             <w:shd w:val="clear" w:color="auto" w:fill="4472C4"/>
-            <w:tcMar>
-              <w:top w:w="50" w:type="dxa"/>
-              <w:left w:w="90" w:type="dxa"/>
-              <w:bottom w:w="50" w:type="dxa"/>
-              <w:right w:w="90" w:type="dxa"/>
-            </w:tcMar>
             <w:vAlign w:val="center"/>
           </w:tcPr>
           <w:p>
@@ -6349,12 +5697,6 @@
               <w:right w:val="single" w:sz="6" w:space="0" w:color="1F3864"/>
             </w:tcBorders>
             <w:shd w:val="clear" w:color="auto" w:fill="4472C4"/>
-            <w:tcMar>
-              <w:top w:w="50" w:type="dxa"/>
-              <w:left w:w="90" w:type="dxa"/>
-              <w:bottom w:w="50" w:type="dxa"/>
-              <w:right w:w="90" w:type="dxa"/>
-            </w:tcMar>
             <w:vAlign w:val="center"/>
           </w:tcPr>
           <w:p>
@@ -6394,12 +5736,6 @@
               <w:right w:val="single" w:sz="6" w:space="0" w:color="1F3864"/>
             </w:tcBorders>
             <w:shd w:val="clear" w:color="auto" w:fill="D9E2F3"/>
-            <w:tcMar>
-              <w:top w:w="50" w:type="dxa"/>
-              <w:left w:w="90" w:type="dxa"/>
-              <w:bottom w:w="50" w:type="dxa"/>
-              <w:right w:w="90" w:type="dxa"/>
-            </w:tcMar>
             <w:vAlign w:val="center"/>
           </w:tcPr>
           <w:p>
@@ -6458,12 +5794,6 @@
               <w:right w:val="single" w:sz="6" w:space="0" w:color="1F3864"/>
             </w:tcBorders>
             <w:shd w:val="clear" w:color="auto" w:fill="4472C4"/>
-            <w:tcMar>
-              <w:top w:w="50" w:type="dxa"/>
-              <w:left w:w="90" w:type="dxa"/>
-              <w:bottom w:w="50" w:type="dxa"/>
-              <w:right w:w="90" w:type="dxa"/>
-            </w:tcMar>
             <w:vAlign w:val="center"/>
           </w:tcPr>
           <w:p>
@@ -6506,12 +5836,6 @@
               <w:right w:val="single" w:sz="6" w:space="0" w:color="1F3864"/>
             </w:tcBorders>
             <w:shd w:val="clear" w:color="auto" w:fill="D9E2F3"/>
-            <w:tcMar>
-              <w:top w:w="50" w:type="dxa"/>
-              <w:left w:w="90" w:type="dxa"/>
-              <w:bottom w:w="50" w:type="dxa"/>
-              <w:right w:w="90" w:type="dxa"/>
-            </w:tcMar>
             <w:vAlign w:val="center"/>
           </w:tcPr>
           <w:p>
@@ -6545,12 +5869,6 @@
               <w:right w:val="single" w:sz="6" w:space="0" w:color="1F3864"/>
             </w:tcBorders>
             <w:shd w:val="clear" w:color="auto" w:fill="D9E2F3"/>
-            <w:tcMar>
-              <w:top w:w="50" w:type="dxa"/>
-              <w:left w:w="90" w:type="dxa"/>
-              <w:bottom w:w="50" w:type="dxa"/>
-              <w:right w:w="90" w:type="dxa"/>
-            </w:tcMar>
             <w:vAlign w:val="center"/>
           </w:tcPr>
           <w:p>
@@ -6829,12 +6147,6 @@
               <w:right w:val="single" w:sz="6" w:space="0" w:color="1F3864"/>
             </w:tcBorders>
             <w:shd w:val="clear" w:color="auto" w:fill="D9E2F3"/>
-            <w:tcMar>
-              <w:top w:w="50" w:type="dxa"/>
-              <w:left w:w="90" w:type="dxa"/>
-              <w:bottom w:w="50" w:type="dxa"/>
-              <w:right w:w="90" w:type="dxa"/>
-            </w:tcMar>
             <w:vAlign w:val="center"/>
           </w:tcPr>
           <w:p>
@@ -6876,12 +6188,6 @@
               <w:right w:val="single" w:sz="6" w:space="0" w:color="1F3864"/>
             </w:tcBorders>
             <w:shd w:val="clear" w:color="auto" w:fill="D9E2F3"/>
-            <w:tcMar>
-              <w:top w:w="50" w:type="dxa"/>
-              <w:left w:w="90" w:type="dxa"/>
-              <w:bottom w:w="50" w:type="dxa"/>
-              <w:right w:w="90" w:type="dxa"/>
-            </w:tcMar>
             <w:vAlign w:val="center"/>
           </w:tcPr>
           <w:p>
@@ -7019,12 +6325,6 @@
               <w:right w:val="single" w:sz="6" w:space="0" w:color="1F3864"/>
             </w:tcBorders>
             <w:shd w:val="clear" w:color="auto" w:fill="4472C4"/>
-            <w:tcMar>
-              <w:top w:w="50" w:type="dxa"/>
-              <w:left w:w="90" w:type="dxa"/>
-              <w:bottom w:w="50" w:type="dxa"/>
-              <w:right w:w="90" w:type="dxa"/>
-            </w:tcMar>
             <w:vAlign w:val="center"/>
           </w:tcPr>
           <w:p>
@@ -7065,12 +6365,6 @@
               <w:right w:val="single" w:sz="6" w:space="0" w:color="1F3864"/>
             </w:tcBorders>
             <w:shd w:val="clear" w:color="auto" w:fill="4472C4"/>
-            <w:tcMar>
-              <w:top w:w="50" w:type="dxa"/>
-              <w:left w:w="90" w:type="dxa"/>
-              <w:bottom w:w="50" w:type="dxa"/>
-              <w:right w:w="90" w:type="dxa"/>
-            </w:tcMar>
             <w:vAlign w:val="center"/>
           </w:tcPr>
           <w:p>
@@ -7111,12 +6405,6 @@
               <w:right w:val="single" w:sz="6" w:space="0" w:color="1F3864"/>
             </w:tcBorders>
             <w:shd w:val="clear" w:color="auto" w:fill="4472C4"/>
-            <w:tcMar>
-              <w:top w:w="50" w:type="dxa"/>
-              <w:left w:w="90" w:type="dxa"/>
-              <w:bottom w:w="50" w:type="dxa"/>
-              <w:right w:w="90" w:type="dxa"/>
-            </w:tcMar>
             <w:vAlign w:val="center"/>
           </w:tcPr>
           <w:p>
@@ -7161,12 +6449,6 @@
               <w:right w:val="single" w:sz="6" w:space="0" w:color="1F3864"/>
             </w:tcBorders>
             <w:shd w:val="clear" w:color="auto" w:fill="D9E2F3"/>
-            <w:tcMar>
-              <w:top w:w="50" w:type="dxa"/>
-              <w:left w:w="90" w:type="dxa"/>
-              <w:bottom w:w="50" w:type="dxa"/>
-              <w:right w:w="90" w:type="dxa"/>
-            </w:tcMar>
             <w:vAlign w:val="center"/>
           </w:tcPr>
           <w:p>
@@ -7216,12 +6498,6 @@
               <w:right w:val="single" w:sz="6" w:space="0" w:color="1F3864"/>
             </w:tcBorders>
             <w:shd w:val="clear" w:color="auto" w:fill="D9E2F3"/>
-            <w:tcMar>
-              <w:top w:w="50" w:type="dxa"/>
-              <w:left w:w="90" w:type="dxa"/>
-              <w:bottom w:w="50" w:type="dxa"/>
-              <w:right w:w="90" w:type="dxa"/>
-            </w:tcMar>
             <w:vAlign w:val="center"/>
           </w:tcPr>
           <w:p>
@@ -7255,12 +6531,6 @@
               <w:right w:val="single" w:sz="6" w:space="0" w:color="1F3864"/>
             </w:tcBorders>
             <w:shd w:val="clear" w:color="auto" w:fill="D9E2F3"/>
-            <w:tcMar>
-              <w:top w:w="50" w:type="dxa"/>
-              <w:left w:w="90" w:type="dxa"/>
-              <w:bottom w:w="50" w:type="dxa"/>
-              <w:right w:w="90" w:type="dxa"/>
-            </w:tcMar>
             <w:vAlign w:val="center"/>
           </w:tcPr>
           <w:p>
@@ -7352,12 +6622,6 @@
               <w:right w:val="single" w:sz="6" w:space="0" w:color="1F3864"/>
             </w:tcBorders>
             <w:shd w:val="clear" w:color="auto" w:fill="D9E2F3"/>
-            <w:tcMar>
-              <w:top w:w="50" w:type="dxa"/>
-              <w:left w:w="90" w:type="dxa"/>
-              <w:bottom w:w="50" w:type="dxa"/>
-              <w:right w:w="90" w:type="dxa"/>
-            </w:tcMar>
             <w:vAlign w:val="center"/>
           </w:tcPr>
           <w:p>
@@ -7407,12 +6671,6 @@
               <w:right w:val="single" w:sz="6" w:space="0" w:color="1F3864"/>
             </w:tcBorders>
             <w:shd w:val="clear" w:color="auto" w:fill="D9E2F3"/>
-            <w:tcMar>
-              <w:top w:w="50" w:type="dxa"/>
-              <w:left w:w="90" w:type="dxa"/>
-              <w:bottom w:w="50" w:type="dxa"/>
-              <w:right w:w="90" w:type="dxa"/>
-            </w:tcMar>
             <w:vAlign w:val="center"/>
           </w:tcPr>
           <w:p>
@@ -7480,12 +6738,6 @@
               <w:right w:val="single" w:sz="6" w:space="0" w:color="1F3864"/>
             </w:tcBorders>
             <w:shd w:val="clear" w:color="auto" w:fill="D9E2F3"/>
-            <w:tcMar>
-              <w:top w:w="50" w:type="dxa"/>
-              <w:left w:w="90" w:type="dxa"/>
-              <w:bottom w:w="50" w:type="dxa"/>
-              <w:right w:w="90" w:type="dxa"/>
-            </w:tcMar>
             <w:vAlign w:val="center"/>
           </w:tcPr>
           <w:p>
@@ -7519,12 +6771,6 @@
               <w:right w:val="single" w:sz="6" w:space="0" w:color="1F3864"/>
             </w:tcBorders>
             <w:shd w:val="clear" w:color="auto" w:fill="D9E2F3"/>
-            <w:tcMar>
-              <w:top w:w="50" w:type="dxa"/>
-              <w:left w:w="90" w:type="dxa"/>
-              <w:bottom w:w="50" w:type="dxa"/>
-              <w:right w:w="90" w:type="dxa"/>
-            </w:tcMar>
             <w:vAlign w:val="center"/>
           </w:tcPr>
           <w:p>
@@ -7558,12 +6804,6 @@
               <w:right w:val="single" w:sz="6" w:space="0" w:color="1F3864"/>
             </w:tcBorders>
             <w:shd w:val="clear" w:color="auto" w:fill="D9E2F3"/>
-            <w:tcMar>
-              <w:top w:w="50" w:type="dxa"/>
-              <w:left w:w="90" w:type="dxa"/>
-              <w:bottom w:w="50" w:type="dxa"/>
-              <w:right w:w="90" w:type="dxa"/>
-            </w:tcMar>
             <w:vAlign w:val="center"/>
           </w:tcPr>
           <w:p>
@@ -7655,12 +6895,6 @@
               <w:right w:val="single" w:sz="6" w:space="0" w:color="1F3864"/>
             </w:tcBorders>
             <w:shd w:val="clear" w:color="auto" w:fill="D9E2F3"/>
-            <w:tcMar>
-              <w:top w:w="50" w:type="dxa"/>
-              <w:left w:w="90" w:type="dxa"/>
-              <w:bottom w:w="50" w:type="dxa"/>
-              <w:right w:w="90" w:type="dxa"/>
-            </w:tcMar>
             <w:vAlign w:val="center"/>
           </w:tcPr>
           <w:p>
@@ -7694,12 +6928,6 @@
               <w:right w:val="single" w:sz="6" w:space="0" w:color="1F3864"/>
             </w:tcBorders>
             <w:shd w:val="clear" w:color="auto" w:fill="D9E2F3"/>
-            <w:tcMar>
-              <w:top w:w="50" w:type="dxa"/>
-              <w:left w:w="90" w:type="dxa"/>
-              <w:bottom w:w="50" w:type="dxa"/>
-              <w:right w:w="90" w:type="dxa"/>
-            </w:tcMar>
             <w:vAlign w:val="center"/>
           </w:tcPr>
           <w:p>
@@ -7790,12 +7018,6 @@
               <w:right w:val="single" w:sz="6" w:space="0" w:color="1F3864"/>
             </w:tcBorders>
             <w:shd w:val="clear" w:color="auto" w:fill="4472C4"/>
-            <w:tcMar>
-              <w:top w:w="50" w:type="dxa"/>
-              <w:left w:w="90" w:type="dxa"/>
-              <w:bottom w:w="50" w:type="dxa"/>
-              <w:right w:w="90" w:type="dxa"/>
-            </w:tcMar>
             <w:vAlign w:val="center"/>
           </w:tcPr>
           <w:p>
@@ -7839,12 +7061,6 @@
               <w:right w:val="single" w:sz="6" w:space="0" w:color="1F3864"/>
             </w:tcBorders>
             <w:shd w:val="clear" w:color="auto" w:fill="4472C4"/>
-            <w:tcMar>
-              <w:top w:w="50" w:type="dxa"/>
-              <w:left w:w="90" w:type="dxa"/>
-              <w:bottom w:w="50" w:type="dxa"/>
-              <w:right w:w="90" w:type="dxa"/>
-            </w:tcMar>
             <w:vAlign w:val="center"/>
           </w:tcPr>
           <w:p>
@@ -7884,12 +7100,6 @@
               <w:right w:val="single" w:sz="6" w:space="0" w:color="1F3864"/>
             </w:tcBorders>
             <w:shd w:val="clear" w:color="auto" w:fill="D9E2F3"/>
-            <w:tcMar>
-              <w:top w:w="50" w:type="dxa"/>
-              <w:left w:w="90" w:type="dxa"/>
-              <w:bottom w:w="50" w:type="dxa"/>
-              <w:right w:w="90" w:type="dxa"/>
-            </w:tcMar>
             <w:vAlign w:val="center"/>
           </w:tcPr>
           <w:p>
@@ -7948,12 +7158,6 @@
               <w:right w:val="single" w:sz="6" w:space="0" w:color="1F3864"/>
             </w:tcBorders>
             <w:shd w:val="clear" w:color="auto" w:fill="4472C4"/>
-            <w:tcMar>
-              <w:top w:w="50" w:type="dxa"/>
-              <w:left w:w="90" w:type="dxa"/>
-              <w:bottom w:w="50" w:type="dxa"/>
-              <w:right w:w="90" w:type="dxa"/>
-            </w:tcMar>
             <w:vAlign w:val="center"/>
           </w:tcPr>
           <w:p>
@@ -7996,12 +7200,6 @@
               <w:right w:val="single" w:sz="6" w:space="0" w:color="1F3864"/>
             </w:tcBorders>
             <w:shd w:val="clear" w:color="auto" w:fill="D9E2F3"/>
-            <w:tcMar>
-              <w:top w:w="50" w:type="dxa"/>
-              <w:left w:w="90" w:type="dxa"/>
-              <w:bottom w:w="50" w:type="dxa"/>
-              <w:right w:w="90" w:type="dxa"/>
-            </w:tcMar>
             <w:vAlign w:val="center"/>
           </w:tcPr>
           <w:p>
@@ -8035,12 +7233,6 @@
               <w:right w:val="single" w:sz="6" w:space="0" w:color="1F3864"/>
             </w:tcBorders>
             <w:shd w:val="clear" w:color="auto" w:fill="D9E2F3"/>
-            <w:tcMar>
-              <w:top w:w="50" w:type="dxa"/>
-              <w:left w:w="90" w:type="dxa"/>
-              <w:bottom w:w="50" w:type="dxa"/>
-              <w:right w:w="90" w:type="dxa"/>
-            </w:tcMar>
             <w:vAlign w:val="center"/>
           </w:tcPr>
           <w:p>
@@ -8200,12 +7392,6 @@
               <w:right w:val="single" w:sz="6" w:space="0" w:color="1F3864"/>
             </w:tcBorders>
             <w:shd w:val="clear" w:color="auto" w:fill="D9E2F3"/>
-            <w:tcMar>
-              <w:top w:w="50" w:type="dxa"/>
-              <w:left w:w="90" w:type="dxa"/>
-              <w:bottom w:w="50" w:type="dxa"/>
-              <w:right w:w="90" w:type="dxa"/>
-            </w:tcMar>
             <w:vAlign w:val="center"/>
           </w:tcPr>
           <w:p>
@@ -8271,12 +7457,6 @@
               <w:right w:val="single" w:sz="6" w:space="0" w:color="1F3864"/>
             </w:tcBorders>
             <w:shd w:val="clear" w:color="auto" w:fill="D9E2F3"/>
-            <w:tcMar>
-              <w:top w:w="50" w:type="dxa"/>
-              <w:left w:w="90" w:type="dxa"/>
-              <w:bottom w:w="50" w:type="dxa"/>
-              <w:right w:w="90" w:type="dxa"/>
-            </w:tcMar>
             <w:vAlign w:val="center"/>
           </w:tcPr>
           <w:p>
@@ -8366,12 +7546,6 @@
               <w:right w:val="single" w:sz="6" w:space="0" w:color="1F3864"/>
             </w:tcBorders>
             <w:shd w:val="clear" w:color="auto" w:fill="D9E2F3"/>
-            <w:tcMar>
-              <w:top w:w="50" w:type="dxa"/>
-              <w:left w:w="90" w:type="dxa"/>
-              <w:bottom w:w="50" w:type="dxa"/>
-              <w:right w:w="90" w:type="dxa"/>
-            </w:tcMar>
             <w:vAlign w:val="center"/>
           </w:tcPr>
           <w:p>
@@ -8604,12 +7778,6 @@
               <w:right w:val="single" w:sz="6" w:space="0" w:color="1F3864"/>
             </w:tcBorders>
             <w:shd w:val="clear" w:color="auto" w:fill="D9E2F3"/>
-            <w:tcMar>
-              <w:top w:w="50" w:type="dxa"/>
-              <w:left w:w="90" w:type="dxa"/>
-              <w:bottom w:w="50" w:type="dxa"/>
-              <w:right w:w="90" w:type="dxa"/>
-            </w:tcMar>
             <w:vAlign w:val="center"/>
           </w:tcPr>
           <w:p>
@@ -8642,12 +7810,6 @@
               <w:right w:val="single" w:sz="6" w:space="0" w:color="1F3864"/>
             </w:tcBorders>
             <w:shd w:val="clear" w:color="auto" w:fill="D9E2F3"/>
-            <w:tcMar>
-              <w:top w:w="50" w:type="dxa"/>
-              <w:left w:w="90" w:type="dxa"/>
-              <w:bottom w:w="50" w:type="dxa"/>
-              <w:right w:w="90" w:type="dxa"/>
-            </w:tcMar>
             <w:vAlign w:val="center"/>
           </w:tcPr>
           <w:p>
@@ -8737,12 +7899,6 @@
               <w:right w:val="single" w:sz="6" w:space="0" w:color="1F3864"/>
             </w:tcBorders>
             <w:shd w:val="clear" w:color="auto" w:fill="4472C4"/>
-            <w:tcMar>
-              <w:top w:w="50" w:type="dxa"/>
-              <w:left w:w="90" w:type="dxa"/>
-              <w:bottom w:w="50" w:type="dxa"/>
-              <w:right w:w="90" w:type="dxa"/>
-            </w:tcMar>
             <w:vAlign w:val="center"/>
           </w:tcPr>
           <w:p>
@@ -8783,12 +7939,6 @@
               <w:right w:val="single" w:sz="6" w:space="0" w:color="1F3864"/>
             </w:tcBorders>
             <w:shd w:val="clear" w:color="auto" w:fill="4472C4"/>
-            <w:tcMar>
-              <w:top w:w="50" w:type="dxa"/>
-              <w:left w:w="90" w:type="dxa"/>
-              <w:bottom w:w="50" w:type="dxa"/>
-              <w:right w:w="90" w:type="dxa"/>
-            </w:tcMar>
             <w:vAlign w:val="center"/>
           </w:tcPr>
           <w:p>
@@ -8829,12 +7979,6 @@
               <w:right w:val="single" w:sz="6" w:space="0" w:color="1F3864"/>
             </w:tcBorders>
             <w:shd w:val="clear" w:color="auto" w:fill="4472C4"/>
-            <w:tcMar>
-              <w:top w:w="50" w:type="dxa"/>
-              <w:left w:w="90" w:type="dxa"/>
-              <w:bottom w:w="50" w:type="dxa"/>
-              <w:right w:w="90" w:type="dxa"/>
-            </w:tcMar>
             <w:vAlign w:val="center"/>
           </w:tcPr>
           <w:p>
@@ -8879,12 +8023,6 @@
               <w:right w:val="single" w:sz="6" w:space="0" w:color="1F3864"/>
             </w:tcBorders>
             <w:shd w:val="clear" w:color="auto" w:fill="D9E2F3"/>
-            <w:tcMar>
-              <w:top w:w="50" w:type="dxa"/>
-              <w:left w:w="90" w:type="dxa"/>
-              <w:bottom w:w="50" w:type="dxa"/>
-              <w:right w:w="90" w:type="dxa"/>
-            </w:tcMar>
             <w:vAlign w:val="center"/>
           </w:tcPr>
           <w:p>
@@ -8918,12 +8056,6 @@
               <w:right w:val="single" w:sz="6" w:space="0" w:color="1F3864"/>
             </w:tcBorders>
             <w:shd w:val="clear" w:color="auto" w:fill="D9E2F3"/>
-            <w:tcMar>
-              <w:top w:w="50" w:type="dxa"/>
-              <w:left w:w="90" w:type="dxa"/>
-              <w:bottom w:w="50" w:type="dxa"/>
-              <w:right w:w="90" w:type="dxa"/>
-            </w:tcMar>
             <w:vAlign w:val="center"/>
           </w:tcPr>
           <w:p>
@@ -8957,12 +8089,6 @@
               <w:right w:val="single" w:sz="6" w:space="0" w:color="1F3864"/>
             </w:tcBorders>
             <w:shd w:val="clear" w:color="auto" w:fill="D9E2F3"/>
-            <w:tcMar>
-              <w:top w:w="50" w:type="dxa"/>
-              <w:left w:w="90" w:type="dxa"/>
-              <w:bottom w:w="50" w:type="dxa"/>
-              <w:right w:w="90" w:type="dxa"/>
-            </w:tcMar>
             <w:vAlign w:val="center"/>
           </w:tcPr>
           <w:p>
@@ -9032,12 +8158,6 @@
               <w:right w:val="single" w:sz="6" w:space="0" w:color="1F3864"/>
             </w:tcBorders>
             <w:shd w:val="clear" w:color="auto" w:fill="D9E2F3"/>
-            <w:tcMar>
-              <w:top w:w="50" w:type="dxa"/>
-              <w:left w:w="90" w:type="dxa"/>
-              <w:bottom w:w="50" w:type="dxa"/>
-              <w:right w:w="90" w:type="dxa"/>
-            </w:tcMar>
           </w:tcPr>
           <w:p>
             <w:pPr>
@@ -9062,12 +8182,6 @@
               <w:right w:val="single" w:sz="6" w:space="0" w:color="1F3864"/>
             </w:tcBorders>
             <w:shd w:val="clear" w:color="auto" w:fill="D9E2F3"/>
-            <w:tcMar>
-              <w:top w:w="50" w:type="dxa"/>
-              <w:left w:w="90" w:type="dxa"/>
-              <w:bottom w:w="50" w:type="dxa"/>
-              <w:right w:w="90" w:type="dxa"/>
-            </w:tcMar>
             <w:vAlign w:val="center"/>
           </w:tcPr>
           <w:p>
@@ -9101,12 +8215,6 @@
               <w:right w:val="single" w:sz="6" w:space="0" w:color="1F3864"/>
             </w:tcBorders>
             <w:shd w:val="clear" w:color="auto" w:fill="D9E2F3"/>
-            <w:tcMar>
-              <w:top w:w="50" w:type="dxa"/>
-              <w:left w:w="90" w:type="dxa"/>
-              <w:bottom w:w="50" w:type="dxa"/>
-              <w:right w:w="90" w:type="dxa"/>
-            </w:tcMar>
             <w:vAlign w:val="center"/>
           </w:tcPr>
           <w:p>
@@ -9176,12 +8284,6 @@
               <w:right w:val="single" w:sz="6" w:space="0" w:color="1F3864"/>
             </w:tcBorders>
             <w:shd w:val="clear" w:color="auto" w:fill="D9E2F3"/>
-            <w:tcMar>
-              <w:top w:w="50" w:type="dxa"/>
-              <w:left w:w="90" w:type="dxa"/>
-              <w:bottom w:w="50" w:type="dxa"/>
-              <w:right w:w="90" w:type="dxa"/>
-            </w:tcMar>
             <w:vAlign w:val="center"/>
           </w:tcPr>
           <w:p>
@@ -9231,12 +8333,6 @@
               <w:right w:val="single" w:sz="6" w:space="0" w:color="1F3864"/>
             </w:tcBorders>
             <w:shd w:val="clear" w:color="auto" w:fill="D9E2F3"/>
-            <w:tcMar>
-              <w:top w:w="50" w:type="dxa"/>
-              <w:left w:w="90" w:type="dxa"/>
-              <w:bottom w:w="50" w:type="dxa"/>
-              <w:right w:w="90" w:type="dxa"/>
-            </w:tcMar>
             <w:vAlign w:val="center"/>
           </w:tcPr>
           <w:p>
@@ -9270,12 +8366,6 @@
               <w:right w:val="single" w:sz="6" w:space="0" w:color="1F3864"/>
             </w:tcBorders>
             <w:shd w:val="clear" w:color="auto" w:fill="D9E2F3"/>
-            <w:tcMar>
-              <w:top w:w="50" w:type="dxa"/>
-              <w:left w:w="90" w:type="dxa"/>
-              <w:bottom w:w="50" w:type="dxa"/>
-              <w:right w:w="90" w:type="dxa"/>
-            </w:tcMar>
             <w:vAlign w:val="center"/>
           </w:tcPr>
           <w:p>
@@ -9367,12 +8457,6 @@
               <w:right w:val="single" w:sz="6" w:space="0" w:color="1F3864"/>
             </w:tcBorders>
             <w:shd w:val="clear" w:color="auto" w:fill="D9E2F3"/>
-            <w:tcMar>
-              <w:top w:w="50" w:type="dxa"/>
-              <w:left w:w="90" w:type="dxa"/>
-              <w:bottom w:w="50" w:type="dxa"/>
-              <w:right w:w="90" w:type="dxa"/>
-            </w:tcMar>
             <w:vAlign w:val="center"/>
           </w:tcPr>
           <w:p>
@@ -9406,12 +8490,6 @@
               <w:right w:val="single" w:sz="6" w:space="0" w:color="1F3864"/>
             </w:tcBorders>
             <w:shd w:val="clear" w:color="auto" w:fill="D9E2F3"/>
-            <w:tcMar>
-              <w:top w:w="50" w:type="dxa"/>
-              <w:left w:w="90" w:type="dxa"/>
-              <w:bottom w:w="50" w:type="dxa"/>
-              <w:right w:w="90" w:type="dxa"/>
-            </w:tcMar>
             <w:vAlign w:val="center"/>
           </w:tcPr>
           <w:p>
@@ -9478,12 +8556,6 @@
               <w:right w:val="single" w:sz="6" w:space="0" w:color="1F3864"/>
             </w:tcBorders>
             <w:shd w:val="clear" w:color="auto" w:fill="4472C4"/>
-            <w:tcMar>
-              <w:top w:w="50" w:type="dxa"/>
-              <w:left w:w="90" w:type="dxa"/>
-              <w:bottom w:w="50" w:type="dxa"/>
-              <w:right w:w="90" w:type="dxa"/>
-            </w:tcMar>
             <w:vAlign w:val="center"/>
           </w:tcPr>
           <w:p>
@@ -9527,12 +8599,6 @@
               <w:right w:val="single" w:sz="6" w:space="0" w:color="1F3864"/>
             </w:tcBorders>
             <w:shd w:val="clear" w:color="auto" w:fill="4472C4"/>
-            <w:tcMar>
-              <w:top w:w="50" w:type="dxa"/>
-              <w:left w:w="90" w:type="dxa"/>
-              <w:bottom w:w="50" w:type="dxa"/>
-              <w:right w:w="90" w:type="dxa"/>
-            </w:tcMar>
             <w:vAlign w:val="center"/>
           </w:tcPr>
           <w:p>
@@ -9572,12 +8638,6 @@
               <w:right w:val="single" w:sz="6" w:space="0" w:color="1F3864"/>
             </w:tcBorders>
             <w:shd w:val="clear" w:color="auto" w:fill="D9E2F3"/>
-            <w:tcMar>
-              <w:top w:w="50" w:type="dxa"/>
-              <w:left w:w="90" w:type="dxa"/>
-              <w:bottom w:w="50" w:type="dxa"/>
-              <w:right w:w="90" w:type="dxa"/>
-            </w:tcMar>
             <w:vAlign w:val="center"/>
           </w:tcPr>
           <w:p>
@@ -9636,12 +8696,6 @@
               <w:right w:val="single" w:sz="6" w:space="0" w:color="1F3864"/>
             </w:tcBorders>
             <w:shd w:val="clear" w:color="auto" w:fill="4472C4"/>
-            <w:tcMar>
-              <w:top w:w="50" w:type="dxa"/>
-              <w:left w:w="90" w:type="dxa"/>
-              <w:bottom w:w="50" w:type="dxa"/>
-              <w:right w:w="90" w:type="dxa"/>
-            </w:tcMar>
             <w:vAlign w:val="center"/>
           </w:tcPr>
           <w:p>
@@ -9684,12 +8738,6 @@
               <w:right w:val="single" w:sz="6" w:space="0" w:color="1F3864"/>
             </w:tcBorders>
             <w:shd w:val="clear" w:color="auto" w:fill="D9E2F3"/>
-            <w:tcMar>
-              <w:top w:w="50" w:type="dxa"/>
-              <w:left w:w="90" w:type="dxa"/>
-              <w:bottom w:w="50" w:type="dxa"/>
-              <w:right w:w="90" w:type="dxa"/>
-            </w:tcMar>
             <w:vAlign w:val="center"/>
           </w:tcPr>
           <w:p>
@@ -9739,12 +8787,6 @@
               <w:right w:val="single" w:sz="6" w:space="0" w:color="1F3864"/>
             </w:tcBorders>
             <w:shd w:val="clear" w:color="auto" w:fill="D9E2F3"/>
-            <w:tcMar>
-              <w:top w:w="50" w:type="dxa"/>
-              <w:left w:w="90" w:type="dxa"/>
-              <w:bottom w:w="50" w:type="dxa"/>
-              <w:right w:w="90" w:type="dxa"/>
-            </w:tcMar>
             <w:vAlign w:val="center"/>
           </w:tcPr>
           <w:p>
@@ -9937,12 +8979,6 @@
               <w:right w:val="single" w:sz="6" w:space="0" w:color="1F3864"/>
             </w:tcBorders>
             <w:shd w:val="clear" w:color="auto" w:fill="D9E2F3"/>
-            <w:tcMar>
-              <w:top w:w="50" w:type="dxa"/>
-              <w:left w:w="90" w:type="dxa"/>
-              <w:bottom w:w="50" w:type="dxa"/>
-              <w:right w:w="90" w:type="dxa"/>
-            </w:tcMar>
             <w:vAlign w:val="center"/>
           </w:tcPr>
           <w:p>
@@ -10009,12 +9045,6 @@
               <w:right w:val="single" w:sz="6" w:space="0" w:color="1F3864"/>
             </w:tcBorders>
             <w:shd w:val="clear" w:color="auto" w:fill="D9E2F3"/>
-            <w:tcMar>
-              <w:top w:w="50" w:type="dxa"/>
-              <w:left w:w="90" w:type="dxa"/>
-              <w:bottom w:w="50" w:type="dxa"/>
-              <w:right w:w="90" w:type="dxa"/>
-            </w:tcMar>
             <w:vAlign w:val="center"/>
           </w:tcPr>
           <w:p>
@@ -10064,12 +9094,6 @@
               <w:right w:val="single" w:sz="6" w:space="0" w:color="1F3864"/>
             </w:tcBorders>
             <w:shd w:val="clear" w:color="auto" w:fill="D9E2F3"/>
-            <w:tcMar>
-              <w:top w:w="50" w:type="dxa"/>
-              <w:left w:w="90" w:type="dxa"/>
-              <w:bottom w:w="50" w:type="dxa"/>
-              <w:right w:w="90" w:type="dxa"/>
-            </w:tcMar>
             <w:vAlign w:val="center"/>
           </w:tcPr>
           <w:p>
@@ -10189,12 +9213,6 @@
               <w:right w:val="single" w:sz="6" w:space="0" w:color="1F3864"/>
             </w:tcBorders>
             <w:shd w:val="clear" w:color="auto" w:fill="D9E2F3"/>
-            <w:tcMar>
-              <w:top w:w="50" w:type="dxa"/>
-              <w:left w:w="90" w:type="dxa"/>
-              <w:bottom w:w="50" w:type="dxa"/>
-              <w:right w:w="90" w:type="dxa"/>
-            </w:tcMar>
             <w:vAlign w:val="center"/>
           </w:tcPr>
           <w:p>
@@ -10227,12 +9245,6 @@
               <w:right w:val="single" w:sz="6" w:space="0" w:color="1F3864"/>
             </w:tcBorders>
             <w:shd w:val="clear" w:color="auto" w:fill="D9E2F3"/>
-            <w:tcMar>
-              <w:top w:w="50" w:type="dxa"/>
-              <w:left w:w="90" w:type="dxa"/>
-              <w:bottom w:w="50" w:type="dxa"/>
-              <w:right w:w="90" w:type="dxa"/>
-            </w:tcMar>
             <w:vAlign w:val="center"/>
           </w:tcPr>
           <w:p>
@@ -10261,12 +9273,6 @@
               <w:right w:val="single" w:sz="6" w:space="0" w:color="1F3864"/>
             </w:tcBorders>
             <w:shd w:val="clear" w:color="auto" w:fill="D9E2F3"/>
-            <w:tcMar>
-              <w:top w:w="50" w:type="dxa"/>
-              <w:left w:w="90" w:type="dxa"/>
-              <w:bottom w:w="50" w:type="dxa"/>
-              <w:right w:w="90" w:type="dxa"/>
-            </w:tcMar>
             <w:vAlign w:val="center"/>
           </w:tcPr>
           <w:p>
@@ -10292,12 +9298,6 @@
               <w:right w:val="single" w:sz="6" w:space="0" w:color="1F3864"/>
             </w:tcBorders>
             <w:shd w:val="clear" w:color="auto" w:fill="D9E2F3"/>
-            <w:tcMar>
-              <w:top w:w="50" w:type="dxa"/>
-              <w:left w:w="90" w:type="dxa"/>
-              <w:bottom w:w="50" w:type="dxa"/>
-              <w:right w:w="90" w:type="dxa"/>
-            </w:tcMar>
             <w:vAlign w:val="center"/>
           </w:tcPr>
           <w:p>
@@ -10323,12 +9323,6 @@
               <w:right w:val="single" w:sz="6" w:space="0" w:color="1F3864"/>
             </w:tcBorders>
             <w:shd w:val="clear" w:color="auto" w:fill="D9E2F3"/>
-            <w:tcMar>
-              <w:top w:w="50" w:type="dxa"/>
-              <w:left w:w="90" w:type="dxa"/>
-              <w:bottom w:w="50" w:type="dxa"/>
-              <w:right w:w="90" w:type="dxa"/>
-            </w:tcMar>
             <w:vAlign w:val="center"/>
           </w:tcPr>
           <w:p>
@@ -10358,12 +9352,6 @@
               <w:right w:val="single" w:sz="6" w:space="0" w:color="1F3864"/>
             </w:tcBorders>
             <w:shd w:val="clear" w:color="auto" w:fill="D9E2F3"/>
-            <w:tcMar>
-              <w:top w:w="50" w:type="dxa"/>
-              <w:left w:w="90" w:type="dxa"/>
-              <w:bottom w:w="50" w:type="dxa"/>
-              <w:right w:w="90" w:type="dxa"/>
-            </w:tcMar>
             <w:vAlign w:val="center"/>
           </w:tcPr>
           <w:p>
@@ -10390,12 +9378,6 @@
               <w:right w:val="single" w:sz="6" w:space="0" w:color="1F3864"/>
             </w:tcBorders>
             <w:shd w:val="clear" w:color="auto" w:fill="D9E2F3"/>
-            <w:tcMar>
-              <w:top w:w="50" w:type="dxa"/>
-              <w:left w:w="90" w:type="dxa"/>
-              <w:bottom w:w="50" w:type="dxa"/>
-              <w:right w:w="90" w:type="dxa"/>
-            </w:tcMar>
             <w:vAlign w:val="center"/>
           </w:tcPr>
           <w:p>
@@ -10422,12 +9404,6 @@
               <w:right w:val="single" w:sz="6" w:space="0" w:color="1F3864"/>
             </w:tcBorders>
             <w:shd w:val="clear" w:color="auto" w:fill="D9E2F3"/>
-            <w:tcMar>
-              <w:top w:w="50" w:type="dxa"/>
-              <w:left w:w="90" w:type="dxa"/>
-              <w:bottom w:w="50" w:type="dxa"/>
-              <w:right w:w="90" w:type="dxa"/>
-            </w:tcMar>
             <w:vAlign w:val="center"/>
           </w:tcPr>
           <w:p>
@@ -10483,12 +9459,6 @@
               <w:right w:val="single" w:sz="6" w:space="0" w:color="1F3864"/>
             </w:tcBorders>
             <w:shd w:val="clear" w:color="auto" w:fill="D9E2F3"/>
-            <w:tcMar>
-              <w:top w:w="50" w:type="dxa"/>
-              <w:left w:w="90" w:type="dxa"/>
-              <w:bottom w:w="50" w:type="dxa"/>
-              <w:right w:w="90" w:type="dxa"/>
-            </w:tcMar>
             <w:vAlign w:val="center"/>
           </w:tcPr>
           <w:p>
@@ -10515,12 +9485,6 @@
               <w:right w:val="single" w:sz="6" w:space="0" w:color="1F3864"/>
             </w:tcBorders>
             <w:shd w:val="clear" w:color="auto" w:fill="D9E2F3"/>
-            <w:tcMar>
-              <w:top w:w="50" w:type="dxa"/>
-              <w:left w:w="90" w:type="dxa"/>
-              <w:bottom w:w="50" w:type="dxa"/>
-              <w:right w:w="90" w:type="dxa"/>
-            </w:tcMar>
             <w:vAlign w:val="center"/>
           </w:tcPr>
           <w:p>
@@ -10551,12 +9515,6 @@
               <w:right w:val="single" w:sz="6" w:space="0" w:color="1F3864"/>
             </w:tcBorders>
             <w:shd w:val="clear" w:color="auto" w:fill="D9E2F3"/>
-            <w:tcMar>
-              <w:top w:w="50" w:type="dxa"/>
-              <w:left w:w="90" w:type="dxa"/>
-              <w:bottom w:w="50" w:type="dxa"/>
-              <w:right w:w="90" w:type="dxa"/>
-            </w:tcMar>
             <w:vAlign w:val="center"/>
           </w:tcPr>
           <w:p>
@@ -10581,12 +9539,6 @@
               <w:right w:val="single" w:sz="6" w:space="0" w:color="1F3864"/>
             </w:tcBorders>
             <w:shd w:val="clear" w:color="auto" w:fill="D9E2F3"/>
-            <w:tcMar>
-              <w:top w:w="50" w:type="dxa"/>
-              <w:left w:w="90" w:type="dxa"/>
-              <w:bottom w:w="50" w:type="dxa"/>
-              <w:right w:w="90" w:type="dxa"/>
-            </w:tcMar>
             <w:vAlign w:val="center"/>
           </w:tcPr>
           <w:p>
@@ -10611,12 +9563,6 @@
               <w:right w:val="single" w:sz="6" w:space="0" w:color="1F3864"/>
             </w:tcBorders>
             <w:shd w:val="clear" w:color="auto" w:fill="D9E2F3"/>
-            <w:tcMar>
-              <w:top w:w="50" w:type="dxa"/>
-              <w:left w:w="90" w:type="dxa"/>
-              <w:bottom w:w="50" w:type="dxa"/>
-              <w:right w:w="90" w:type="dxa"/>
-            </w:tcMar>
             <w:vAlign w:val="center"/>
           </w:tcPr>
           <w:p>
@@ -10668,12 +9614,6 @@
               <w:right w:val="single" w:sz="6" w:space="0" w:color="1F3864"/>
             </w:tcBorders>
             <w:shd w:val="clear" w:color="auto" w:fill="D9E2F3"/>
-            <w:tcMar>
-              <w:top w:w="50" w:type="dxa"/>
-              <w:left w:w="90" w:type="dxa"/>
-              <w:bottom w:w="50" w:type="dxa"/>
-              <w:right w:w="90" w:type="dxa"/>
-            </w:tcMar>
             <w:vAlign w:val="center"/>
           </w:tcPr>
           <w:p>
@@ -10698,12 +9638,6 @@
               <w:right w:val="single" w:sz="6" w:space="0" w:color="1F3864"/>
             </w:tcBorders>
             <w:shd w:val="clear" w:color="auto" w:fill="D9E2F3"/>
-            <w:tcMar>
-              <w:top w:w="50" w:type="dxa"/>
-              <w:left w:w="90" w:type="dxa"/>
-              <w:bottom w:w="50" w:type="dxa"/>
-              <w:right w:w="90" w:type="dxa"/>
-            </w:tcMar>
             <w:vAlign w:val="center"/>
           </w:tcPr>
           <w:p>
@@ -10731,12 +9665,6 @@
               <w:right w:val="single" w:sz="6" w:space="0" w:color="1F3864"/>
             </w:tcBorders>
             <w:shd w:val="clear" w:color="auto" w:fill="D9E2F3"/>
-            <w:tcMar>
-              <w:top w:w="50" w:type="dxa"/>
-              <w:left w:w="90" w:type="dxa"/>
-              <w:bottom w:w="50" w:type="dxa"/>
-              <w:right w:w="90" w:type="dxa"/>
-            </w:tcMar>
             <w:vAlign w:val="center"/>
           </w:tcPr>
           <w:p>
@@ -10765,12 +9693,6 @@
               <w:right w:val="single" w:sz="6" w:space="0" w:color="1F3864"/>
             </w:tcBorders>
             <w:shd w:val="clear" w:color="auto" w:fill="D9E2F3"/>
-            <w:tcMar>
-              <w:top w:w="50" w:type="dxa"/>
-              <w:left w:w="90" w:type="dxa"/>
-              <w:bottom w:w="50" w:type="dxa"/>
-              <w:right w:w="90" w:type="dxa"/>
-            </w:tcMar>
             <w:vAlign w:val="center"/>
           </w:tcPr>
           <w:p>
@@ -10796,12 +9718,6 @@
               <w:right w:val="single" w:sz="6" w:space="0" w:color="1F3864"/>
             </w:tcBorders>
             <w:shd w:val="clear" w:color="auto" w:fill="D9E2F3"/>
-            <w:tcMar>
-              <w:top w:w="50" w:type="dxa"/>
-              <w:left w:w="90" w:type="dxa"/>
-              <w:bottom w:w="50" w:type="dxa"/>
-              <w:right w:w="90" w:type="dxa"/>
-            </w:tcMar>
             <w:vAlign w:val="center"/>
           </w:tcPr>
           <w:p>
@@ -10827,12 +9743,6 @@
               <w:right w:val="single" w:sz="6" w:space="0" w:color="1F3864"/>
             </w:tcBorders>
             <w:shd w:val="clear" w:color="auto" w:fill="D9E2F3"/>
-            <w:tcMar>
-              <w:top w:w="50" w:type="dxa"/>
-              <w:left w:w="90" w:type="dxa"/>
-              <w:bottom w:w="50" w:type="dxa"/>
-              <w:right w:w="90" w:type="dxa"/>
-            </w:tcMar>
             <w:vAlign w:val="center"/>
           </w:tcPr>
           <w:p>
@@ -10861,12 +9771,6 @@
               <w:right w:val="single" w:sz="6" w:space="0" w:color="1F3864"/>
             </w:tcBorders>
             <w:shd w:val="clear" w:color="auto" w:fill="D9E2F3"/>
-            <w:tcMar>
-              <w:top w:w="50" w:type="dxa"/>
-              <w:left w:w="90" w:type="dxa"/>
-              <w:bottom w:w="50" w:type="dxa"/>
-              <w:right w:w="90" w:type="dxa"/>
-            </w:tcMar>
             <w:vAlign w:val="center"/>
           </w:tcPr>
           <w:p>
@@ -10891,12 +9795,6 @@
               <w:right w:val="single" w:sz="6" w:space="0" w:color="1F3864"/>
             </w:tcBorders>
             <w:shd w:val="clear" w:color="auto" w:fill="D9E2F3"/>
-            <w:tcMar>
-              <w:top w:w="50" w:type="dxa"/>
-              <w:left w:w="90" w:type="dxa"/>
-              <w:bottom w:w="50" w:type="dxa"/>
-              <w:right w:w="90" w:type="dxa"/>
-            </w:tcMar>
             <w:vAlign w:val="center"/>
           </w:tcPr>
           <w:p>
@@ -10926,12 +9824,6 @@
               <w:right w:val="single" w:sz="6" w:space="0" w:color="1F3864"/>
             </w:tcBorders>
             <w:shd w:val="clear" w:color="auto" w:fill="D9E2F3"/>
-            <w:tcMar>
-              <w:top w:w="50" w:type="dxa"/>
-              <w:left w:w="90" w:type="dxa"/>
-              <w:bottom w:w="50" w:type="dxa"/>
-              <w:right w:w="90" w:type="dxa"/>
-            </w:tcMar>
             <w:vAlign w:val="center"/>
           </w:tcPr>
           <w:p>
@@ -10964,12 +9856,6 @@
               <w:right w:val="single" w:sz="6" w:space="0" w:color="1F3864"/>
             </w:tcBorders>
             <w:shd w:val="clear" w:color="auto" w:fill="D9E2F3"/>
-            <w:tcMar>
-              <w:top w:w="50" w:type="dxa"/>
-              <w:left w:w="90" w:type="dxa"/>
-              <w:bottom w:w="50" w:type="dxa"/>
-              <w:right w:w="90" w:type="dxa"/>
-            </w:tcMar>
             <w:vAlign w:val="center"/>
           </w:tcPr>
           <w:p>
@@ -11050,12 +9936,6 @@
               <w:right w:val="single" w:sz="6" w:space="0" w:color="1F3864"/>
             </w:tcBorders>
             <w:shd w:val="clear" w:color="auto" w:fill="4472C4"/>
-            <w:tcMar>
-              <w:top w:w="50" w:type="dxa"/>
-              <w:left w:w="90" w:type="dxa"/>
-              <w:bottom w:w="50" w:type="dxa"/>
-              <w:right w:w="90" w:type="dxa"/>
-            </w:tcMar>
             <w:vAlign w:val="center"/>
           </w:tcPr>
           <w:p>
@@ -11096,12 +9976,6 @@
               <w:right w:val="single" w:sz="6" w:space="0" w:color="1F3864"/>
             </w:tcBorders>
             <w:shd w:val="clear" w:color="auto" w:fill="4472C4"/>
-            <w:tcMar>
-              <w:top w:w="50" w:type="dxa"/>
-              <w:left w:w="90" w:type="dxa"/>
-              <w:bottom w:w="50" w:type="dxa"/>
-              <w:right w:w="90" w:type="dxa"/>
-            </w:tcMar>
             <w:vAlign w:val="center"/>
           </w:tcPr>
           <w:p>
@@ -11142,12 +10016,6 @@
               <w:right w:val="single" w:sz="6" w:space="0" w:color="1F3864"/>
             </w:tcBorders>
             <w:shd w:val="clear" w:color="auto" w:fill="4472C4"/>
-            <w:tcMar>
-              <w:top w:w="50" w:type="dxa"/>
-              <w:left w:w="90" w:type="dxa"/>
-              <w:bottom w:w="50" w:type="dxa"/>
-              <w:right w:w="90" w:type="dxa"/>
-            </w:tcMar>
             <w:vAlign w:val="center"/>
           </w:tcPr>
           <w:p>
@@ -11192,12 +10060,6 @@
               <w:right w:val="single" w:sz="6" w:space="0" w:color="1F3864"/>
             </w:tcBorders>
             <w:shd w:val="clear" w:color="auto" w:fill="D9E2F3"/>
-            <w:tcMar>
-              <w:top w:w="50" w:type="dxa"/>
-              <w:left w:w="90" w:type="dxa"/>
-              <w:bottom w:w="50" w:type="dxa"/>
-              <w:right w:w="90" w:type="dxa"/>
-            </w:tcMar>
             <w:vAlign w:val="center"/>
           </w:tcPr>
           <w:p>
@@ -11273,12 +10135,6 @@
               <w:right w:val="single" w:sz="6" w:space="0" w:color="1F3864"/>
             </w:tcBorders>
             <w:shd w:val="clear" w:color="auto" w:fill="D9E2F3"/>
-            <w:tcMar>
-              <w:top w:w="50" w:type="dxa"/>
-              <w:left w:w="90" w:type="dxa"/>
-              <w:bottom w:w="50" w:type="dxa"/>
-              <w:right w:w="90" w:type="dxa"/>
-            </w:tcMar>
             <w:vAlign w:val="center"/>
           </w:tcPr>
           <w:p>
@@ -11328,12 +10184,6 @@
               <w:right w:val="single" w:sz="6" w:space="0" w:color="1F3864"/>
             </w:tcBorders>
             <w:shd w:val="clear" w:color="auto" w:fill="D9E2F3"/>
-            <w:tcMar>
-              <w:top w:w="50" w:type="dxa"/>
-              <w:left w:w="90" w:type="dxa"/>
-              <w:bottom w:w="50" w:type="dxa"/>
-              <w:right w:w="90" w:type="dxa"/>
-            </w:tcMar>
             <w:vAlign w:val="center"/>
           </w:tcPr>
           <w:p>
@@ -11425,12 +10275,6 @@
               <w:right w:val="single" w:sz="6" w:space="0" w:color="1F3864"/>
             </w:tcBorders>
             <w:shd w:val="clear" w:color="auto" w:fill="D9E2F3"/>
-            <w:tcMar>
-              <w:top w:w="50" w:type="dxa"/>
-              <w:left w:w="90" w:type="dxa"/>
-              <w:bottom w:w="50" w:type="dxa"/>
-              <w:right w:w="90" w:type="dxa"/>
-            </w:tcMar>
             <w:vAlign w:val="center"/>
           </w:tcPr>
           <w:p>
@@ -11496,12 +10340,6 @@
               <w:right w:val="single" w:sz="6" w:space="0" w:color="1F3864"/>
             </w:tcBorders>
             <w:shd w:val="clear" w:color="auto" w:fill="D9E2F3"/>
-            <w:tcMar>
-              <w:top w:w="50" w:type="dxa"/>
-              <w:left w:w="90" w:type="dxa"/>
-              <w:bottom w:w="50" w:type="dxa"/>
-              <w:right w:w="90" w:type="dxa"/>
-            </w:tcMar>
             <w:vAlign w:val="center"/>
           </w:tcPr>
           <w:p>
@@ -11579,12 +10417,6 @@
               <w:right w:val="single" w:sz="6" w:space="0" w:color="1F3864"/>
             </w:tcBorders>
             <w:shd w:val="clear" w:color="auto" w:fill="D9E2F3"/>
-            <w:tcMar>
-              <w:top w:w="50" w:type="dxa"/>
-              <w:left w:w="90" w:type="dxa"/>
-              <w:bottom w:w="50" w:type="dxa"/>
-              <w:right w:w="90" w:type="dxa"/>
-            </w:tcMar>
             <w:vAlign w:val="center"/>
           </w:tcPr>
           <w:p>
@@ -11618,12 +10450,6 @@
               <w:right w:val="single" w:sz="6" w:space="0" w:color="1F3864"/>
             </w:tcBorders>
             <w:shd w:val="clear" w:color="auto" w:fill="D9E2F3"/>
-            <w:tcMar>
-              <w:top w:w="50" w:type="dxa"/>
-              <w:left w:w="90" w:type="dxa"/>
-              <w:bottom w:w="50" w:type="dxa"/>
-              <w:right w:w="90" w:type="dxa"/>
-            </w:tcMar>
             <w:vAlign w:val="center"/>
           </w:tcPr>
           <w:p>
@@ -11657,12 +10483,6 @@
               <w:right w:val="single" w:sz="6" w:space="0" w:color="1F3864"/>
             </w:tcBorders>
             <w:shd w:val="clear" w:color="auto" w:fill="D9E2F3"/>
-            <w:tcMar>
-              <w:top w:w="50" w:type="dxa"/>
-              <w:left w:w="90" w:type="dxa"/>
-              <w:bottom w:w="50" w:type="dxa"/>
-              <w:right w:w="90" w:type="dxa"/>
-            </w:tcMar>
             <w:vAlign w:val="center"/>
           </w:tcPr>
           <w:p>
@@ -11754,12 +10574,6 @@
               <w:right w:val="single" w:sz="6" w:space="0" w:color="1F3864"/>
             </w:tcBorders>
             <w:shd w:val="clear" w:color="auto" w:fill="D9E2F3"/>
-            <w:tcMar>
-              <w:top w:w="50" w:type="dxa"/>
-              <w:left w:w="90" w:type="dxa"/>
-              <w:bottom w:w="50" w:type="dxa"/>
-              <w:right w:w="90" w:type="dxa"/>
-            </w:tcMar>
             <w:vAlign w:val="center"/>
           </w:tcPr>
           <w:p>
@@ -11793,12 +10607,6 @@
               <w:right w:val="single" w:sz="6" w:space="0" w:color="1F3864"/>
             </w:tcBorders>
             <w:shd w:val="clear" w:color="auto" w:fill="D9E2F3"/>
-            <w:tcMar>
-              <w:top w:w="50" w:type="dxa"/>
-              <w:left w:w="90" w:type="dxa"/>
-              <w:bottom w:w="50" w:type="dxa"/>
-              <w:right w:w="90" w:type="dxa"/>
-            </w:tcMar>
             <w:vAlign w:val="center"/>
           </w:tcPr>
           <w:p>
@@ -11865,12 +10673,6 @@
               <w:right w:val="single" w:sz="6" w:space="0" w:color="1F3864"/>
             </w:tcBorders>
             <w:shd w:val="clear" w:color="auto" w:fill="4472C4"/>
-            <w:tcMar>
-              <w:top w:w="50" w:type="dxa"/>
-              <w:left w:w="90" w:type="dxa"/>
-              <w:bottom w:w="50" w:type="dxa"/>
-              <w:right w:w="90" w:type="dxa"/>
-            </w:tcMar>
             <w:vAlign w:val="center"/>
           </w:tcPr>
           <w:p>
@@ -11914,12 +10716,6 @@
               <w:right w:val="single" w:sz="6" w:space="0" w:color="1F3864"/>
             </w:tcBorders>
             <w:shd w:val="clear" w:color="auto" w:fill="4472C4"/>
-            <w:tcMar>
-              <w:top w:w="50" w:type="dxa"/>
-              <w:left w:w="90" w:type="dxa"/>
-              <w:bottom w:w="50" w:type="dxa"/>
-              <w:right w:w="90" w:type="dxa"/>
-            </w:tcMar>
             <w:vAlign w:val="center"/>
           </w:tcPr>
           <w:p>
@@ -11959,12 +10755,6 @@
               <w:right w:val="single" w:sz="6" w:space="0" w:color="1F3864"/>
             </w:tcBorders>
             <w:shd w:val="clear" w:color="auto" w:fill="D9E2F3"/>
-            <w:tcMar>
-              <w:top w:w="50" w:type="dxa"/>
-              <w:left w:w="90" w:type="dxa"/>
-              <w:bottom w:w="50" w:type="dxa"/>
-              <w:right w:w="90" w:type="dxa"/>
-            </w:tcMar>
             <w:vAlign w:val="center"/>
           </w:tcPr>
           <w:p>
@@ -12023,12 +10813,6 @@
               <w:right w:val="single" w:sz="6" w:space="0" w:color="1F3864"/>
             </w:tcBorders>
             <w:shd w:val="clear" w:color="auto" w:fill="4472C4"/>
-            <w:tcMar>
-              <w:top w:w="50" w:type="dxa"/>
-              <w:left w:w="90" w:type="dxa"/>
-              <w:bottom w:w="50" w:type="dxa"/>
-              <w:right w:w="90" w:type="dxa"/>
-            </w:tcMar>
             <w:vAlign w:val="center"/>
           </w:tcPr>
           <w:p>
@@ -12071,12 +10855,6 @@
               <w:right w:val="single" w:sz="6" w:space="0" w:color="1F3864"/>
             </w:tcBorders>
             <w:shd w:val="clear" w:color="auto" w:fill="D9E2F3"/>
-            <w:tcMar>
-              <w:top w:w="50" w:type="dxa"/>
-              <w:left w:w="90" w:type="dxa"/>
-              <w:bottom w:w="50" w:type="dxa"/>
-              <w:right w:w="90" w:type="dxa"/>
-            </w:tcMar>
             <w:vAlign w:val="center"/>
           </w:tcPr>
           <w:p>
@@ -12126,12 +10904,6 @@
               <w:right w:val="single" w:sz="6" w:space="0" w:color="1F3864"/>
             </w:tcBorders>
             <w:shd w:val="clear" w:color="auto" w:fill="D9E2F3"/>
-            <w:tcMar>
-              <w:top w:w="50" w:type="dxa"/>
-              <w:left w:w="90" w:type="dxa"/>
-              <w:bottom w:w="50" w:type="dxa"/>
-              <w:right w:w="90" w:type="dxa"/>
-            </w:tcMar>
             <w:vAlign w:val="center"/>
           </w:tcPr>
           <w:p>
@@ -12300,12 +11072,6 @@
               <w:right w:val="single" w:sz="6" w:space="0" w:color="1F3864"/>
             </w:tcBorders>
             <w:shd w:val="clear" w:color="auto" w:fill="D9E2F3"/>
-            <w:tcMar>
-              <w:top w:w="50" w:type="dxa"/>
-              <w:left w:w="90" w:type="dxa"/>
-              <w:bottom w:w="50" w:type="dxa"/>
-              <w:right w:w="90" w:type="dxa"/>
-            </w:tcMar>
             <w:vAlign w:val="center"/>
           </w:tcPr>
           <w:p>
@@ -12371,12 +11137,6 @@
               <w:right w:val="single" w:sz="6" w:space="0" w:color="1F3864"/>
             </w:tcBorders>
             <w:shd w:val="clear" w:color="auto" w:fill="D9E2F3"/>
-            <w:tcMar>
-              <w:top w:w="50" w:type="dxa"/>
-              <w:left w:w="90" w:type="dxa"/>
-              <w:bottom w:w="50" w:type="dxa"/>
-              <w:right w:w="90" w:type="dxa"/>
-            </w:tcMar>
             <w:vAlign w:val="center"/>
           </w:tcPr>
           <w:p>
@@ -12428,12 +11188,6 @@
               <w:right w:val="single" w:sz="6" w:space="0" w:color="1F3864"/>
             </w:tcBorders>
             <w:shd w:val="clear" w:color="auto" w:fill="4472C4"/>
-            <w:tcMar>
-              <w:top w:w="50" w:type="dxa"/>
-              <w:left w:w="90" w:type="dxa"/>
-              <w:bottom w:w="50" w:type="dxa"/>
-              <w:right w:w="90" w:type="dxa"/>
-            </w:tcMar>
             <w:vAlign w:val="center"/>
           </w:tcPr>
           <w:p>
@@ -12570,12 +11324,6 @@
               <w:right w:val="single" w:sz="6" w:space="0" w:color="1F3864"/>
             </w:tcBorders>
             <w:shd w:val="clear" w:color="auto" w:fill="D9E2F3"/>
-            <w:tcMar>
-              <w:top w:w="50" w:type="dxa"/>
-              <w:left w:w="90" w:type="dxa"/>
-              <w:bottom w:w="50" w:type="dxa"/>
-              <w:right w:w="90" w:type="dxa"/>
-            </w:tcMar>
             <w:vAlign w:val="center"/>
           </w:tcPr>
           <w:p>
@@ -12748,12 +11496,6 @@
               <w:right w:val="single" w:sz="6" w:space="0" w:color="1F3864"/>
             </w:tcBorders>
             <w:shd w:val="clear" w:color="auto" w:fill="D9E2F3"/>
-            <w:tcMar>
-              <w:top w:w="50" w:type="dxa"/>
-              <w:left w:w="90" w:type="dxa"/>
-              <w:bottom w:w="50" w:type="dxa"/>
-              <w:right w:w="90" w:type="dxa"/>
-            </w:tcMar>
             <w:vAlign w:val="center"/>
           </w:tcPr>
           <w:p>
@@ -12867,12 +11609,6 @@
               <w:right w:val="single" w:sz="6" w:space="0" w:color="1F3864"/>
             </w:tcBorders>
             <w:shd w:val="clear" w:color="auto" w:fill="D9E2F3"/>
-            <w:tcMar>
-              <w:top w:w="50" w:type="dxa"/>
-              <w:left w:w="90" w:type="dxa"/>
-              <w:bottom w:w="50" w:type="dxa"/>
-              <w:right w:w="90" w:type="dxa"/>
-            </w:tcMar>
             <w:vAlign w:val="center"/>
           </w:tcPr>
           <w:p>
@@ -13031,12 +11767,6 @@
               <w:right w:val="single" w:sz="6" w:space="0" w:color="1F3864"/>
             </w:tcBorders>
             <w:shd w:val="clear" w:color="auto" w:fill="D9E2F3"/>
-            <w:tcMar>
-              <w:top w:w="50" w:type="dxa"/>
-              <w:left w:w="90" w:type="dxa"/>
-              <w:bottom w:w="50" w:type="dxa"/>
-              <w:right w:w="90" w:type="dxa"/>
-            </w:tcMar>
             <w:vAlign w:val="center"/>
           </w:tcPr>
           <w:p>
@@ -13149,12 +11879,6 @@
               <w:right w:val="single" w:sz="6" w:space="0" w:color="1F3864"/>
             </w:tcBorders>
             <w:shd w:val="clear" w:color="auto" w:fill="4472C4"/>
-            <w:tcMar>
-              <w:top w:w="50" w:type="dxa"/>
-              <w:left w:w="90" w:type="dxa"/>
-              <w:bottom w:w="50" w:type="dxa"/>
-              <w:right w:w="90" w:type="dxa"/>
-            </w:tcMar>
             <w:vAlign w:val="center"/>
           </w:tcPr>
           <w:p>
@@ -13210,12 +11934,6 @@
               <w:right w:val="single" w:sz="6" w:space="0" w:color="1F3864"/>
             </w:tcBorders>
             <w:shd w:val="clear" w:color="auto" w:fill="4472C4"/>
-            <w:tcMar>
-              <w:top w:w="50" w:type="dxa"/>
-              <w:left w:w="90" w:type="dxa"/>
-              <w:bottom w:w="50" w:type="dxa"/>
-              <w:right w:w="90" w:type="dxa"/>
-            </w:tcMar>
             <w:vAlign w:val="center"/>
           </w:tcPr>
           <w:p>
@@ -13354,12 +12072,6 @@
               <w:right w:val="single" w:sz="6" w:space="0" w:color="1F3864"/>
             </w:tcBorders>
             <w:shd w:val="clear" w:color="auto" w:fill="D9E2F3"/>
-            <w:tcMar>
-              <w:top w:w="50" w:type="dxa"/>
-              <w:left w:w="90" w:type="dxa"/>
-              <w:bottom w:w="50" w:type="dxa"/>
-              <w:right w:w="90" w:type="dxa"/>
-            </w:tcMar>
             <w:vAlign w:val="center"/>
           </w:tcPr>
           <w:p>
@@ -13680,12 +12392,6 @@
               <w:right w:val="single" w:sz="6" w:space="0" w:color="1F3864"/>
             </w:tcBorders>
             <w:shd w:val="clear" w:color="auto" w:fill="D9E2F3"/>
-            <w:tcMar>
-              <w:top w:w="50" w:type="dxa"/>
-              <w:left w:w="90" w:type="dxa"/>
-              <w:bottom w:w="50" w:type="dxa"/>
-              <w:right w:w="90" w:type="dxa"/>
-            </w:tcMar>
             <w:vAlign w:val="center"/>
           </w:tcPr>
           <w:p>
@@ -13928,6 +12634,78 @@
           </w:p>
         </w:tc>
       </w:tr>
+    </w:tbl>
+    <w:p>
+      <w:pPr>
+        <w:spacing w:before="0" w:after="0" w:line="240" w:lineRule="auto"/>
+        <w:rPr>
+          <w:sz w:val="18"/>
+          <w:szCs w:val="18"/>
+        </w:rPr>
+      </w:pPr>
+    </w:p>
+    <w:tbl>
+      <w:tblPr>
+        <w:tblW w:w="9405" w:type="dxa"/>
+        <w:jc w:val="center"/>
+        <w:tblBorders>
+          <w:top w:val="single" w:sz="6" w:space="0" w:color="1F3864"/>
+          <w:left w:val="single" w:sz="6" w:space="0" w:color="1F3864"/>
+          <w:bottom w:val="single" w:sz="6" w:space="0" w:color="1F3864"/>
+          <w:right w:val="single" w:sz="6" w:space="0" w:color="1F3864"/>
+          <w:insideH w:val="single" w:sz="6" w:space="0" w:color="1F3864"/>
+          <w:insideV w:val="single" w:sz="6" w:space="0" w:color="1F3864"/>
+        </w:tblBorders>
+        <w:tblLayout w:type="fixed"/>
+        <w:tblCellMar>
+          <w:top w:w="40" w:type="dxa"/>
+          <w:left w:w="90" w:type="dxa"/>
+          <w:bottom w:w="40" w:type="dxa"/>
+          <w:right w:w="90" w:type="dxa"/>
+        </w:tblCellMar>
+        <w:tblLook w:val="0000" w:firstRow="0" w:lastRow="0" w:firstColumn="0" w:lastColumn="0" w:noHBand="0" w:noVBand="0"/>
+      </w:tblPr>
+      <w:tblGrid>
+        <w:gridCol w:w="1548"/>
+        <w:gridCol w:w="749"/>
+        <w:gridCol w:w="372"/>
+        <w:gridCol w:w="751"/>
+        <w:gridCol w:w="371"/>
+        <w:gridCol w:w="375"/>
+        <w:gridCol w:w="747"/>
+        <w:gridCol w:w="874"/>
+        <w:gridCol w:w="249"/>
+        <w:gridCol w:w="377"/>
+        <w:gridCol w:w="372"/>
+        <w:gridCol w:w="27"/>
+        <w:gridCol w:w="346"/>
+        <w:gridCol w:w="370"/>
+        <w:gridCol w:w="1869"/>
+        <w:tblGridChange w:id="1">
+          <w:tblGrid>
+            <w:gridCol w:w="1245"/>
+            <w:gridCol w:w="830"/>
+            <w:gridCol w:w="415"/>
+            <w:gridCol w:w="340"/>
+            <w:gridCol w:w="458"/>
+            <w:gridCol w:w="32"/>
+            <w:gridCol w:w="415"/>
+            <w:gridCol w:w="415"/>
+            <w:gridCol w:w="830"/>
+            <w:gridCol w:w="830"/>
+            <w:gridCol w:w="415"/>
+            <w:gridCol w:w="351"/>
+            <w:gridCol w:w="64"/>
+            <w:gridCol w:w="415"/>
+            <w:gridCol w:w="170"/>
+            <w:gridCol w:w="245"/>
+            <w:gridCol w:w="415"/>
+            <w:gridCol w:w="1979"/>
+            <w:gridCol w:w="96"/>
+            <w:gridCol w:w="6"/>
+          </w:tblGrid>
+        </w:tblGridChange>
+      </w:tblGrid>
       <w:tr>
         <w:trPr/>
         <w:tc>
@@ -13941,12 +12719,6 @@
               <w:right w:val="single" w:sz="6" w:space="0" w:color="1F3864"/>
             </w:tcBorders>
             <w:shd w:val="clear" w:color="auto" w:fill="4472C4"/>
-            <w:tcMar>
-              <w:top w:w="50" w:type="dxa"/>
-              <w:left w:w="90" w:type="dxa"/>
-              <w:bottom w:w="50" w:type="dxa"/>
-              <w:right w:w="90" w:type="dxa"/>
-            </w:tcMar>
             <w:vAlign w:val="center"/>
           </w:tcPr>
           <w:p>
@@ -13990,12 +12762,6 @@
               <w:right w:val="single" w:sz="6" w:space="0" w:color="1F3864"/>
             </w:tcBorders>
             <w:shd w:val="clear" w:color="auto" w:fill="4472C4"/>
-            <w:tcMar>
-              <w:top w:w="50" w:type="dxa"/>
-              <w:left w:w="90" w:type="dxa"/>
-              <w:bottom w:w="50" w:type="dxa"/>
-              <w:right w:w="90" w:type="dxa"/>
-            </w:tcMar>
             <w:vAlign w:val="center"/>
           </w:tcPr>
           <w:p>
@@ -14036,12 +12802,6 @@
               <w:right w:val="single" w:sz="6" w:space="0" w:color="1F3864"/>
             </w:tcBorders>
             <w:shd w:val="clear" w:color="auto" w:fill="4472C4"/>
-            <w:tcMar>
-              <w:top w:w="50" w:type="dxa"/>
-              <w:left w:w="90" w:type="dxa"/>
-              <w:bottom w:w="50" w:type="dxa"/>
-              <w:right w:w="90" w:type="dxa"/>
-            </w:tcMar>
             <w:vAlign w:val="center"/>
           </w:tcPr>
           <w:p>
@@ -14082,12 +12842,6 @@
               <w:right w:val="single" w:sz="6" w:space="0" w:color="1F3864"/>
             </w:tcBorders>
             <w:shd w:val="clear" w:color="auto" w:fill="4472C4"/>
-            <w:tcMar>
-              <w:top w:w="50" w:type="dxa"/>
-              <w:left w:w="90" w:type="dxa"/>
-              <w:bottom w:w="50" w:type="dxa"/>
-              <w:right w:w="90" w:type="dxa"/>
-            </w:tcMar>
             <w:vAlign w:val="center"/>
           </w:tcPr>
           <w:p>
@@ -14143,12 +12897,6 @@
               <w:right w:val="single" w:sz="6" w:space="0" w:color="1F3864"/>
             </w:tcBorders>
             <w:shd w:val="clear" w:color="auto" w:fill="4472C4"/>
-            <w:tcMar>
-              <w:top w:w="50" w:type="dxa"/>
-              <w:left w:w="90" w:type="dxa"/>
-              <w:bottom w:w="50" w:type="dxa"/>
-              <w:right w:w="90" w:type="dxa"/>
-            </w:tcMar>
             <w:vAlign w:val="center"/>
           </w:tcPr>
           <w:p>
@@ -14188,12 +12936,6 @@
               <w:right w:val="single" w:sz="6" w:space="0" w:color="1F3864"/>
             </w:tcBorders>
             <w:shd w:val="clear" w:color="auto" w:fill="4472C4"/>
-            <w:tcMar>
-              <w:top w:w="50" w:type="dxa"/>
-              <w:left w:w="90" w:type="dxa"/>
-              <w:bottom w:w="50" w:type="dxa"/>
-              <w:right w:w="90" w:type="dxa"/>
-            </w:tcMar>
             <w:vAlign w:val="center"/>
           </w:tcPr>
           <w:p>
@@ -14237,12 +12979,6 @@
               <w:right w:val="single" w:sz="6" w:space="0" w:color="1F3864"/>
             </w:tcBorders>
             <w:shd w:val="clear" w:color="auto" w:fill="D9E2F3"/>
-            <w:tcMar>
-              <w:top w:w="50" w:type="dxa"/>
-              <w:left w:w="90" w:type="dxa"/>
-              <w:bottom w:w="50" w:type="dxa"/>
-              <w:right w:w="90" w:type="dxa"/>
-            </w:tcMar>
             <w:vAlign w:val="center"/>
           </w:tcPr>
           <w:p>
@@ -14427,12 +13163,6 @@
               <w:right w:val="single" w:sz="6" w:space="0" w:color="1F3864"/>
             </w:tcBorders>
             <w:shd w:val="clear" w:color="auto" w:fill="D9E2F3"/>
-            <w:tcMar>
-              <w:top w:w="50" w:type="dxa"/>
-              <w:left w:w="90" w:type="dxa"/>
-              <w:bottom w:w="50" w:type="dxa"/>
-              <w:right w:w="90" w:type="dxa"/>
-            </w:tcMar>
             <w:vAlign w:val="center"/>
           </w:tcPr>
           <w:p>
@@ -14604,12 +13334,6 @@
               <w:right w:val="single" w:sz="6" w:space="0" w:color="1F3864"/>
             </w:tcBorders>
             <w:shd w:val="clear" w:color="auto" w:fill="D9E2F3"/>
-            <w:tcMar>
-              <w:top w:w="50" w:type="dxa"/>
-              <w:left w:w="90" w:type="dxa"/>
-              <w:bottom w:w="50" w:type="dxa"/>
-              <w:right w:w="90" w:type="dxa"/>
-            </w:tcMar>
             <w:vAlign w:val="center"/>
           </w:tcPr>
           <w:p>
@@ -14845,12 +13569,6 @@
               <w:right w:val="single" w:sz="6" w:space="0" w:color="1F3864"/>
             </w:tcBorders>
             <w:shd w:val="clear" w:color="auto" w:fill="D9E2F3"/>
-            <w:tcMar>
-              <w:top w:w="50" w:type="dxa"/>
-              <w:left w:w="90" w:type="dxa"/>
-              <w:bottom w:w="50" w:type="dxa"/>
-              <w:right w:w="90" w:type="dxa"/>
-            </w:tcMar>
             <w:vAlign w:val="center"/>
           </w:tcPr>
           <w:p>
@@ -15114,12 +13832,6 @@
               <w:right w:val="single" w:sz="6" w:space="0" w:color="1F3864"/>
             </w:tcBorders>
             <w:shd w:val="clear" w:color="auto" w:fill="D9E2F3"/>
-            <w:tcMar>
-              <w:top w:w="50" w:type="dxa"/>
-              <w:left w:w="90" w:type="dxa"/>
-              <w:bottom w:w="50" w:type="dxa"/>
-              <w:right w:w="90" w:type="dxa"/>
-            </w:tcMar>
             <w:vAlign w:val="center"/>
           </w:tcPr>
           <w:p>
@@ -15407,6 +14119,78 @@
           </w:p>
         </w:tc>
       </w:tr>
+    </w:tbl>
+    <w:p>
+      <w:pPr>
+        <w:spacing w:before="0" w:after="0" w:line="240" w:lineRule="auto"/>
+        <w:rPr>
+          <w:sz w:val="18"/>
+          <w:szCs w:val="18"/>
+        </w:rPr>
+      </w:pPr>
+    </w:p>
+    <w:tbl>
+      <w:tblPr>
+        <w:tblW w:w="9405" w:type="dxa"/>
+        <w:jc w:val="center"/>
+        <w:tblBorders>
+          <w:top w:val="single" w:sz="6" w:space="0" w:color="1F3864"/>
+          <w:left w:val="single" w:sz="6" w:space="0" w:color="1F3864"/>
+          <w:bottom w:val="single" w:sz="6" w:space="0" w:color="1F3864"/>
+          <w:right w:val="single" w:sz="6" w:space="0" w:color="1F3864"/>
+          <w:insideH w:val="single" w:sz="6" w:space="0" w:color="1F3864"/>
+          <w:insideV w:val="single" w:sz="6" w:space="0" w:color="1F3864"/>
+        </w:tblBorders>
+        <w:tblLayout w:type="fixed"/>
+        <w:tblCellMar>
+          <w:top w:w="40" w:type="dxa"/>
+          <w:left w:w="90" w:type="dxa"/>
+          <w:bottom w:w="40" w:type="dxa"/>
+          <w:right w:w="90" w:type="dxa"/>
+        </w:tblCellMar>
+        <w:tblLook w:val="0000" w:firstRow="0" w:lastRow="0" w:firstColumn="0" w:lastColumn="0" w:noHBand="0" w:noVBand="0"/>
+      </w:tblPr>
+      <w:tblGrid>
+        <w:gridCol w:w="1548"/>
+        <w:gridCol w:w="749"/>
+        <w:gridCol w:w="372"/>
+        <w:gridCol w:w="751"/>
+        <w:gridCol w:w="371"/>
+        <w:gridCol w:w="375"/>
+        <w:gridCol w:w="747"/>
+        <w:gridCol w:w="874"/>
+        <w:gridCol w:w="249"/>
+        <w:gridCol w:w="377"/>
+        <w:gridCol w:w="372"/>
+        <w:gridCol w:w="27"/>
+        <w:gridCol w:w="346"/>
+        <w:gridCol w:w="370"/>
+        <w:gridCol w:w="1869"/>
+        <w:tblGridChange w:id="1">
+          <w:tblGrid>
+            <w:gridCol w:w="1245"/>
+            <w:gridCol w:w="830"/>
+            <w:gridCol w:w="415"/>
+            <w:gridCol w:w="340"/>
+            <w:gridCol w:w="458"/>
+            <w:gridCol w:w="32"/>
+            <w:gridCol w:w="415"/>
+            <w:gridCol w:w="415"/>
+            <w:gridCol w:w="830"/>
+            <w:gridCol w:w="830"/>
+            <w:gridCol w:w="415"/>
+            <w:gridCol w:w="351"/>
+            <w:gridCol w:w="64"/>
+            <w:gridCol w:w="415"/>
+            <w:gridCol w:w="170"/>
+            <w:gridCol w:w="245"/>
+            <w:gridCol w:w="415"/>
+            <w:gridCol w:w="1979"/>
+            <w:gridCol w:w="96"/>
+            <w:gridCol w:w="6"/>
+          </w:tblGrid>
+        </w:tblGridChange>
+      </w:tblGrid>
       <w:tr>
         <w:trPr/>
         <w:tc>
@@ -15420,12 +14204,6 @@
               <w:right w:val="single" w:sz="6" w:space="0" w:color="1F3864"/>
             </w:tcBorders>
             <w:shd w:val="clear" w:color="auto" w:fill="4472C4"/>
-            <w:tcMar>
-              <w:top w:w="50" w:type="dxa"/>
-              <w:left w:w="90" w:type="dxa"/>
-              <w:bottom w:w="50" w:type="dxa"/>
-              <w:right w:w="90" w:type="dxa"/>
-            </w:tcMar>
             <w:vAlign w:val="center"/>
           </w:tcPr>
           <w:p>
@@ -15466,12 +14244,6 @@
               <w:right w:val="single" w:sz="6" w:space="0" w:color="1F3864"/>
             </w:tcBorders>
             <w:shd w:val="clear" w:color="auto" w:fill="D9E2F3"/>
-            <w:tcMar>
-              <w:top w:w="50" w:type="dxa"/>
-              <w:left w:w="90" w:type="dxa"/>
-              <w:bottom w:w="50" w:type="dxa"/>
-              <w:right w:w="90" w:type="dxa"/>
-            </w:tcMar>
             <w:vAlign w:val="center"/>
           </w:tcPr>
           <w:p>
@@ -15810,12 +14582,6 @@
               <w:right w:val="single" w:sz="6" w:space="0" w:color="1F3864"/>
             </w:tcBorders>
             <w:shd w:val="clear" w:color="auto" w:fill="4472C4"/>
-            <w:tcMar>
-              <w:top w:w="50" w:type="dxa"/>
-              <w:left w:w="90" w:type="dxa"/>
-              <w:bottom w:w="50" w:type="dxa"/>
-              <w:right w:w="90" w:type="dxa"/>
-            </w:tcMar>
             <w:vAlign w:val="center"/>
           </w:tcPr>
           <w:p>
@@ -15856,12 +14622,6 @@
               <w:right w:val="single" w:sz="6" w:space="0" w:color="1F3864"/>
             </w:tcBorders>
             <w:shd w:val="clear" w:color="auto" w:fill="D9E2F3"/>
-            <w:tcMar>
-              <w:top w:w="50" w:type="dxa"/>
-              <w:left w:w="90" w:type="dxa"/>
-              <w:bottom w:w="50" w:type="dxa"/>
-              <w:right w:w="90" w:type="dxa"/>
-            </w:tcMar>
             <w:vAlign w:val="center"/>
           </w:tcPr>
           <w:p>
@@ -16203,12 +14963,6 @@
               <w:right w:val="single" w:sz="6" w:space="0" w:color="1F3864"/>
             </w:tcBorders>
             <w:shd w:val="clear" w:color="auto" w:fill="4472C4"/>
-            <w:tcMar>
-              <w:top w:w="50" w:type="dxa"/>
-              <w:left w:w="90" w:type="dxa"/>
-              <w:bottom w:w="50" w:type="dxa"/>
-              <w:right w:w="90" w:type="dxa"/>
-            </w:tcMar>
             <w:vAlign w:val="center"/>
           </w:tcPr>
           <w:p>
@@ -16248,12 +15002,6 @@
               <w:right w:val="single" w:sz="6" w:space="0" w:color="1F3864"/>
             </w:tcBorders>
             <w:shd w:val="clear" w:color="auto" w:fill="D9E2F3"/>
-            <w:tcMar>
-              <w:top w:w="50" w:type="dxa"/>
-              <w:left w:w="90" w:type="dxa"/>
-              <w:bottom w:w="50" w:type="dxa"/>
-              <w:right w:w="90" w:type="dxa"/>
-            </w:tcMar>
             <w:vAlign w:val="center"/>
           </w:tcPr>
           <w:p>
@@ -16391,12 +15139,6 @@
               <w:right w:val="single" w:sz="6" w:space="0" w:color="1F3864"/>
             </w:tcBorders>
             <w:shd w:val="clear" w:color="auto" w:fill="4472C4"/>
-            <w:tcMar>
-              <w:top w:w="50" w:type="dxa"/>
-              <w:left w:w="90" w:type="dxa"/>
-              <w:bottom w:w="50" w:type="dxa"/>
-              <w:right w:w="90" w:type="dxa"/>
-            </w:tcMar>
             <w:vAlign w:val="center"/>
           </w:tcPr>
           <w:p>
@@ -16436,12 +15178,6 @@
               <w:right w:val="single" w:sz="6" w:space="0" w:color="1F3864"/>
             </w:tcBorders>
             <w:shd w:val="clear" w:color="auto" w:fill="D9E2F3"/>
-            <w:tcMar>
-              <w:top w:w="50" w:type="dxa"/>
-              <w:left w:w="90" w:type="dxa"/>
-              <w:bottom w:w="50" w:type="dxa"/>
-              <w:right w:w="90" w:type="dxa"/>
-            </w:tcMar>
             <w:vAlign w:val="center"/>
           </w:tcPr>
           <w:p>
@@ -16563,12 +15299,6 @@
               <w:right w:val="single" w:sz="6" w:space="0" w:color="1F3864"/>
             </w:tcBorders>
             <w:shd w:val="clear" w:color="auto" w:fill="D9E2F3"/>
-            <w:tcMar>
-              <w:top w:w="50" w:type="dxa"/>
-              <w:left w:w="90" w:type="dxa"/>
-              <w:bottom w:w="50" w:type="dxa"/>
-              <w:right w:w="90" w:type="dxa"/>
-            </w:tcMar>
             <w:vAlign w:val="center"/>
           </w:tcPr>
           <w:p>
@@ -16597,12 +15327,6 @@
               <w:right w:val="single" w:sz="6" w:space="0" w:color="1F3864"/>
             </w:tcBorders>
             <w:shd w:val="clear" w:color="auto" w:fill="D9E2F3"/>
-            <w:tcMar>
-              <w:top w:w="50" w:type="dxa"/>
-              <w:left w:w="90" w:type="dxa"/>
-              <w:bottom w:w="50" w:type="dxa"/>
-              <w:right w:w="90" w:type="dxa"/>
-            </w:tcMar>
             <w:vAlign w:val="center"/>
           </w:tcPr>
           <w:p>
@@ -16628,12 +15352,6 @@
               <w:right w:val="single" w:sz="6" w:space="0" w:color="1F3864"/>
             </w:tcBorders>
             <w:shd w:val="clear" w:color="auto" w:fill="D9E2F3"/>
-            <w:tcMar>
-              <w:top w:w="50" w:type="dxa"/>
-              <w:left w:w="90" w:type="dxa"/>
-              <w:bottom w:w="50" w:type="dxa"/>
-              <w:right w:w="90" w:type="dxa"/>
-            </w:tcMar>
             <w:vAlign w:val="center"/>
           </w:tcPr>
           <w:p>
@@ -16659,12 +15377,6 @@
               <w:right w:val="single" w:sz="6" w:space="0" w:color="1F3864"/>
             </w:tcBorders>
             <w:shd w:val="clear" w:color="auto" w:fill="D9E2F3"/>
-            <w:tcMar>
-              <w:top w:w="50" w:type="dxa"/>
-              <w:left w:w="90" w:type="dxa"/>
-              <w:bottom w:w="50" w:type="dxa"/>
-              <w:right w:w="90" w:type="dxa"/>
-            </w:tcMar>
             <w:vAlign w:val="center"/>
           </w:tcPr>
           <w:p>
@@ -16695,8 +15407,10 @@
         </w:tblBorders>
         <w:tblLayout w:type="fixed"/>
         <w:tblCellMar>
-          <w:left w:w="10" w:type="dxa"/>
-          <w:right w:w="10" w:type="dxa"/>
+          <w:top w:w="40" w:type="dxa"/>
+          <w:left w:w="90" w:type="dxa"/>
+          <w:bottom w:w="40" w:type="dxa"/>
+          <w:right w:w="90" w:type="dxa"/>
         </w:tblCellMar>
         <w:tblLook w:val="0000" w:firstRow="0" w:lastRow="0" w:firstColumn="0" w:lastColumn="0" w:noHBand="0" w:noVBand="0"/>
       </w:tblPr>
@@ -16731,12 +15445,6 @@
               <w:right w:val="single" w:sz="6" w:space="0" w:color="1F3864"/>
             </w:tcBorders>
             <w:shd w:val="clear" w:color="auto" w:fill="4472C4"/>
-            <w:tcMar>
-              <w:top w:w="50" w:type="dxa"/>
-              <w:left w:w="90" w:type="dxa"/>
-              <w:bottom w:w="50" w:type="dxa"/>
-              <w:right w:w="90" w:type="dxa"/>
-            </w:tcMar>
             <w:vAlign w:val="center"/>
           </w:tcPr>
           <w:p>
@@ -16776,12 +15484,6 @@
               <w:right w:val="single" w:sz="6" w:space="0" w:color="1F3864"/>
             </w:tcBorders>
             <w:shd w:val="clear" w:color="auto" w:fill="D9E2F3"/>
-            <w:tcMar>
-              <w:top w:w="50" w:type="dxa"/>
-              <w:left w:w="90" w:type="dxa"/>
-              <w:bottom w:w="50" w:type="dxa"/>
-              <w:right w:w="90" w:type="dxa"/>
-            </w:tcMar>
             <w:vAlign w:val="center"/>
           </w:tcPr>
           <w:p>
@@ -16826,12 +15528,6 @@
               <w:right w:val="single" w:sz="6" w:space="0" w:color="1F3864"/>
             </w:tcBorders>
             <w:shd w:val="clear" w:color="auto" w:fill="4472C4"/>
-            <w:tcMar>
-              <w:top w:w="50" w:type="dxa"/>
-              <w:left w:w="90" w:type="dxa"/>
-              <w:bottom w:w="50" w:type="dxa"/>
-              <w:right w:w="90" w:type="dxa"/>
-            </w:tcMar>
             <w:vAlign w:val="center"/>
           </w:tcPr>
           <w:p>
@@ -16909,12 +15605,6 @@
               <w:right w:val="single" w:sz="6" w:space="0" w:color="1F3864"/>
             </w:tcBorders>
             <w:shd w:val="clear" w:color="auto" w:fill="4472C4"/>
-            <w:tcMar>
-              <w:top w:w="50" w:type="dxa"/>
-              <w:left w:w="90" w:type="dxa"/>
-              <w:bottom w:w="50" w:type="dxa"/>
-              <w:right w:w="90" w:type="dxa"/>
-            </w:tcMar>
             <w:vAlign w:val="center"/>
           </w:tcPr>
           <w:p>
@@ -16953,12 +15643,6 @@
               <w:right w:val="single" w:sz="6" w:space="0" w:color="1F3864"/>
             </w:tcBorders>
             <w:shd w:val="clear" w:color="auto" w:fill="4472C4"/>
-            <w:tcMar>
-              <w:top w:w="50" w:type="dxa"/>
-              <w:left w:w="90" w:type="dxa"/>
-              <w:bottom w:w="50" w:type="dxa"/>
-              <w:right w:w="90" w:type="dxa"/>
-            </w:tcMar>
             <w:vAlign w:val="center"/>
           </w:tcPr>
           <w:p>
@@ -16997,12 +15681,6 @@
               <w:right w:val="single" w:sz="6" w:space="0" w:color="1F3864"/>
             </w:tcBorders>
             <w:shd w:val="clear" w:color="auto" w:fill="4472C4"/>
-            <w:tcMar>
-              <w:top w:w="50" w:type="dxa"/>
-              <w:left w:w="90" w:type="dxa"/>
-              <w:bottom w:w="50" w:type="dxa"/>
-              <w:right w:w="90" w:type="dxa"/>
-            </w:tcMar>
             <w:vAlign w:val="center"/>
           </w:tcPr>
           <w:p>
@@ -17041,12 +15719,6 @@
               <w:right w:val="single" w:sz="6" w:space="0" w:color="1F3864"/>
             </w:tcBorders>
             <w:shd w:val="clear" w:color="auto" w:fill="4472C4"/>
-            <w:tcMar>
-              <w:top w:w="50" w:type="dxa"/>
-              <w:left w:w="90" w:type="dxa"/>
-              <w:bottom w:w="50" w:type="dxa"/>
-              <w:right w:w="90" w:type="dxa"/>
-            </w:tcMar>
             <w:vAlign w:val="center"/>
           </w:tcPr>
           <w:p>
@@ -17111,12 +15783,6 @@
               <w:right w:val="single" w:sz="6" w:space="0" w:color="1F3864"/>
             </w:tcBorders>
             <w:shd w:val="clear" w:color="auto" w:fill="D9E2F3"/>
-            <w:tcMar>
-              <w:top w:w="50" w:type="dxa"/>
-              <w:left w:w="90" w:type="dxa"/>
-              <w:bottom w:w="50" w:type="dxa"/>
-              <w:right w:w="90" w:type="dxa"/>
-            </w:tcMar>
             <w:vAlign w:val="center"/>
           </w:tcPr>
           <w:p>
@@ -17149,12 +15815,6 @@
               <w:right w:val="single" w:sz="6" w:space="0" w:color="1F3864"/>
             </w:tcBorders>
             <w:shd w:val="clear" w:color="auto" w:fill="D9E2F3"/>
-            <w:tcMar>
-              <w:top w:w="50" w:type="dxa"/>
-              <w:left w:w="90" w:type="dxa"/>
-              <w:bottom w:w="50" w:type="dxa"/>
-              <w:right w:w="90" w:type="dxa"/>
-            </w:tcMar>
             <w:vAlign w:val="center"/>
           </w:tcPr>
           <w:p>
@@ -17187,12 +15847,6 @@
               <w:right w:val="single" w:sz="6" w:space="0" w:color="1F3864"/>
             </w:tcBorders>
             <w:shd w:val="clear" w:color="auto" w:fill="D9E2F3"/>
-            <w:tcMar>
-              <w:top w:w="50" w:type="dxa"/>
-              <w:left w:w="90" w:type="dxa"/>
-              <w:bottom w:w="50" w:type="dxa"/>
-              <w:right w:w="90" w:type="dxa"/>
-            </w:tcMar>
             <w:vAlign w:val="center"/>
           </w:tcPr>
           <w:p>
@@ -17225,12 +15879,6 @@
               <w:right w:val="single" w:sz="6" w:space="0" w:color="1F3864"/>
             </w:tcBorders>
             <w:shd w:val="clear" w:color="auto" w:fill="D9E2F3"/>
-            <w:tcMar>
-              <w:top w:w="50" w:type="dxa"/>
-              <w:left w:w="90" w:type="dxa"/>
-              <w:bottom w:w="50" w:type="dxa"/>
-              <w:right w:w="90" w:type="dxa"/>
-            </w:tcMar>
             <w:vAlign w:val="center"/>
           </w:tcPr>
           <w:p>
@@ -17289,12 +15937,6 @@
               <w:right w:val="single" w:sz="6" w:space="0" w:color="1F3864"/>
             </w:tcBorders>
             <w:shd w:val="clear" w:color="auto" w:fill="D9E2F3"/>
-            <w:tcMar>
-              <w:top w:w="50" w:type="dxa"/>
-              <w:left w:w="90" w:type="dxa"/>
-              <w:bottom w:w="50" w:type="dxa"/>
-              <w:right w:w="90" w:type="dxa"/>
-            </w:tcMar>
             <w:vAlign w:val="center"/>
           </w:tcPr>
           <w:p>
@@ -17327,12 +15969,6 @@
               <w:right w:val="single" w:sz="6" w:space="0" w:color="1F3864"/>
             </w:tcBorders>
             <w:shd w:val="clear" w:color="auto" w:fill="D9E2F3"/>
-            <w:tcMar>
-              <w:top w:w="50" w:type="dxa"/>
-              <w:left w:w="90" w:type="dxa"/>
-              <w:bottom w:w="50" w:type="dxa"/>
-              <w:right w:w="90" w:type="dxa"/>
-            </w:tcMar>
             <w:vAlign w:val="center"/>
           </w:tcPr>
           <w:p>
@@ -17365,12 +16001,6 @@
               <w:right w:val="single" w:sz="6" w:space="0" w:color="1F3864"/>
             </w:tcBorders>
             <w:shd w:val="clear" w:color="auto" w:fill="D9E2F3"/>
-            <w:tcMar>
-              <w:top w:w="50" w:type="dxa"/>
-              <w:left w:w="90" w:type="dxa"/>
-              <w:bottom w:w="50" w:type="dxa"/>
-              <w:right w:w="90" w:type="dxa"/>
-            </w:tcMar>
             <w:vAlign w:val="center"/>
           </w:tcPr>
           <w:p>
@@ -17403,12 +16033,6 @@
               <w:right w:val="single" w:sz="6" w:space="0" w:color="1F3864"/>
             </w:tcBorders>
             <w:shd w:val="clear" w:color="auto" w:fill="D9E2F3"/>
-            <w:tcMar>
-              <w:top w:w="50" w:type="dxa"/>
-              <w:left w:w="90" w:type="dxa"/>
-              <w:bottom w:w="50" w:type="dxa"/>
-              <w:right w:w="90" w:type="dxa"/>
-            </w:tcMar>
             <w:vAlign w:val="center"/>
           </w:tcPr>
           <w:p>
@@ -17467,12 +16091,6 @@
               <w:right w:val="single" w:sz="6" w:space="0" w:color="1F3864"/>
             </w:tcBorders>
             <w:shd w:val="clear" w:color="auto" w:fill="D9E2F3"/>
-            <w:tcMar>
-              <w:top w:w="50" w:type="dxa"/>
-              <w:left w:w="90" w:type="dxa"/>
-              <w:bottom w:w="50" w:type="dxa"/>
-              <w:right w:w="90" w:type="dxa"/>
-            </w:tcMar>
             <w:vAlign w:val="center"/>
           </w:tcPr>
           <w:p>
@@ -17505,12 +16123,6 @@
               <w:right w:val="single" w:sz="6" w:space="0" w:color="1F3864"/>
             </w:tcBorders>
             <w:shd w:val="clear" w:color="auto" w:fill="D9E2F3"/>
-            <w:tcMar>
-              <w:top w:w="50" w:type="dxa"/>
-              <w:left w:w="90" w:type="dxa"/>
-              <w:bottom w:w="50" w:type="dxa"/>
-              <w:right w:w="90" w:type="dxa"/>
-            </w:tcMar>
             <w:vAlign w:val="center"/>
           </w:tcPr>
           <w:p>
@@ -17543,12 +16155,6 @@
               <w:right w:val="single" w:sz="6" w:space="0" w:color="1F3864"/>
             </w:tcBorders>
             <w:shd w:val="clear" w:color="auto" w:fill="D9E2F3"/>
-            <w:tcMar>
-              <w:top w:w="50" w:type="dxa"/>
-              <w:left w:w="90" w:type="dxa"/>
-              <w:bottom w:w="50" w:type="dxa"/>
-              <w:right w:w="90" w:type="dxa"/>
-            </w:tcMar>
             <w:vAlign w:val="center"/>
           </w:tcPr>
           <w:p>
@@ -17581,12 +16187,6 @@
               <w:right w:val="single" w:sz="6" w:space="0" w:color="1F3864"/>
             </w:tcBorders>
             <w:shd w:val="clear" w:color="auto" w:fill="D9E2F3"/>
-            <w:tcMar>
-              <w:top w:w="50" w:type="dxa"/>
-              <w:left w:w="90" w:type="dxa"/>
-              <w:bottom w:w="50" w:type="dxa"/>
-              <w:right w:w="90" w:type="dxa"/>
-            </w:tcMar>
             <w:vAlign w:val="center"/>
           </w:tcPr>
           <w:p>
@@ -17646,12 +16246,6 @@
               <w:right w:val="single" w:sz="6" w:space="0" w:color="1F3864"/>
             </w:tcBorders>
             <w:shd w:val="clear" w:color="auto" w:fill="D9E2F3"/>
-            <w:tcMar>
-              <w:top w:w="50" w:type="dxa"/>
-              <w:left w:w="90" w:type="dxa"/>
-              <w:bottom w:w="50" w:type="dxa"/>
-              <w:right w:w="90" w:type="dxa"/>
-            </w:tcMar>
             <w:vAlign w:val="center"/>
           </w:tcPr>
           <w:p>
@@ -17696,12 +16290,6 @@
               <w:right w:val="single" w:sz="6" w:space="0" w:color="1F3864"/>
             </w:tcBorders>
             <w:shd w:val="clear" w:color="auto" w:fill="4472C4"/>
-            <w:tcMar>
-              <w:top w:w="50" w:type="dxa"/>
-              <w:left w:w="90" w:type="dxa"/>
-              <w:bottom w:w="50" w:type="dxa"/>
-              <w:right w:w="90" w:type="dxa"/>
-            </w:tcMar>
             <w:vAlign w:val="center"/>
           </w:tcPr>
           <w:p>
@@ -17779,12 +16367,6 @@
               <w:right w:val="single" w:sz="6" w:space="0" w:color="1F3864"/>
             </w:tcBorders>
             <w:shd w:val="clear" w:color="auto" w:fill="4472C4"/>
-            <w:tcMar>
-              <w:top w:w="50" w:type="dxa"/>
-              <w:left w:w="90" w:type="dxa"/>
-              <w:bottom w:w="50" w:type="dxa"/>
-              <w:right w:w="90" w:type="dxa"/>
-            </w:tcMar>
             <w:vAlign w:val="center"/>
           </w:tcPr>
           <w:p>
@@ -17823,12 +16405,6 @@
               <w:right w:val="single" w:sz="6" w:space="0" w:color="1F3864"/>
             </w:tcBorders>
             <w:shd w:val="clear" w:color="auto" w:fill="4472C4"/>
-            <w:tcMar>
-              <w:top w:w="50" w:type="dxa"/>
-              <w:left w:w="90" w:type="dxa"/>
-              <w:bottom w:w="50" w:type="dxa"/>
-              <w:right w:w="90" w:type="dxa"/>
-            </w:tcMar>
             <w:vAlign w:val="center"/>
           </w:tcPr>
           <w:p>
@@ -17867,12 +16443,6 @@
               <w:right w:val="single" w:sz="6" w:space="0" w:color="1F3864"/>
             </w:tcBorders>
             <w:shd w:val="clear" w:color="auto" w:fill="4472C4"/>
-            <w:tcMar>
-              <w:top w:w="50" w:type="dxa"/>
-              <w:left w:w="90" w:type="dxa"/>
-              <w:bottom w:w="50" w:type="dxa"/>
-              <w:right w:w="90" w:type="dxa"/>
-            </w:tcMar>
             <w:vAlign w:val="center"/>
           </w:tcPr>
           <w:p>
@@ -17911,12 +16481,6 @@
               <w:right w:val="single" w:sz="6" w:space="0" w:color="1F3864"/>
             </w:tcBorders>
             <w:shd w:val="clear" w:color="auto" w:fill="4472C4"/>
-            <w:tcMar>
-              <w:top w:w="50" w:type="dxa"/>
-              <w:left w:w="90" w:type="dxa"/>
-              <w:bottom w:w="50" w:type="dxa"/>
-              <w:right w:w="90" w:type="dxa"/>
-            </w:tcMar>
             <w:vAlign w:val="center"/>
           </w:tcPr>
           <w:p>
@@ -17981,12 +16545,6 @@
               <w:right w:val="single" w:sz="6" w:space="0" w:color="1F3864"/>
             </w:tcBorders>
             <w:shd w:val="clear" w:color="auto" w:fill="D9E2F3"/>
-            <w:tcMar>
-              <w:top w:w="50" w:type="dxa"/>
-              <w:left w:w="90" w:type="dxa"/>
-              <w:bottom w:w="50" w:type="dxa"/>
-              <w:right w:w="90" w:type="dxa"/>
-            </w:tcMar>
             <w:vAlign w:val="center"/>
           </w:tcPr>
           <w:p>
@@ -18019,12 +16577,6 @@
               <w:right w:val="single" w:sz="6" w:space="0" w:color="1F3864"/>
             </w:tcBorders>
             <w:shd w:val="clear" w:color="auto" w:fill="D9E2F3"/>
-            <w:tcMar>
-              <w:top w:w="50" w:type="dxa"/>
-              <w:left w:w="90" w:type="dxa"/>
-              <w:bottom w:w="50" w:type="dxa"/>
-              <w:right w:w="90" w:type="dxa"/>
-            </w:tcMar>
             <w:vAlign w:val="center"/>
           </w:tcPr>
           <w:p>
@@ -18057,12 +16609,6 @@
               <w:right w:val="single" w:sz="6" w:space="0" w:color="1F3864"/>
             </w:tcBorders>
             <w:shd w:val="clear" w:color="auto" w:fill="D9E2F3"/>
-            <w:tcMar>
-              <w:top w:w="50" w:type="dxa"/>
-              <w:left w:w="90" w:type="dxa"/>
-              <w:bottom w:w="50" w:type="dxa"/>
-              <w:right w:w="90" w:type="dxa"/>
-            </w:tcMar>
             <w:vAlign w:val="center"/>
           </w:tcPr>
           <w:p>
@@ -18095,12 +16641,6 @@
               <w:right w:val="single" w:sz="6" w:space="0" w:color="1F3864"/>
             </w:tcBorders>
             <w:shd w:val="clear" w:color="auto" w:fill="D9E2F3"/>
-            <w:tcMar>
-              <w:top w:w="50" w:type="dxa"/>
-              <w:left w:w="90" w:type="dxa"/>
-              <w:bottom w:w="50" w:type="dxa"/>
-              <w:right w:w="90" w:type="dxa"/>
-            </w:tcMar>
             <w:vAlign w:val="center"/>
           </w:tcPr>
           <w:p>
@@ -18159,12 +16699,6 @@
               <w:right w:val="single" w:sz="6" w:space="0" w:color="1F3864"/>
             </w:tcBorders>
             <w:shd w:val="clear" w:color="auto" w:fill="D9E2F3"/>
-            <w:tcMar>
-              <w:top w:w="50" w:type="dxa"/>
-              <w:left w:w="90" w:type="dxa"/>
-              <w:bottom w:w="50" w:type="dxa"/>
-              <w:right w:w="90" w:type="dxa"/>
-            </w:tcMar>
             <w:vAlign w:val="center"/>
           </w:tcPr>
           <w:p>
@@ -18197,12 +16731,6 @@
               <w:right w:val="single" w:sz="6" w:space="0" w:color="1F3864"/>
             </w:tcBorders>
             <w:shd w:val="clear" w:color="auto" w:fill="D9E2F3"/>
-            <w:tcMar>
-              <w:top w:w="50" w:type="dxa"/>
-              <w:left w:w="90" w:type="dxa"/>
-              <w:bottom w:w="50" w:type="dxa"/>
-              <w:right w:w="90" w:type="dxa"/>
-            </w:tcMar>
             <w:vAlign w:val="center"/>
           </w:tcPr>
           <w:p>
@@ -18235,12 +16763,6 @@
               <w:right w:val="single" w:sz="6" w:space="0" w:color="1F3864"/>
             </w:tcBorders>
             <w:shd w:val="clear" w:color="auto" w:fill="D9E2F3"/>
-            <w:tcMar>
-              <w:top w:w="50" w:type="dxa"/>
-              <w:left w:w="90" w:type="dxa"/>
-              <w:bottom w:w="50" w:type="dxa"/>
-              <w:right w:w="90" w:type="dxa"/>
-            </w:tcMar>
             <w:vAlign w:val="center"/>
           </w:tcPr>
           <w:p>
@@ -18273,12 +16795,6 @@
               <w:right w:val="single" w:sz="6" w:space="0" w:color="1F3864"/>
             </w:tcBorders>
             <w:shd w:val="clear" w:color="auto" w:fill="D9E2F3"/>
-            <w:tcMar>
-              <w:top w:w="50" w:type="dxa"/>
-              <w:left w:w="90" w:type="dxa"/>
-              <w:bottom w:w="50" w:type="dxa"/>
-              <w:right w:w="90" w:type="dxa"/>
-            </w:tcMar>
             <w:vAlign w:val="center"/>
           </w:tcPr>
           <w:p>
@@ -18337,12 +16853,6 @@
               <w:right w:val="single" w:sz="6" w:space="0" w:color="1F3864"/>
             </w:tcBorders>
             <w:shd w:val="clear" w:color="auto" w:fill="D9E2F3"/>
-            <w:tcMar>
-              <w:top w:w="50" w:type="dxa"/>
-              <w:left w:w="90" w:type="dxa"/>
-              <w:bottom w:w="50" w:type="dxa"/>
-              <w:right w:w="90" w:type="dxa"/>
-            </w:tcMar>
             <w:vAlign w:val="center"/>
           </w:tcPr>
           <w:p>
@@ -18375,12 +16885,6 @@
               <w:right w:val="single" w:sz="6" w:space="0" w:color="1F3864"/>
             </w:tcBorders>
             <w:shd w:val="clear" w:color="auto" w:fill="D9E2F3"/>
-            <w:tcMar>
-              <w:top w:w="50" w:type="dxa"/>
-              <w:left w:w="90" w:type="dxa"/>
-              <w:bottom w:w="50" w:type="dxa"/>
-              <w:right w:w="90" w:type="dxa"/>
-            </w:tcMar>
             <w:vAlign w:val="center"/>
           </w:tcPr>
           <w:p>
@@ -18413,12 +16917,6 @@
               <w:right w:val="single" w:sz="6" w:space="0" w:color="1F3864"/>
             </w:tcBorders>
             <w:shd w:val="clear" w:color="auto" w:fill="D9E2F3"/>
-            <w:tcMar>
-              <w:top w:w="50" w:type="dxa"/>
-              <w:left w:w="90" w:type="dxa"/>
-              <w:bottom w:w="50" w:type="dxa"/>
-              <w:right w:w="90" w:type="dxa"/>
-            </w:tcMar>
             <w:vAlign w:val="center"/>
           </w:tcPr>
           <w:p>
@@ -18451,12 +16949,6 @@
               <w:right w:val="single" w:sz="6" w:space="0" w:color="1F3864"/>
             </w:tcBorders>
             <w:shd w:val="clear" w:color="auto" w:fill="D9E2F3"/>
-            <w:tcMar>
-              <w:top w:w="50" w:type="dxa"/>
-              <w:left w:w="90" w:type="dxa"/>
-              <w:bottom w:w="50" w:type="dxa"/>
-              <w:right w:w="90" w:type="dxa"/>
-            </w:tcMar>
             <w:vAlign w:val="center"/>
           </w:tcPr>
           <w:p>
@@ -18516,12 +17008,6 @@
               <w:right w:val="single" w:sz="6" w:space="0" w:color="1F3864"/>
             </w:tcBorders>
             <w:shd w:val="clear" w:color="auto" w:fill="D9E2F3"/>
-            <w:tcMar>
-              <w:top w:w="50" w:type="dxa"/>
-              <w:left w:w="90" w:type="dxa"/>
-              <w:bottom w:w="50" w:type="dxa"/>
-              <w:right w:w="90" w:type="dxa"/>
-            </w:tcMar>
             <w:vAlign w:val="center"/>
           </w:tcPr>
           <w:p>
@@ -18582,12 +17068,6 @@
               <w:right w:val="single" w:sz="6" w:space="0" w:color="1F3864"/>
             </w:tcBorders>
             <w:shd w:val="clear" w:color="auto" w:fill="4472C4"/>
-            <w:tcMar>
-              <w:top w:w="50" w:type="dxa"/>
-              <w:left w:w="90" w:type="dxa"/>
-              <w:bottom w:w="50" w:type="dxa"/>
-              <w:right w:w="90" w:type="dxa"/>
-            </w:tcMar>
             <w:vAlign w:val="center"/>
           </w:tcPr>
           <w:p>
@@ -18665,12 +17145,6 @@
               <w:right w:val="single" w:sz="6" w:space="0" w:color="1F3864"/>
             </w:tcBorders>
             <w:shd w:val="clear" w:color="auto" w:fill="4472C4"/>
-            <w:tcMar>
-              <w:top w:w="50" w:type="dxa"/>
-              <w:left w:w="90" w:type="dxa"/>
-              <w:bottom w:w="50" w:type="dxa"/>
-              <w:right w:w="90" w:type="dxa"/>
-            </w:tcMar>
             <w:vAlign w:val="center"/>
           </w:tcPr>
           <w:p>
@@ -18709,12 +17183,6 @@
               <w:right w:val="single" w:sz="6" w:space="0" w:color="1F3864"/>
             </w:tcBorders>
             <w:shd w:val="clear" w:color="auto" w:fill="4472C4"/>
-            <w:tcMar>
-              <w:top w:w="50" w:type="dxa"/>
-              <w:left w:w="90" w:type="dxa"/>
-              <w:bottom w:w="50" w:type="dxa"/>
-              <w:right w:w="90" w:type="dxa"/>
-            </w:tcMar>
             <w:vAlign w:val="center"/>
           </w:tcPr>
           <w:p>
@@ -18753,12 +17221,6 @@
               <w:right w:val="single" w:sz="6" w:space="0" w:color="1F3864"/>
             </w:tcBorders>
             <w:shd w:val="clear" w:color="auto" w:fill="4472C4"/>
-            <w:tcMar>
-              <w:top w:w="50" w:type="dxa"/>
-              <w:left w:w="90" w:type="dxa"/>
-              <w:bottom w:w="50" w:type="dxa"/>
-              <w:right w:w="90" w:type="dxa"/>
-            </w:tcMar>
             <w:vAlign w:val="center"/>
           </w:tcPr>
           <w:p>
@@ -18797,12 +17259,6 @@
               <w:right w:val="single" w:sz="6" w:space="0" w:color="1F3864"/>
             </w:tcBorders>
             <w:shd w:val="clear" w:color="auto" w:fill="4472C4"/>
-            <w:tcMar>
-              <w:top w:w="50" w:type="dxa"/>
-              <w:left w:w="90" w:type="dxa"/>
-              <w:bottom w:w="50" w:type="dxa"/>
-              <w:right w:w="90" w:type="dxa"/>
-            </w:tcMar>
             <w:vAlign w:val="center"/>
           </w:tcPr>
           <w:p>
@@ -18867,12 +17323,6 @@
               <w:right w:val="single" w:sz="6" w:space="0" w:color="1F3864"/>
             </w:tcBorders>
             <w:shd w:val="clear" w:color="auto" w:fill="D9E2F3"/>
-            <w:tcMar>
-              <w:top w:w="50" w:type="dxa"/>
-              <w:left w:w="90" w:type="dxa"/>
-              <w:bottom w:w="50" w:type="dxa"/>
-              <w:right w:w="90" w:type="dxa"/>
-            </w:tcMar>
             <w:vAlign w:val="center"/>
           </w:tcPr>
           <w:p>
@@ -18905,12 +17355,6 @@
               <w:right w:val="single" w:sz="6" w:space="0" w:color="1F3864"/>
             </w:tcBorders>
             <w:shd w:val="clear" w:color="auto" w:fill="D9E2F3"/>
-            <w:tcMar>
-              <w:top w:w="50" w:type="dxa"/>
-              <w:left w:w="90" w:type="dxa"/>
-              <w:bottom w:w="50" w:type="dxa"/>
-              <w:right w:w="90" w:type="dxa"/>
-            </w:tcMar>
             <w:vAlign w:val="center"/>
           </w:tcPr>
           <w:p>
@@ -18943,12 +17387,6 @@
               <w:right w:val="single" w:sz="6" w:space="0" w:color="1F3864"/>
             </w:tcBorders>
             <w:shd w:val="clear" w:color="auto" w:fill="D9E2F3"/>
-            <w:tcMar>
-              <w:top w:w="50" w:type="dxa"/>
-              <w:left w:w="90" w:type="dxa"/>
-              <w:bottom w:w="50" w:type="dxa"/>
-              <w:right w:w="90" w:type="dxa"/>
-            </w:tcMar>
             <w:vAlign w:val="center"/>
           </w:tcPr>
           <w:p>
@@ -18981,12 +17419,6 @@
               <w:right w:val="single" w:sz="6" w:space="0" w:color="1F3864"/>
             </w:tcBorders>
             <w:shd w:val="clear" w:color="auto" w:fill="D9E2F3"/>
-            <w:tcMar>
-              <w:top w:w="50" w:type="dxa"/>
-              <w:left w:w="90" w:type="dxa"/>
-              <w:bottom w:w="50" w:type="dxa"/>
-              <w:right w:w="90" w:type="dxa"/>
-            </w:tcMar>
             <w:vAlign w:val="center"/>
           </w:tcPr>
           <w:p>
@@ -19045,12 +17477,6 @@
               <w:right w:val="single" w:sz="6" w:space="0" w:color="1F3864"/>
             </w:tcBorders>
             <w:shd w:val="clear" w:color="auto" w:fill="D9E2F3"/>
-            <w:tcMar>
-              <w:top w:w="50" w:type="dxa"/>
-              <w:left w:w="90" w:type="dxa"/>
-              <w:bottom w:w="50" w:type="dxa"/>
-              <w:right w:w="90" w:type="dxa"/>
-            </w:tcMar>
             <w:vAlign w:val="center"/>
           </w:tcPr>
           <w:p>
@@ -19083,12 +17509,6 @@
               <w:right w:val="single" w:sz="6" w:space="0" w:color="1F3864"/>
             </w:tcBorders>
             <w:shd w:val="clear" w:color="auto" w:fill="D9E2F3"/>
-            <w:tcMar>
-              <w:top w:w="50" w:type="dxa"/>
-              <w:left w:w="90" w:type="dxa"/>
-              <w:bottom w:w="50" w:type="dxa"/>
-              <w:right w:w="90" w:type="dxa"/>
-            </w:tcMar>
             <w:vAlign w:val="center"/>
           </w:tcPr>
           <w:p>
@@ -19121,12 +17541,6 @@
               <w:right w:val="single" w:sz="6" w:space="0" w:color="1F3864"/>
             </w:tcBorders>
             <w:shd w:val="clear" w:color="auto" w:fill="D9E2F3"/>
-            <w:tcMar>
-              <w:top w:w="50" w:type="dxa"/>
-              <w:left w:w="90" w:type="dxa"/>
-              <w:bottom w:w="50" w:type="dxa"/>
-              <w:right w:w="90" w:type="dxa"/>
-            </w:tcMar>
             <w:vAlign w:val="center"/>
           </w:tcPr>
           <w:p>
@@ -19159,12 +17573,6 @@
               <w:right w:val="single" w:sz="6" w:space="0" w:color="1F3864"/>
             </w:tcBorders>
             <w:shd w:val="clear" w:color="auto" w:fill="D9E2F3"/>
-            <w:tcMar>
-              <w:top w:w="50" w:type="dxa"/>
-              <w:left w:w="90" w:type="dxa"/>
-              <w:bottom w:w="50" w:type="dxa"/>
-              <w:right w:w="90" w:type="dxa"/>
-            </w:tcMar>
             <w:vAlign w:val="center"/>
           </w:tcPr>
           <w:p>
@@ -19223,12 +17631,6 @@
               <w:right w:val="single" w:sz="6" w:space="0" w:color="1F3864"/>
             </w:tcBorders>
             <w:shd w:val="clear" w:color="auto" w:fill="D9E2F3"/>
-            <w:tcMar>
-              <w:top w:w="50" w:type="dxa"/>
-              <w:left w:w="90" w:type="dxa"/>
-              <w:bottom w:w="50" w:type="dxa"/>
-              <w:right w:w="90" w:type="dxa"/>
-            </w:tcMar>
             <w:vAlign w:val="center"/>
           </w:tcPr>
           <w:p>
@@ -19261,12 +17663,6 @@
               <w:right w:val="single" w:sz="6" w:space="0" w:color="1F3864"/>
             </w:tcBorders>
             <w:shd w:val="clear" w:color="auto" w:fill="D9E2F3"/>
-            <w:tcMar>
-              <w:top w:w="50" w:type="dxa"/>
-              <w:left w:w="90" w:type="dxa"/>
-              <w:bottom w:w="50" w:type="dxa"/>
-              <w:right w:w="90" w:type="dxa"/>
-            </w:tcMar>
             <w:vAlign w:val="center"/>
           </w:tcPr>
           <w:p>
@@ -19299,12 +17695,6 @@
               <w:right w:val="single" w:sz="6" w:space="0" w:color="1F3864"/>
             </w:tcBorders>
             <w:shd w:val="clear" w:color="auto" w:fill="D9E2F3"/>
-            <w:tcMar>
-              <w:top w:w="50" w:type="dxa"/>
-              <w:left w:w="90" w:type="dxa"/>
-              <w:bottom w:w="50" w:type="dxa"/>
-              <w:right w:w="90" w:type="dxa"/>
-            </w:tcMar>
             <w:vAlign w:val="center"/>
           </w:tcPr>
           <w:p>
@@ -19337,12 +17727,6 @@
               <w:right w:val="single" w:sz="6" w:space="0" w:color="1F3864"/>
             </w:tcBorders>
             <w:shd w:val="clear" w:color="auto" w:fill="D9E2F3"/>
-            <w:tcMar>
-              <w:top w:w="50" w:type="dxa"/>
-              <w:left w:w="90" w:type="dxa"/>
-              <w:bottom w:w="50" w:type="dxa"/>
-              <w:right w:w="90" w:type="dxa"/>
-            </w:tcMar>
             <w:vAlign w:val="center"/>
           </w:tcPr>
           <w:p>
@@ -19402,12 +17786,6 @@
               <w:right w:val="single" w:sz="6" w:space="0" w:color="1F3864"/>
             </w:tcBorders>
             <w:shd w:val="clear" w:color="auto" w:fill="D9E2F3"/>
-            <w:tcMar>
-              <w:top w:w="50" w:type="dxa"/>
-              <w:left w:w="90" w:type="dxa"/>
-              <w:bottom w:w="50" w:type="dxa"/>
-              <w:right w:w="90" w:type="dxa"/>
-            </w:tcMar>
             <w:vAlign w:val="center"/>
           </w:tcPr>
           <w:p>
@@ -19452,12 +17830,6 @@
               <w:right w:val="single" w:sz="6" w:space="0" w:color="1F3864"/>
             </w:tcBorders>
             <w:shd w:val="clear" w:color="auto" w:fill="4472C4"/>
-            <w:tcMar>
-              <w:top w:w="50" w:type="dxa"/>
-              <w:left w:w="90" w:type="dxa"/>
-              <w:bottom w:w="50" w:type="dxa"/>
-              <w:right w:w="90" w:type="dxa"/>
-            </w:tcMar>
             <w:vAlign w:val="center"/>
           </w:tcPr>
           <w:p>
@@ -19535,12 +17907,6 @@
               <w:right w:val="single" w:sz="6" w:space="0" w:color="1F3864"/>
             </w:tcBorders>
             <w:shd w:val="clear" w:color="auto" w:fill="4472C4"/>
-            <w:tcMar>
-              <w:top w:w="50" w:type="dxa"/>
-              <w:left w:w="90" w:type="dxa"/>
-              <w:bottom w:w="50" w:type="dxa"/>
-              <w:right w:w="90" w:type="dxa"/>
-            </w:tcMar>
             <w:vAlign w:val="center"/>
           </w:tcPr>
           <w:p>
@@ -19579,12 +17945,6 @@
               <w:right w:val="single" w:sz="6" w:space="0" w:color="1F3864"/>
             </w:tcBorders>
             <w:shd w:val="clear" w:color="auto" w:fill="4472C4"/>
-            <w:tcMar>
-              <w:top w:w="50" w:type="dxa"/>
-              <w:left w:w="90" w:type="dxa"/>
-              <w:bottom w:w="50" w:type="dxa"/>
-              <w:right w:w="90" w:type="dxa"/>
-            </w:tcMar>
             <w:vAlign w:val="center"/>
           </w:tcPr>
           <w:p>
@@ -19623,12 +17983,6 @@
               <w:right w:val="single" w:sz="6" w:space="0" w:color="1F3864"/>
             </w:tcBorders>
             <w:shd w:val="clear" w:color="auto" w:fill="4472C4"/>
-            <w:tcMar>
-              <w:top w:w="50" w:type="dxa"/>
-              <w:left w:w="90" w:type="dxa"/>
-              <w:bottom w:w="50" w:type="dxa"/>
-              <w:right w:w="90" w:type="dxa"/>
-            </w:tcMar>
             <w:vAlign w:val="center"/>
           </w:tcPr>
           <w:p>
@@ -19667,12 +18021,6 @@
               <w:right w:val="single" w:sz="6" w:space="0" w:color="1F3864"/>
             </w:tcBorders>
             <w:shd w:val="clear" w:color="auto" w:fill="4472C4"/>
-            <w:tcMar>
-              <w:top w:w="50" w:type="dxa"/>
-              <w:left w:w="90" w:type="dxa"/>
-              <w:bottom w:w="50" w:type="dxa"/>
-              <w:right w:w="90" w:type="dxa"/>
-            </w:tcMar>
             <w:vAlign w:val="center"/>
           </w:tcPr>
           <w:p>
@@ -19737,12 +18085,6 @@
               <w:right w:val="single" w:sz="6" w:space="0" w:color="1F3864"/>
             </w:tcBorders>
             <w:shd w:val="clear" w:color="auto" w:fill="D9E2F3"/>
-            <w:tcMar>
-              <w:top w:w="50" w:type="dxa"/>
-              <w:left w:w="90" w:type="dxa"/>
-              <w:bottom w:w="50" w:type="dxa"/>
-              <w:right w:w="90" w:type="dxa"/>
-            </w:tcMar>
             <w:vAlign w:val="center"/>
           </w:tcPr>
           <w:p>
@@ -19775,12 +18117,6 @@
               <w:right w:val="single" w:sz="6" w:space="0" w:color="1F3864"/>
             </w:tcBorders>
             <w:shd w:val="clear" w:color="auto" w:fill="D9E2F3"/>
-            <w:tcMar>
-              <w:top w:w="50" w:type="dxa"/>
-              <w:left w:w="90" w:type="dxa"/>
-              <w:bottom w:w="50" w:type="dxa"/>
-              <w:right w:w="90" w:type="dxa"/>
-            </w:tcMar>
             <w:vAlign w:val="center"/>
           </w:tcPr>
           <w:p>
@@ -19813,12 +18149,6 @@
               <w:right w:val="single" w:sz="6" w:space="0" w:color="1F3864"/>
             </w:tcBorders>
             <w:shd w:val="clear" w:color="auto" w:fill="D9E2F3"/>
-            <w:tcMar>
-              <w:top w:w="50" w:type="dxa"/>
-              <w:left w:w="90" w:type="dxa"/>
-              <w:bottom w:w="50" w:type="dxa"/>
-              <w:right w:w="90" w:type="dxa"/>
-            </w:tcMar>
             <w:vAlign w:val="center"/>
           </w:tcPr>
           <w:p>
@@ -19851,12 +18181,6 @@
               <w:right w:val="single" w:sz="6" w:space="0" w:color="1F3864"/>
             </w:tcBorders>
             <w:shd w:val="clear" w:color="auto" w:fill="D9E2F3"/>
-            <w:tcMar>
-              <w:top w:w="50" w:type="dxa"/>
-              <w:left w:w="90" w:type="dxa"/>
-              <w:bottom w:w="50" w:type="dxa"/>
-              <w:right w:w="90" w:type="dxa"/>
-            </w:tcMar>
             <w:vAlign w:val="center"/>
           </w:tcPr>
           <w:p>
@@ -19915,12 +18239,6 @@
               <w:right w:val="single" w:sz="6" w:space="0" w:color="1F3864"/>
             </w:tcBorders>
             <w:shd w:val="clear" w:color="auto" w:fill="D9E2F3"/>
-            <w:tcMar>
-              <w:top w:w="50" w:type="dxa"/>
-              <w:left w:w="90" w:type="dxa"/>
-              <w:bottom w:w="50" w:type="dxa"/>
-              <w:right w:w="90" w:type="dxa"/>
-            </w:tcMar>
             <w:vAlign w:val="center"/>
           </w:tcPr>
           <w:p>
@@ -19953,12 +18271,6 @@
               <w:right w:val="single" w:sz="6" w:space="0" w:color="1F3864"/>
             </w:tcBorders>
             <w:shd w:val="clear" w:color="auto" w:fill="D9E2F3"/>
-            <w:tcMar>
-              <w:top w:w="50" w:type="dxa"/>
-              <w:left w:w="90" w:type="dxa"/>
-              <w:bottom w:w="50" w:type="dxa"/>
-              <w:right w:w="90" w:type="dxa"/>
-            </w:tcMar>
             <w:vAlign w:val="center"/>
           </w:tcPr>
           <w:p>
@@ -19991,12 +18303,6 @@
               <w:right w:val="single" w:sz="6" w:space="0" w:color="1F3864"/>
             </w:tcBorders>
             <w:shd w:val="clear" w:color="auto" w:fill="D9E2F3"/>
-            <w:tcMar>
-              <w:top w:w="50" w:type="dxa"/>
-              <w:left w:w="90" w:type="dxa"/>
-              <w:bottom w:w="50" w:type="dxa"/>
-              <w:right w:w="90" w:type="dxa"/>
-            </w:tcMar>
             <w:vAlign w:val="center"/>
           </w:tcPr>
           <w:p>
@@ -20029,12 +18335,6 @@
               <w:right w:val="single" w:sz="6" w:space="0" w:color="1F3864"/>
             </w:tcBorders>
             <w:shd w:val="clear" w:color="auto" w:fill="D9E2F3"/>
-            <w:tcMar>
-              <w:top w:w="50" w:type="dxa"/>
-              <w:left w:w="90" w:type="dxa"/>
-              <w:bottom w:w="50" w:type="dxa"/>
-              <w:right w:w="90" w:type="dxa"/>
-            </w:tcMar>
             <w:vAlign w:val="center"/>
           </w:tcPr>
           <w:p>
@@ -20093,12 +18393,6 @@
               <w:right w:val="single" w:sz="6" w:space="0" w:color="1F3864"/>
             </w:tcBorders>
             <w:shd w:val="clear" w:color="auto" w:fill="D9E2F3"/>
-            <w:tcMar>
-              <w:top w:w="50" w:type="dxa"/>
-              <w:left w:w="90" w:type="dxa"/>
-              <w:bottom w:w="50" w:type="dxa"/>
-              <w:right w:w="90" w:type="dxa"/>
-            </w:tcMar>
             <w:vAlign w:val="center"/>
           </w:tcPr>
           <w:p>
@@ -20131,12 +18425,6 @@
               <w:right w:val="single" w:sz="6" w:space="0" w:color="1F3864"/>
             </w:tcBorders>
             <w:shd w:val="clear" w:color="auto" w:fill="D9E2F3"/>
-            <w:tcMar>
-              <w:top w:w="50" w:type="dxa"/>
-              <w:left w:w="90" w:type="dxa"/>
-              <w:bottom w:w="50" w:type="dxa"/>
-              <w:right w:w="90" w:type="dxa"/>
-            </w:tcMar>
             <w:vAlign w:val="center"/>
           </w:tcPr>
           <w:p>
@@ -20169,12 +18457,6 @@
               <w:right w:val="single" w:sz="6" w:space="0" w:color="1F3864"/>
             </w:tcBorders>
             <w:shd w:val="clear" w:color="auto" w:fill="D9E2F3"/>
-            <w:tcMar>
-              <w:top w:w="50" w:type="dxa"/>
-              <w:left w:w="90" w:type="dxa"/>
-              <w:bottom w:w="50" w:type="dxa"/>
-              <w:right w:w="90" w:type="dxa"/>
-            </w:tcMar>
             <w:vAlign w:val="center"/>
           </w:tcPr>
           <w:p>
@@ -20207,12 +18489,6 @@
               <w:right w:val="single" w:sz="6" w:space="0" w:color="1F3864"/>
             </w:tcBorders>
             <w:shd w:val="clear" w:color="auto" w:fill="D9E2F3"/>
-            <w:tcMar>
-              <w:top w:w="50" w:type="dxa"/>
-              <w:left w:w="90" w:type="dxa"/>
-              <w:bottom w:w="50" w:type="dxa"/>
-              <w:right w:w="90" w:type="dxa"/>
-            </w:tcMar>
             <w:vAlign w:val="center"/>
           </w:tcPr>
           <w:p>
@@ -20272,12 +18548,6 @@
               <w:right w:val="single" w:sz="6" w:space="0" w:color="1F3864"/>
             </w:tcBorders>
             <w:shd w:val="clear" w:color="auto" w:fill="D9E2F3"/>
-            <w:tcMar>
-              <w:top w:w="50" w:type="dxa"/>
-              <w:left w:w="90" w:type="dxa"/>
-              <w:bottom w:w="50" w:type="dxa"/>
-              <w:right w:w="90" w:type="dxa"/>
-            </w:tcMar>
             <w:vAlign w:val="center"/>
           </w:tcPr>
           <w:p>
@@ -20346,12 +18616,6 @@
               <w:right w:val="single" w:sz="6" w:space="0" w:color="1F3864"/>
             </w:tcBorders>
             <w:shd w:val="clear" w:color="auto" w:fill="4472C4"/>
-            <w:tcMar>
-              <w:top w:w="50" w:type="dxa"/>
-              <w:left w:w="90" w:type="dxa"/>
-              <w:bottom w:w="50" w:type="dxa"/>
-              <w:right w:w="90" w:type="dxa"/>
-            </w:tcMar>
             <w:vAlign w:val="center"/>
           </w:tcPr>
           <w:p>
@@ -20416,12 +18680,6 @@
               <w:right w:val="single" w:sz="6" w:space="0" w:color="1F3864"/>
             </w:tcBorders>
             <w:shd w:val="clear" w:color="auto" w:fill="4472C4"/>
-            <w:tcMar>
-              <w:top w:w="50" w:type="dxa"/>
-              <w:left w:w="90" w:type="dxa"/>
-              <w:bottom w:w="50" w:type="dxa"/>
-              <w:right w:w="90" w:type="dxa"/>
-            </w:tcMar>
             <w:vAlign w:val="center"/>
           </w:tcPr>
           <w:p>
@@ -20460,12 +18718,6 @@
               <w:right w:val="single" w:sz="6" w:space="0" w:color="1F3864"/>
             </w:tcBorders>
             <w:shd w:val="clear" w:color="auto" w:fill="4472C4"/>
-            <w:tcMar>
-              <w:top w:w="50" w:type="dxa"/>
-              <w:left w:w="90" w:type="dxa"/>
-              <w:bottom w:w="50" w:type="dxa"/>
-              <w:right w:w="90" w:type="dxa"/>
-            </w:tcMar>
             <w:vAlign w:val="center"/>
           </w:tcPr>
           <w:p>
@@ -20504,12 +18756,6 @@
               <w:right w:val="single" w:sz="6" w:space="0" w:color="1F3864"/>
             </w:tcBorders>
             <w:shd w:val="clear" w:color="auto" w:fill="4472C4"/>
-            <w:tcMar>
-              <w:top w:w="50" w:type="dxa"/>
-              <w:left w:w="90" w:type="dxa"/>
-              <w:bottom w:w="50" w:type="dxa"/>
-              <w:right w:w="90" w:type="dxa"/>
-            </w:tcMar>
             <w:vAlign w:val="center"/>
           </w:tcPr>
           <w:p>
@@ -20548,12 +18794,6 @@
               <w:right w:val="single" w:sz="6" w:space="0" w:color="1F3864"/>
             </w:tcBorders>
             <w:shd w:val="clear" w:color="auto" w:fill="4472C4"/>
-            <w:tcMar>
-              <w:top w:w="50" w:type="dxa"/>
-              <w:left w:w="90" w:type="dxa"/>
-              <w:bottom w:w="50" w:type="dxa"/>
-              <w:right w:w="90" w:type="dxa"/>
-            </w:tcMar>
             <w:vAlign w:val="center"/>
           </w:tcPr>
           <w:p>
@@ -20618,12 +18858,6 @@
               <w:right w:val="single" w:sz="6" w:space="0" w:color="1F3864"/>
             </w:tcBorders>
             <w:shd w:val="clear" w:color="auto" w:fill="D9E2F3"/>
-            <w:tcMar>
-              <w:top w:w="50" w:type="dxa"/>
-              <w:left w:w="90" w:type="dxa"/>
-              <w:bottom w:w="50" w:type="dxa"/>
-              <w:right w:w="90" w:type="dxa"/>
-            </w:tcMar>
             <w:vAlign w:val="center"/>
           </w:tcPr>
           <w:p>
@@ -20666,12 +18900,6 @@
               <w:right w:val="single" w:sz="6" w:space="0" w:color="1F3864"/>
             </w:tcBorders>
             <w:shd w:val="clear" w:color="auto" w:fill="D9E2F3"/>
-            <w:tcMar>
-              <w:top w:w="50" w:type="dxa"/>
-              <w:left w:w="90" w:type="dxa"/>
-              <w:bottom w:w="50" w:type="dxa"/>
-              <w:right w:w="90" w:type="dxa"/>
-            </w:tcMar>
             <w:vAlign w:val="center"/>
           </w:tcPr>
           <w:p>
@@ -20704,12 +18932,6 @@
               <w:right w:val="single" w:sz="6" w:space="0" w:color="1F3864"/>
             </w:tcBorders>
             <w:shd w:val="clear" w:color="auto" w:fill="D9E2F3"/>
-            <w:tcMar>
-              <w:top w:w="50" w:type="dxa"/>
-              <w:left w:w="90" w:type="dxa"/>
-              <w:bottom w:w="50" w:type="dxa"/>
-              <w:right w:w="90" w:type="dxa"/>
-            </w:tcMar>
             <w:vAlign w:val="center"/>
           </w:tcPr>
           <w:p>
@@ -20742,12 +18964,6 @@
               <w:right w:val="single" w:sz="6" w:space="0" w:color="1F3864"/>
             </w:tcBorders>
             <w:shd w:val="clear" w:color="auto" w:fill="D9E2F3"/>
-            <w:tcMar>
-              <w:top w:w="50" w:type="dxa"/>
-              <w:left w:w="90" w:type="dxa"/>
-              <w:bottom w:w="50" w:type="dxa"/>
-              <w:right w:w="90" w:type="dxa"/>
-            </w:tcMar>
             <w:vAlign w:val="center"/>
           </w:tcPr>
           <w:p>
@@ -20806,12 +19022,6 @@
               <w:right w:val="single" w:sz="6" w:space="0" w:color="1F3864"/>
             </w:tcBorders>
             <w:shd w:val="clear" w:color="auto" w:fill="D9E2F3"/>
-            <w:tcMar>
-              <w:top w:w="50" w:type="dxa"/>
-              <w:left w:w="90" w:type="dxa"/>
-              <w:bottom w:w="50" w:type="dxa"/>
-              <w:right w:w="90" w:type="dxa"/>
-            </w:tcMar>
             <w:vAlign w:val="center"/>
           </w:tcPr>
           <w:p>
@@ -20844,12 +19054,6 @@
               <w:right w:val="single" w:sz="6" w:space="0" w:color="1F3864"/>
             </w:tcBorders>
             <w:shd w:val="clear" w:color="auto" w:fill="D9E2F3"/>
-            <w:tcMar>
-              <w:top w:w="50" w:type="dxa"/>
-              <w:left w:w="90" w:type="dxa"/>
-              <w:bottom w:w="50" w:type="dxa"/>
-              <w:right w:w="90" w:type="dxa"/>
-            </w:tcMar>
             <w:vAlign w:val="center"/>
           </w:tcPr>
           <w:p>
@@ -20882,12 +19086,6 @@
               <w:right w:val="single" w:sz="6" w:space="0" w:color="1F3864"/>
             </w:tcBorders>
             <w:shd w:val="clear" w:color="auto" w:fill="D9E2F3"/>
-            <w:tcMar>
-              <w:top w:w="50" w:type="dxa"/>
-              <w:left w:w="90" w:type="dxa"/>
-              <w:bottom w:w="50" w:type="dxa"/>
-              <w:right w:w="90" w:type="dxa"/>
-            </w:tcMar>
             <w:vAlign w:val="center"/>
           </w:tcPr>
           <w:p>
@@ -20920,12 +19118,6 @@
               <w:right w:val="single" w:sz="6" w:space="0" w:color="1F3864"/>
             </w:tcBorders>
             <w:shd w:val="clear" w:color="auto" w:fill="D9E2F3"/>
-            <w:tcMar>
-              <w:top w:w="50" w:type="dxa"/>
-              <w:left w:w="90" w:type="dxa"/>
-              <w:bottom w:w="50" w:type="dxa"/>
-              <w:right w:w="90" w:type="dxa"/>
-            </w:tcMar>
             <w:vAlign w:val="center"/>
           </w:tcPr>
           <w:p>
@@ -20984,12 +19176,6 @@
               <w:right w:val="single" w:sz="6" w:space="0" w:color="1F3864"/>
             </w:tcBorders>
             <w:shd w:val="clear" w:color="auto" w:fill="D9E2F3"/>
-            <w:tcMar>
-              <w:top w:w="50" w:type="dxa"/>
-              <w:left w:w="90" w:type="dxa"/>
-              <w:bottom w:w="50" w:type="dxa"/>
-              <w:right w:w="90" w:type="dxa"/>
-            </w:tcMar>
             <w:vAlign w:val="center"/>
           </w:tcPr>
           <w:p>
@@ -21022,12 +19208,6 @@
               <w:right w:val="single" w:sz="6" w:space="0" w:color="1F3864"/>
             </w:tcBorders>
             <w:shd w:val="clear" w:color="auto" w:fill="D9E2F3"/>
-            <w:tcMar>
-              <w:top w:w="50" w:type="dxa"/>
-              <w:left w:w="90" w:type="dxa"/>
-              <w:bottom w:w="50" w:type="dxa"/>
-              <w:right w:w="90" w:type="dxa"/>
-            </w:tcMar>
             <w:vAlign w:val="center"/>
           </w:tcPr>
           <w:p>
@@ -21060,12 +19240,6 @@
               <w:right w:val="single" w:sz="6" w:space="0" w:color="1F3864"/>
             </w:tcBorders>
             <w:shd w:val="clear" w:color="auto" w:fill="D9E2F3"/>
-            <w:tcMar>
-              <w:top w:w="50" w:type="dxa"/>
-              <w:left w:w="90" w:type="dxa"/>
-              <w:bottom w:w="50" w:type="dxa"/>
-              <w:right w:w="90" w:type="dxa"/>
-            </w:tcMar>
             <w:vAlign w:val="center"/>
           </w:tcPr>
           <w:p>
@@ -21098,12 +19272,6 @@
               <w:right w:val="single" w:sz="6" w:space="0" w:color="1F3864"/>
             </w:tcBorders>
             <w:shd w:val="clear" w:color="auto" w:fill="D9E2F3"/>
-            <w:tcMar>
-              <w:top w:w="50" w:type="dxa"/>
-              <w:left w:w="90" w:type="dxa"/>
-              <w:bottom w:w="50" w:type="dxa"/>
-              <w:right w:w="90" w:type="dxa"/>
-            </w:tcMar>
             <w:vAlign w:val="center"/>
           </w:tcPr>
           <w:p>
@@ -21163,12 +19331,6 @@
               <w:right w:val="single" w:sz="6" w:space="0" w:color="1F3864"/>
             </w:tcBorders>
             <w:shd w:val="clear" w:color="auto" w:fill="D9E2F3"/>
-            <w:tcMar>
-              <w:top w:w="50" w:type="dxa"/>
-              <w:left w:w="90" w:type="dxa"/>
-              <w:bottom w:w="50" w:type="dxa"/>
-              <w:right w:w="90" w:type="dxa"/>
-            </w:tcMar>
             <w:vAlign w:val="center"/>
           </w:tcPr>
           <w:p>
@@ -21237,12 +19399,6 @@
               <w:right w:val="single" w:sz="6" w:space="0" w:color="1F3864"/>
             </w:tcBorders>
             <w:shd w:val="clear" w:color="auto" w:fill="4472C4"/>
-            <w:tcMar>
-              <w:top w:w="50" w:type="dxa"/>
-              <w:left w:w="90" w:type="dxa"/>
-              <w:bottom w:w="50" w:type="dxa"/>
-              <w:right w:w="90" w:type="dxa"/>
-            </w:tcMar>
             <w:vAlign w:val="center"/>
           </w:tcPr>
           <w:p>
@@ -21320,12 +19476,6 @@
               <w:right w:val="single" w:sz="6" w:space="0" w:color="1F3864"/>
             </w:tcBorders>
             <w:shd w:val="clear" w:color="auto" w:fill="4472C4"/>
-            <w:tcMar>
-              <w:top w:w="50" w:type="dxa"/>
-              <w:left w:w="90" w:type="dxa"/>
-              <w:bottom w:w="50" w:type="dxa"/>
-              <w:right w:w="90" w:type="dxa"/>
-            </w:tcMar>
             <w:vAlign w:val="center"/>
           </w:tcPr>
           <w:p>
@@ -21364,12 +19514,6 @@
               <w:right w:val="single" w:sz="6" w:space="0" w:color="1F3864"/>
             </w:tcBorders>
             <w:shd w:val="clear" w:color="auto" w:fill="4472C4"/>
-            <w:tcMar>
-              <w:top w:w="50" w:type="dxa"/>
-              <w:left w:w="90" w:type="dxa"/>
-              <w:bottom w:w="50" w:type="dxa"/>
-              <w:right w:w="90" w:type="dxa"/>
-            </w:tcMar>
             <w:vAlign w:val="center"/>
           </w:tcPr>
           <w:p>
@@ -21408,12 +19552,6 @@
               <w:right w:val="single" w:sz="6" w:space="0" w:color="1F3864"/>
             </w:tcBorders>
             <w:shd w:val="clear" w:color="auto" w:fill="4472C4"/>
-            <w:tcMar>
-              <w:top w:w="50" w:type="dxa"/>
-              <w:left w:w="90" w:type="dxa"/>
-              <w:bottom w:w="50" w:type="dxa"/>
-              <w:right w:w="90" w:type="dxa"/>
-            </w:tcMar>
             <w:vAlign w:val="center"/>
           </w:tcPr>
           <w:p>
@@ -21452,12 +19590,6 @@
               <w:right w:val="single" w:sz="6" w:space="0" w:color="1F3864"/>
             </w:tcBorders>
             <w:shd w:val="clear" w:color="auto" w:fill="4472C4"/>
-            <w:tcMar>
-              <w:top w:w="50" w:type="dxa"/>
-              <w:left w:w="90" w:type="dxa"/>
-              <w:bottom w:w="50" w:type="dxa"/>
-              <w:right w:w="90" w:type="dxa"/>
-            </w:tcMar>
             <w:vAlign w:val="center"/>
           </w:tcPr>
           <w:p>
@@ -21522,12 +19654,6 @@
               <w:right w:val="single" w:sz="6" w:space="0" w:color="1F3864"/>
             </w:tcBorders>
             <w:shd w:val="clear" w:color="auto" w:fill="D9E2F3"/>
-            <w:tcMar>
-              <w:top w:w="50" w:type="dxa"/>
-              <w:left w:w="90" w:type="dxa"/>
-              <w:bottom w:w="50" w:type="dxa"/>
-              <w:right w:w="90" w:type="dxa"/>
-            </w:tcMar>
             <w:vAlign w:val="center"/>
           </w:tcPr>
           <w:p>
@@ -21560,12 +19686,6 @@
               <w:right w:val="single" w:sz="6" w:space="0" w:color="1F3864"/>
             </w:tcBorders>
             <w:shd w:val="clear" w:color="auto" w:fill="D9E2F3"/>
-            <w:tcMar>
-              <w:top w:w="50" w:type="dxa"/>
-              <w:left w:w="90" w:type="dxa"/>
-              <w:bottom w:w="50" w:type="dxa"/>
-              <w:right w:w="90" w:type="dxa"/>
-            </w:tcMar>
             <w:vAlign w:val="center"/>
           </w:tcPr>
           <w:p>
@@ -21598,12 +19718,6 @@
               <w:right w:val="single" w:sz="6" w:space="0" w:color="1F3864"/>
             </w:tcBorders>
             <w:shd w:val="clear" w:color="auto" w:fill="D9E2F3"/>
-            <w:tcMar>
-              <w:top w:w="50" w:type="dxa"/>
-              <w:left w:w="90" w:type="dxa"/>
-              <w:bottom w:w="50" w:type="dxa"/>
-              <w:right w:w="90" w:type="dxa"/>
-            </w:tcMar>
             <w:vAlign w:val="center"/>
           </w:tcPr>
           <w:p>
@@ -21636,12 +19750,6 @@
               <w:right w:val="single" w:sz="6" w:space="0" w:color="1F3864"/>
             </w:tcBorders>
             <w:shd w:val="clear" w:color="auto" w:fill="D9E2F3"/>
-            <w:tcMar>
-              <w:top w:w="50" w:type="dxa"/>
-              <w:left w:w="90" w:type="dxa"/>
-              <w:bottom w:w="50" w:type="dxa"/>
-              <w:right w:w="90" w:type="dxa"/>
-            </w:tcMar>
             <w:vAlign w:val="center"/>
           </w:tcPr>
           <w:p>
@@ -21700,12 +19808,6 @@
               <w:right w:val="single" w:sz="6" w:space="0" w:color="1F3864"/>
             </w:tcBorders>
             <w:shd w:val="clear" w:color="auto" w:fill="D9E2F3"/>
-            <w:tcMar>
-              <w:top w:w="50" w:type="dxa"/>
-              <w:left w:w="90" w:type="dxa"/>
-              <w:bottom w:w="50" w:type="dxa"/>
-              <w:right w:w="90" w:type="dxa"/>
-            </w:tcMar>
             <w:vAlign w:val="center"/>
           </w:tcPr>
           <w:p>
@@ -21738,12 +19840,6 @@
               <w:right w:val="single" w:sz="6" w:space="0" w:color="1F3864"/>
             </w:tcBorders>
             <w:shd w:val="clear" w:color="auto" w:fill="D9E2F3"/>
-            <w:tcMar>
-              <w:top w:w="50" w:type="dxa"/>
-              <w:left w:w="90" w:type="dxa"/>
-              <w:bottom w:w="50" w:type="dxa"/>
-              <w:right w:w="90" w:type="dxa"/>
-            </w:tcMar>
             <w:vAlign w:val="center"/>
           </w:tcPr>
           <w:p>
@@ -21776,12 +19872,6 @@
               <w:right w:val="single" w:sz="6" w:space="0" w:color="1F3864"/>
             </w:tcBorders>
             <w:shd w:val="clear" w:color="auto" w:fill="D9E2F3"/>
-            <w:tcMar>
-              <w:top w:w="50" w:type="dxa"/>
-              <w:left w:w="90" w:type="dxa"/>
-              <w:bottom w:w="50" w:type="dxa"/>
-              <w:right w:w="90" w:type="dxa"/>
-            </w:tcMar>
             <w:vAlign w:val="center"/>
           </w:tcPr>
           <w:p>
@@ -21814,12 +19904,6 @@
               <w:right w:val="single" w:sz="6" w:space="0" w:color="1F3864"/>
             </w:tcBorders>
             <w:shd w:val="clear" w:color="auto" w:fill="D9E2F3"/>
-            <w:tcMar>
-              <w:top w:w="50" w:type="dxa"/>
-              <w:left w:w="90" w:type="dxa"/>
-              <w:bottom w:w="50" w:type="dxa"/>
-              <w:right w:w="90" w:type="dxa"/>
-            </w:tcMar>
             <w:vAlign w:val="center"/>
           </w:tcPr>
           <w:p>
@@ -21878,12 +19962,6 @@
               <w:right w:val="single" w:sz="6" w:space="0" w:color="1F3864"/>
             </w:tcBorders>
             <w:shd w:val="clear" w:color="auto" w:fill="D9E2F3"/>
-            <w:tcMar>
-              <w:top w:w="50" w:type="dxa"/>
-              <w:left w:w="90" w:type="dxa"/>
-              <w:bottom w:w="50" w:type="dxa"/>
-              <w:right w:w="90" w:type="dxa"/>
-            </w:tcMar>
             <w:vAlign w:val="center"/>
           </w:tcPr>
           <w:p>
@@ -21916,12 +19994,6 @@
               <w:right w:val="single" w:sz="6" w:space="0" w:color="1F3864"/>
             </w:tcBorders>
             <w:shd w:val="clear" w:color="auto" w:fill="D9E2F3"/>
-            <w:tcMar>
-              <w:top w:w="50" w:type="dxa"/>
-              <w:left w:w="90" w:type="dxa"/>
-              <w:bottom w:w="50" w:type="dxa"/>
-              <w:right w:w="90" w:type="dxa"/>
-            </w:tcMar>
             <w:vAlign w:val="center"/>
           </w:tcPr>
           <w:p>
@@ -21954,12 +20026,6 @@
               <w:right w:val="single" w:sz="6" w:space="0" w:color="1F3864"/>
             </w:tcBorders>
             <w:shd w:val="clear" w:color="auto" w:fill="D9E2F3"/>
-            <w:tcMar>
-              <w:top w:w="50" w:type="dxa"/>
-              <w:left w:w="90" w:type="dxa"/>
-              <w:bottom w:w="50" w:type="dxa"/>
-              <w:right w:w="90" w:type="dxa"/>
-            </w:tcMar>
             <w:vAlign w:val="center"/>
           </w:tcPr>
           <w:p>
@@ -21992,12 +20058,6 @@
               <w:right w:val="single" w:sz="6" w:space="0" w:color="1F3864"/>
             </w:tcBorders>
             <w:shd w:val="clear" w:color="auto" w:fill="D9E2F3"/>
-            <w:tcMar>
-              <w:top w:w="50" w:type="dxa"/>
-              <w:left w:w="90" w:type="dxa"/>
-              <w:bottom w:w="50" w:type="dxa"/>
-              <w:right w:w="90" w:type="dxa"/>
-            </w:tcMar>
             <w:vAlign w:val="center"/>
           </w:tcPr>
           <w:p>
@@ -22057,12 +20117,6 @@
               <w:right w:val="single" w:sz="6" w:space="0" w:color="1F3864"/>
             </w:tcBorders>
             <w:shd w:val="clear" w:color="auto" w:fill="D9E2F3"/>
-            <w:tcMar>
-              <w:top w:w="50" w:type="dxa"/>
-              <w:left w:w="90" w:type="dxa"/>
-              <w:bottom w:w="50" w:type="dxa"/>
-              <w:right w:w="90" w:type="dxa"/>
-            </w:tcMar>
             <w:vAlign w:val="center"/>
           </w:tcPr>
           <w:p>
@@ -22131,12 +20185,6 @@
               <w:right w:val="single" w:sz="6" w:space="0" w:color="1F3864"/>
             </w:tcBorders>
             <w:shd w:val="clear" w:color="auto" w:fill="4472C4"/>
-            <w:tcMar>
-              <w:top w:w="50" w:type="dxa"/>
-              <w:left w:w="90" w:type="dxa"/>
-              <w:bottom w:w="50" w:type="dxa"/>
-              <w:right w:w="90" w:type="dxa"/>
-            </w:tcMar>
             <w:vAlign w:val="center"/>
           </w:tcPr>
           <w:p>
@@ -22214,12 +20262,6 @@
               <w:right w:val="single" w:sz="6" w:space="0" w:color="1F3864"/>
             </w:tcBorders>
             <w:shd w:val="clear" w:color="auto" w:fill="4472C4"/>
-            <w:tcMar>
-              <w:top w:w="50" w:type="dxa"/>
-              <w:left w:w="90" w:type="dxa"/>
-              <w:bottom w:w="50" w:type="dxa"/>
-              <w:right w:w="90" w:type="dxa"/>
-            </w:tcMar>
             <w:vAlign w:val="center"/>
           </w:tcPr>
           <w:p>
@@ -22258,12 +20300,6 @@
               <w:right w:val="single" w:sz="6" w:space="0" w:color="1F3864"/>
             </w:tcBorders>
             <w:shd w:val="clear" w:color="auto" w:fill="4472C4"/>
-            <w:tcMar>
-              <w:top w:w="50" w:type="dxa"/>
-              <w:left w:w="90" w:type="dxa"/>
-              <w:bottom w:w="50" w:type="dxa"/>
-              <w:right w:w="90" w:type="dxa"/>
-            </w:tcMar>
             <w:vAlign w:val="center"/>
           </w:tcPr>
           <w:p>
@@ -22302,12 +20338,6 @@
               <w:right w:val="single" w:sz="6" w:space="0" w:color="1F3864"/>
             </w:tcBorders>
             <w:shd w:val="clear" w:color="auto" w:fill="4472C4"/>
-            <w:tcMar>
-              <w:top w:w="50" w:type="dxa"/>
-              <w:left w:w="90" w:type="dxa"/>
-              <w:bottom w:w="50" w:type="dxa"/>
-              <w:right w:w="90" w:type="dxa"/>
-            </w:tcMar>
             <w:vAlign w:val="center"/>
           </w:tcPr>
           <w:p>
@@ -22346,12 +20376,6 @@
               <w:right w:val="single" w:sz="6" w:space="0" w:color="1F3864"/>
             </w:tcBorders>
             <w:shd w:val="clear" w:color="auto" w:fill="4472C4"/>
-            <w:tcMar>
-              <w:top w:w="50" w:type="dxa"/>
-              <w:left w:w="90" w:type="dxa"/>
-              <w:bottom w:w="50" w:type="dxa"/>
-              <w:right w:w="90" w:type="dxa"/>
-            </w:tcMar>
             <w:vAlign w:val="center"/>
           </w:tcPr>
           <w:p>
@@ -22416,12 +20440,6 @@
               <w:right w:val="single" w:sz="6" w:space="0" w:color="1F3864"/>
             </w:tcBorders>
             <w:shd w:val="clear" w:color="auto" w:fill="D9E2F3"/>
-            <w:tcMar>
-              <w:top w:w="50" w:type="dxa"/>
-              <w:left w:w="90" w:type="dxa"/>
-              <w:bottom w:w="50" w:type="dxa"/>
-              <w:right w:w="90" w:type="dxa"/>
-            </w:tcMar>
             <w:vAlign w:val="center"/>
           </w:tcPr>
           <w:p>
@@ -22454,12 +20472,6 @@
               <w:right w:val="single" w:sz="6" w:space="0" w:color="1F3864"/>
             </w:tcBorders>
             <w:shd w:val="clear" w:color="auto" w:fill="D9E2F3"/>
-            <w:tcMar>
-              <w:top w:w="50" w:type="dxa"/>
-              <w:left w:w="90" w:type="dxa"/>
-              <w:bottom w:w="50" w:type="dxa"/>
-              <w:right w:w="90" w:type="dxa"/>
-            </w:tcMar>
             <w:vAlign w:val="center"/>
           </w:tcPr>
           <w:p>
@@ -22492,12 +20504,6 @@
               <w:right w:val="single" w:sz="6" w:space="0" w:color="1F3864"/>
             </w:tcBorders>
             <w:shd w:val="clear" w:color="auto" w:fill="D9E2F3"/>
-            <w:tcMar>
-              <w:top w:w="50" w:type="dxa"/>
-              <w:left w:w="90" w:type="dxa"/>
-              <w:bottom w:w="50" w:type="dxa"/>
-              <w:right w:w="90" w:type="dxa"/>
-            </w:tcMar>
             <w:vAlign w:val="center"/>
           </w:tcPr>
           <w:p>
@@ -22530,12 +20536,6 @@
               <w:right w:val="single" w:sz="6" w:space="0" w:color="1F3864"/>
             </w:tcBorders>
             <w:shd w:val="clear" w:color="auto" w:fill="D9E2F3"/>
-            <w:tcMar>
-              <w:top w:w="50" w:type="dxa"/>
-              <w:left w:w="90" w:type="dxa"/>
-              <w:bottom w:w="50" w:type="dxa"/>
-              <w:right w:w="90" w:type="dxa"/>
-            </w:tcMar>
             <w:vAlign w:val="center"/>
           </w:tcPr>
           <w:p>
@@ -22594,12 +20594,6 @@
               <w:right w:val="single" w:sz="6" w:space="0" w:color="1F3864"/>
             </w:tcBorders>
             <w:shd w:val="clear" w:color="auto" w:fill="D9E2F3"/>
-            <w:tcMar>
-              <w:top w:w="50" w:type="dxa"/>
-              <w:left w:w="90" w:type="dxa"/>
-              <w:bottom w:w="50" w:type="dxa"/>
-              <w:right w:w="90" w:type="dxa"/>
-            </w:tcMar>
             <w:vAlign w:val="center"/>
           </w:tcPr>
           <w:p>
@@ -22632,12 +20626,6 @@
               <w:right w:val="single" w:sz="6" w:space="0" w:color="1F3864"/>
             </w:tcBorders>
             <w:shd w:val="clear" w:color="auto" w:fill="D9E2F3"/>
-            <w:tcMar>
-              <w:top w:w="50" w:type="dxa"/>
-              <w:left w:w="90" w:type="dxa"/>
-              <w:bottom w:w="50" w:type="dxa"/>
-              <w:right w:w="90" w:type="dxa"/>
-            </w:tcMar>
             <w:vAlign w:val="center"/>
           </w:tcPr>
           <w:p>
@@ -22670,12 +20658,6 @@
               <w:right w:val="single" w:sz="6" w:space="0" w:color="1F3864"/>
             </w:tcBorders>
             <w:shd w:val="clear" w:color="auto" w:fill="D9E2F3"/>
-            <w:tcMar>
-              <w:top w:w="50" w:type="dxa"/>
-              <w:left w:w="90" w:type="dxa"/>
-              <w:bottom w:w="50" w:type="dxa"/>
-              <w:right w:w="90" w:type="dxa"/>
-            </w:tcMar>
             <w:vAlign w:val="center"/>
           </w:tcPr>
           <w:p>
@@ -22708,12 +20690,6 @@
               <w:right w:val="single" w:sz="6" w:space="0" w:color="1F3864"/>
             </w:tcBorders>
             <w:shd w:val="clear" w:color="auto" w:fill="D9E2F3"/>
-            <w:tcMar>
-              <w:top w:w="50" w:type="dxa"/>
-              <w:left w:w="90" w:type="dxa"/>
-              <w:bottom w:w="50" w:type="dxa"/>
-              <w:right w:w="90" w:type="dxa"/>
-            </w:tcMar>
             <w:vAlign w:val="center"/>
           </w:tcPr>
           <w:p>
@@ -22772,12 +20748,6 @@
               <w:right w:val="single" w:sz="6" w:space="0" w:color="1F3864"/>
             </w:tcBorders>
             <w:shd w:val="clear" w:color="auto" w:fill="D9E2F3"/>
-            <w:tcMar>
-              <w:top w:w="50" w:type="dxa"/>
-              <w:left w:w="90" w:type="dxa"/>
-              <w:bottom w:w="50" w:type="dxa"/>
-              <w:right w:w="90" w:type="dxa"/>
-            </w:tcMar>
             <w:vAlign w:val="center"/>
           </w:tcPr>
           <w:p>
@@ -22810,12 +20780,6 @@
               <w:right w:val="single" w:sz="6" w:space="0" w:color="1F3864"/>
             </w:tcBorders>
             <w:shd w:val="clear" w:color="auto" w:fill="D9E2F3"/>
-            <w:tcMar>
-              <w:top w:w="50" w:type="dxa"/>
-              <w:left w:w="90" w:type="dxa"/>
-              <w:bottom w:w="50" w:type="dxa"/>
-              <w:right w:w="90" w:type="dxa"/>
-            </w:tcMar>
             <w:vAlign w:val="center"/>
           </w:tcPr>
           <w:p>
@@ -22848,12 +20812,6 @@
               <w:right w:val="single" w:sz="6" w:space="0" w:color="1F3864"/>
             </w:tcBorders>
             <w:shd w:val="clear" w:color="auto" w:fill="D9E2F3"/>
-            <w:tcMar>
-              <w:top w:w="50" w:type="dxa"/>
-              <w:left w:w="90" w:type="dxa"/>
-              <w:bottom w:w="50" w:type="dxa"/>
-              <w:right w:w="90" w:type="dxa"/>
-            </w:tcMar>
             <w:vAlign w:val="center"/>
           </w:tcPr>
           <w:p>
@@ -22886,12 +20844,6 @@
               <w:right w:val="single" w:sz="6" w:space="0" w:color="1F3864"/>
             </w:tcBorders>
             <w:shd w:val="clear" w:color="auto" w:fill="D9E2F3"/>
-            <w:tcMar>
-              <w:top w:w="50" w:type="dxa"/>
-              <w:left w:w="90" w:type="dxa"/>
-              <w:bottom w:w="50" w:type="dxa"/>
-              <w:right w:w="90" w:type="dxa"/>
-            </w:tcMar>
             <w:vAlign w:val="center"/>
           </w:tcPr>
           <w:p>
@@ -22951,12 +20903,6 @@
               <w:right w:val="single" w:sz="6" w:space="0" w:color="1F3864"/>
             </w:tcBorders>
             <w:shd w:val="clear" w:color="auto" w:fill="D9E2F3"/>
-            <w:tcMar>
-              <w:top w:w="50" w:type="dxa"/>
-              <w:left w:w="90" w:type="dxa"/>
-              <w:bottom w:w="50" w:type="dxa"/>
-              <w:right w:w="90" w:type="dxa"/>
-            </w:tcMar>
             <w:vAlign w:val="center"/>
           </w:tcPr>
           <w:p>
@@ -23025,12 +20971,6 @@
               <w:right w:val="single" w:sz="6" w:space="0" w:color="1F3864"/>
             </w:tcBorders>
             <w:shd w:val="clear" w:color="auto" w:fill="4472C4"/>
-            <w:tcMar>
-              <w:top w:w="50" w:type="dxa"/>
-              <w:left w:w="90" w:type="dxa"/>
-              <w:bottom w:w="50" w:type="dxa"/>
-              <w:right w:w="90" w:type="dxa"/>
-            </w:tcMar>
             <w:vAlign w:val="center"/>
           </w:tcPr>
           <w:p>
@@ -23108,12 +21048,6 @@
               <w:right w:val="single" w:sz="6" w:space="0" w:color="1F3864"/>
             </w:tcBorders>
             <w:shd w:val="clear" w:color="auto" w:fill="4472C4"/>
-            <w:tcMar>
-              <w:top w:w="50" w:type="dxa"/>
-              <w:left w:w="90" w:type="dxa"/>
-              <w:bottom w:w="50" w:type="dxa"/>
-              <w:right w:w="90" w:type="dxa"/>
-            </w:tcMar>
             <w:vAlign w:val="center"/>
           </w:tcPr>
           <w:p>
@@ -23152,12 +21086,6 @@
               <w:right w:val="single" w:sz="6" w:space="0" w:color="1F3864"/>
             </w:tcBorders>
             <w:shd w:val="clear" w:color="auto" w:fill="4472C4"/>
-            <w:tcMar>
-              <w:top w:w="50" w:type="dxa"/>
-              <w:left w:w="90" w:type="dxa"/>
-              <w:bottom w:w="50" w:type="dxa"/>
-              <w:right w:w="90" w:type="dxa"/>
-            </w:tcMar>
             <w:vAlign w:val="center"/>
           </w:tcPr>
           <w:p>
@@ -23196,12 +21124,6 @@
               <w:right w:val="single" w:sz="6" w:space="0" w:color="1F3864"/>
             </w:tcBorders>
             <w:shd w:val="clear" w:color="auto" w:fill="4472C4"/>
-            <w:tcMar>
-              <w:top w:w="50" w:type="dxa"/>
-              <w:left w:w="90" w:type="dxa"/>
-              <w:bottom w:w="50" w:type="dxa"/>
-              <w:right w:w="90" w:type="dxa"/>
-            </w:tcMar>
             <w:vAlign w:val="center"/>
           </w:tcPr>
           <w:p>
@@ -23240,12 +21162,6 @@
               <w:right w:val="single" w:sz="6" w:space="0" w:color="1F3864"/>
             </w:tcBorders>
             <w:shd w:val="clear" w:color="auto" w:fill="4472C4"/>
-            <w:tcMar>
-              <w:top w:w="50" w:type="dxa"/>
-              <w:left w:w="90" w:type="dxa"/>
-              <w:bottom w:w="50" w:type="dxa"/>
-              <w:right w:w="90" w:type="dxa"/>
-            </w:tcMar>
             <w:vAlign w:val="center"/>
           </w:tcPr>
           <w:p>
@@ -23310,12 +21226,6 @@
               <w:right w:val="single" w:sz="6" w:space="0" w:color="1F3864"/>
             </w:tcBorders>
             <w:shd w:val="clear" w:color="auto" w:fill="D9E2F3"/>
-            <w:tcMar>
-              <w:top w:w="50" w:type="dxa"/>
-              <w:left w:w="90" w:type="dxa"/>
-              <w:bottom w:w="50" w:type="dxa"/>
-              <w:right w:w="90" w:type="dxa"/>
-            </w:tcMar>
             <w:vAlign w:val="center"/>
           </w:tcPr>
           <w:p>
@@ -23348,12 +21258,6 @@
               <w:right w:val="single" w:sz="6" w:space="0" w:color="1F3864"/>
             </w:tcBorders>
             <w:shd w:val="clear" w:color="auto" w:fill="D9E2F3"/>
-            <w:tcMar>
-              <w:top w:w="50" w:type="dxa"/>
-              <w:left w:w="90" w:type="dxa"/>
-              <w:bottom w:w="50" w:type="dxa"/>
-              <w:right w:w="90" w:type="dxa"/>
-            </w:tcMar>
             <w:vAlign w:val="center"/>
           </w:tcPr>
           <w:p>
@@ -23386,12 +21290,6 @@
               <w:right w:val="single" w:sz="6" w:space="0" w:color="1F3864"/>
             </w:tcBorders>
             <w:shd w:val="clear" w:color="auto" w:fill="D9E2F3"/>
-            <w:tcMar>
-              <w:top w:w="50" w:type="dxa"/>
-              <w:left w:w="90" w:type="dxa"/>
-              <w:bottom w:w="50" w:type="dxa"/>
-              <w:right w:w="90" w:type="dxa"/>
-            </w:tcMar>
             <w:vAlign w:val="center"/>
           </w:tcPr>
           <w:p>
@@ -23424,12 +21322,6 @@
               <w:right w:val="single" w:sz="6" w:space="0" w:color="1F3864"/>
             </w:tcBorders>
             <w:shd w:val="clear" w:color="auto" w:fill="D9E2F3"/>
-            <w:tcMar>
-              <w:top w:w="50" w:type="dxa"/>
-              <w:left w:w="90" w:type="dxa"/>
-              <w:bottom w:w="50" w:type="dxa"/>
-              <w:right w:w="90" w:type="dxa"/>
-            </w:tcMar>
             <w:vAlign w:val="center"/>
           </w:tcPr>
           <w:p>
@@ -23488,12 +21380,6 @@
               <w:right w:val="single" w:sz="6" w:space="0" w:color="1F3864"/>
             </w:tcBorders>
             <w:shd w:val="clear" w:color="auto" w:fill="D9E2F3"/>
-            <w:tcMar>
-              <w:top w:w="50" w:type="dxa"/>
-              <w:left w:w="90" w:type="dxa"/>
-              <w:bottom w:w="50" w:type="dxa"/>
-              <w:right w:w="90" w:type="dxa"/>
-            </w:tcMar>
             <w:vAlign w:val="center"/>
           </w:tcPr>
           <w:p>
@@ -23526,12 +21412,6 @@
               <w:right w:val="single" w:sz="6" w:space="0" w:color="1F3864"/>
             </w:tcBorders>
             <w:shd w:val="clear" w:color="auto" w:fill="D9E2F3"/>
-            <w:tcMar>
-              <w:top w:w="50" w:type="dxa"/>
-              <w:left w:w="90" w:type="dxa"/>
-              <w:bottom w:w="50" w:type="dxa"/>
-              <w:right w:w="90" w:type="dxa"/>
-            </w:tcMar>
             <w:vAlign w:val="center"/>
           </w:tcPr>
           <w:p>
@@ -23564,12 +21444,6 @@
               <w:right w:val="single" w:sz="6" w:space="0" w:color="1F3864"/>
             </w:tcBorders>
             <w:shd w:val="clear" w:color="auto" w:fill="D9E2F3"/>
-            <w:tcMar>
-              <w:top w:w="50" w:type="dxa"/>
-              <w:left w:w="90" w:type="dxa"/>
-              <w:bottom w:w="50" w:type="dxa"/>
-              <w:right w:w="90" w:type="dxa"/>
-            </w:tcMar>
             <w:vAlign w:val="center"/>
           </w:tcPr>
           <w:p>
@@ -23602,12 +21476,6 @@
               <w:right w:val="single" w:sz="6" w:space="0" w:color="1F3864"/>
             </w:tcBorders>
             <w:shd w:val="clear" w:color="auto" w:fill="D9E2F3"/>
-            <w:tcMar>
-              <w:top w:w="50" w:type="dxa"/>
-              <w:left w:w="90" w:type="dxa"/>
-              <w:bottom w:w="50" w:type="dxa"/>
-              <w:right w:w="90" w:type="dxa"/>
-            </w:tcMar>
             <w:vAlign w:val="center"/>
           </w:tcPr>
           <w:p>
@@ -23666,12 +21534,6 @@
               <w:right w:val="single" w:sz="6" w:space="0" w:color="1F3864"/>
             </w:tcBorders>
             <w:shd w:val="clear" w:color="auto" w:fill="D9E2F3"/>
-            <w:tcMar>
-              <w:top w:w="50" w:type="dxa"/>
-              <w:left w:w="90" w:type="dxa"/>
-              <w:bottom w:w="50" w:type="dxa"/>
-              <w:right w:w="90" w:type="dxa"/>
-            </w:tcMar>
             <w:vAlign w:val="center"/>
           </w:tcPr>
           <w:p>
@@ -23704,12 +21566,6 @@
               <w:right w:val="single" w:sz="6" w:space="0" w:color="1F3864"/>
             </w:tcBorders>
             <w:shd w:val="clear" w:color="auto" w:fill="D9E2F3"/>
-            <w:tcMar>
-              <w:top w:w="50" w:type="dxa"/>
-              <w:left w:w="90" w:type="dxa"/>
-              <w:bottom w:w="50" w:type="dxa"/>
-              <w:right w:w="90" w:type="dxa"/>
-            </w:tcMar>
             <w:vAlign w:val="center"/>
           </w:tcPr>
           <w:p>
@@ -23742,12 +21598,6 @@
               <w:right w:val="single" w:sz="6" w:space="0" w:color="1F3864"/>
             </w:tcBorders>
             <w:shd w:val="clear" w:color="auto" w:fill="D9E2F3"/>
-            <w:tcMar>
-              <w:top w:w="50" w:type="dxa"/>
-              <w:left w:w="90" w:type="dxa"/>
-              <w:bottom w:w="50" w:type="dxa"/>
-              <w:right w:w="90" w:type="dxa"/>
-            </w:tcMar>
             <w:vAlign w:val="center"/>
           </w:tcPr>
           <w:p>
@@ -23780,12 +21630,6 @@
               <w:right w:val="single" w:sz="6" w:space="0" w:color="1F3864"/>
             </w:tcBorders>
             <w:shd w:val="clear" w:color="auto" w:fill="D9E2F3"/>
-            <w:tcMar>
-              <w:top w:w="50" w:type="dxa"/>
-              <w:left w:w="90" w:type="dxa"/>
-              <w:bottom w:w="50" w:type="dxa"/>
-              <w:right w:w="90" w:type="dxa"/>
-            </w:tcMar>
             <w:vAlign w:val="center"/>
           </w:tcPr>
           <w:p>
@@ -23845,12 +21689,6 @@
               <w:right w:val="single" w:sz="6" w:space="0" w:color="1F3864"/>
             </w:tcBorders>
             <w:shd w:val="clear" w:color="auto" w:fill="D9E2F3"/>
-            <w:tcMar>
-              <w:top w:w="50" w:type="dxa"/>
-              <w:left w:w="90" w:type="dxa"/>
-              <w:bottom w:w="50" w:type="dxa"/>
-              <w:right w:w="90" w:type="dxa"/>
-            </w:tcMar>
             <w:vAlign w:val="center"/>
           </w:tcPr>
           <w:p>
@@ -23919,12 +21757,6 @@
               <w:right w:val="single" w:sz="6" w:space="0" w:color="1F3864"/>
             </w:tcBorders>
             <w:shd w:val="clear" w:color="auto" w:fill="4472C4"/>
-            <w:tcMar>
-              <w:top w:w="50" w:type="dxa"/>
-              <w:left w:w="90" w:type="dxa"/>
-              <w:bottom w:w="50" w:type="dxa"/>
-              <w:right w:w="90" w:type="dxa"/>
-            </w:tcMar>
             <w:vAlign w:val="center"/>
           </w:tcPr>
           <w:p>
@@ -24002,12 +21834,6 @@
               <w:right w:val="single" w:sz="6" w:space="0" w:color="1F3864"/>
             </w:tcBorders>
             <w:shd w:val="clear" w:color="auto" w:fill="4472C4"/>
-            <w:tcMar>
-              <w:top w:w="50" w:type="dxa"/>
-              <w:left w:w="90" w:type="dxa"/>
-              <w:bottom w:w="50" w:type="dxa"/>
-              <w:right w:w="90" w:type="dxa"/>
-            </w:tcMar>
             <w:vAlign w:val="center"/>
           </w:tcPr>
           <w:p>
@@ -24046,12 +21872,6 @@
               <w:right w:val="single" w:sz="6" w:space="0" w:color="1F3864"/>
             </w:tcBorders>
             <w:shd w:val="clear" w:color="auto" w:fill="4472C4"/>
-            <w:tcMar>
-              <w:top w:w="50" w:type="dxa"/>
-              <w:left w:w="90" w:type="dxa"/>
-              <w:bottom w:w="50" w:type="dxa"/>
-              <w:right w:w="90" w:type="dxa"/>
-            </w:tcMar>
             <w:vAlign w:val="center"/>
           </w:tcPr>
           <w:p>
@@ -24090,12 +21910,6 @@
               <w:right w:val="single" w:sz="6" w:space="0" w:color="1F3864"/>
             </w:tcBorders>
             <w:shd w:val="clear" w:color="auto" w:fill="4472C4"/>
-            <w:tcMar>
-              <w:top w:w="50" w:type="dxa"/>
-              <w:left w:w="90" w:type="dxa"/>
-              <w:bottom w:w="50" w:type="dxa"/>
-              <w:right w:w="90" w:type="dxa"/>
-            </w:tcMar>
             <w:vAlign w:val="center"/>
           </w:tcPr>
           <w:p>
@@ -24134,12 +21948,6 @@
               <w:right w:val="single" w:sz="6" w:space="0" w:color="1F3864"/>
             </w:tcBorders>
             <w:shd w:val="clear" w:color="auto" w:fill="4472C4"/>
-            <w:tcMar>
-              <w:top w:w="50" w:type="dxa"/>
-              <w:left w:w="90" w:type="dxa"/>
-              <w:bottom w:w="50" w:type="dxa"/>
-              <w:right w:w="90" w:type="dxa"/>
-            </w:tcMar>
             <w:vAlign w:val="center"/>
           </w:tcPr>
           <w:p>
@@ -24204,12 +22012,6 @@
               <w:right w:val="single" w:sz="6" w:space="0" w:color="1F3864"/>
             </w:tcBorders>
             <w:shd w:val="clear" w:color="auto" w:fill="D9E2F3"/>
-            <w:tcMar>
-              <w:top w:w="50" w:type="dxa"/>
-              <w:left w:w="90" w:type="dxa"/>
-              <w:bottom w:w="50" w:type="dxa"/>
-              <w:right w:w="90" w:type="dxa"/>
-            </w:tcMar>
             <w:vAlign w:val="center"/>
           </w:tcPr>
           <w:p>
@@ -24242,12 +22044,6 @@
               <w:right w:val="single" w:sz="6" w:space="0" w:color="1F3864"/>
             </w:tcBorders>
             <w:shd w:val="clear" w:color="auto" w:fill="D9E2F3"/>
-            <w:tcMar>
-              <w:top w:w="50" w:type="dxa"/>
-              <w:left w:w="90" w:type="dxa"/>
-              <w:bottom w:w="50" w:type="dxa"/>
-              <w:right w:w="90" w:type="dxa"/>
-            </w:tcMar>
             <w:vAlign w:val="center"/>
           </w:tcPr>
           <w:p>
@@ -24280,12 +22076,6 @@
               <w:right w:val="single" w:sz="6" w:space="0" w:color="1F3864"/>
             </w:tcBorders>
             <w:shd w:val="clear" w:color="auto" w:fill="D9E2F3"/>
-            <w:tcMar>
-              <w:top w:w="50" w:type="dxa"/>
-              <w:left w:w="90" w:type="dxa"/>
-              <w:bottom w:w="50" w:type="dxa"/>
-              <w:right w:w="90" w:type="dxa"/>
-            </w:tcMar>
             <w:vAlign w:val="center"/>
           </w:tcPr>
           <w:p>
@@ -24318,12 +22108,6 @@
               <w:right w:val="single" w:sz="6" w:space="0" w:color="1F3864"/>
             </w:tcBorders>
             <w:shd w:val="clear" w:color="auto" w:fill="D9E2F3"/>
-            <w:tcMar>
-              <w:top w:w="50" w:type="dxa"/>
-              <w:left w:w="90" w:type="dxa"/>
-              <w:bottom w:w="50" w:type="dxa"/>
-              <w:right w:w="90" w:type="dxa"/>
-            </w:tcMar>
             <w:vAlign w:val="center"/>
           </w:tcPr>
           <w:p>
@@ -24382,12 +22166,6 @@
               <w:right w:val="single" w:sz="6" w:space="0" w:color="1F3864"/>
             </w:tcBorders>
             <w:shd w:val="clear" w:color="auto" w:fill="D9E2F3"/>
-            <w:tcMar>
-              <w:top w:w="50" w:type="dxa"/>
-              <w:left w:w="90" w:type="dxa"/>
-              <w:bottom w:w="50" w:type="dxa"/>
-              <w:right w:w="90" w:type="dxa"/>
-            </w:tcMar>
             <w:vAlign w:val="center"/>
           </w:tcPr>
           <w:p>
@@ -24420,12 +22198,6 @@
               <w:right w:val="single" w:sz="6" w:space="0" w:color="1F3864"/>
             </w:tcBorders>
             <w:shd w:val="clear" w:color="auto" w:fill="D9E2F3"/>
-            <w:tcMar>
-              <w:top w:w="50" w:type="dxa"/>
-              <w:left w:w="90" w:type="dxa"/>
-              <w:bottom w:w="50" w:type="dxa"/>
-              <w:right w:w="90" w:type="dxa"/>
-            </w:tcMar>
             <w:vAlign w:val="center"/>
           </w:tcPr>
           <w:p>
@@ -24458,12 +22230,6 @@
               <w:right w:val="single" w:sz="6" w:space="0" w:color="1F3864"/>
             </w:tcBorders>
             <w:shd w:val="clear" w:color="auto" w:fill="D9E2F3"/>
-            <w:tcMar>
-              <w:top w:w="50" w:type="dxa"/>
-              <w:left w:w="90" w:type="dxa"/>
-              <w:bottom w:w="50" w:type="dxa"/>
-              <w:right w:w="90" w:type="dxa"/>
-            </w:tcMar>
             <w:vAlign w:val="center"/>
           </w:tcPr>
           <w:p>
@@ -24496,12 +22262,6 @@
               <w:right w:val="single" w:sz="6" w:space="0" w:color="1F3864"/>
             </w:tcBorders>
             <w:shd w:val="clear" w:color="auto" w:fill="D9E2F3"/>
-            <w:tcMar>
-              <w:top w:w="50" w:type="dxa"/>
-              <w:left w:w="90" w:type="dxa"/>
-              <w:bottom w:w="50" w:type="dxa"/>
-              <w:right w:w="90" w:type="dxa"/>
-            </w:tcMar>
             <w:vAlign w:val="center"/>
           </w:tcPr>
           <w:p>
@@ -24560,12 +22320,6 @@
               <w:right w:val="single" w:sz="6" w:space="0" w:color="1F3864"/>
             </w:tcBorders>
             <w:shd w:val="clear" w:color="auto" w:fill="D9E2F3"/>
-            <w:tcMar>
-              <w:top w:w="50" w:type="dxa"/>
-              <w:left w:w="90" w:type="dxa"/>
-              <w:bottom w:w="50" w:type="dxa"/>
-              <w:right w:w="90" w:type="dxa"/>
-            </w:tcMar>
             <w:vAlign w:val="center"/>
           </w:tcPr>
           <w:p>
@@ -24598,12 +22352,6 @@
               <w:right w:val="single" w:sz="6" w:space="0" w:color="1F3864"/>
             </w:tcBorders>
             <w:shd w:val="clear" w:color="auto" w:fill="D9E2F3"/>
-            <w:tcMar>
-              <w:top w:w="50" w:type="dxa"/>
-              <w:left w:w="90" w:type="dxa"/>
-              <w:bottom w:w="50" w:type="dxa"/>
-              <w:right w:w="90" w:type="dxa"/>
-            </w:tcMar>
             <w:vAlign w:val="center"/>
           </w:tcPr>
           <w:p>
@@ -24636,12 +22384,6 @@
               <w:right w:val="single" w:sz="6" w:space="0" w:color="1F3864"/>
             </w:tcBorders>
             <w:shd w:val="clear" w:color="auto" w:fill="D9E2F3"/>
-            <w:tcMar>
-              <w:top w:w="50" w:type="dxa"/>
-              <w:left w:w="90" w:type="dxa"/>
-              <w:bottom w:w="50" w:type="dxa"/>
-              <w:right w:w="90" w:type="dxa"/>
-            </w:tcMar>
             <w:vAlign w:val="center"/>
           </w:tcPr>
           <w:p>
@@ -24674,12 +22416,6 @@
               <w:right w:val="single" w:sz="6" w:space="0" w:color="1F3864"/>
             </w:tcBorders>
             <w:shd w:val="clear" w:color="auto" w:fill="D9E2F3"/>
-            <w:tcMar>
-              <w:top w:w="50" w:type="dxa"/>
-              <w:left w:w="90" w:type="dxa"/>
-              <w:bottom w:w="50" w:type="dxa"/>
-              <w:right w:w="90" w:type="dxa"/>
-            </w:tcMar>
             <w:vAlign w:val="center"/>
           </w:tcPr>
           <w:p>
@@ -24739,12 +22475,6 @@
               <w:right w:val="single" w:sz="6" w:space="0" w:color="1F3864"/>
             </w:tcBorders>
             <w:shd w:val="clear" w:color="auto" w:fill="D9E2F3"/>
-            <w:tcMar>
-              <w:top w:w="50" w:type="dxa"/>
-              <w:left w:w="90" w:type="dxa"/>
-              <w:bottom w:w="50" w:type="dxa"/>
-              <w:right w:w="90" w:type="dxa"/>
-            </w:tcMar>
             <w:vAlign w:val="center"/>
           </w:tcPr>
           <w:p>
@@ -24813,12 +22543,6 @@
               <w:right w:val="single" w:sz="6" w:space="0" w:color="1F3864"/>
             </w:tcBorders>
             <w:shd w:val="clear" w:color="auto" w:fill="4472C4"/>
-            <w:tcMar>
-              <w:top w:w="50" w:type="dxa"/>
-              <w:left w:w="90" w:type="dxa"/>
-              <w:bottom w:w="50" w:type="dxa"/>
-              <w:right w:w="90" w:type="dxa"/>
-            </w:tcMar>
             <w:vAlign w:val="center"/>
           </w:tcPr>
           <w:p>
@@ -24896,12 +22620,6 @@
               <w:right w:val="single" w:sz="6" w:space="0" w:color="1F3864"/>
             </w:tcBorders>
             <w:shd w:val="clear" w:color="auto" w:fill="4472C4"/>
-            <w:tcMar>
-              <w:top w:w="50" w:type="dxa"/>
-              <w:left w:w="90" w:type="dxa"/>
-              <w:bottom w:w="50" w:type="dxa"/>
-              <w:right w:w="90" w:type="dxa"/>
-            </w:tcMar>
             <w:vAlign w:val="center"/>
           </w:tcPr>
           <w:p>
@@ -24940,12 +22658,6 @@
               <w:right w:val="single" w:sz="6" w:space="0" w:color="1F3864"/>
             </w:tcBorders>
             <w:shd w:val="clear" w:color="auto" w:fill="4472C4"/>
-            <w:tcMar>
-              <w:top w:w="50" w:type="dxa"/>
-              <w:left w:w="90" w:type="dxa"/>
-              <w:bottom w:w="50" w:type="dxa"/>
-              <w:right w:w="90" w:type="dxa"/>
-            </w:tcMar>
             <w:vAlign w:val="center"/>
           </w:tcPr>
           <w:p>
@@ -24984,12 +22696,6 @@
               <w:right w:val="single" w:sz="6" w:space="0" w:color="1F3864"/>
             </w:tcBorders>
             <w:shd w:val="clear" w:color="auto" w:fill="4472C4"/>
-            <w:tcMar>
-              <w:top w:w="50" w:type="dxa"/>
-              <w:left w:w="90" w:type="dxa"/>
-              <w:bottom w:w="50" w:type="dxa"/>
-              <w:right w:w="90" w:type="dxa"/>
-            </w:tcMar>
             <w:vAlign w:val="center"/>
           </w:tcPr>
           <w:p>
@@ -25028,12 +22734,6 @@
               <w:right w:val="single" w:sz="6" w:space="0" w:color="1F3864"/>
             </w:tcBorders>
             <w:shd w:val="clear" w:color="auto" w:fill="4472C4"/>
-            <w:tcMar>
-              <w:top w:w="50" w:type="dxa"/>
-              <w:left w:w="90" w:type="dxa"/>
-              <w:bottom w:w="50" w:type="dxa"/>
-              <w:right w:w="90" w:type="dxa"/>
-            </w:tcMar>
             <w:vAlign w:val="center"/>
           </w:tcPr>
           <w:p>
@@ -25098,12 +22798,6 @@
               <w:right w:val="single" w:sz="6" w:space="0" w:color="1F3864"/>
             </w:tcBorders>
             <w:shd w:val="clear" w:color="auto" w:fill="D9E2F3"/>
-            <w:tcMar>
-              <w:top w:w="50" w:type="dxa"/>
-              <w:left w:w="90" w:type="dxa"/>
-              <w:bottom w:w="50" w:type="dxa"/>
-              <w:right w:w="90" w:type="dxa"/>
-            </w:tcMar>
             <w:vAlign w:val="center"/>
           </w:tcPr>
           <w:p>
@@ -25136,12 +22830,6 @@
               <w:right w:val="single" w:sz="6" w:space="0" w:color="1F3864"/>
             </w:tcBorders>
             <w:shd w:val="clear" w:color="auto" w:fill="D9E2F3"/>
-            <w:tcMar>
-              <w:top w:w="50" w:type="dxa"/>
-              <w:left w:w="90" w:type="dxa"/>
-              <w:bottom w:w="50" w:type="dxa"/>
-              <w:right w:w="90" w:type="dxa"/>
-            </w:tcMar>
             <w:vAlign w:val="center"/>
           </w:tcPr>
           <w:p>
@@ -25174,12 +22862,6 @@
               <w:right w:val="single" w:sz="6" w:space="0" w:color="1F3864"/>
             </w:tcBorders>
             <w:shd w:val="clear" w:color="auto" w:fill="D9E2F3"/>
-            <w:tcMar>
-              <w:top w:w="50" w:type="dxa"/>
-              <w:left w:w="90" w:type="dxa"/>
-              <w:bottom w:w="50" w:type="dxa"/>
-              <w:right w:w="90" w:type="dxa"/>
-            </w:tcMar>
             <w:vAlign w:val="center"/>
           </w:tcPr>
           <w:p>
@@ -25212,12 +22894,6 @@
               <w:right w:val="single" w:sz="6" w:space="0" w:color="1F3864"/>
             </w:tcBorders>
             <w:shd w:val="clear" w:color="auto" w:fill="D9E2F3"/>
-            <w:tcMar>
-              <w:top w:w="50" w:type="dxa"/>
-              <w:left w:w="90" w:type="dxa"/>
-              <w:bottom w:w="50" w:type="dxa"/>
-              <w:right w:w="90" w:type="dxa"/>
-            </w:tcMar>
             <w:vAlign w:val="center"/>
           </w:tcPr>
           <w:p>
@@ -25276,12 +22952,6 @@
               <w:right w:val="single" w:sz="6" w:space="0" w:color="1F3864"/>
             </w:tcBorders>
             <w:shd w:val="clear" w:color="auto" w:fill="D9E2F3"/>
-            <w:tcMar>
-              <w:top w:w="50" w:type="dxa"/>
-              <w:left w:w="90" w:type="dxa"/>
-              <w:bottom w:w="50" w:type="dxa"/>
-              <w:right w:w="90" w:type="dxa"/>
-            </w:tcMar>
             <w:vAlign w:val="center"/>
           </w:tcPr>
           <w:p>
@@ -25314,12 +22984,6 @@
               <w:right w:val="single" w:sz="6" w:space="0" w:color="1F3864"/>
             </w:tcBorders>
             <w:shd w:val="clear" w:color="auto" w:fill="D9E2F3"/>
-            <w:tcMar>
-              <w:top w:w="50" w:type="dxa"/>
-              <w:left w:w="90" w:type="dxa"/>
-              <w:bottom w:w="50" w:type="dxa"/>
-              <w:right w:w="90" w:type="dxa"/>
-            </w:tcMar>
             <w:vAlign w:val="center"/>
           </w:tcPr>
           <w:p>
@@ -25352,12 +23016,6 @@
               <w:right w:val="single" w:sz="6" w:space="0" w:color="1F3864"/>
             </w:tcBorders>
             <w:shd w:val="clear" w:color="auto" w:fill="D9E2F3"/>
-            <w:tcMar>
-              <w:top w:w="50" w:type="dxa"/>
-              <w:left w:w="90" w:type="dxa"/>
-              <w:bottom w:w="50" w:type="dxa"/>
-              <w:right w:w="90" w:type="dxa"/>
-            </w:tcMar>
             <w:vAlign w:val="center"/>
           </w:tcPr>
           <w:p>
@@ -25390,12 +23048,6 @@
               <w:right w:val="single" w:sz="6" w:space="0" w:color="1F3864"/>
             </w:tcBorders>
             <w:shd w:val="clear" w:color="auto" w:fill="D9E2F3"/>
-            <w:tcMar>
-              <w:top w:w="50" w:type="dxa"/>
-              <w:left w:w="90" w:type="dxa"/>
-              <w:bottom w:w="50" w:type="dxa"/>
-              <w:right w:w="90" w:type="dxa"/>
-            </w:tcMar>
             <w:vAlign w:val="center"/>
           </w:tcPr>
           <w:p>
@@ -25454,12 +23106,6 @@
               <w:right w:val="single" w:sz="6" w:space="0" w:color="1F3864"/>
             </w:tcBorders>
             <w:shd w:val="clear" w:color="auto" w:fill="D9E2F3"/>
-            <w:tcMar>
-              <w:top w:w="50" w:type="dxa"/>
-              <w:left w:w="90" w:type="dxa"/>
-              <w:bottom w:w="50" w:type="dxa"/>
-              <w:right w:w="90" w:type="dxa"/>
-            </w:tcMar>
             <w:vAlign w:val="center"/>
           </w:tcPr>
           <w:p>
@@ -25492,12 +23138,6 @@
               <w:right w:val="single" w:sz="6" w:space="0" w:color="1F3864"/>
             </w:tcBorders>
             <w:shd w:val="clear" w:color="auto" w:fill="D9E2F3"/>
-            <w:tcMar>
-              <w:top w:w="50" w:type="dxa"/>
-              <w:left w:w="90" w:type="dxa"/>
-              <w:bottom w:w="50" w:type="dxa"/>
-              <w:right w:w="90" w:type="dxa"/>
-            </w:tcMar>
             <w:vAlign w:val="center"/>
           </w:tcPr>
           <w:p>
@@ -25530,12 +23170,6 @@
               <w:right w:val="single" w:sz="6" w:space="0" w:color="1F3864"/>
             </w:tcBorders>
             <w:shd w:val="clear" w:color="auto" w:fill="D9E2F3"/>
-            <w:tcMar>
-              <w:top w:w="50" w:type="dxa"/>
-              <w:left w:w="90" w:type="dxa"/>
-              <w:bottom w:w="50" w:type="dxa"/>
-              <w:right w:w="90" w:type="dxa"/>
-            </w:tcMar>
             <w:vAlign w:val="center"/>
           </w:tcPr>
           <w:p>
@@ -25568,12 +23202,6 @@
               <w:right w:val="single" w:sz="6" w:space="0" w:color="1F3864"/>
             </w:tcBorders>
             <w:shd w:val="clear" w:color="auto" w:fill="D9E2F3"/>
-            <w:tcMar>
-              <w:top w:w="50" w:type="dxa"/>
-              <w:left w:w="90" w:type="dxa"/>
-              <w:bottom w:w="50" w:type="dxa"/>
-              <w:right w:w="90" w:type="dxa"/>
-            </w:tcMar>
             <w:vAlign w:val="center"/>
           </w:tcPr>
           <w:p>
@@ -25633,12 +23261,6 @@
               <w:right w:val="single" w:sz="6" w:space="0" w:color="1F3864"/>
             </w:tcBorders>
             <w:shd w:val="clear" w:color="auto" w:fill="D9E2F3"/>
-            <w:tcMar>
-              <w:top w:w="50" w:type="dxa"/>
-              <w:left w:w="90" w:type="dxa"/>
-              <w:bottom w:w="50" w:type="dxa"/>
-              <w:right w:w="90" w:type="dxa"/>
-            </w:tcMar>
             <w:vAlign w:val="center"/>
           </w:tcPr>
           <w:p>
@@ -25707,12 +23329,6 @@
               <w:right w:val="single" w:sz="6" w:space="0" w:color="1F3864"/>
             </w:tcBorders>
             <w:shd w:val="clear" w:color="auto" w:fill="4472C4"/>
-            <w:tcMar>
-              <w:top w:w="50" w:type="dxa"/>
-              <w:left w:w="90" w:type="dxa"/>
-              <w:bottom w:w="50" w:type="dxa"/>
-              <w:right w:w="90" w:type="dxa"/>
-            </w:tcMar>
             <w:vAlign w:val="center"/>
           </w:tcPr>
           <w:p>
@@ -25790,12 +23406,6 @@
               <w:right w:val="single" w:sz="6" w:space="0" w:color="1F3864"/>
             </w:tcBorders>
             <w:shd w:val="clear" w:color="auto" w:fill="4472C4"/>
-            <w:tcMar>
-              <w:top w:w="50" w:type="dxa"/>
-              <w:left w:w="90" w:type="dxa"/>
-              <w:bottom w:w="50" w:type="dxa"/>
-              <w:right w:w="90" w:type="dxa"/>
-            </w:tcMar>
             <w:vAlign w:val="center"/>
           </w:tcPr>
           <w:p>
@@ -25834,12 +23444,6 @@
               <w:right w:val="single" w:sz="6" w:space="0" w:color="1F3864"/>
             </w:tcBorders>
             <w:shd w:val="clear" w:color="auto" w:fill="4472C4"/>
-            <w:tcMar>
-              <w:top w:w="50" w:type="dxa"/>
-              <w:left w:w="90" w:type="dxa"/>
-              <w:bottom w:w="50" w:type="dxa"/>
-              <w:right w:w="90" w:type="dxa"/>
-            </w:tcMar>
             <w:vAlign w:val="center"/>
           </w:tcPr>
           <w:p>
@@ -25878,12 +23482,6 @@
               <w:right w:val="single" w:sz="6" w:space="0" w:color="1F3864"/>
             </w:tcBorders>
             <w:shd w:val="clear" w:color="auto" w:fill="4472C4"/>
-            <w:tcMar>
-              <w:top w:w="50" w:type="dxa"/>
-              <w:left w:w="90" w:type="dxa"/>
-              <w:bottom w:w="50" w:type="dxa"/>
-              <w:right w:w="90" w:type="dxa"/>
-            </w:tcMar>
             <w:vAlign w:val="center"/>
           </w:tcPr>
           <w:p>
@@ -25922,12 +23520,6 @@
               <w:right w:val="single" w:sz="6" w:space="0" w:color="1F3864"/>
             </w:tcBorders>
             <w:shd w:val="clear" w:color="auto" w:fill="4472C4"/>
-            <w:tcMar>
-              <w:top w:w="50" w:type="dxa"/>
-              <w:left w:w="90" w:type="dxa"/>
-              <w:bottom w:w="50" w:type="dxa"/>
-              <w:right w:w="90" w:type="dxa"/>
-            </w:tcMar>
             <w:vAlign w:val="center"/>
           </w:tcPr>
           <w:p>
@@ -25992,12 +23584,6 @@
               <w:right w:val="single" w:sz="6" w:space="0" w:color="1F3864"/>
             </w:tcBorders>
             <w:shd w:val="clear" w:color="auto" w:fill="D9E2F3"/>
-            <w:tcMar>
-              <w:top w:w="50" w:type="dxa"/>
-              <w:left w:w="90" w:type="dxa"/>
-              <w:bottom w:w="50" w:type="dxa"/>
-              <w:right w:w="90" w:type="dxa"/>
-            </w:tcMar>
             <w:vAlign w:val="center"/>
           </w:tcPr>
           <w:p>
@@ -26030,12 +23616,6 @@
               <w:right w:val="single" w:sz="6" w:space="0" w:color="1F3864"/>
             </w:tcBorders>
             <w:shd w:val="clear" w:color="auto" w:fill="D9E2F3"/>
-            <w:tcMar>
-              <w:top w:w="50" w:type="dxa"/>
-              <w:left w:w="90" w:type="dxa"/>
-              <w:bottom w:w="50" w:type="dxa"/>
-              <w:right w:w="90" w:type="dxa"/>
-            </w:tcMar>
             <w:vAlign w:val="center"/>
           </w:tcPr>
           <w:p>
@@ -26068,12 +23648,6 @@
               <w:right w:val="single" w:sz="6" w:space="0" w:color="1F3864"/>
             </w:tcBorders>
             <w:shd w:val="clear" w:color="auto" w:fill="D9E2F3"/>
-            <w:tcMar>
-              <w:top w:w="50" w:type="dxa"/>
-              <w:left w:w="90" w:type="dxa"/>
-              <w:bottom w:w="50" w:type="dxa"/>
-              <w:right w:w="90" w:type="dxa"/>
-            </w:tcMar>
             <w:vAlign w:val="center"/>
           </w:tcPr>
           <w:p>
@@ -26106,12 +23680,6 @@
               <w:right w:val="single" w:sz="6" w:space="0" w:color="1F3864"/>
             </w:tcBorders>
             <w:shd w:val="clear" w:color="auto" w:fill="D9E2F3"/>
-            <w:tcMar>
-              <w:top w:w="50" w:type="dxa"/>
-              <w:left w:w="90" w:type="dxa"/>
-              <w:bottom w:w="50" w:type="dxa"/>
-              <w:right w:w="90" w:type="dxa"/>
-            </w:tcMar>
             <w:vAlign w:val="center"/>
           </w:tcPr>
           <w:p>
@@ -26170,12 +23738,6 @@
               <w:right w:val="single" w:sz="6" w:space="0" w:color="1F3864"/>
             </w:tcBorders>
             <w:shd w:val="clear" w:color="auto" w:fill="D9E2F3"/>
-            <w:tcMar>
-              <w:top w:w="50" w:type="dxa"/>
-              <w:left w:w="90" w:type="dxa"/>
-              <w:bottom w:w="50" w:type="dxa"/>
-              <w:right w:w="90" w:type="dxa"/>
-            </w:tcMar>
             <w:vAlign w:val="center"/>
           </w:tcPr>
           <w:p>
@@ -26208,12 +23770,6 @@
               <w:right w:val="single" w:sz="6" w:space="0" w:color="1F3864"/>
             </w:tcBorders>
             <w:shd w:val="clear" w:color="auto" w:fill="D9E2F3"/>
-            <w:tcMar>
-              <w:top w:w="50" w:type="dxa"/>
-              <w:left w:w="90" w:type="dxa"/>
-              <w:bottom w:w="50" w:type="dxa"/>
-              <w:right w:w="90" w:type="dxa"/>
-            </w:tcMar>
             <w:vAlign w:val="center"/>
           </w:tcPr>
           <w:p>
@@ -26246,12 +23802,6 @@
               <w:right w:val="single" w:sz="6" w:space="0" w:color="1F3864"/>
             </w:tcBorders>
             <w:shd w:val="clear" w:color="auto" w:fill="D9E2F3"/>
-            <w:tcMar>
-              <w:top w:w="50" w:type="dxa"/>
-              <w:left w:w="90" w:type="dxa"/>
-              <w:bottom w:w="50" w:type="dxa"/>
-              <w:right w:w="90" w:type="dxa"/>
-            </w:tcMar>
             <w:vAlign w:val="center"/>
           </w:tcPr>
           <w:p>
@@ -26284,12 +23834,6 @@
               <w:right w:val="single" w:sz="6" w:space="0" w:color="1F3864"/>
             </w:tcBorders>
             <w:shd w:val="clear" w:color="auto" w:fill="D9E2F3"/>
-            <w:tcMar>
-              <w:top w:w="50" w:type="dxa"/>
-              <w:left w:w="90" w:type="dxa"/>
-              <w:bottom w:w="50" w:type="dxa"/>
-              <w:right w:w="90" w:type="dxa"/>
-            </w:tcMar>
             <w:vAlign w:val="center"/>
           </w:tcPr>
           <w:p>
@@ -26348,12 +23892,6 @@
               <w:right w:val="single" w:sz="6" w:space="0" w:color="1F3864"/>
             </w:tcBorders>
             <w:shd w:val="clear" w:color="auto" w:fill="D9E2F3"/>
-            <w:tcMar>
-              <w:top w:w="50" w:type="dxa"/>
-              <w:left w:w="90" w:type="dxa"/>
-              <w:bottom w:w="50" w:type="dxa"/>
-              <w:right w:w="90" w:type="dxa"/>
-            </w:tcMar>
             <w:vAlign w:val="center"/>
           </w:tcPr>
           <w:p>
@@ -26386,12 +23924,6 @@
               <w:right w:val="single" w:sz="6" w:space="0" w:color="1F3864"/>
             </w:tcBorders>
             <w:shd w:val="clear" w:color="auto" w:fill="D9E2F3"/>
-            <w:tcMar>
-              <w:top w:w="50" w:type="dxa"/>
-              <w:left w:w="90" w:type="dxa"/>
-              <w:bottom w:w="50" w:type="dxa"/>
-              <w:right w:w="90" w:type="dxa"/>
-            </w:tcMar>
             <w:vAlign w:val="center"/>
           </w:tcPr>
           <w:p>
@@ -26424,12 +23956,6 @@
               <w:right w:val="single" w:sz="6" w:space="0" w:color="1F3864"/>
             </w:tcBorders>
             <w:shd w:val="clear" w:color="auto" w:fill="D9E2F3"/>
-            <w:tcMar>
-              <w:top w:w="50" w:type="dxa"/>
-              <w:left w:w="90" w:type="dxa"/>
-              <w:bottom w:w="50" w:type="dxa"/>
-              <w:right w:w="90" w:type="dxa"/>
-            </w:tcMar>
             <w:vAlign w:val="center"/>
           </w:tcPr>
           <w:p>
@@ -26462,12 +23988,6 @@
               <w:right w:val="single" w:sz="6" w:space="0" w:color="1F3864"/>
             </w:tcBorders>
             <w:shd w:val="clear" w:color="auto" w:fill="D9E2F3"/>
-            <w:tcMar>
-              <w:top w:w="50" w:type="dxa"/>
-              <w:left w:w="90" w:type="dxa"/>
-              <w:bottom w:w="50" w:type="dxa"/>
-              <w:right w:w="90" w:type="dxa"/>
-            </w:tcMar>
             <w:vAlign w:val="center"/>
           </w:tcPr>
           <w:p>
@@ -26527,12 +24047,6 @@
               <w:right w:val="single" w:sz="6" w:space="0" w:color="1F3864"/>
             </w:tcBorders>
             <w:shd w:val="clear" w:color="auto" w:fill="D9E2F3"/>
-            <w:tcMar>
-              <w:top w:w="50" w:type="dxa"/>
-              <w:left w:w="90" w:type="dxa"/>
-              <w:bottom w:w="50" w:type="dxa"/>
-              <w:right w:w="90" w:type="dxa"/>
-            </w:tcMar>
             <w:vAlign w:val="center"/>
           </w:tcPr>
           <w:p>
@@ -26601,12 +24115,6 @@
               <w:right w:val="single" w:sz="6" w:space="0" w:color="1F3864"/>
             </w:tcBorders>
             <w:shd w:val="clear" w:color="auto" w:fill="4472C4"/>
-            <w:tcMar>
-              <w:top w:w="50" w:type="dxa"/>
-              <w:left w:w="90" w:type="dxa"/>
-              <w:bottom w:w="50" w:type="dxa"/>
-              <w:right w:w="90" w:type="dxa"/>
-            </w:tcMar>
             <w:vAlign w:val="center"/>
           </w:tcPr>
           <w:p>
@@ -26671,12 +24179,6 @@
               <w:right w:val="single" w:sz="6" w:space="0" w:color="1F3864"/>
             </w:tcBorders>
             <w:shd w:val="clear" w:color="auto" w:fill="4472C4"/>
-            <w:tcMar>
-              <w:top w:w="50" w:type="dxa"/>
-              <w:left w:w="90" w:type="dxa"/>
-              <w:bottom w:w="50" w:type="dxa"/>
-              <w:right w:w="90" w:type="dxa"/>
-            </w:tcMar>
             <w:vAlign w:val="center"/>
           </w:tcPr>
           <w:p>
@@ -26715,12 +24217,6 @@
               <w:right w:val="single" w:sz="6" w:space="0" w:color="1F3864"/>
             </w:tcBorders>
             <w:shd w:val="clear" w:color="auto" w:fill="4472C4"/>
-            <w:tcMar>
-              <w:top w:w="50" w:type="dxa"/>
-              <w:left w:w="90" w:type="dxa"/>
-              <w:bottom w:w="50" w:type="dxa"/>
-              <w:right w:w="90" w:type="dxa"/>
-            </w:tcMar>
             <w:vAlign w:val="center"/>
           </w:tcPr>
           <w:p>
@@ -26759,12 +24255,6 @@
               <w:right w:val="single" w:sz="6" w:space="0" w:color="1F3864"/>
             </w:tcBorders>
             <w:shd w:val="clear" w:color="auto" w:fill="4472C4"/>
-            <w:tcMar>
-              <w:top w:w="50" w:type="dxa"/>
-              <w:left w:w="90" w:type="dxa"/>
-              <w:bottom w:w="50" w:type="dxa"/>
-              <w:right w:w="90" w:type="dxa"/>
-            </w:tcMar>
             <w:vAlign w:val="center"/>
           </w:tcPr>
           <w:p>
@@ -26803,12 +24293,6 @@
               <w:right w:val="single" w:sz="6" w:space="0" w:color="1F3864"/>
             </w:tcBorders>
             <w:shd w:val="clear" w:color="auto" w:fill="4472C4"/>
-            <w:tcMar>
-              <w:top w:w="50" w:type="dxa"/>
-              <w:left w:w="90" w:type="dxa"/>
-              <w:bottom w:w="50" w:type="dxa"/>
-              <w:right w:w="90" w:type="dxa"/>
-            </w:tcMar>
             <w:vAlign w:val="center"/>
           </w:tcPr>
           <w:p>
@@ -26873,12 +24357,6 @@
               <w:right w:val="single" w:sz="6" w:space="0" w:color="1F3864"/>
             </w:tcBorders>
             <w:shd w:val="clear" w:color="auto" w:fill="D9E2F3"/>
-            <w:tcMar>
-              <w:top w:w="50" w:type="dxa"/>
-              <w:left w:w="90" w:type="dxa"/>
-              <w:bottom w:w="50" w:type="dxa"/>
-              <w:right w:w="90" w:type="dxa"/>
-            </w:tcMar>
             <w:vAlign w:val="center"/>
           </w:tcPr>
           <w:p>
@@ -26911,12 +24389,6 @@
               <w:right w:val="single" w:sz="6" w:space="0" w:color="1F3864"/>
             </w:tcBorders>
             <w:shd w:val="clear" w:color="auto" w:fill="D9E2F3"/>
-            <w:tcMar>
-              <w:top w:w="50" w:type="dxa"/>
-              <w:left w:w="90" w:type="dxa"/>
-              <w:bottom w:w="50" w:type="dxa"/>
-              <w:right w:w="90" w:type="dxa"/>
-            </w:tcMar>
             <w:vAlign w:val="center"/>
           </w:tcPr>
           <w:p>
@@ -26949,12 +24421,6 @@
               <w:right w:val="single" w:sz="6" w:space="0" w:color="1F3864"/>
             </w:tcBorders>
             <w:shd w:val="clear" w:color="auto" w:fill="D9E2F3"/>
-            <w:tcMar>
-              <w:top w:w="50" w:type="dxa"/>
-              <w:left w:w="90" w:type="dxa"/>
-              <w:bottom w:w="50" w:type="dxa"/>
-              <w:right w:w="90" w:type="dxa"/>
-            </w:tcMar>
             <w:vAlign w:val="center"/>
           </w:tcPr>
           <w:p>
@@ -26987,12 +24453,6 @@
               <w:right w:val="single" w:sz="6" w:space="0" w:color="1F3864"/>
             </w:tcBorders>
             <w:shd w:val="clear" w:color="auto" w:fill="D9E2F3"/>
-            <w:tcMar>
-              <w:top w:w="50" w:type="dxa"/>
-              <w:left w:w="90" w:type="dxa"/>
-              <w:bottom w:w="50" w:type="dxa"/>
-              <w:right w:w="90" w:type="dxa"/>
-            </w:tcMar>
             <w:vAlign w:val="center"/>
           </w:tcPr>
           <w:p>
@@ -27051,12 +24511,6 @@
               <w:right w:val="single" w:sz="6" w:space="0" w:color="1F3864"/>
             </w:tcBorders>
             <w:shd w:val="clear" w:color="auto" w:fill="D9E2F3"/>
-            <w:tcMar>
-              <w:top w:w="50" w:type="dxa"/>
-              <w:left w:w="90" w:type="dxa"/>
-              <w:bottom w:w="50" w:type="dxa"/>
-              <w:right w:w="90" w:type="dxa"/>
-            </w:tcMar>
             <w:vAlign w:val="center"/>
           </w:tcPr>
           <w:p>
@@ -27089,12 +24543,6 @@
               <w:right w:val="single" w:sz="6" w:space="0" w:color="1F3864"/>
             </w:tcBorders>
             <w:shd w:val="clear" w:color="auto" w:fill="D9E2F3"/>
-            <w:tcMar>
-              <w:top w:w="50" w:type="dxa"/>
-              <w:left w:w="90" w:type="dxa"/>
-              <w:bottom w:w="50" w:type="dxa"/>
-              <w:right w:w="90" w:type="dxa"/>
-            </w:tcMar>
             <w:vAlign w:val="center"/>
           </w:tcPr>
           <w:p>
@@ -27127,12 +24575,6 @@
               <w:right w:val="single" w:sz="6" w:space="0" w:color="1F3864"/>
             </w:tcBorders>
             <w:shd w:val="clear" w:color="auto" w:fill="D9E2F3"/>
-            <w:tcMar>
-              <w:top w:w="50" w:type="dxa"/>
-              <w:left w:w="90" w:type="dxa"/>
-              <w:bottom w:w="50" w:type="dxa"/>
-              <w:right w:w="90" w:type="dxa"/>
-            </w:tcMar>
             <w:vAlign w:val="center"/>
           </w:tcPr>
           <w:p>
@@ -27165,12 +24607,6 @@
               <w:right w:val="single" w:sz="6" w:space="0" w:color="1F3864"/>
             </w:tcBorders>
             <w:shd w:val="clear" w:color="auto" w:fill="D9E2F3"/>
-            <w:tcMar>
-              <w:top w:w="50" w:type="dxa"/>
-              <w:left w:w="90" w:type="dxa"/>
-              <w:bottom w:w="50" w:type="dxa"/>
-              <w:right w:w="90" w:type="dxa"/>
-            </w:tcMar>
             <w:vAlign w:val="center"/>
           </w:tcPr>
           <w:p>
@@ -27229,12 +24665,6 @@
               <w:right w:val="single" w:sz="6" w:space="0" w:color="1F3864"/>
             </w:tcBorders>
             <w:shd w:val="clear" w:color="auto" w:fill="D9E2F3"/>
-            <w:tcMar>
-              <w:top w:w="50" w:type="dxa"/>
-              <w:left w:w="90" w:type="dxa"/>
-              <w:bottom w:w="50" w:type="dxa"/>
-              <w:right w:w="90" w:type="dxa"/>
-            </w:tcMar>
             <w:vAlign w:val="center"/>
           </w:tcPr>
           <w:p>
@@ -27267,12 +24697,6 @@
               <w:right w:val="single" w:sz="6" w:space="0" w:color="1F3864"/>
             </w:tcBorders>
             <w:shd w:val="clear" w:color="auto" w:fill="D9E2F3"/>
-            <w:tcMar>
-              <w:top w:w="50" w:type="dxa"/>
-              <w:left w:w="90" w:type="dxa"/>
-              <w:bottom w:w="50" w:type="dxa"/>
-              <w:right w:w="90" w:type="dxa"/>
-            </w:tcMar>
             <w:vAlign w:val="center"/>
           </w:tcPr>
           <w:p>
@@ -27305,12 +24729,6 @@
               <w:right w:val="single" w:sz="6" w:space="0" w:color="1F3864"/>
             </w:tcBorders>
             <w:shd w:val="clear" w:color="auto" w:fill="D9E2F3"/>
-            <w:tcMar>
-              <w:top w:w="50" w:type="dxa"/>
-              <w:left w:w="90" w:type="dxa"/>
-              <w:bottom w:w="50" w:type="dxa"/>
-              <w:right w:w="90" w:type="dxa"/>
-            </w:tcMar>
             <w:vAlign w:val="center"/>
           </w:tcPr>
           <w:p>
@@ -27343,12 +24761,6 @@
               <w:right w:val="single" w:sz="6" w:space="0" w:color="1F3864"/>
             </w:tcBorders>
             <w:shd w:val="clear" w:color="auto" w:fill="D9E2F3"/>
-            <w:tcMar>
-              <w:top w:w="50" w:type="dxa"/>
-              <w:left w:w="90" w:type="dxa"/>
-              <w:bottom w:w="50" w:type="dxa"/>
-              <w:right w:w="90" w:type="dxa"/>
-            </w:tcMar>
             <w:vAlign w:val="center"/>
           </w:tcPr>
           <w:p>
@@ -27408,12 +24820,6 @@
               <w:right w:val="single" w:sz="6" w:space="0" w:color="1F3864"/>
             </w:tcBorders>
             <w:shd w:val="clear" w:color="auto" w:fill="D9E2F3"/>
-            <w:tcMar>
-              <w:top w:w="50" w:type="dxa"/>
-              <w:left w:w="90" w:type="dxa"/>
-              <w:bottom w:w="50" w:type="dxa"/>
-              <w:right w:w="90" w:type="dxa"/>
-            </w:tcMar>
             <w:vAlign w:val="center"/>
           </w:tcPr>
           <w:p>
@@ -27482,12 +24888,6 @@
               <w:right w:val="single" w:sz="6" w:space="0" w:color="1F3864"/>
             </w:tcBorders>
             <w:shd w:val="clear" w:color="auto" w:fill="4472C4"/>
-            <w:tcMar>
-              <w:top w:w="50" w:type="dxa"/>
-              <w:left w:w="90" w:type="dxa"/>
-              <w:bottom w:w="50" w:type="dxa"/>
-              <w:right w:w="90" w:type="dxa"/>
-            </w:tcMar>
             <w:vAlign w:val="center"/>
           </w:tcPr>
           <w:p>
@@ -27552,12 +24952,6 @@
               <w:right w:val="single" w:sz="6" w:space="0" w:color="1F3864"/>
             </w:tcBorders>
             <w:shd w:val="clear" w:color="auto" w:fill="4472C4"/>
-            <w:tcMar>
-              <w:top w:w="50" w:type="dxa"/>
-              <w:left w:w="90" w:type="dxa"/>
-              <w:bottom w:w="50" w:type="dxa"/>
-              <w:right w:w="90" w:type="dxa"/>
-            </w:tcMar>
             <w:vAlign w:val="center"/>
           </w:tcPr>
           <w:p>
@@ -27596,12 +24990,6 @@
               <w:right w:val="single" w:sz="6" w:space="0" w:color="1F3864"/>
             </w:tcBorders>
             <w:shd w:val="clear" w:color="auto" w:fill="4472C4"/>
-            <w:tcMar>
-              <w:top w:w="50" w:type="dxa"/>
-              <w:left w:w="90" w:type="dxa"/>
-              <w:bottom w:w="50" w:type="dxa"/>
-              <w:right w:w="90" w:type="dxa"/>
-            </w:tcMar>
             <w:vAlign w:val="center"/>
           </w:tcPr>
           <w:p>
@@ -27640,12 +25028,6 @@
               <w:right w:val="single" w:sz="6" w:space="0" w:color="1F3864"/>
             </w:tcBorders>
             <w:shd w:val="clear" w:color="auto" w:fill="4472C4"/>
-            <w:tcMar>
-              <w:top w:w="50" w:type="dxa"/>
-              <w:left w:w="90" w:type="dxa"/>
-              <w:bottom w:w="50" w:type="dxa"/>
-              <w:right w:w="90" w:type="dxa"/>
-            </w:tcMar>
             <w:vAlign w:val="center"/>
           </w:tcPr>
           <w:p>
@@ -27684,12 +25066,6 @@
               <w:right w:val="single" w:sz="6" w:space="0" w:color="1F3864"/>
             </w:tcBorders>
             <w:shd w:val="clear" w:color="auto" w:fill="4472C4"/>
-            <w:tcMar>
-              <w:top w:w="50" w:type="dxa"/>
-              <w:left w:w="90" w:type="dxa"/>
-              <w:bottom w:w="50" w:type="dxa"/>
-              <w:right w:w="90" w:type="dxa"/>
-            </w:tcMar>
             <w:vAlign w:val="center"/>
           </w:tcPr>
           <w:p>
@@ -27754,12 +25130,6 @@
               <w:right w:val="single" w:sz="6" w:space="0" w:color="1F3864"/>
             </w:tcBorders>
             <w:shd w:val="clear" w:color="auto" w:fill="D9E2F3"/>
-            <w:tcMar>
-              <w:top w:w="50" w:type="dxa"/>
-              <w:left w:w="90" w:type="dxa"/>
-              <w:bottom w:w="50" w:type="dxa"/>
-              <w:right w:w="90" w:type="dxa"/>
-            </w:tcMar>
             <w:vAlign w:val="center"/>
           </w:tcPr>
           <w:p>
@@ -27792,12 +25162,6 @@
               <w:right w:val="single" w:sz="6" w:space="0" w:color="1F3864"/>
             </w:tcBorders>
             <w:shd w:val="clear" w:color="auto" w:fill="D9E2F3"/>
-            <w:tcMar>
-              <w:top w:w="50" w:type="dxa"/>
-              <w:left w:w="90" w:type="dxa"/>
-              <w:bottom w:w="50" w:type="dxa"/>
-              <w:right w:w="90" w:type="dxa"/>
-            </w:tcMar>
             <w:vAlign w:val="center"/>
           </w:tcPr>
           <w:p>
@@ -27830,12 +25194,6 @@
               <w:right w:val="single" w:sz="6" w:space="0" w:color="1F3864"/>
             </w:tcBorders>
             <w:shd w:val="clear" w:color="auto" w:fill="D9E2F3"/>
-            <w:tcMar>
-              <w:top w:w="50" w:type="dxa"/>
-              <w:left w:w="90" w:type="dxa"/>
-              <w:bottom w:w="50" w:type="dxa"/>
-              <w:right w:w="90" w:type="dxa"/>
-            </w:tcMar>
             <w:vAlign w:val="center"/>
           </w:tcPr>
           <w:p>
@@ -27868,12 +25226,6 @@
               <w:right w:val="single" w:sz="6" w:space="0" w:color="1F3864"/>
             </w:tcBorders>
             <w:shd w:val="clear" w:color="auto" w:fill="D9E2F3"/>
-            <w:tcMar>
-              <w:top w:w="50" w:type="dxa"/>
-              <w:left w:w="90" w:type="dxa"/>
-              <w:bottom w:w="50" w:type="dxa"/>
-              <w:right w:w="90" w:type="dxa"/>
-            </w:tcMar>
             <w:vAlign w:val="center"/>
           </w:tcPr>
           <w:p>
@@ -27932,12 +25284,6 @@
               <w:right w:val="single" w:sz="6" w:space="0" w:color="1F3864"/>
             </w:tcBorders>
             <w:shd w:val="clear" w:color="auto" w:fill="D9E2F3"/>
-            <w:tcMar>
-              <w:top w:w="50" w:type="dxa"/>
-              <w:left w:w="90" w:type="dxa"/>
-              <w:bottom w:w="50" w:type="dxa"/>
-              <w:right w:w="90" w:type="dxa"/>
-            </w:tcMar>
             <w:vAlign w:val="center"/>
           </w:tcPr>
           <w:p>
@@ -27970,12 +25316,6 @@
               <w:right w:val="single" w:sz="6" w:space="0" w:color="1F3864"/>
             </w:tcBorders>
             <w:shd w:val="clear" w:color="auto" w:fill="D9E2F3"/>
-            <w:tcMar>
-              <w:top w:w="50" w:type="dxa"/>
-              <w:left w:w="90" w:type="dxa"/>
-              <w:bottom w:w="50" w:type="dxa"/>
-              <w:right w:w="90" w:type="dxa"/>
-            </w:tcMar>
             <w:vAlign w:val="center"/>
           </w:tcPr>
           <w:p>
@@ -28008,12 +25348,6 @@
               <w:right w:val="single" w:sz="6" w:space="0" w:color="1F3864"/>
             </w:tcBorders>
             <w:shd w:val="clear" w:color="auto" w:fill="D9E2F3"/>
-            <w:tcMar>
-              <w:top w:w="50" w:type="dxa"/>
-              <w:left w:w="90" w:type="dxa"/>
-              <w:bottom w:w="50" w:type="dxa"/>
-              <w:right w:w="90" w:type="dxa"/>
-            </w:tcMar>
             <w:vAlign w:val="center"/>
           </w:tcPr>
           <w:p>
@@ -28046,12 +25380,6 @@
               <w:right w:val="single" w:sz="6" w:space="0" w:color="1F3864"/>
             </w:tcBorders>
             <w:shd w:val="clear" w:color="auto" w:fill="D9E2F3"/>
-            <w:tcMar>
-              <w:top w:w="50" w:type="dxa"/>
-              <w:left w:w="90" w:type="dxa"/>
-              <w:bottom w:w="50" w:type="dxa"/>
-              <w:right w:w="90" w:type="dxa"/>
-            </w:tcMar>
             <w:vAlign w:val="center"/>
           </w:tcPr>
           <w:p>
@@ -28110,12 +25438,6 @@
               <w:right w:val="single" w:sz="6" w:space="0" w:color="1F3864"/>
             </w:tcBorders>
             <w:shd w:val="clear" w:color="auto" w:fill="D9E2F3"/>
-            <w:tcMar>
-              <w:top w:w="50" w:type="dxa"/>
-              <w:left w:w="90" w:type="dxa"/>
-              <w:bottom w:w="50" w:type="dxa"/>
-              <w:right w:w="90" w:type="dxa"/>
-            </w:tcMar>
             <w:vAlign w:val="center"/>
           </w:tcPr>
           <w:p>
@@ -28148,12 +25470,6 @@
               <w:right w:val="single" w:sz="6" w:space="0" w:color="1F3864"/>
             </w:tcBorders>
             <w:shd w:val="clear" w:color="auto" w:fill="D9E2F3"/>
-            <w:tcMar>
-              <w:top w:w="50" w:type="dxa"/>
-              <w:left w:w="90" w:type="dxa"/>
-              <w:bottom w:w="50" w:type="dxa"/>
-              <w:right w:w="90" w:type="dxa"/>
-            </w:tcMar>
             <w:vAlign w:val="center"/>
           </w:tcPr>
           <w:p>
@@ -28186,12 +25502,6 @@
               <w:right w:val="single" w:sz="6" w:space="0" w:color="1F3864"/>
             </w:tcBorders>
             <w:shd w:val="clear" w:color="auto" w:fill="D9E2F3"/>
-            <w:tcMar>
-              <w:top w:w="50" w:type="dxa"/>
-              <w:left w:w="90" w:type="dxa"/>
-              <w:bottom w:w="50" w:type="dxa"/>
-              <w:right w:w="90" w:type="dxa"/>
-            </w:tcMar>
             <w:vAlign w:val="center"/>
           </w:tcPr>
           <w:p>
@@ -28224,12 +25534,6 @@
               <w:right w:val="single" w:sz="6" w:space="0" w:color="1F3864"/>
             </w:tcBorders>
             <w:shd w:val="clear" w:color="auto" w:fill="D9E2F3"/>
-            <w:tcMar>
-              <w:top w:w="50" w:type="dxa"/>
-              <w:left w:w="90" w:type="dxa"/>
-              <w:bottom w:w="50" w:type="dxa"/>
-              <w:right w:w="90" w:type="dxa"/>
-            </w:tcMar>
             <w:vAlign w:val="center"/>
           </w:tcPr>
           <w:p>
@@ -28289,12 +25593,6 @@
               <w:right w:val="single" w:sz="6" w:space="0" w:color="1F3864"/>
             </w:tcBorders>
             <w:shd w:val="clear" w:color="auto" w:fill="D9E2F3"/>
-            <w:tcMar>
-              <w:top w:w="50" w:type="dxa"/>
-              <w:left w:w="90" w:type="dxa"/>
-              <w:bottom w:w="50" w:type="dxa"/>
-              <w:right w:w="90" w:type="dxa"/>
-            </w:tcMar>
             <w:vAlign w:val="center"/>
           </w:tcPr>
           <w:p>
@@ -28363,12 +25661,6 @@
               <w:right w:val="single" w:sz="6" w:space="0" w:color="1F3864"/>
             </w:tcBorders>
             <w:shd w:val="clear" w:color="auto" w:fill="4472C4"/>
-            <w:tcMar>
-              <w:top w:w="50" w:type="dxa"/>
-              <w:left w:w="90" w:type="dxa"/>
-              <w:bottom w:w="50" w:type="dxa"/>
-              <w:right w:w="90" w:type="dxa"/>
-            </w:tcMar>
             <w:vAlign w:val="center"/>
           </w:tcPr>
           <w:p>
@@ -28433,12 +25725,6 @@
               <w:right w:val="single" w:sz="6" w:space="0" w:color="1F3864"/>
             </w:tcBorders>
             <w:shd w:val="clear" w:color="auto" w:fill="4472C4"/>
-            <w:tcMar>
-              <w:top w:w="50" w:type="dxa"/>
-              <w:left w:w="90" w:type="dxa"/>
-              <w:bottom w:w="50" w:type="dxa"/>
-              <w:right w:w="90" w:type="dxa"/>
-            </w:tcMar>
             <w:vAlign w:val="center"/>
           </w:tcPr>
           <w:p>
@@ -28477,12 +25763,6 @@
               <w:right w:val="single" w:sz="6" w:space="0" w:color="1F3864"/>
             </w:tcBorders>
             <w:shd w:val="clear" w:color="auto" w:fill="4472C4"/>
-            <w:tcMar>
-              <w:top w:w="50" w:type="dxa"/>
-              <w:left w:w="90" w:type="dxa"/>
-              <w:bottom w:w="50" w:type="dxa"/>
-              <w:right w:w="90" w:type="dxa"/>
-            </w:tcMar>
             <w:vAlign w:val="center"/>
           </w:tcPr>
           <w:p>
@@ -28521,12 +25801,6 @@
               <w:right w:val="single" w:sz="6" w:space="0" w:color="1F3864"/>
             </w:tcBorders>
             <w:shd w:val="clear" w:color="auto" w:fill="4472C4"/>
-            <w:tcMar>
-              <w:top w:w="50" w:type="dxa"/>
-              <w:left w:w="90" w:type="dxa"/>
-              <w:bottom w:w="50" w:type="dxa"/>
-              <w:right w:w="90" w:type="dxa"/>
-            </w:tcMar>
             <w:vAlign w:val="center"/>
           </w:tcPr>
           <w:p>
@@ -28565,12 +25839,6 @@
               <w:right w:val="single" w:sz="6" w:space="0" w:color="1F3864"/>
             </w:tcBorders>
             <w:shd w:val="clear" w:color="auto" w:fill="4472C4"/>
-            <w:tcMar>
-              <w:top w:w="50" w:type="dxa"/>
-              <w:left w:w="90" w:type="dxa"/>
-              <w:bottom w:w="50" w:type="dxa"/>
-              <w:right w:w="90" w:type="dxa"/>
-            </w:tcMar>
             <w:vAlign w:val="center"/>
           </w:tcPr>
           <w:p>
@@ -28635,12 +25903,6 @@
               <w:right w:val="single" w:sz="6" w:space="0" w:color="1F3864"/>
             </w:tcBorders>
             <w:shd w:val="clear" w:color="auto" w:fill="D9E2F3"/>
-            <w:tcMar>
-              <w:top w:w="50" w:type="dxa"/>
-              <w:left w:w="90" w:type="dxa"/>
-              <w:bottom w:w="50" w:type="dxa"/>
-              <w:right w:w="90" w:type="dxa"/>
-            </w:tcMar>
             <w:vAlign w:val="center"/>
           </w:tcPr>
           <w:p>
@@ -28673,12 +25935,6 @@
               <w:right w:val="single" w:sz="6" w:space="0" w:color="1F3864"/>
             </w:tcBorders>
             <w:shd w:val="clear" w:color="auto" w:fill="D9E2F3"/>
-            <w:tcMar>
-              <w:top w:w="50" w:type="dxa"/>
-              <w:left w:w="90" w:type="dxa"/>
-              <w:bottom w:w="50" w:type="dxa"/>
-              <w:right w:w="90" w:type="dxa"/>
-            </w:tcMar>
             <w:vAlign w:val="center"/>
           </w:tcPr>
           <w:p>
@@ -28711,12 +25967,6 @@
               <w:right w:val="single" w:sz="6" w:space="0" w:color="1F3864"/>
             </w:tcBorders>
             <w:shd w:val="clear" w:color="auto" w:fill="D9E2F3"/>
-            <w:tcMar>
-              <w:top w:w="50" w:type="dxa"/>
-              <w:left w:w="90" w:type="dxa"/>
-              <w:bottom w:w="50" w:type="dxa"/>
-              <w:right w:w="90" w:type="dxa"/>
-            </w:tcMar>
             <w:vAlign w:val="center"/>
           </w:tcPr>
           <w:p>
@@ -28749,12 +25999,6 @@
               <w:right w:val="single" w:sz="6" w:space="0" w:color="1F3864"/>
             </w:tcBorders>
             <w:shd w:val="clear" w:color="auto" w:fill="D9E2F3"/>
-            <w:tcMar>
-              <w:top w:w="50" w:type="dxa"/>
-              <w:left w:w="90" w:type="dxa"/>
-              <w:bottom w:w="50" w:type="dxa"/>
-              <w:right w:w="90" w:type="dxa"/>
-            </w:tcMar>
             <w:vAlign w:val="center"/>
           </w:tcPr>
           <w:p>
@@ -28813,12 +26057,6 @@
               <w:right w:val="single" w:sz="6" w:space="0" w:color="1F3864"/>
             </w:tcBorders>
             <w:shd w:val="clear" w:color="auto" w:fill="D9E2F3"/>
-            <w:tcMar>
-              <w:top w:w="50" w:type="dxa"/>
-              <w:left w:w="90" w:type="dxa"/>
-              <w:bottom w:w="50" w:type="dxa"/>
-              <w:right w:w="90" w:type="dxa"/>
-            </w:tcMar>
             <w:vAlign w:val="center"/>
           </w:tcPr>
           <w:p>
@@ -28851,12 +26089,6 @@
               <w:right w:val="single" w:sz="6" w:space="0" w:color="1F3864"/>
             </w:tcBorders>
             <w:shd w:val="clear" w:color="auto" w:fill="D9E2F3"/>
-            <w:tcMar>
-              <w:top w:w="50" w:type="dxa"/>
-              <w:left w:w="90" w:type="dxa"/>
-              <w:bottom w:w="50" w:type="dxa"/>
-              <w:right w:w="90" w:type="dxa"/>
-            </w:tcMar>
             <w:vAlign w:val="center"/>
           </w:tcPr>
           <w:p>
@@ -28889,12 +26121,6 @@
               <w:right w:val="single" w:sz="6" w:space="0" w:color="1F3864"/>
             </w:tcBorders>
             <w:shd w:val="clear" w:color="auto" w:fill="D9E2F3"/>
-            <w:tcMar>
-              <w:top w:w="50" w:type="dxa"/>
-              <w:left w:w="90" w:type="dxa"/>
-              <w:bottom w:w="50" w:type="dxa"/>
-              <w:right w:w="90" w:type="dxa"/>
-            </w:tcMar>
             <w:vAlign w:val="center"/>
           </w:tcPr>
           <w:p>
@@ -28927,12 +26153,6 @@
               <w:right w:val="single" w:sz="6" w:space="0" w:color="1F3864"/>
             </w:tcBorders>
             <w:shd w:val="clear" w:color="auto" w:fill="D9E2F3"/>
-            <w:tcMar>
-              <w:top w:w="50" w:type="dxa"/>
-              <w:left w:w="90" w:type="dxa"/>
-              <w:bottom w:w="50" w:type="dxa"/>
-              <w:right w:w="90" w:type="dxa"/>
-            </w:tcMar>
             <w:vAlign w:val="center"/>
           </w:tcPr>
           <w:p>
@@ -28991,12 +26211,6 @@
               <w:right w:val="single" w:sz="6" w:space="0" w:color="1F3864"/>
             </w:tcBorders>
             <w:shd w:val="clear" w:color="auto" w:fill="D9E2F3"/>
-            <w:tcMar>
-              <w:top w:w="50" w:type="dxa"/>
-              <w:left w:w="90" w:type="dxa"/>
-              <w:bottom w:w="50" w:type="dxa"/>
-              <w:right w:w="90" w:type="dxa"/>
-            </w:tcMar>
             <w:vAlign w:val="center"/>
           </w:tcPr>
           <w:p>
@@ -29029,12 +26243,6 @@
               <w:right w:val="single" w:sz="6" w:space="0" w:color="1F3864"/>
             </w:tcBorders>
             <w:shd w:val="clear" w:color="auto" w:fill="D9E2F3"/>
-            <w:tcMar>
-              <w:top w:w="50" w:type="dxa"/>
-              <w:left w:w="90" w:type="dxa"/>
-              <w:bottom w:w="50" w:type="dxa"/>
-              <w:right w:w="90" w:type="dxa"/>
-            </w:tcMar>
             <w:vAlign w:val="center"/>
           </w:tcPr>
           <w:p>
@@ -29067,12 +26275,6 @@
               <w:right w:val="single" w:sz="6" w:space="0" w:color="1F3864"/>
             </w:tcBorders>
             <w:shd w:val="clear" w:color="auto" w:fill="D9E2F3"/>
-            <w:tcMar>
-              <w:top w:w="50" w:type="dxa"/>
-              <w:left w:w="90" w:type="dxa"/>
-              <w:bottom w:w="50" w:type="dxa"/>
-              <w:right w:w="90" w:type="dxa"/>
-            </w:tcMar>
             <w:vAlign w:val="center"/>
           </w:tcPr>
           <w:p>
@@ -29105,12 +26307,6 @@
               <w:right w:val="single" w:sz="6" w:space="0" w:color="1F3864"/>
             </w:tcBorders>
             <w:shd w:val="clear" w:color="auto" w:fill="D9E2F3"/>
-            <w:tcMar>
-              <w:top w:w="50" w:type="dxa"/>
-              <w:left w:w="90" w:type="dxa"/>
-              <w:bottom w:w="50" w:type="dxa"/>
-              <w:right w:w="90" w:type="dxa"/>
-            </w:tcMar>
             <w:vAlign w:val="center"/>
           </w:tcPr>
           <w:p>
@@ -29170,12 +26366,6 @@
               <w:right w:val="single" w:sz="6" w:space="0" w:color="1F3864"/>
             </w:tcBorders>
             <w:shd w:val="clear" w:color="auto" w:fill="D9E2F3"/>
-            <w:tcMar>
-              <w:top w:w="50" w:type="dxa"/>
-              <w:left w:w="90" w:type="dxa"/>
-              <w:bottom w:w="50" w:type="dxa"/>
-              <w:right w:w="90" w:type="dxa"/>
-            </w:tcMar>
             <w:vAlign w:val="center"/>
           </w:tcPr>
           <w:p>
@@ -29244,12 +26434,6 @@
               <w:right w:val="single" w:sz="6" w:space="0" w:color="1F3864"/>
             </w:tcBorders>
             <w:shd w:val="clear" w:color="auto" w:fill="4472C4"/>
-            <w:tcMar>
-              <w:top w:w="50" w:type="dxa"/>
-              <w:left w:w="90" w:type="dxa"/>
-              <w:bottom w:w="50" w:type="dxa"/>
-              <w:right w:w="90" w:type="dxa"/>
-            </w:tcMar>
             <w:vAlign w:val="center"/>
           </w:tcPr>
           <w:p>
@@ -29314,12 +26498,6 @@
               <w:right w:val="single" w:sz="6" w:space="0" w:color="1F3864"/>
             </w:tcBorders>
             <w:shd w:val="clear" w:color="auto" w:fill="4472C4"/>
-            <w:tcMar>
-              <w:top w:w="50" w:type="dxa"/>
-              <w:left w:w="90" w:type="dxa"/>
-              <w:bottom w:w="50" w:type="dxa"/>
-              <w:right w:w="90" w:type="dxa"/>
-            </w:tcMar>
             <w:vAlign w:val="center"/>
           </w:tcPr>
           <w:p>
@@ -29358,12 +26536,6 @@
               <w:right w:val="single" w:sz="6" w:space="0" w:color="1F3864"/>
             </w:tcBorders>
             <w:shd w:val="clear" w:color="auto" w:fill="4472C4"/>
-            <w:tcMar>
-              <w:top w:w="50" w:type="dxa"/>
-              <w:left w:w="90" w:type="dxa"/>
-              <w:bottom w:w="50" w:type="dxa"/>
-              <w:right w:w="90" w:type="dxa"/>
-            </w:tcMar>
             <w:vAlign w:val="center"/>
           </w:tcPr>
           <w:p>
@@ -29402,12 +26574,6 @@
               <w:right w:val="single" w:sz="6" w:space="0" w:color="1F3864"/>
             </w:tcBorders>
             <w:shd w:val="clear" w:color="auto" w:fill="4472C4"/>
-            <w:tcMar>
-              <w:top w:w="50" w:type="dxa"/>
-              <w:left w:w="90" w:type="dxa"/>
-              <w:bottom w:w="50" w:type="dxa"/>
-              <w:right w:w="90" w:type="dxa"/>
-            </w:tcMar>
             <w:vAlign w:val="center"/>
           </w:tcPr>
           <w:p>
@@ -29446,12 +26612,6 @@
               <w:right w:val="single" w:sz="6" w:space="0" w:color="1F3864"/>
             </w:tcBorders>
             <w:shd w:val="clear" w:color="auto" w:fill="4472C4"/>
-            <w:tcMar>
-              <w:top w:w="50" w:type="dxa"/>
-              <w:left w:w="90" w:type="dxa"/>
-              <w:bottom w:w="50" w:type="dxa"/>
-              <w:right w:w="90" w:type="dxa"/>
-            </w:tcMar>
             <w:vAlign w:val="center"/>
           </w:tcPr>
           <w:p>
@@ -29516,12 +26676,6 @@
               <w:right w:val="single" w:sz="6" w:space="0" w:color="1F3864"/>
             </w:tcBorders>
             <w:shd w:val="clear" w:color="auto" w:fill="D9E2F3"/>
-            <w:tcMar>
-              <w:top w:w="50" w:type="dxa"/>
-              <w:left w:w="90" w:type="dxa"/>
-              <w:bottom w:w="50" w:type="dxa"/>
-              <w:right w:w="90" w:type="dxa"/>
-            </w:tcMar>
             <w:vAlign w:val="center"/>
           </w:tcPr>
           <w:p>
@@ -29554,12 +26708,6 @@
               <w:right w:val="single" w:sz="6" w:space="0" w:color="1F3864"/>
             </w:tcBorders>
             <w:shd w:val="clear" w:color="auto" w:fill="D9E2F3"/>
-            <w:tcMar>
-              <w:top w:w="50" w:type="dxa"/>
-              <w:left w:w="90" w:type="dxa"/>
-              <w:bottom w:w="50" w:type="dxa"/>
-              <w:right w:w="90" w:type="dxa"/>
-            </w:tcMar>
             <w:vAlign w:val="center"/>
           </w:tcPr>
           <w:p>
@@ -29592,12 +26740,6 @@
               <w:right w:val="single" w:sz="6" w:space="0" w:color="1F3864"/>
             </w:tcBorders>
             <w:shd w:val="clear" w:color="auto" w:fill="D9E2F3"/>
-            <w:tcMar>
-              <w:top w:w="50" w:type="dxa"/>
-              <w:left w:w="90" w:type="dxa"/>
-              <w:bottom w:w="50" w:type="dxa"/>
-              <w:right w:w="90" w:type="dxa"/>
-            </w:tcMar>
             <w:vAlign w:val="center"/>
           </w:tcPr>
           <w:p>
@@ -29630,12 +26772,6 @@
               <w:right w:val="single" w:sz="6" w:space="0" w:color="1F3864"/>
             </w:tcBorders>
             <w:shd w:val="clear" w:color="auto" w:fill="D9E2F3"/>
-            <w:tcMar>
-              <w:top w:w="50" w:type="dxa"/>
-              <w:left w:w="90" w:type="dxa"/>
-              <w:bottom w:w="50" w:type="dxa"/>
-              <w:right w:w="90" w:type="dxa"/>
-            </w:tcMar>
             <w:vAlign w:val="center"/>
           </w:tcPr>
           <w:p>
@@ -29694,12 +26830,6 @@
               <w:right w:val="single" w:sz="6" w:space="0" w:color="1F3864"/>
             </w:tcBorders>
             <w:shd w:val="clear" w:color="auto" w:fill="D9E2F3"/>
-            <w:tcMar>
-              <w:top w:w="50" w:type="dxa"/>
-              <w:left w:w="90" w:type="dxa"/>
-              <w:bottom w:w="50" w:type="dxa"/>
-              <w:right w:w="90" w:type="dxa"/>
-            </w:tcMar>
             <w:vAlign w:val="center"/>
           </w:tcPr>
           <w:p>
@@ -29732,12 +26862,6 @@
               <w:right w:val="single" w:sz="6" w:space="0" w:color="1F3864"/>
             </w:tcBorders>
             <w:shd w:val="clear" w:color="auto" w:fill="D9E2F3"/>
-            <w:tcMar>
-              <w:top w:w="50" w:type="dxa"/>
-              <w:left w:w="90" w:type="dxa"/>
-              <w:bottom w:w="50" w:type="dxa"/>
-              <w:right w:w="90" w:type="dxa"/>
-            </w:tcMar>
             <w:vAlign w:val="center"/>
           </w:tcPr>
           <w:p>
@@ -29770,12 +26894,6 @@
               <w:right w:val="single" w:sz="6" w:space="0" w:color="1F3864"/>
             </w:tcBorders>
             <w:shd w:val="clear" w:color="auto" w:fill="D9E2F3"/>
-            <w:tcMar>
-              <w:top w:w="50" w:type="dxa"/>
-              <w:left w:w="90" w:type="dxa"/>
-              <w:bottom w:w="50" w:type="dxa"/>
-              <w:right w:w="90" w:type="dxa"/>
-            </w:tcMar>
             <w:vAlign w:val="center"/>
           </w:tcPr>
           <w:p>
@@ -29808,12 +26926,6 @@
               <w:right w:val="single" w:sz="6" w:space="0" w:color="1F3864"/>
             </w:tcBorders>
             <w:shd w:val="clear" w:color="auto" w:fill="D9E2F3"/>
-            <w:tcMar>
-              <w:top w:w="50" w:type="dxa"/>
-              <w:left w:w="90" w:type="dxa"/>
-              <w:bottom w:w="50" w:type="dxa"/>
-              <w:right w:w="90" w:type="dxa"/>
-            </w:tcMar>
             <w:vAlign w:val="center"/>
           </w:tcPr>
           <w:p>
@@ -29872,12 +26984,6 @@
               <w:right w:val="single" w:sz="6" w:space="0" w:color="1F3864"/>
             </w:tcBorders>
             <w:shd w:val="clear" w:color="auto" w:fill="D9E2F3"/>
-            <w:tcMar>
-              <w:top w:w="50" w:type="dxa"/>
-              <w:left w:w="90" w:type="dxa"/>
-              <w:bottom w:w="50" w:type="dxa"/>
-              <w:right w:w="90" w:type="dxa"/>
-            </w:tcMar>
             <w:vAlign w:val="center"/>
           </w:tcPr>
           <w:p>
@@ -29910,12 +27016,6 @@
               <w:right w:val="single" w:sz="6" w:space="0" w:color="1F3864"/>
             </w:tcBorders>
             <w:shd w:val="clear" w:color="auto" w:fill="D9E2F3"/>
-            <w:tcMar>
-              <w:top w:w="50" w:type="dxa"/>
-              <w:left w:w="90" w:type="dxa"/>
-              <w:bottom w:w="50" w:type="dxa"/>
-              <w:right w:w="90" w:type="dxa"/>
-            </w:tcMar>
             <w:vAlign w:val="center"/>
           </w:tcPr>
           <w:p>
@@ -29948,12 +27048,6 @@
               <w:right w:val="single" w:sz="6" w:space="0" w:color="1F3864"/>
             </w:tcBorders>
             <w:shd w:val="clear" w:color="auto" w:fill="D9E2F3"/>
-            <w:tcMar>
-              <w:top w:w="50" w:type="dxa"/>
-              <w:left w:w="90" w:type="dxa"/>
-              <w:bottom w:w="50" w:type="dxa"/>
-              <w:right w:w="90" w:type="dxa"/>
-            </w:tcMar>
             <w:vAlign w:val="center"/>
           </w:tcPr>
           <w:p>
@@ -29986,12 +27080,6 @@
               <w:right w:val="single" w:sz="6" w:space="0" w:color="1F3864"/>
             </w:tcBorders>
             <w:shd w:val="clear" w:color="auto" w:fill="D9E2F3"/>
-            <w:tcMar>
-              <w:top w:w="50" w:type="dxa"/>
-              <w:left w:w="90" w:type="dxa"/>
-              <w:bottom w:w="50" w:type="dxa"/>
-              <w:right w:w="90" w:type="dxa"/>
-            </w:tcMar>
             <w:vAlign w:val="center"/>
           </w:tcPr>
           <w:p>
@@ -30051,12 +27139,6 @@
               <w:right w:val="single" w:sz="6" w:space="0" w:color="1F3864"/>
             </w:tcBorders>
             <w:shd w:val="clear" w:color="auto" w:fill="D9E2F3"/>
-            <w:tcMar>
-              <w:top w:w="50" w:type="dxa"/>
-              <w:left w:w="90" w:type="dxa"/>
-              <w:bottom w:w="50" w:type="dxa"/>
-              <w:right w:w="90" w:type="dxa"/>
-            </w:tcMar>
             <w:vAlign w:val="center"/>
           </w:tcPr>
           <w:p>
@@ -30149,12 +27231,6 @@
               <w:right w:val="single" w:sz="6" w:space="0" w:color="1F3864"/>
             </w:tcBorders>
             <w:shd w:val="clear" w:color="auto" w:fill="4472C4"/>
-            <w:tcMar>
-              <w:top w:w="50" w:type="dxa"/>
-              <w:left w:w="90" w:type="dxa"/>
-              <w:bottom w:w="50" w:type="dxa"/>
-              <w:right w:w="90" w:type="dxa"/>
-            </w:tcMar>
             <w:vAlign w:val="center"/>
           </w:tcPr>
           <w:p>
@@ -30219,12 +27295,6 @@
               <w:right w:val="single" w:sz="6" w:space="0" w:color="1F3864"/>
             </w:tcBorders>
             <w:shd w:val="clear" w:color="auto" w:fill="4472C4"/>
-            <w:tcMar>
-              <w:top w:w="50" w:type="dxa"/>
-              <w:left w:w="90" w:type="dxa"/>
-              <w:bottom w:w="50" w:type="dxa"/>
-              <w:right w:w="90" w:type="dxa"/>
-            </w:tcMar>
             <w:vAlign w:val="center"/>
           </w:tcPr>
           <w:p>
@@ -30263,12 +27333,6 @@
               <w:right w:val="single" w:sz="6" w:space="0" w:color="1F3864"/>
             </w:tcBorders>
             <w:shd w:val="clear" w:color="auto" w:fill="4472C4"/>
-            <w:tcMar>
-              <w:top w:w="50" w:type="dxa"/>
-              <w:left w:w="90" w:type="dxa"/>
-              <w:bottom w:w="50" w:type="dxa"/>
-              <w:right w:w="90" w:type="dxa"/>
-            </w:tcMar>
             <w:vAlign w:val="center"/>
           </w:tcPr>
           <w:p>
@@ -30307,12 +27371,6 @@
               <w:right w:val="single" w:sz="6" w:space="0" w:color="1F3864"/>
             </w:tcBorders>
             <w:shd w:val="clear" w:color="auto" w:fill="4472C4"/>
-            <w:tcMar>
-              <w:top w:w="50" w:type="dxa"/>
-              <w:left w:w="90" w:type="dxa"/>
-              <w:bottom w:w="50" w:type="dxa"/>
-              <w:right w:w="90" w:type="dxa"/>
-            </w:tcMar>
             <w:vAlign w:val="center"/>
           </w:tcPr>
           <w:p>
@@ -30351,12 +27409,6 @@
               <w:right w:val="single" w:sz="6" w:space="0" w:color="1F3864"/>
             </w:tcBorders>
             <w:shd w:val="clear" w:color="auto" w:fill="4472C4"/>
-            <w:tcMar>
-              <w:top w:w="50" w:type="dxa"/>
-              <w:left w:w="90" w:type="dxa"/>
-              <w:bottom w:w="50" w:type="dxa"/>
-              <w:right w:w="90" w:type="dxa"/>
-            </w:tcMar>
             <w:vAlign w:val="center"/>
           </w:tcPr>
           <w:p>
@@ -30421,12 +27473,6 @@
               <w:right w:val="single" w:sz="6" w:space="0" w:color="1F3864"/>
             </w:tcBorders>
             <w:shd w:val="clear" w:color="auto" w:fill="D9E2F3"/>
-            <w:tcMar>
-              <w:top w:w="50" w:type="dxa"/>
-              <w:left w:w="90" w:type="dxa"/>
-              <w:bottom w:w="50" w:type="dxa"/>
-              <w:right w:w="90" w:type="dxa"/>
-            </w:tcMar>
             <w:vAlign w:val="center"/>
           </w:tcPr>
           <w:p>
@@ -30459,12 +27505,6 @@
               <w:right w:val="single" w:sz="6" w:space="0" w:color="1F3864"/>
             </w:tcBorders>
             <w:shd w:val="clear" w:color="auto" w:fill="D9E2F3"/>
-            <w:tcMar>
-              <w:top w:w="50" w:type="dxa"/>
-              <w:left w:w="90" w:type="dxa"/>
-              <w:bottom w:w="50" w:type="dxa"/>
-              <w:right w:w="90" w:type="dxa"/>
-            </w:tcMar>
             <w:vAlign w:val="center"/>
           </w:tcPr>
           <w:p>
@@ -30497,12 +27537,6 @@
               <w:right w:val="single" w:sz="6" w:space="0" w:color="1F3864"/>
             </w:tcBorders>
             <w:shd w:val="clear" w:color="auto" w:fill="D9E2F3"/>
-            <w:tcMar>
-              <w:top w:w="50" w:type="dxa"/>
-              <w:left w:w="90" w:type="dxa"/>
-              <w:bottom w:w="50" w:type="dxa"/>
-              <w:right w:w="90" w:type="dxa"/>
-            </w:tcMar>
             <w:vAlign w:val="center"/>
           </w:tcPr>
           <w:p>
@@ -30535,12 +27569,6 @@
               <w:right w:val="single" w:sz="6" w:space="0" w:color="1F3864"/>
             </w:tcBorders>
             <w:shd w:val="clear" w:color="auto" w:fill="D9E2F3"/>
-            <w:tcMar>
-              <w:top w:w="50" w:type="dxa"/>
-              <w:left w:w="90" w:type="dxa"/>
-              <w:bottom w:w="50" w:type="dxa"/>
-              <w:right w:w="90" w:type="dxa"/>
-            </w:tcMar>
             <w:vAlign w:val="center"/>
           </w:tcPr>
           <w:p>
@@ -30599,12 +27627,6 @@
               <w:right w:val="single" w:sz="6" w:space="0" w:color="1F3864"/>
             </w:tcBorders>
             <w:shd w:val="clear" w:color="auto" w:fill="D9E2F3"/>
-            <w:tcMar>
-              <w:top w:w="50" w:type="dxa"/>
-              <w:left w:w="90" w:type="dxa"/>
-              <w:bottom w:w="50" w:type="dxa"/>
-              <w:right w:w="90" w:type="dxa"/>
-            </w:tcMar>
             <w:vAlign w:val="center"/>
           </w:tcPr>
           <w:p>
@@ -30637,12 +27659,6 @@
               <w:right w:val="single" w:sz="6" w:space="0" w:color="1F3864"/>
             </w:tcBorders>
             <w:shd w:val="clear" w:color="auto" w:fill="D9E2F3"/>
-            <w:tcMar>
-              <w:top w:w="50" w:type="dxa"/>
-              <w:left w:w="90" w:type="dxa"/>
-              <w:bottom w:w="50" w:type="dxa"/>
-              <w:right w:w="90" w:type="dxa"/>
-            </w:tcMar>
             <w:vAlign w:val="center"/>
           </w:tcPr>
           <w:p>
@@ -30675,12 +27691,6 @@
               <w:right w:val="single" w:sz="6" w:space="0" w:color="1F3864"/>
             </w:tcBorders>
             <w:shd w:val="clear" w:color="auto" w:fill="D9E2F3"/>
-            <w:tcMar>
-              <w:top w:w="50" w:type="dxa"/>
-              <w:left w:w="90" w:type="dxa"/>
-              <w:bottom w:w="50" w:type="dxa"/>
-              <w:right w:w="90" w:type="dxa"/>
-            </w:tcMar>
             <w:vAlign w:val="center"/>
           </w:tcPr>
           <w:p>
@@ -30713,12 +27723,6 @@
               <w:right w:val="single" w:sz="6" w:space="0" w:color="1F3864"/>
             </w:tcBorders>
             <w:shd w:val="clear" w:color="auto" w:fill="D9E2F3"/>
-            <w:tcMar>
-              <w:top w:w="50" w:type="dxa"/>
-              <w:left w:w="90" w:type="dxa"/>
-              <w:bottom w:w="50" w:type="dxa"/>
-              <w:right w:w="90" w:type="dxa"/>
-            </w:tcMar>
             <w:vAlign w:val="center"/>
           </w:tcPr>
           <w:p>
@@ -30777,12 +27781,6 @@
               <w:right w:val="single" w:sz="6" w:space="0" w:color="1F3864"/>
             </w:tcBorders>
             <w:shd w:val="clear" w:color="auto" w:fill="D9E2F3"/>
-            <w:tcMar>
-              <w:top w:w="50" w:type="dxa"/>
-              <w:left w:w="90" w:type="dxa"/>
-              <w:bottom w:w="50" w:type="dxa"/>
-              <w:right w:w="90" w:type="dxa"/>
-            </w:tcMar>
             <w:vAlign w:val="center"/>
           </w:tcPr>
           <w:p>
@@ -30815,12 +27813,6 @@
               <w:right w:val="single" w:sz="6" w:space="0" w:color="1F3864"/>
             </w:tcBorders>
             <w:shd w:val="clear" w:color="auto" w:fill="D9E2F3"/>
-            <w:tcMar>
-              <w:top w:w="50" w:type="dxa"/>
-              <w:left w:w="90" w:type="dxa"/>
-              <w:bottom w:w="50" w:type="dxa"/>
-              <w:right w:w="90" w:type="dxa"/>
-            </w:tcMar>
             <w:vAlign w:val="center"/>
           </w:tcPr>
           <w:p>
@@ -30853,12 +27845,6 @@
               <w:right w:val="single" w:sz="6" w:space="0" w:color="1F3864"/>
             </w:tcBorders>
             <w:shd w:val="clear" w:color="auto" w:fill="D9E2F3"/>
-            <w:tcMar>
-              <w:top w:w="50" w:type="dxa"/>
-              <w:left w:w="90" w:type="dxa"/>
-              <w:bottom w:w="50" w:type="dxa"/>
-              <w:right w:w="90" w:type="dxa"/>
-            </w:tcMar>
             <w:vAlign w:val="center"/>
           </w:tcPr>
           <w:p>
@@ -30891,12 +27877,6 @@
               <w:right w:val="single" w:sz="6" w:space="0" w:color="1F3864"/>
             </w:tcBorders>
             <w:shd w:val="clear" w:color="auto" w:fill="D9E2F3"/>
-            <w:tcMar>
-              <w:top w:w="50" w:type="dxa"/>
-              <w:left w:w="90" w:type="dxa"/>
-              <w:bottom w:w="50" w:type="dxa"/>
-              <w:right w:w="90" w:type="dxa"/>
-            </w:tcMar>
             <w:vAlign w:val="center"/>
           </w:tcPr>
           <w:p>
@@ -30956,12 +27936,6 @@
               <w:right w:val="single" w:sz="6" w:space="0" w:color="1F3864"/>
             </w:tcBorders>
             <w:shd w:val="clear" w:color="auto" w:fill="D9E2F3"/>
-            <w:tcMar>
-              <w:top w:w="50" w:type="dxa"/>
-              <w:left w:w="90" w:type="dxa"/>
-              <w:bottom w:w="50" w:type="dxa"/>
-              <w:right w:w="90" w:type="dxa"/>
-            </w:tcMar>
             <w:vAlign w:val="center"/>
           </w:tcPr>
           <w:p>
@@ -31030,12 +28004,6 @@
               <w:right w:val="single" w:sz="6" w:space="0" w:color="1F3864"/>
             </w:tcBorders>
             <w:shd w:val="clear" w:color="auto" w:fill="4472C4"/>
-            <w:tcMar>
-              <w:top w:w="50" w:type="dxa"/>
-              <w:left w:w="90" w:type="dxa"/>
-              <w:bottom w:w="50" w:type="dxa"/>
-              <w:right w:w="90" w:type="dxa"/>
-            </w:tcMar>
             <w:vAlign w:val="center"/>
           </w:tcPr>
           <w:p>
@@ -31113,12 +28081,6 @@
               <w:right w:val="single" w:sz="6" w:space="0" w:color="1F3864"/>
             </w:tcBorders>
             <w:shd w:val="clear" w:color="auto" w:fill="4472C4"/>
-            <w:tcMar>
-              <w:top w:w="50" w:type="dxa"/>
-              <w:left w:w="90" w:type="dxa"/>
-              <w:bottom w:w="50" w:type="dxa"/>
-              <w:right w:w="90" w:type="dxa"/>
-            </w:tcMar>
             <w:vAlign w:val="center"/>
           </w:tcPr>
           <w:p>
@@ -31157,12 +28119,6 @@
               <w:right w:val="single" w:sz="6" w:space="0" w:color="1F3864"/>
             </w:tcBorders>
             <w:shd w:val="clear" w:color="auto" w:fill="4472C4"/>
-            <w:tcMar>
-              <w:top w:w="50" w:type="dxa"/>
-              <w:left w:w="90" w:type="dxa"/>
-              <w:bottom w:w="50" w:type="dxa"/>
-              <w:right w:w="90" w:type="dxa"/>
-            </w:tcMar>
             <w:vAlign w:val="center"/>
           </w:tcPr>
           <w:p>
@@ -31201,12 +28157,6 @@
               <w:right w:val="single" w:sz="6" w:space="0" w:color="1F3864"/>
             </w:tcBorders>
             <w:shd w:val="clear" w:color="auto" w:fill="4472C4"/>
-            <w:tcMar>
-              <w:top w:w="50" w:type="dxa"/>
-              <w:left w:w="90" w:type="dxa"/>
-              <w:bottom w:w="50" w:type="dxa"/>
-              <w:right w:w="90" w:type="dxa"/>
-            </w:tcMar>
             <w:vAlign w:val="center"/>
           </w:tcPr>
           <w:p>
@@ -31245,12 +28195,6 @@
               <w:right w:val="single" w:sz="6" w:space="0" w:color="1F3864"/>
             </w:tcBorders>
             <w:shd w:val="clear" w:color="auto" w:fill="4472C4"/>
-            <w:tcMar>
-              <w:top w:w="50" w:type="dxa"/>
-              <w:left w:w="90" w:type="dxa"/>
-              <w:bottom w:w="50" w:type="dxa"/>
-              <w:right w:w="90" w:type="dxa"/>
-            </w:tcMar>
             <w:vAlign w:val="center"/>
           </w:tcPr>
           <w:p>
@@ -31315,12 +28259,6 @@
               <w:right w:val="single" w:sz="6" w:space="0" w:color="1F3864"/>
             </w:tcBorders>
             <w:shd w:val="clear" w:color="auto" w:fill="D9E2F3"/>
-            <w:tcMar>
-              <w:top w:w="50" w:type="dxa"/>
-              <w:left w:w="90" w:type="dxa"/>
-              <w:bottom w:w="50" w:type="dxa"/>
-              <w:right w:w="90" w:type="dxa"/>
-            </w:tcMar>
             <w:vAlign w:val="center"/>
           </w:tcPr>
           <w:p>
@@ -31353,12 +28291,6 @@
               <w:right w:val="single" w:sz="6" w:space="0" w:color="1F3864"/>
             </w:tcBorders>
             <w:shd w:val="clear" w:color="auto" w:fill="D9E2F3"/>
-            <w:tcMar>
-              <w:top w:w="50" w:type="dxa"/>
-              <w:left w:w="90" w:type="dxa"/>
-              <w:bottom w:w="50" w:type="dxa"/>
-              <w:right w:w="90" w:type="dxa"/>
-            </w:tcMar>
             <w:vAlign w:val="center"/>
           </w:tcPr>
           <w:p>
@@ -31391,12 +28323,6 @@
               <w:right w:val="single" w:sz="6" w:space="0" w:color="1F3864"/>
             </w:tcBorders>
             <w:shd w:val="clear" w:color="auto" w:fill="D9E2F3"/>
-            <w:tcMar>
-              <w:top w:w="50" w:type="dxa"/>
-              <w:left w:w="90" w:type="dxa"/>
-              <w:bottom w:w="50" w:type="dxa"/>
-              <w:right w:w="90" w:type="dxa"/>
-            </w:tcMar>
             <w:vAlign w:val="center"/>
           </w:tcPr>
           <w:p>
@@ -31429,12 +28355,6 @@
               <w:right w:val="single" w:sz="6" w:space="0" w:color="1F3864"/>
             </w:tcBorders>
             <w:shd w:val="clear" w:color="auto" w:fill="D9E2F3"/>
-            <w:tcMar>
-              <w:top w:w="50" w:type="dxa"/>
-              <w:left w:w="90" w:type="dxa"/>
-              <w:bottom w:w="50" w:type="dxa"/>
-              <w:right w:w="90" w:type="dxa"/>
-            </w:tcMar>
             <w:vAlign w:val="center"/>
           </w:tcPr>
           <w:p>
@@ -31493,12 +28413,6 @@
               <w:right w:val="single" w:sz="6" w:space="0" w:color="1F3864"/>
             </w:tcBorders>
             <w:shd w:val="clear" w:color="auto" w:fill="D9E2F3"/>
-            <w:tcMar>
-              <w:top w:w="50" w:type="dxa"/>
-              <w:left w:w="90" w:type="dxa"/>
-              <w:bottom w:w="50" w:type="dxa"/>
-              <w:right w:w="90" w:type="dxa"/>
-            </w:tcMar>
             <w:vAlign w:val="center"/>
           </w:tcPr>
           <w:p>
@@ -31531,12 +28445,6 @@
               <w:right w:val="single" w:sz="6" w:space="0" w:color="1F3864"/>
             </w:tcBorders>
             <w:shd w:val="clear" w:color="auto" w:fill="D9E2F3"/>
-            <w:tcMar>
-              <w:top w:w="50" w:type="dxa"/>
-              <w:left w:w="90" w:type="dxa"/>
-              <w:bottom w:w="50" w:type="dxa"/>
-              <w:right w:w="90" w:type="dxa"/>
-            </w:tcMar>
             <w:vAlign w:val="center"/>
           </w:tcPr>
           <w:p>
@@ -31569,12 +28477,6 @@
               <w:right w:val="single" w:sz="6" w:space="0" w:color="1F3864"/>
             </w:tcBorders>
             <w:shd w:val="clear" w:color="auto" w:fill="D9E2F3"/>
-            <w:tcMar>
-              <w:top w:w="50" w:type="dxa"/>
-              <w:left w:w="90" w:type="dxa"/>
-              <w:bottom w:w="50" w:type="dxa"/>
-              <w:right w:w="90" w:type="dxa"/>
-            </w:tcMar>
             <w:vAlign w:val="center"/>
           </w:tcPr>
           <w:p>
@@ -31607,12 +28509,6 @@
               <w:right w:val="single" w:sz="6" w:space="0" w:color="1F3864"/>
             </w:tcBorders>
             <w:shd w:val="clear" w:color="auto" w:fill="D9E2F3"/>
-            <w:tcMar>
-              <w:top w:w="50" w:type="dxa"/>
-              <w:left w:w="90" w:type="dxa"/>
-              <w:bottom w:w="50" w:type="dxa"/>
-              <w:right w:w="90" w:type="dxa"/>
-            </w:tcMar>
             <w:vAlign w:val="center"/>
           </w:tcPr>
           <w:p>
@@ -31671,12 +28567,6 @@
               <w:right w:val="single" w:sz="6" w:space="0" w:color="1F3864"/>
             </w:tcBorders>
             <w:shd w:val="clear" w:color="auto" w:fill="D9E2F3"/>
-            <w:tcMar>
-              <w:top w:w="50" w:type="dxa"/>
-              <w:left w:w="90" w:type="dxa"/>
-              <w:bottom w:w="50" w:type="dxa"/>
-              <w:right w:w="90" w:type="dxa"/>
-            </w:tcMar>
             <w:vAlign w:val="center"/>
           </w:tcPr>
           <w:p>
@@ -31709,12 +28599,6 @@
               <w:right w:val="single" w:sz="6" w:space="0" w:color="1F3864"/>
             </w:tcBorders>
             <w:shd w:val="clear" w:color="auto" w:fill="D9E2F3"/>
-            <w:tcMar>
-              <w:top w:w="50" w:type="dxa"/>
-              <w:left w:w="90" w:type="dxa"/>
-              <w:bottom w:w="50" w:type="dxa"/>
-              <w:right w:w="90" w:type="dxa"/>
-            </w:tcMar>
             <w:vAlign w:val="center"/>
           </w:tcPr>
           <w:p>
@@ -31747,12 +28631,6 @@
               <w:right w:val="single" w:sz="6" w:space="0" w:color="1F3864"/>
             </w:tcBorders>
             <w:shd w:val="clear" w:color="auto" w:fill="D9E2F3"/>
-            <w:tcMar>
-              <w:top w:w="50" w:type="dxa"/>
-              <w:left w:w="90" w:type="dxa"/>
-              <w:bottom w:w="50" w:type="dxa"/>
-              <w:right w:w="90" w:type="dxa"/>
-            </w:tcMar>
             <w:vAlign w:val="center"/>
           </w:tcPr>
           <w:p>
@@ -31785,12 +28663,6 @@
               <w:right w:val="single" w:sz="6" w:space="0" w:color="1F3864"/>
             </w:tcBorders>
             <w:shd w:val="clear" w:color="auto" w:fill="D9E2F3"/>
-            <w:tcMar>
-              <w:top w:w="50" w:type="dxa"/>
-              <w:left w:w="90" w:type="dxa"/>
-              <w:bottom w:w="50" w:type="dxa"/>
-              <w:right w:w="90" w:type="dxa"/>
-            </w:tcMar>
             <w:vAlign w:val="center"/>
           </w:tcPr>
           <w:p>
@@ -31850,12 +28722,6 @@
               <w:right w:val="single" w:sz="6" w:space="0" w:color="1F3864"/>
             </w:tcBorders>
             <w:shd w:val="clear" w:color="auto" w:fill="D9E2F3"/>
-            <w:tcMar>
-              <w:top w:w="50" w:type="dxa"/>
-              <w:left w:w="90" w:type="dxa"/>
-              <w:bottom w:w="50" w:type="dxa"/>
-              <w:right w:w="90" w:type="dxa"/>
-            </w:tcMar>
             <w:vAlign w:val="center"/>
           </w:tcPr>
           <w:p>
@@ -31924,12 +28790,6 @@
               <w:right w:val="single" w:sz="6" w:space="0" w:color="1F3864"/>
             </w:tcBorders>
             <w:shd w:val="clear" w:color="auto" w:fill="4472C4"/>
-            <w:tcMar>
-              <w:top w:w="50" w:type="dxa"/>
-              <w:left w:w="90" w:type="dxa"/>
-              <w:bottom w:w="50" w:type="dxa"/>
-              <w:right w:w="90" w:type="dxa"/>
-            </w:tcMar>
             <w:vAlign w:val="center"/>
           </w:tcPr>
           <w:p>
@@ -32007,12 +28867,6 @@
               <w:right w:val="single" w:sz="6" w:space="0" w:color="1F3864"/>
             </w:tcBorders>
             <w:shd w:val="clear" w:color="auto" w:fill="4472C4"/>
-            <w:tcMar>
-              <w:top w:w="50" w:type="dxa"/>
-              <w:left w:w="90" w:type="dxa"/>
-              <w:bottom w:w="50" w:type="dxa"/>
-              <w:right w:w="90" w:type="dxa"/>
-            </w:tcMar>
             <w:vAlign w:val="center"/>
           </w:tcPr>
           <w:p>
@@ -32051,12 +28905,6 @@
               <w:right w:val="single" w:sz="6" w:space="0" w:color="1F3864"/>
             </w:tcBorders>
             <w:shd w:val="clear" w:color="auto" w:fill="4472C4"/>
-            <w:tcMar>
-              <w:top w:w="50" w:type="dxa"/>
-              <w:left w:w="90" w:type="dxa"/>
-              <w:bottom w:w="50" w:type="dxa"/>
-              <w:right w:w="90" w:type="dxa"/>
-            </w:tcMar>
             <w:vAlign w:val="center"/>
           </w:tcPr>
           <w:p>
@@ -32095,12 +28943,6 @@
               <w:right w:val="single" w:sz="6" w:space="0" w:color="1F3864"/>
             </w:tcBorders>
             <w:shd w:val="clear" w:color="auto" w:fill="4472C4"/>
-            <w:tcMar>
-              <w:top w:w="50" w:type="dxa"/>
-              <w:left w:w="90" w:type="dxa"/>
-              <w:bottom w:w="50" w:type="dxa"/>
-              <w:right w:w="90" w:type="dxa"/>
-            </w:tcMar>
             <w:vAlign w:val="center"/>
           </w:tcPr>
           <w:p>
@@ -32139,12 +28981,6 @@
               <w:right w:val="single" w:sz="6" w:space="0" w:color="1F3864"/>
             </w:tcBorders>
             <w:shd w:val="clear" w:color="auto" w:fill="4472C4"/>
-            <w:tcMar>
-              <w:top w:w="50" w:type="dxa"/>
-              <w:left w:w="90" w:type="dxa"/>
-              <w:bottom w:w="50" w:type="dxa"/>
-              <w:right w:w="90" w:type="dxa"/>
-            </w:tcMar>
             <w:vAlign w:val="center"/>
           </w:tcPr>
           <w:p>
@@ -32209,12 +29045,6 @@
               <w:right w:val="single" w:sz="6" w:space="0" w:color="1F3864"/>
             </w:tcBorders>
             <w:shd w:val="clear" w:color="auto" w:fill="D9E2F3"/>
-            <w:tcMar>
-              <w:top w:w="50" w:type="dxa"/>
-              <w:left w:w="90" w:type="dxa"/>
-              <w:bottom w:w="50" w:type="dxa"/>
-              <w:right w:w="90" w:type="dxa"/>
-            </w:tcMar>
             <w:vAlign w:val="center"/>
           </w:tcPr>
           <w:p>
@@ -32247,12 +29077,6 @@
               <w:right w:val="single" w:sz="6" w:space="0" w:color="1F3864"/>
             </w:tcBorders>
             <w:shd w:val="clear" w:color="auto" w:fill="D9E2F3"/>
-            <w:tcMar>
-              <w:top w:w="50" w:type="dxa"/>
-              <w:left w:w="90" w:type="dxa"/>
-              <w:bottom w:w="50" w:type="dxa"/>
-              <w:right w:w="90" w:type="dxa"/>
-            </w:tcMar>
             <w:vAlign w:val="center"/>
           </w:tcPr>
           <w:p>
@@ -32285,12 +29109,6 @@
               <w:right w:val="single" w:sz="6" w:space="0" w:color="1F3864"/>
             </w:tcBorders>
             <w:shd w:val="clear" w:color="auto" w:fill="D9E2F3"/>
-            <w:tcMar>
-              <w:top w:w="50" w:type="dxa"/>
-              <w:left w:w="90" w:type="dxa"/>
-              <w:bottom w:w="50" w:type="dxa"/>
-              <w:right w:w="90" w:type="dxa"/>
-            </w:tcMar>
             <w:vAlign w:val="center"/>
           </w:tcPr>
           <w:p>
@@ -32323,12 +29141,6 @@
               <w:right w:val="single" w:sz="6" w:space="0" w:color="1F3864"/>
             </w:tcBorders>
             <w:shd w:val="clear" w:color="auto" w:fill="D9E2F3"/>
-            <w:tcMar>
-              <w:top w:w="50" w:type="dxa"/>
-              <w:left w:w="90" w:type="dxa"/>
-              <w:bottom w:w="50" w:type="dxa"/>
-              <w:right w:w="90" w:type="dxa"/>
-            </w:tcMar>
             <w:vAlign w:val="center"/>
           </w:tcPr>
           <w:p>
@@ -32387,12 +29199,6 @@
               <w:right w:val="single" w:sz="6" w:space="0" w:color="1F3864"/>
             </w:tcBorders>
             <w:shd w:val="clear" w:color="auto" w:fill="D9E2F3"/>
-            <w:tcMar>
-              <w:top w:w="50" w:type="dxa"/>
-              <w:left w:w="90" w:type="dxa"/>
-              <w:bottom w:w="50" w:type="dxa"/>
-              <w:right w:w="90" w:type="dxa"/>
-            </w:tcMar>
             <w:vAlign w:val="center"/>
           </w:tcPr>
           <w:p>
@@ -32425,12 +29231,6 @@
               <w:right w:val="single" w:sz="6" w:space="0" w:color="1F3864"/>
             </w:tcBorders>
             <w:shd w:val="clear" w:color="auto" w:fill="D9E2F3"/>
-            <w:tcMar>
-              <w:top w:w="50" w:type="dxa"/>
-              <w:left w:w="90" w:type="dxa"/>
-              <w:bottom w:w="50" w:type="dxa"/>
-              <w:right w:w="90" w:type="dxa"/>
-            </w:tcMar>
             <w:vAlign w:val="center"/>
           </w:tcPr>
           <w:p>
@@ -32463,12 +29263,6 @@
               <w:right w:val="single" w:sz="6" w:space="0" w:color="1F3864"/>
             </w:tcBorders>
             <w:shd w:val="clear" w:color="auto" w:fill="D9E2F3"/>
-            <w:tcMar>
-              <w:top w:w="50" w:type="dxa"/>
-              <w:left w:w="90" w:type="dxa"/>
-              <w:bottom w:w="50" w:type="dxa"/>
-              <w:right w:w="90" w:type="dxa"/>
-            </w:tcMar>
             <w:vAlign w:val="center"/>
           </w:tcPr>
           <w:p>
@@ -32501,12 +29295,6 @@
               <w:right w:val="single" w:sz="6" w:space="0" w:color="1F3864"/>
             </w:tcBorders>
             <w:shd w:val="clear" w:color="auto" w:fill="D9E2F3"/>
-            <w:tcMar>
-              <w:top w:w="50" w:type="dxa"/>
-              <w:left w:w="90" w:type="dxa"/>
-              <w:bottom w:w="50" w:type="dxa"/>
-              <w:right w:w="90" w:type="dxa"/>
-            </w:tcMar>
             <w:vAlign w:val="center"/>
           </w:tcPr>
           <w:p>
@@ -32565,12 +29353,6 @@
               <w:right w:val="single" w:sz="6" w:space="0" w:color="1F3864"/>
             </w:tcBorders>
             <w:shd w:val="clear" w:color="auto" w:fill="D9E2F3"/>
-            <w:tcMar>
-              <w:top w:w="50" w:type="dxa"/>
-              <w:left w:w="90" w:type="dxa"/>
-              <w:bottom w:w="50" w:type="dxa"/>
-              <w:right w:w="90" w:type="dxa"/>
-            </w:tcMar>
             <w:vAlign w:val="center"/>
           </w:tcPr>
           <w:p>
@@ -32603,12 +29385,6 @@
               <w:right w:val="single" w:sz="6" w:space="0" w:color="1F3864"/>
             </w:tcBorders>
             <w:shd w:val="clear" w:color="auto" w:fill="D9E2F3"/>
-            <w:tcMar>
-              <w:top w:w="50" w:type="dxa"/>
-              <w:left w:w="90" w:type="dxa"/>
-              <w:bottom w:w="50" w:type="dxa"/>
-              <w:right w:w="90" w:type="dxa"/>
-            </w:tcMar>
             <w:vAlign w:val="center"/>
           </w:tcPr>
           <w:p>
@@ -32641,12 +29417,6 @@
               <w:right w:val="single" w:sz="6" w:space="0" w:color="1F3864"/>
             </w:tcBorders>
             <w:shd w:val="clear" w:color="auto" w:fill="D9E2F3"/>
-            <w:tcMar>
-              <w:top w:w="50" w:type="dxa"/>
-              <w:left w:w="90" w:type="dxa"/>
-              <w:bottom w:w="50" w:type="dxa"/>
-              <w:right w:w="90" w:type="dxa"/>
-            </w:tcMar>
             <w:vAlign w:val="center"/>
           </w:tcPr>
           <w:p>
@@ -32679,12 +29449,6 @@
               <w:right w:val="single" w:sz="6" w:space="0" w:color="1F3864"/>
             </w:tcBorders>
             <w:shd w:val="clear" w:color="auto" w:fill="D9E2F3"/>
-            <w:tcMar>
-              <w:top w:w="50" w:type="dxa"/>
-              <w:left w:w="90" w:type="dxa"/>
-              <w:bottom w:w="50" w:type="dxa"/>
-              <w:right w:w="90" w:type="dxa"/>
-            </w:tcMar>
             <w:vAlign w:val="center"/>
           </w:tcPr>
           <w:p>
@@ -32744,12 +29508,6 @@
               <w:right w:val="single" w:sz="6" w:space="0" w:color="1F3864"/>
             </w:tcBorders>
             <w:shd w:val="clear" w:color="auto" w:fill="D9E2F3"/>
-            <w:tcMar>
-              <w:top w:w="50" w:type="dxa"/>
-              <w:left w:w="90" w:type="dxa"/>
-              <w:bottom w:w="50" w:type="dxa"/>
-              <w:right w:w="90" w:type="dxa"/>
-            </w:tcMar>
             <w:vAlign w:val="center"/>
           </w:tcPr>
           <w:p>
@@ -32794,12 +29552,6 @@
               <w:right w:val="single" w:sz="6" w:space="0" w:color="1F3864"/>
             </w:tcBorders>
             <w:shd w:val="clear" w:color="auto" w:fill="4472C4"/>
-            <w:tcMar>
-              <w:top w:w="50" w:type="dxa"/>
-              <w:left w:w="90" w:type="dxa"/>
-              <w:bottom w:w="50" w:type="dxa"/>
-              <w:right w:w="90" w:type="dxa"/>
-            </w:tcMar>
             <w:vAlign w:val="center"/>
           </w:tcPr>
           <w:p>
@@ -32864,12 +29616,6 @@
               <w:right w:val="single" w:sz="6" w:space="0" w:color="1F3864"/>
             </w:tcBorders>
             <w:shd w:val="clear" w:color="auto" w:fill="4472C4"/>
-            <w:tcMar>
-              <w:top w:w="50" w:type="dxa"/>
-              <w:left w:w="90" w:type="dxa"/>
-              <w:bottom w:w="50" w:type="dxa"/>
-              <w:right w:w="90" w:type="dxa"/>
-            </w:tcMar>
             <w:vAlign w:val="center"/>
           </w:tcPr>
           <w:p>
@@ -32908,12 +29654,6 @@
               <w:right w:val="single" w:sz="6" w:space="0" w:color="1F3864"/>
             </w:tcBorders>
             <w:shd w:val="clear" w:color="auto" w:fill="4472C4"/>
-            <w:tcMar>
-              <w:top w:w="50" w:type="dxa"/>
-              <w:left w:w="90" w:type="dxa"/>
-              <w:bottom w:w="50" w:type="dxa"/>
-              <w:right w:w="90" w:type="dxa"/>
-            </w:tcMar>
             <w:vAlign w:val="center"/>
           </w:tcPr>
           <w:p>
@@ -32952,12 +29692,6 @@
               <w:right w:val="single" w:sz="6" w:space="0" w:color="1F3864"/>
             </w:tcBorders>
             <w:shd w:val="clear" w:color="auto" w:fill="4472C4"/>
-            <w:tcMar>
-              <w:top w:w="50" w:type="dxa"/>
-              <w:left w:w="90" w:type="dxa"/>
-              <w:bottom w:w="50" w:type="dxa"/>
-              <w:right w:w="90" w:type="dxa"/>
-            </w:tcMar>
             <w:vAlign w:val="center"/>
           </w:tcPr>
           <w:p>
@@ -32996,12 +29730,6 @@
               <w:right w:val="single" w:sz="6" w:space="0" w:color="1F3864"/>
             </w:tcBorders>
             <w:shd w:val="clear" w:color="auto" w:fill="4472C4"/>
-            <w:tcMar>
-              <w:top w:w="50" w:type="dxa"/>
-              <w:left w:w="90" w:type="dxa"/>
-              <w:bottom w:w="50" w:type="dxa"/>
-              <w:right w:w="90" w:type="dxa"/>
-            </w:tcMar>
             <w:vAlign w:val="center"/>
           </w:tcPr>
           <w:p>
@@ -33066,12 +29794,6 @@
               <w:right w:val="single" w:sz="6" w:space="0" w:color="1F3864"/>
             </w:tcBorders>
             <w:shd w:val="clear" w:color="auto" w:fill="D9E2F3"/>
-            <w:tcMar>
-              <w:top w:w="50" w:type="dxa"/>
-              <w:left w:w="90" w:type="dxa"/>
-              <w:bottom w:w="50" w:type="dxa"/>
-              <w:right w:w="90" w:type="dxa"/>
-            </w:tcMar>
             <w:vAlign w:val="center"/>
           </w:tcPr>
           <w:p>
@@ -33104,12 +29826,6 @@
               <w:right w:val="single" w:sz="6" w:space="0" w:color="1F3864"/>
             </w:tcBorders>
             <w:shd w:val="clear" w:color="auto" w:fill="D9E2F3"/>
-            <w:tcMar>
-              <w:top w:w="50" w:type="dxa"/>
-              <w:left w:w="90" w:type="dxa"/>
-              <w:bottom w:w="50" w:type="dxa"/>
-              <w:right w:w="90" w:type="dxa"/>
-            </w:tcMar>
             <w:vAlign w:val="center"/>
           </w:tcPr>
           <w:p>
@@ -33142,12 +29858,6 @@
               <w:right w:val="single" w:sz="6" w:space="0" w:color="1F3864"/>
             </w:tcBorders>
             <w:shd w:val="clear" w:color="auto" w:fill="D9E2F3"/>
-            <w:tcMar>
-              <w:top w:w="50" w:type="dxa"/>
-              <w:left w:w="90" w:type="dxa"/>
-              <w:bottom w:w="50" w:type="dxa"/>
-              <w:right w:w="90" w:type="dxa"/>
-            </w:tcMar>
             <w:vAlign w:val="center"/>
           </w:tcPr>
           <w:p>
@@ -33180,12 +29890,6 @@
               <w:right w:val="single" w:sz="6" w:space="0" w:color="1F3864"/>
             </w:tcBorders>
             <w:shd w:val="clear" w:color="auto" w:fill="D9E2F3"/>
-            <w:tcMar>
-              <w:top w:w="50" w:type="dxa"/>
-              <w:left w:w="90" w:type="dxa"/>
-              <w:bottom w:w="50" w:type="dxa"/>
-              <w:right w:w="90" w:type="dxa"/>
-            </w:tcMar>
             <w:vAlign w:val="center"/>
           </w:tcPr>
           <w:p>
@@ -33244,12 +29948,6 @@
               <w:right w:val="single" w:sz="6" w:space="0" w:color="1F3864"/>
             </w:tcBorders>
             <w:shd w:val="clear" w:color="auto" w:fill="D9E2F3"/>
-            <w:tcMar>
-              <w:top w:w="50" w:type="dxa"/>
-              <w:left w:w="90" w:type="dxa"/>
-              <w:bottom w:w="50" w:type="dxa"/>
-              <w:right w:w="90" w:type="dxa"/>
-            </w:tcMar>
             <w:vAlign w:val="center"/>
           </w:tcPr>
           <w:p>
@@ -33282,12 +29980,6 @@
               <w:right w:val="single" w:sz="6" w:space="0" w:color="1F3864"/>
             </w:tcBorders>
             <w:shd w:val="clear" w:color="auto" w:fill="D9E2F3"/>
-            <w:tcMar>
-              <w:top w:w="50" w:type="dxa"/>
-              <w:left w:w="90" w:type="dxa"/>
-              <w:bottom w:w="50" w:type="dxa"/>
-              <w:right w:w="90" w:type="dxa"/>
-            </w:tcMar>
             <w:vAlign w:val="center"/>
           </w:tcPr>
           <w:p>
@@ -33320,12 +30012,6 @@
               <w:right w:val="single" w:sz="6" w:space="0" w:color="1F3864"/>
             </w:tcBorders>
             <w:shd w:val="clear" w:color="auto" w:fill="D9E2F3"/>
-            <w:tcMar>
-              <w:top w:w="50" w:type="dxa"/>
-              <w:left w:w="90" w:type="dxa"/>
-              <w:bottom w:w="50" w:type="dxa"/>
-              <w:right w:w="90" w:type="dxa"/>
-            </w:tcMar>
             <w:vAlign w:val="center"/>
           </w:tcPr>
           <w:p>
@@ -33358,12 +30044,6 @@
               <w:right w:val="single" w:sz="6" w:space="0" w:color="1F3864"/>
             </w:tcBorders>
             <w:shd w:val="clear" w:color="auto" w:fill="D9E2F3"/>
-            <w:tcMar>
-              <w:top w:w="50" w:type="dxa"/>
-              <w:left w:w="90" w:type="dxa"/>
-              <w:bottom w:w="50" w:type="dxa"/>
-              <w:right w:w="90" w:type="dxa"/>
-            </w:tcMar>
             <w:vAlign w:val="center"/>
           </w:tcPr>
           <w:p>
@@ -33422,12 +30102,6 @@
               <w:right w:val="single" w:sz="6" w:space="0" w:color="1F3864"/>
             </w:tcBorders>
             <w:shd w:val="clear" w:color="auto" w:fill="D9E2F3"/>
-            <w:tcMar>
-              <w:top w:w="50" w:type="dxa"/>
-              <w:left w:w="90" w:type="dxa"/>
-              <w:bottom w:w="50" w:type="dxa"/>
-              <w:right w:w="90" w:type="dxa"/>
-            </w:tcMar>
             <w:vAlign w:val="center"/>
           </w:tcPr>
           <w:p>
@@ -33460,12 +30134,6 @@
               <w:right w:val="single" w:sz="6" w:space="0" w:color="1F3864"/>
             </w:tcBorders>
             <w:shd w:val="clear" w:color="auto" w:fill="D9E2F3"/>
-            <w:tcMar>
-              <w:top w:w="50" w:type="dxa"/>
-              <w:left w:w="90" w:type="dxa"/>
-              <w:bottom w:w="50" w:type="dxa"/>
-              <w:right w:w="90" w:type="dxa"/>
-            </w:tcMar>
             <w:vAlign w:val="center"/>
           </w:tcPr>
           <w:p>
@@ -33498,12 +30166,6 @@
               <w:right w:val="single" w:sz="6" w:space="0" w:color="1F3864"/>
             </w:tcBorders>
             <w:shd w:val="clear" w:color="auto" w:fill="D9E2F3"/>
-            <w:tcMar>
-              <w:top w:w="50" w:type="dxa"/>
-              <w:left w:w="90" w:type="dxa"/>
-              <w:bottom w:w="50" w:type="dxa"/>
-              <w:right w:w="90" w:type="dxa"/>
-            </w:tcMar>
             <w:vAlign w:val="center"/>
           </w:tcPr>
           <w:p>
@@ -33536,12 +30198,6 @@
               <w:right w:val="single" w:sz="6" w:space="0" w:color="1F3864"/>
             </w:tcBorders>
             <w:shd w:val="clear" w:color="auto" w:fill="D9E2F3"/>
-            <w:tcMar>
-              <w:top w:w="50" w:type="dxa"/>
-              <w:left w:w="90" w:type="dxa"/>
-              <w:bottom w:w="50" w:type="dxa"/>
-              <w:right w:w="90" w:type="dxa"/>
-            </w:tcMar>
             <w:vAlign w:val="center"/>
           </w:tcPr>
           <w:p>
@@ -33601,12 +30257,6 @@
               <w:right w:val="single" w:sz="6" w:space="0" w:color="1F3864"/>
             </w:tcBorders>
             <w:shd w:val="clear" w:color="auto" w:fill="D9E2F3"/>
-            <w:tcMar>
-              <w:top w:w="50" w:type="dxa"/>
-              <w:left w:w="90" w:type="dxa"/>
-              <w:bottom w:w="50" w:type="dxa"/>
-              <w:right w:w="90" w:type="dxa"/>
-            </w:tcMar>
             <w:vAlign w:val="center"/>
           </w:tcPr>
           <w:p>
@@ -33651,12 +30301,6 @@
               <w:right w:val="single" w:sz="6" w:space="0" w:color="1F3864"/>
             </w:tcBorders>
             <w:shd w:val="clear" w:color="auto" w:fill="4472C4"/>
-            <w:tcMar>
-              <w:top w:w="50" w:type="dxa"/>
-              <w:left w:w="90" w:type="dxa"/>
-              <w:bottom w:w="50" w:type="dxa"/>
-              <w:right w:w="90" w:type="dxa"/>
-            </w:tcMar>
             <w:vAlign w:val="center"/>
           </w:tcPr>
           <w:p>
@@ -33721,12 +30365,6 @@
               <w:right w:val="single" w:sz="6" w:space="0" w:color="1F3864"/>
             </w:tcBorders>
             <w:shd w:val="clear" w:color="auto" w:fill="4472C4"/>
-            <w:tcMar>
-              <w:top w:w="50" w:type="dxa"/>
-              <w:left w:w="90" w:type="dxa"/>
-              <w:bottom w:w="50" w:type="dxa"/>
-              <w:right w:w="90" w:type="dxa"/>
-            </w:tcMar>
             <w:vAlign w:val="center"/>
           </w:tcPr>
           <w:p>
@@ -33765,12 +30403,6 @@
               <w:right w:val="single" w:sz="6" w:space="0" w:color="1F3864"/>
             </w:tcBorders>
             <w:shd w:val="clear" w:color="auto" w:fill="4472C4"/>
-            <w:tcMar>
-              <w:top w:w="50" w:type="dxa"/>
-              <w:left w:w="90" w:type="dxa"/>
-              <w:bottom w:w="50" w:type="dxa"/>
-              <w:right w:w="90" w:type="dxa"/>
-            </w:tcMar>
             <w:vAlign w:val="center"/>
           </w:tcPr>
           <w:p>
@@ -33809,12 +30441,6 @@
               <w:right w:val="single" w:sz="6" w:space="0" w:color="1F3864"/>
             </w:tcBorders>
             <w:shd w:val="clear" w:color="auto" w:fill="4472C4"/>
-            <w:tcMar>
-              <w:top w:w="50" w:type="dxa"/>
-              <w:left w:w="90" w:type="dxa"/>
-              <w:bottom w:w="50" w:type="dxa"/>
-              <w:right w:w="90" w:type="dxa"/>
-            </w:tcMar>
             <w:vAlign w:val="center"/>
           </w:tcPr>
           <w:p>
@@ -33853,12 +30479,6 @@
               <w:right w:val="single" w:sz="6" w:space="0" w:color="1F3864"/>
             </w:tcBorders>
             <w:shd w:val="clear" w:color="auto" w:fill="4472C4"/>
-            <w:tcMar>
-              <w:top w:w="50" w:type="dxa"/>
-              <w:left w:w="90" w:type="dxa"/>
-              <w:bottom w:w="50" w:type="dxa"/>
-              <w:right w:w="90" w:type="dxa"/>
-            </w:tcMar>
             <w:vAlign w:val="center"/>
           </w:tcPr>
           <w:p>
@@ -33923,12 +30543,6 @@
               <w:right w:val="single" w:sz="6" w:space="0" w:color="1F3864"/>
             </w:tcBorders>
             <w:shd w:val="clear" w:color="auto" w:fill="D9E2F3"/>
-            <w:tcMar>
-              <w:top w:w="50" w:type="dxa"/>
-              <w:left w:w="90" w:type="dxa"/>
-              <w:bottom w:w="50" w:type="dxa"/>
-              <w:right w:w="90" w:type="dxa"/>
-            </w:tcMar>
             <w:vAlign w:val="center"/>
           </w:tcPr>
           <w:p>
@@ -33961,12 +30575,6 @@
               <w:right w:val="single" w:sz="6" w:space="0" w:color="1F3864"/>
             </w:tcBorders>
             <w:shd w:val="clear" w:color="auto" w:fill="D9E2F3"/>
-            <w:tcMar>
-              <w:top w:w="50" w:type="dxa"/>
-              <w:left w:w="90" w:type="dxa"/>
-              <w:bottom w:w="50" w:type="dxa"/>
-              <w:right w:w="90" w:type="dxa"/>
-            </w:tcMar>
             <w:vAlign w:val="center"/>
           </w:tcPr>
           <w:p>
@@ -33999,12 +30607,6 @@
               <w:right w:val="single" w:sz="6" w:space="0" w:color="1F3864"/>
             </w:tcBorders>
             <w:shd w:val="clear" w:color="auto" w:fill="D9E2F3"/>
-            <w:tcMar>
-              <w:top w:w="50" w:type="dxa"/>
-              <w:left w:w="90" w:type="dxa"/>
-              <w:bottom w:w="50" w:type="dxa"/>
-              <w:right w:w="90" w:type="dxa"/>
-            </w:tcMar>
             <w:vAlign w:val="center"/>
           </w:tcPr>
           <w:p>
@@ -34037,12 +30639,6 @@
               <w:right w:val="single" w:sz="6" w:space="0" w:color="1F3864"/>
             </w:tcBorders>
             <w:shd w:val="clear" w:color="auto" w:fill="D9E2F3"/>
-            <w:tcMar>
-              <w:top w:w="50" w:type="dxa"/>
-              <w:left w:w="90" w:type="dxa"/>
-              <w:bottom w:w="50" w:type="dxa"/>
-              <w:right w:w="90" w:type="dxa"/>
-            </w:tcMar>
             <w:vAlign w:val="center"/>
           </w:tcPr>
           <w:p>
@@ -34119,12 +30715,6 @@
               <w:right w:val="single" w:sz="6" w:space="0" w:color="1F3864"/>
             </w:tcBorders>
             <w:shd w:val="clear" w:color="auto" w:fill="D9E2F3"/>
-            <w:tcMar>
-              <w:top w:w="50" w:type="dxa"/>
-              <w:left w:w="90" w:type="dxa"/>
-              <w:bottom w:w="50" w:type="dxa"/>
-              <w:right w:w="90" w:type="dxa"/>
-            </w:tcMar>
             <w:vAlign w:val="center"/>
           </w:tcPr>
           <w:p>
@@ -34157,12 +30747,6 @@
               <w:right w:val="single" w:sz="6" w:space="0" w:color="1F3864"/>
             </w:tcBorders>
             <w:shd w:val="clear" w:color="auto" w:fill="D9E2F3"/>
-            <w:tcMar>
-              <w:top w:w="50" w:type="dxa"/>
-              <w:left w:w="90" w:type="dxa"/>
-              <w:bottom w:w="50" w:type="dxa"/>
-              <w:right w:w="90" w:type="dxa"/>
-            </w:tcMar>
             <w:vAlign w:val="center"/>
           </w:tcPr>
           <w:p>
@@ -34195,12 +30779,6 @@
               <w:right w:val="single" w:sz="6" w:space="0" w:color="1F3864"/>
             </w:tcBorders>
             <w:shd w:val="clear" w:color="auto" w:fill="D9E2F3"/>
-            <w:tcMar>
-              <w:top w:w="50" w:type="dxa"/>
-              <w:left w:w="90" w:type="dxa"/>
-              <w:bottom w:w="50" w:type="dxa"/>
-              <w:right w:w="90" w:type="dxa"/>
-            </w:tcMar>
             <w:vAlign w:val="center"/>
           </w:tcPr>
           <w:p>
@@ -34233,12 +30811,6 @@
               <w:right w:val="single" w:sz="6" w:space="0" w:color="1F3864"/>
             </w:tcBorders>
             <w:shd w:val="clear" w:color="auto" w:fill="D9E2F3"/>
-            <w:tcMar>
-              <w:top w:w="50" w:type="dxa"/>
-              <w:left w:w="90" w:type="dxa"/>
-              <w:bottom w:w="50" w:type="dxa"/>
-              <w:right w:w="90" w:type="dxa"/>
-            </w:tcMar>
             <w:vAlign w:val="center"/>
           </w:tcPr>
           <w:p>
@@ -34297,12 +30869,6 @@
               <w:right w:val="single" w:sz="6" w:space="0" w:color="1F3864"/>
             </w:tcBorders>
             <w:shd w:val="clear" w:color="auto" w:fill="D9E2F3"/>
-            <w:tcMar>
-              <w:top w:w="50" w:type="dxa"/>
-              <w:left w:w="90" w:type="dxa"/>
-              <w:bottom w:w="50" w:type="dxa"/>
-              <w:right w:w="90" w:type="dxa"/>
-            </w:tcMar>
             <w:vAlign w:val="center"/>
           </w:tcPr>
           <w:p>
@@ -34335,12 +30901,6 @@
               <w:right w:val="single" w:sz="6" w:space="0" w:color="1F3864"/>
             </w:tcBorders>
             <w:shd w:val="clear" w:color="auto" w:fill="D9E2F3"/>
-            <w:tcMar>
-              <w:top w:w="50" w:type="dxa"/>
-              <w:left w:w="90" w:type="dxa"/>
-              <w:bottom w:w="50" w:type="dxa"/>
-              <w:right w:w="90" w:type="dxa"/>
-            </w:tcMar>
             <w:vAlign w:val="center"/>
           </w:tcPr>
           <w:p>
@@ -34373,12 +30933,6 @@
               <w:right w:val="single" w:sz="6" w:space="0" w:color="1F3864"/>
             </w:tcBorders>
             <w:shd w:val="clear" w:color="auto" w:fill="D9E2F3"/>
-            <w:tcMar>
-              <w:top w:w="50" w:type="dxa"/>
-              <w:left w:w="90" w:type="dxa"/>
-              <w:bottom w:w="50" w:type="dxa"/>
-              <w:right w:w="90" w:type="dxa"/>
-            </w:tcMar>
             <w:vAlign w:val="center"/>
           </w:tcPr>
           <w:p>
@@ -34411,12 +30965,6 @@
               <w:right w:val="single" w:sz="6" w:space="0" w:color="1F3864"/>
             </w:tcBorders>
             <w:shd w:val="clear" w:color="auto" w:fill="D9E2F3"/>
-            <w:tcMar>
-              <w:top w:w="50" w:type="dxa"/>
-              <w:left w:w="90" w:type="dxa"/>
-              <w:bottom w:w="50" w:type="dxa"/>
-              <w:right w:w="90" w:type="dxa"/>
-            </w:tcMar>
             <w:vAlign w:val="center"/>
           </w:tcPr>
           <w:p>
@@ -34476,12 +31024,6 @@
               <w:right w:val="single" w:sz="6" w:space="0" w:color="1F3864"/>
             </w:tcBorders>
             <w:shd w:val="clear" w:color="auto" w:fill="D9E2F3"/>
-            <w:tcMar>
-              <w:top w:w="50" w:type="dxa"/>
-              <w:left w:w="90" w:type="dxa"/>
-              <w:bottom w:w="50" w:type="dxa"/>
-              <w:right w:w="90" w:type="dxa"/>
-            </w:tcMar>
             <w:vAlign w:val="center"/>
           </w:tcPr>
           <w:p>
@@ -34550,12 +31092,6 @@
               <w:right w:val="single" w:sz="6" w:space="0" w:color="1F3864"/>
             </w:tcBorders>
             <w:shd w:val="clear" w:color="auto" w:fill="4472C4"/>
-            <w:tcMar>
-              <w:top w:w="50" w:type="dxa"/>
-              <w:left w:w="90" w:type="dxa"/>
-              <w:bottom w:w="50" w:type="dxa"/>
-              <w:right w:w="90" w:type="dxa"/>
-            </w:tcMar>
             <w:vAlign w:val="center"/>
           </w:tcPr>
           <w:p>
@@ -34620,12 +31156,6 @@
               <w:right w:val="single" w:sz="6" w:space="0" w:color="1F3864"/>
             </w:tcBorders>
             <w:shd w:val="clear" w:color="auto" w:fill="4472C4"/>
-            <w:tcMar>
-              <w:top w:w="50" w:type="dxa"/>
-              <w:left w:w="90" w:type="dxa"/>
-              <w:bottom w:w="50" w:type="dxa"/>
-              <w:right w:w="90" w:type="dxa"/>
-            </w:tcMar>
             <w:vAlign w:val="center"/>
           </w:tcPr>
           <w:p>
@@ -34664,12 +31194,6 @@
               <w:right w:val="single" w:sz="6" w:space="0" w:color="1F3864"/>
             </w:tcBorders>
             <w:shd w:val="clear" w:color="auto" w:fill="4472C4"/>
-            <w:tcMar>
-              <w:top w:w="50" w:type="dxa"/>
-              <w:left w:w="90" w:type="dxa"/>
-              <w:bottom w:w="50" w:type="dxa"/>
-              <w:right w:w="90" w:type="dxa"/>
-            </w:tcMar>
             <w:vAlign w:val="center"/>
           </w:tcPr>
           <w:p>
@@ -34708,12 +31232,6 @@
               <w:right w:val="single" w:sz="6" w:space="0" w:color="1F3864"/>
             </w:tcBorders>
             <w:shd w:val="clear" w:color="auto" w:fill="4472C4"/>
-            <w:tcMar>
-              <w:top w:w="50" w:type="dxa"/>
-              <w:left w:w="90" w:type="dxa"/>
-              <w:bottom w:w="50" w:type="dxa"/>
-              <w:right w:w="90" w:type="dxa"/>
-            </w:tcMar>
             <w:vAlign w:val="center"/>
           </w:tcPr>
           <w:p>
@@ -34752,12 +31270,6 @@
               <w:right w:val="single" w:sz="6" w:space="0" w:color="1F3864"/>
             </w:tcBorders>
             <w:shd w:val="clear" w:color="auto" w:fill="4472C4"/>
-            <w:tcMar>
-              <w:top w:w="50" w:type="dxa"/>
-              <w:left w:w="90" w:type="dxa"/>
-              <w:bottom w:w="50" w:type="dxa"/>
-              <w:right w:w="90" w:type="dxa"/>
-            </w:tcMar>
             <w:vAlign w:val="center"/>
           </w:tcPr>
           <w:p>
@@ -34822,12 +31334,6 @@
               <w:right w:val="single" w:sz="6" w:space="0" w:color="1F3864"/>
             </w:tcBorders>
             <w:shd w:val="clear" w:color="auto" w:fill="D9E2F3"/>
-            <w:tcMar>
-              <w:top w:w="50" w:type="dxa"/>
-              <w:left w:w="90" w:type="dxa"/>
-              <w:bottom w:w="50" w:type="dxa"/>
-              <w:right w:w="90" w:type="dxa"/>
-            </w:tcMar>
             <w:vAlign w:val="center"/>
           </w:tcPr>
           <w:p>
@@ -34860,12 +31366,6 @@
               <w:right w:val="single" w:sz="6" w:space="0" w:color="1F3864"/>
             </w:tcBorders>
             <w:shd w:val="clear" w:color="auto" w:fill="D9E2F3"/>
-            <w:tcMar>
-              <w:top w:w="50" w:type="dxa"/>
-              <w:left w:w="90" w:type="dxa"/>
-              <w:bottom w:w="50" w:type="dxa"/>
-              <w:right w:w="90" w:type="dxa"/>
-            </w:tcMar>
             <w:vAlign w:val="center"/>
           </w:tcPr>
           <w:p>
@@ -34898,12 +31398,6 @@
               <w:right w:val="single" w:sz="6" w:space="0" w:color="1F3864"/>
             </w:tcBorders>
             <w:shd w:val="clear" w:color="auto" w:fill="D9E2F3"/>
-            <w:tcMar>
-              <w:top w:w="50" w:type="dxa"/>
-              <w:left w:w="90" w:type="dxa"/>
-              <w:bottom w:w="50" w:type="dxa"/>
-              <w:right w:w="90" w:type="dxa"/>
-            </w:tcMar>
             <w:vAlign w:val="center"/>
           </w:tcPr>
           <w:p>
@@ -34936,12 +31430,6 @@
               <w:right w:val="single" w:sz="6" w:space="0" w:color="1F3864"/>
             </w:tcBorders>
             <w:shd w:val="clear" w:color="auto" w:fill="D9E2F3"/>
-            <w:tcMar>
-              <w:top w:w="50" w:type="dxa"/>
-              <w:left w:w="90" w:type="dxa"/>
-              <w:bottom w:w="50" w:type="dxa"/>
-              <w:right w:w="90" w:type="dxa"/>
-            </w:tcMar>
             <w:vAlign w:val="center"/>
           </w:tcPr>
           <w:p>
@@ -35000,12 +31488,6 @@
               <w:right w:val="single" w:sz="6" w:space="0" w:color="1F3864"/>
             </w:tcBorders>
             <w:shd w:val="clear" w:color="auto" w:fill="D9E2F3"/>
-            <w:tcMar>
-              <w:top w:w="50" w:type="dxa"/>
-              <w:left w:w="90" w:type="dxa"/>
-              <w:bottom w:w="50" w:type="dxa"/>
-              <w:right w:w="90" w:type="dxa"/>
-            </w:tcMar>
             <w:vAlign w:val="center"/>
           </w:tcPr>
           <w:p>
@@ -35038,12 +31520,6 @@
               <w:right w:val="single" w:sz="6" w:space="0" w:color="1F3864"/>
             </w:tcBorders>
             <w:shd w:val="clear" w:color="auto" w:fill="D9E2F3"/>
-            <w:tcMar>
-              <w:top w:w="50" w:type="dxa"/>
-              <w:left w:w="90" w:type="dxa"/>
-              <w:bottom w:w="50" w:type="dxa"/>
-              <w:right w:w="90" w:type="dxa"/>
-            </w:tcMar>
             <w:vAlign w:val="center"/>
           </w:tcPr>
           <w:p>
@@ -35076,12 +31552,6 @@
               <w:right w:val="single" w:sz="6" w:space="0" w:color="1F3864"/>
             </w:tcBorders>
             <w:shd w:val="clear" w:color="auto" w:fill="D9E2F3"/>
-            <w:tcMar>
-              <w:top w:w="50" w:type="dxa"/>
-              <w:left w:w="90" w:type="dxa"/>
-              <w:bottom w:w="50" w:type="dxa"/>
-              <w:right w:w="90" w:type="dxa"/>
-            </w:tcMar>
             <w:vAlign w:val="center"/>
           </w:tcPr>
           <w:p>
@@ -35114,12 +31584,6 @@
               <w:right w:val="single" w:sz="6" w:space="0" w:color="1F3864"/>
             </w:tcBorders>
             <w:shd w:val="clear" w:color="auto" w:fill="D9E2F3"/>
-            <w:tcMar>
-              <w:top w:w="50" w:type="dxa"/>
-              <w:left w:w="90" w:type="dxa"/>
-              <w:bottom w:w="50" w:type="dxa"/>
-              <w:right w:w="90" w:type="dxa"/>
-            </w:tcMar>
             <w:vAlign w:val="center"/>
           </w:tcPr>
           <w:p>
@@ -35178,12 +31642,6 @@
               <w:right w:val="single" w:sz="6" w:space="0" w:color="1F3864"/>
             </w:tcBorders>
             <w:shd w:val="clear" w:color="auto" w:fill="D9E2F3"/>
-            <w:tcMar>
-              <w:top w:w="50" w:type="dxa"/>
-              <w:left w:w="90" w:type="dxa"/>
-              <w:bottom w:w="50" w:type="dxa"/>
-              <w:right w:w="90" w:type="dxa"/>
-            </w:tcMar>
             <w:vAlign w:val="center"/>
           </w:tcPr>
           <w:p>
@@ -35216,12 +31674,6 @@
               <w:right w:val="single" w:sz="6" w:space="0" w:color="1F3864"/>
             </w:tcBorders>
             <w:shd w:val="clear" w:color="auto" w:fill="D9E2F3"/>
-            <w:tcMar>
-              <w:top w:w="50" w:type="dxa"/>
-              <w:left w:w="90" w:type="dxa"/>
-              <w:bottom w:w="50" w:type="dxa"/>
-              <w:right w:w="90" w:type="dxa"/>
-            </w:tcMar>
             <w:vAlign w:val="center"/>
           </w:tcPr>
           <w:p>
@@ -35254,12 +31706,6 @@
               <w:right w:val="single" w:sz="6" w:space="0" w:color="1F3864"/>
             </w:tcBorders>
             <w:shd w:val="clear" w:color="auto" w:fill="D9E2F3"/>
-            <w:tcMar>
-              <w:top w:w="50" w:type="dxa"/>
-              <w:left w:w="90" w:type="dxa"/>
-              <w:bottom w:w="50" w:type="dxa"/>
-              <w:right w:w="90" w:type="dxa"/>
-            </w:tcMar>
             <w:vAlign w:val="center"/>
           </w:tcPr>
           <w:p>
@@ -35292,12 +31738,6 @@
               <w:right w:val="single" w:sz="6" w:space="0" w:color="1F3864"/>
             </w:tcBorders>
             <w:shd w:val="clear" w:color="auto" w:fill="D9E2F3"/>
-            <w:tcMar>
-              <w:top w:w="50" w:type="dxa"/>
-              <w:left w:w="90" w:type="dxa"/>
-              <w:bottom w:w="50" w:type="dxa"/>
-              <w:right w:w="90" w:type="dxa"/>
-            </w:tcMar>
             <w:vAlign w:val="center"/>
           </w:tcPr>
           <w:p>
@@ -35357,12 +31797,6 @@
               <w:right w:val="single" w:sz="6" w:space="0" w:color="1F3864"/>
             </w:tcBorders>
             <w:shd w:val="clear" w:color="auto" w:fill="D9E2F3"/>
-            <w:tcMar>
-              <w:top w:w="50" w:type="dxa"/>
-              <w:left w:w="90" w:type="dxa"/>
-              <w:bottom w:w="50" w:type="dxa"/>
-              <w:right w:w="90" w:type="dxa"/>
-            </w:tcMar>
             <w:vAlign w:val="center"/>
           </w:tcPr>
           <w:p>
@@ -35431,12 +31865,6 @@
               <w:right w:val="single" w:sz="6" w:space="0" w:color="1F3864"/>
             </w:tcBorders>
             <w:shd w:val="clear" w:color="auto" w:fill="4472C4"/>
-            <w:tcMar>
-              <w:top w:w="50" w:type="dxa"/>
-              <w:left w:w="90" w:type="dxa"/>
-              <w:bottom w:w="50" w:type="dxa"/>
-              <w:right w:w="90" w:type="dxa"/>
-            </w:tcMar>
             <w:vAlign w:val="center"/>
           </w:tcPr>
           <w:p>
@@ -35501,12 +31929,6 @@
               <w:right w:val="single" w:sz="6" w:space="0" w:color="1F3864"/>
             </w:tcBorders>
             <w:shd w:val="clear" w:color="auto" w:fill="4472C4"/>
-            <w:tcMar>
-              <w:top w:w="50" w:type="dxa"/>
-              <w:left w:w="90" w:type="dxa"/>
-              <w:bottom w:w="50" w:type="dxa"/>
-              <w:right w:w="90" w:type="dxa"/>
-            </w:tcMar>
             <w:vAlign w:val="center"/>
           </w:tcPr>
           <w:p>
@@ -35545,12 +31967,6 @@
               <w:right w:val="single" w:sz="6" w:space="0" w:color="1F3864"/>
             </w:tcBorders>
             <w:shd w:val="clear" w:color="auto" w:fill="4472C4"/>
-            <w:tcMar>
-              <w:top w:w="50" w:type="dxa"/>
-              <w:left w:w="90" w:type="dxa"/>
-              <w:bottom w:w="50" w:type="dxa"/>
-              <w:right w:w="90" w:type="dxa"/>
-            </w:tcMar>
             <w:vAlign w:val="center"/>
           </w:tcPr>
           <w:p>
@@ -35589,12 +32005,6 @@
               <w:right w:val="single" w:sz="6" w:space="0" w:color="1F3864"/>
             </w:tcBorders>
             <w:shd w:val="clear" w:color="auto" w:fill="4472C4"/>
-            <w:tcMar>
-              <w:top w:w="50" w:type="dxa"/>
-              <w:left w:w="90" w:type="dxa"/>
-              <w:bottom w:w="50" w:type="dxa"/>
-              <w:right w:w="90" w:type="dxa"/>
-            </w:tcMar>
             <w:vAlign w:val="center"/>
           </w:tcPr>
           <w:p>
@@ -35633,12 +32043,6 @@
               <w:right w:val="single" w:sz="6" w:space="0" w:color="1F3864"/>
             </w:tcBorders>
             <w:shd w:val="clear" w:color="auto" w:fill="4472C4"/>
-            <w:tcMar>
-              <w:top w:w="50" w:type="dxa"/>
-              <w:left w:w="90" w:type="dxa"/>
-              <w:bottom w:w="50" w:type="dxa"/>
-              <w:right w:w="90" w:type="dxa"/>
-            </w:tcMar>
             <w:vAlign w:val="center"/>
           </w:tcPr>
           <w:p>
@@ -35703,12 +32107,6 @@
               <w:right w:val="single" w:sz="6" w:space="0" w:color="1F3864"/>
             </w:tcBorders>
             <w:shd w:val="clear" w:color="auto" w:fill="D9E2F3"/>
-            <w:tcMar>
-              <w:top w:w="50" w:type="dxa"/>
-              <w:left w:w="90" w:type="dxa"/>
-              <w:bottom w:w="50" w:type="dxa"/>
-              <w:right w:w="90" w:type="dxa"/>
-            </w:tcMar>
             <w:vAlign w:val="center"/>
           </w:tcPr>
           <w:p>
@@ -35741,12 +32139,6 @@
               <w:right w:val="single" w:sz="6" w:space="0" w:color="1F3864"/>
             </w:tcBorders>
             <w:shd w:val="clear" w:color="auto" w:fill="D9E2F3"/>
-            <w:tcMar>
-              <w:top w:w="50" w:type="dxa"/>
-              <w:left w:w="90" w:type="dxa"/>
-              <w:bottom w:w="50" w:type="dxa"/>
-              <w:right w:w="90" w:type="dxa"/>
-            </w:tcMar>
             <w:vAlign w:val="center"/>
           </w:tcPr>
           <w:p>
@@ -35787,12 +32179,6 @@
               <w:right w:val="single" w:sz="6" w:space="0" w:color="1F3864"/>
             </w:tcBorders>
             <w:shd w:val="clear" w:color="auto" w:fill="D9E2F3"/>
-            <w:tcMar>
-              <w:top w:w="50" w:type="dxa"/>
-              <w:left w:w="90" w:type="dxa"/>
-              <w:bottom w:w="50" w:type="dxa"/>
-              <w:right w:w="90" w:type="dxa"/>
-            </w:tcMar>
             <w:vAlign w:val="center"/>
           </w:tcPr>
           <w:p>
@@ -35825,12 +32211,6 @@
               <w:right w:val="single" w:sz="6" w:space="0" w:color="1F3864"/>
             </w:tcBorders>
             <w:shd w:val="clear" w:color="auto" w:fill="D9E2F3"/>
-            <w:tcMar>
-              <w:top w:w="50" w:type="dxa"/>
-              <w:left w:w="90" w:type="dxa"/>
-              <w:bottom w:w="50" w:type="dxa"/>
-              <w:right w:w="90" w:type="dxa"/>
-            </w:tcMar>
             <w:vAlign w:val="center"/>
           </w:tcPr>
           <w:p>
@@ -35889,12 +32269,6 @@
               <w:right w:val="single" w:sz="6" w:space="0" w:color="1F3864"/>
             </w:tcBorders>
             <w:shd w:val="clear" w:color="auto" w:fill="D9E2F3"/>
-            <w:tcMar>
-              <w:top w:w="50" w:type="dxa"/>
-              <w:left w:w="90" w:type="dxa"/>
-              <w:bottom w:w="50" w:type="dxa"/>
-              <w:right w:w="90" w:type="dxa"/>
-            </w:tcMar>
             <w:vAlign w:val="center"/>
           </w:tcPr>
           <w:p>
@@ -35927,12 +32301,6 @@
               <w:right w:val="single" w:sz="6" w:space="0" w:color="1F3864"/>
             </w:tcBorders>
             <w:shd w:val="clear" w:color="auto" w:fill="D9E2F3"/>
-            <w:tcMar>
-              <w:top w:w="50" w:type="dxa"/>
-              <w:left w:w="90" w:type="dxa"/>
-              <w:bottom w:w="50" w:type="dxa"/>
-              <w:right w:w="90" w:type="dxa"/>
-            </w:tcMar>
             <w:vAlign w:val="center"/>
           </w:tcPr>
           <w:p>
@@ -35965,12 +32333,6 @@
               <w:right w:val="single" w:sz="6" w:space="0" w:color="1F3864"/>
             </w:tcBorders>
             <w:shd w:val="clear" w:color="auto" w:fill="D9E2F3"/>
-            <w:tcMar>
-              <w:top w:w="50" w:type="dxa"/>
-              <w:left w:w="90" w:type="dxa"/>
-              <w:bottom w:w="50" w:type="dxa"/>
-              <w:right w:w="90" w:type="dxa"/>
-            </w:tcMar>
             <w:vAlign w:val="center"/>
           </w:tcPr>
           <w:p>
@@ -36003,12 +32365,6 @@
               <w:right w:val="single" w:sz="6" w:space="0" w:color="1F3864"/>
             </w:tcBorders>
             <w:shd w:val="clear" w:color="auto" w:fill="D9E2F3"/>
-            <w:tcMar>
-              <w:top w:w="50" w:type="dxa"/>
-              <w:left w:w="90" w:type="dxa"/>
-              <w:bottom w:w="50" w:type="dxa"/>
-              <w:right w:w="90" w:type="dxa"/>
-            </w:tcMar>
             <w:vAlign w:val="center"/>
           </w:tcPr>
           <w:p>
@@ -36067,12 +32423,6 @@
               <w:right w:val="single" w:sz="6" w:space="0" w:color="1F3864"/>
             </w:tcBorders>
             <w:shd w:val="clear" w:color="auto" w:fill="D9E2F3"/>
-            <w:tcMar>
-              <w:top w:w="50" w:type="dxa"/>
-              <w:left w:w="90" w:type="dxa"/>
-              <w:bottom w:w="50" w:type="dxa"/>
-              <w:right w:w="90" w:type="dxa"/>
-            </w:tcMar>
             <w:vAlign w:val="center"/>
           </w:tcPr>
           <w:p>
@@ -36105,12 +32455,6 @@
               <w:right w:val="single" w:sz="6" w:space="0" w:color="1F3864"/>
             </w:tcBorders>
             <w:shd w:val="clear" w:color="auto" w:fill="D9E2F3"/>
-            <w:tcMar>
-              <w:top w:w="50" w:type="dxa"/>
-              <w:left w:w="90" w:type="dxa"/>
-              <w:bottom w:w="50" w:type="dxa"/>
-              <w:right w:w="90" w:type="dxa"/>
-            </w:tcMar>
             <w:vAlign w:val="center"/>
           </w:tcPr>
           <w:p>
@@ -36143,12 +32487,6 @@
               <w:right w:val="single" w:sz="6" w:space="0" w:color="1F3864"/>
             </w:tcBorders>
             <w:shd w:val="clear" w:color="auto" w:fill="D9E2F3"/>
-            <w:tcMar>
-              <w:top w:w="50" w:type="dxa"/>
-              <w:left w:w="90" w:type="dxa"/>
-              <w:bottom w:w="50" w:type="dxa"/>
-              <w:right w:w="90" w:type="dxa"/>
-            </w:tcMar>
             <w:vAlign w:val="center"/>
           </w:tcPr>
           <w:p>
@@ -36181,12 +32519,6 @@
               <w:right w:val="single" w:sz="6" w:space="0" w:color="1F3864"/>
             </w:tcBorders>
             <w:shd w:val="clear" w:color="auto" w:fill="D9E2F3"/>
-            <w:tcMar>
-              <w:top w:w="50" w:type="dxa"/>
-              <w:left w:w="90" w:type="dxa"/>
-              <w:bottom w:w="50" w:type="dxa"/>
-              <w:right w:w="90" w:type="dxa"/>
-            </w:tcMar>
             <w:vAlign w:val="center"/>
           </w:tcPr>
           <w:p>
@@ -36246,12 +32578,6 @@
               <w:right w:val="single" w:sz="6" w:space="0" w:color="1F3864"/>
             </w:tcBorders>
             <w:shd w:val="clear" w:color="auto" w:fill="D9E2F3"/>
-            <w:tcMar>
-              <w:top w:w="50" w:type="dxa"/>
-              <w:left w:w="90" w:type="dxa"/>
-              <w:bottom w:w="50" w:type="dxa"/>
-              <w:right w:w="90" w:type="dxa"/>
-            </w:tcMar>
             <w:vAlign w:val="center"/>
           </w:tcPr>
           <w:p>
@@ -36320,12 +32646,6 @@
               <w:right w:val="single" w:sz="6" w:space="0" w:color="1F3864"/>
             </w:tcBorders>
             <w:shd w:val="clear" w:color="auto" w:fill="4472C4"/>
-            <w:tcMar>
-              <w:top w:w="50" w:type="dxa"/>
-              <w:left w:w="90" w:type="dxa"/>
-              <w:bottom w:w="50" w:type="dxa"/>
-              <w:right w:w="90" w:type="dxa"/>
-            </w:tcMar>
             <w:vAlign w:val="center"/>
           </w:tcPr>
           <w:p>
@@ -36390,12 +32710,6 @@
               <w:right w:val="single" w:sz="6" w:space="0" w:color="1F3864"/>
             </w:tcBorders>
             <w:shd w:val="clear" w:color="auto" w:fill="4472C4"/>
-            <w:tcMar>
-              <w:top w:w="50" w:type="dxa"/>
-              <w:left w:w="90" w:type="dxa"/>
-              <w:bottom w:w="50" w:type="dxa"/>
-              <w:right w:w="90" w:type="dxa"/>
-            </w:tcMar>
             <w:vAlign w:val="center"/>
           </w:tcPr>
           <w:p>
@@ -36434,12 +32748,6 @@
               <w:right w:val="single" w:sz="6" w:space="0" w:color="1F3864"/>
             </w:tcBorders>
             <w:shd w:val="clear" w:color="auto" w:fill="4472C4"/>
-            <w:tcMar>
-              <w:top w:w="50" w:type="dxa"/>
-              <w:left w:w="90" w:type="dxa"/>
-              <w:bottom w:w="50" w:type="dxa"/>
-              <w:right w:w="90" w:type="dxa"/>
-            </w:tcMar>
             <w:vAlign w:val="center"/>
           </w:tcPr>
           <w:p>
@@ -36478,12 +32786,6 @@
               <w:right w:val="single" w:sz="6" w:space="0" w:color="1F3864"/>
             </w:tcBorders>
             <w:shd w:val="clear" w:color="auto" w:fill="4472C4"/>
-            <w:tcMar>
-              <w:top w:w="50" w:type="dxa"/>
-              <w:left w:w="90" w:type="dxa"/>
-              <w:bottom w:w="50" w:type="dxa"/>
-              <w:right w:w="90" w:type="dxa"/>
-            </w:tcMar>
             <w:vAlign w:val="center"/>
           </w:tcPr>
           <w:p>
@@ -36522,12 +32824,6 @@
               <w:right w:val="single" w:sz="6" w:space="0" w:color="1F3864"/>
             </w:tcBorders>
             <w:shd w:val="clear" w:color="auto" w:fill="4472C4"/>
-            <w:tcMar>
-              <w:top w:w="50" w:type="dxa"/>
-              <w:left w:w="90" w:type="dxa"/>
-              <w:bottom w:w="50" w:type="dxa"/>
-              <w:right w:w="90" w:type="dxa"/>
-            </w:tcMar>
             <w:vAlign w:val="center"/>
           </w:tcPr>
           <w:p>
@@ -36592,12 +32888,6 @@
               <w:right w:val="single" w:sz="6" w:space="0" w:color="1F3864"/>
             </w:tcBorders>
             <w:shd w:val="clear" w:color="auto" w:fill="D9E2F3"/>
-            <w:tcMar>
-              <w:top w:w="50" w:type="dxa"/>
-              <w:left w:w="90" w:type="dxa"/>
-              <w:bottom w:w="50" w:type="dxa"/>
-              <w:right w:w="90" w:type="dxa"/>
-            </w:tcMar>
             <w:vAlign w:val="center"/>
           </w:tcPr>
           <w:p>
@@ -36630,12 +32920,6 @@
               <w:right w:val="single" w:sz="6" w:space="0" w:color="1F3864"/>
             </w:tcBorders>
             <w:shd w:val="clear" w:color="auto" w:fill="D9E2F3"/>
-            <w:tcMar>
-              <w:top w:w="50" w:type="dxa"/>
-              <w:left w:w="90" w:type="dxa"/>
-              <w:bottom w:w="50" w:type="dxa"/>
-              <w:right w:w="90" w:type="dxa"/>
-            </w:tcMar>
             <w:vAlign w:val="center"/>
           </w:tcPr>
           <w:p>
@@ -36668,12 +32952,6 @@
               <w:right w:val="single" w:sz="6" w:space="0" w:color="1F3864"/>
             </w:tcBorders>
             <w:shd w:val="clear" w:color="auto" w:fill="D9E2F3"/>
-            <w:tcMar>
-              <w:top w:w="50" w:type="dxa"/>
-              <w:left w:w="90" w:type="dxa"/>
-              <w:bottom w:w="50" w:type="dxa"/>
-              <w:right w:w="90" w:type="dxa"/>
-            </w:tcMar>
             <w:vAlign w:val="center"/>
           </w:tcPr>
           <w:p>
@@ -36706,12 +32984,6 @@
               <w:right w:val="single" w:sz="6" w:space="0" w:color="1F3864"/>
             </w:tcBorders>
             <w:shd w:val="clear" w:color="auto" w:fill="D9E2F3"/>
-            <w:tcMar>
-              <w:top w:w="50" w:type="dxa"/>
-              <w:left w:w="90" w:type="dxa"/>
-              <w:bottom w:w="50" w:type="dxa"/>
-              <w:right w:w="90" w:type="dxa"/>
-            </w:tcMar>
             <w:vAlign w:val="center"/>
           </w:tcPr>
           <w:p>
@@ -36770,12 +33042,6 @@
               <w:right w:val="single" w:sz="6" w:space="0" w:color="1F3864"/>
             </w:tcBorders>
             <w:shd w:val="clear" w:color="auto" w:fill="D9E2F3"/>
-            <w:tcMar>
-              <w:top w:w="50" w:type="dxa"/>
-              <w:left w:w="90" w:type="dxa"/>
-              <w:bottom w:w="50" w:type="dxa"/>
-              <w:right w:w="90" w:type="dxa"/>
-            </w:tcMar>
             <w:vAlign w:val="center"/>
           </w:tcPr>
           <w:p>
@@ -36808,12 +33074,6 @@
               <w:right w:val="single" w:sz="6" w:space="0" w:color="1F3864"/>
             </w:tcBorders>
             <w:shd w:val="clear" w:color="auto" w:fill="D9E2F3"/>
-            <w:tcMar>
-              <w:top w:w="50" w:type="dxa"/>
-              <w:left w:w="90" w:type="dxa"/>
-              <w:bottom w:w="50" w:type="dxa"/>
-              <w:right w:w="90" w:type="dxa"/>
-            </w:tcMar>
             <w:vAlign w:val="center"/>
           </w:tcPr>
           <w:p>
@@ -36846,12 +33106,6 @@
               <w:right w:val="single" w:sz="6" w:space="0" w:color="1F3864"/>
             </w:tcBorders>
             <w:shd w:val="clear" w:color="auto" w:fill="D9E2F3"/>
-            <w:tcMar>
-              <w:top w:w="50" w:type="dxa"/>
-              <w:left w:w="90" w:type="dxa"/>
-              <w:bottom w:w="50" w:type="dxa"/>
-              <w:right w:w="90" w:type="dxa"/>
-            </w:tcMar>
             <w:vAlign w:val="center"/>
           </w:tcPr>
           <w:p>
@@ -36884,12 +33138,6 @@
               <w:right w:val="single" w:sz="6" w:space="0" w:color="1F3864"/>
             </w:tcBorders>
             <w:shd w:val="clear" w:color="auto" w:fill="D9E2F3"/>
-            <w:tcMar>
-              <w:top w:w="50" w:type="dxa"/>
-              <w:left w:w="90" w:type="dxa"/>
-              <w:bottom w:w="50" w:type="dxa"/>
-              <w:right w:w="90" w:type="dxa"/>
-            </w:tcMar>
             <w:vAlign w:val="center"/>
           </w:tcPr>
           <w:p>
@@ -36948,12 +33196,6 @@
               <w:right w:val="single" w:sz="6" w:space="0" w:color="1F3864"/>
             </w:tcBorders>
             <w:shd w:val="clear" w:color="auto" w:fill="D9E2F3"/>
-            <w:tcMar>
-              <w:top w:w="50" w:type="dxa"/>
-              <w:left w:w="90" w:type="dxa"/>
-              <w:bottom w:w="50" w:type="dxa"/>
-              <w:right w:w="90" w:type="dxa"/>
-            </w:tcMar>
             <w:vAlign w:val="center"/>
           </w:tcPr>
           <w:p>
@@ -36986,12 +33228,6 @@
               <w:right w:val="single" w:sz="6" w:space="0" w:color="1F3864"/>
             </w:tcBorders>
             <w:shd w:val="clear" w:color="auto" w:fill="D9E2F3"/>
-            <w:tcMar>
-              <w:top w:w="50" w:type="dxa"/>
-              <w:left w:w="90" w:type="dxa"/>
-              <w:bottom w:w="50" w:type="dxa"/>
-              <w:right w:w="90" w:type="dxa"/>
-            </w:tcMar>
             <w:vAlign w:val="center"/>
           </w:tcPr>
           <w:p>
@@ -37024,12 +33260,6 @@
               <w:right w:val="single" w:sz="6" w:space="0" w:color="1F3864"/>
             </w:tcBorders>
             <w:shd w:val="clear" w:color="auto" w:fill="D9E2F3"/>
-            <w:tcMar>
-              <w:top w:w="50" w:type="dxa"/>
-              <w:left w:w="90" w:type="dxa"/>
-              <w:bottom w:w="50" w:type="dxa"/>
-              <w:right w:w="90" w:type="dxa"/>
-            </w:tcMar>
             <w:vAlign w:val="center"/>
           </w:tcPr>
           <w:p>
@@ -37062,12 +33292,6 @@
               <w:right w:val="single" w:sz="6" w:space="0" w:color="1F3864"/>
             </w:tcBorders>
             <w:shd w:val="clear" w:color="auto" w:fill="D9E2F3"/>
-            <w:tcMar>
-              <w:top w:w="50" w:type="dxa"/>
-              <w:left w:w="90" w:type="dxa"/>
-              <w:bottom w:w="50" w:type="dxa"/>
-              <w:right w:w="90" w:type="dxa"/>
-            </w:tcMar>
             <w:vAlign w:val="center"/>
           </w:tcPr>
           <w:p>
@@ -37127,12 +33351,6 @@
               <w:right w:val="single" w:sz="6" w:space="0" w:color="1F3864"/>
             </w:tcBorders>
             <w:shd w:val="clear" w:color="auto" w:fill="D9E2F3"/>
-            <w:tcMar>
-              <w:top w:w="50" w:type="dxa"/>
-              <w:left w:w="90" w:type="dxa"/>
-              <w:bottom w:w="50" w:type="dxa"/>
-              <w:right w:w="90" w:type="dxa"/>
-            </w:tcMar>
             <w:vAlign w:val="center"/>
           </w:tcPr>
           <w:p>
@@ -37201,12 +33419,6 @@
               <w:right w:val="single" w:sz="6" w:space="0" w:color="1F3864"/>
             </w:tcBorders>
             <w:shd w:val="clear" w:color="auto" w:fill="4472C4"/>
-            <w:tcMar>
-              <w:top w:w="50" w:type="dxa"/>
-              <w:left w:w="90" w:type="dxa"/>
-              <w:bottom w:w="50" w:type="dxa"/>
-              <w:right w:w="90" w:type="dxa"/>
-            </w:tcMar>
             <w:vAlign w:val="center"/>
           </w:tcPr>
           <w:p>
@@ -37271,12 +33483,6 @@
               <w:right w:val="single" w:sz="6" w:space="0" w:color="1F3864"/>
             </w:tcBorders>
             <w:shd w:val="clear" w:color="auto" w:fill="4472C4"/>
-            <w:tcMar>
-              <w:top w:w="50" w:type="dxa"/>
-              <w:left w:w="90" w:type="dxa"/>
-              <w:bottom w:w="50" w:type="dxa"/>
-              <w:right w:w="90" w:type="dxa"/>
-            </w:tcMar>
             <w:vAlign w:val="center"/>
           </w:tcPr>
           <w:p>
@@ -37315,12 +33521,6 @@
               <w:right w:val="single" w:sz="6" w:space="0" w:color="1F3864"/>
             </w:tcBorders>
             <w:shd w:val="clear" w:color="auto" w:fill="4472C4"/>
-            <w:tcMar>
-              <w:top w:w="50" w:type="dxa"/>
-              <w:left w:w="90" w:type="dxa"/>
-              <w:bottom w:w="50" w:type="dxa"/>
-              <w:right w:w="90" w:type="dxa"/>
-            </w:tcMar>
             <w:vAlign w:val="center"/>
           </w:tcPr>
           <w:p>
@@ -37359,12 +33559,6 @@
               <w:right w:val="single" w:sz="6" w:space="0" w:color="1F3864"/>
             </w:tcBorders>
             <w:shd w:val="clear" w:color="auto" w:fill="4472C4"/>
-            <w:tcMar>
-              <w:top w:w="50" w:type="dxa"/>
-              <w:left w:w="90" w:type="dxa"/>
-              <w:bottom w:w="50" w:type="dxa"/>
-              <w:right w:w="90" w:type="dxa"/>
-            </w:tcMar>
             <w:vAlign w:val="center"/>
           </w:tcPr>
           <w:p>
@@ -37403,12 +33597,6 @@
               <w:right w:val="single" w:sz="6" w:space="0" w:color="1F3864"/>
             </w:tcBorders>
             <w:shd w:val="clear" w:color="auto" w:fill="4472C4"/>
-            <w:tcMar>
-              <w:top w:w="50" w:type="dxa"/>
-              <w:left w:w="90" w:type="dxa"/>
-              <w:bottom w:w="50" w:type="dxa"/>
-              <w:right w:w="90" w:type="dxa"/>
-            </w:tcMar>
             <w:vAlign w:val="center"/>
           </w:tcPr>
           <w:p>
@@ -37473,12 +33661,6 @@
               <w:right w:val="single" w:sz="6" w:space="0" w:color="1F3864"/>
             </w:tcBorders>
             <w:shd w:val="clear" w:color="auto" w:fill="D9E2F3"/>
-            <w:tcMar>
-              <w:top w:w="50" w:type="dxa"/>
-              <w:left w:w="90" w:type="dxa"/>
-              <w:bottom w:w="50" w:type="dxa"/>
-              <w:right w:w="90" w:type="dxa"/>
-            </w:tcMar>
             <w:vAlign w:val="center"/>
           </w:tcPr>
           <w:p>
@@ -37511,12 +33693,6 @@
               <w:right w:val="single" w:sz="6" w:space="0" w:color="1F3864"/>
             </w:tcBorders>
             <w:shd w:val="clear" w:color="auto" w:fill="D9E2F3"/>
-            <w:tcMar>
-              <w:top w:w="50" w:type="dxa"/>
-              <w:left w:w="90" w:type="dxa"/>
-              <w:bottom w:w="50" w:type="dxa"/>
-              <w:right w:w="90" w:type="dxa"/>
-            </w:tcMar>
             <w:vAlign w:val="center"/>
           </w:tcPr>
           <w:p>
@@ -37549,12 +33725,6 @@
               <w:right w:val="single" w:sz="6" w:space="0" w:color="1F3864"/>
             </w:tcBorders>
             <w:shd w:val="clear" w:color="auto" w:fill="D9E2F3"/>
-            <w:tcMar>
-              <w:top w:w="50" w:type="dxa"/>
-              <w:left w:w="90" w:type="dxa"/>
-              <w:bottom w:w="50" w:type="dxa"/>
-              <w:right w:w="90" w:type="dxa"/>
-            </w:tcMar>
             <w:vAlign w:val="center"/>
           </w:tcPr>
           <w:p>
@@ -37587,12 +33757,6 @@
               <w:right w:val="single" w:sz="6" w:space="0" w:color="1F3864"/>
             </w:tcBorders>
             <w:shd w:val="clear" w:color="auto" w:fill="D9E2F3"/>
-            <w:tcMar>
-              <w:top w:w="50" w:type="dxa"/>
-              <w:left w:w="90" w:type="dxa"/>
-              <w:bottom w:w="50" w:type="dxa"/>
-              <w:right w:w="90" w:type="dxa"/>
-            </w:tcMar>
             <w:vAlign w:val="center"/>
           </w:tcPr>
           <w:p>
@@ -37651,12 +33815,6 @@
               <w:right w:val="single" w:sz="6" w:space="0" w:color="1F3864"/>
             </w:tcBorders>
             <w:shd w:val="clear" w:color="auto" w:fill="D9E2F3"/>
-            <w:tcMar>
-              <w:top w:w="50" w:type="dxa"/>
-              <w:left w:w="90" w:type="dxa"/>
-              <w:bottom w:w="50" w:type="dxa"/>
-              <w:right w:w="90" w:type="dxa"/>
-            </w:tcMar>
             <w:vAlign w:val="center"/>
           </w:tcPr>
           <w:p>
@@ -37689,12 +33847,6 @@
               <w:right w:val="single" w:sz="6" w:space="0" w:color="1F3864"/>
             </w:tcBorders>
             <w:shd w:val="clear" w:color="auto" w:fill="D9E2F3"/>
-            <w:tcMar>
-              <w:top w:w="50" w:type="dxa"/>
-              <w:left w:w="90" w:type="dxa"/>
-              <w:bottom w:w="50" w:type="dxa"/>
-              <w:right w:w="90" w:type="dxa"/>
-            </w:tcMar>
             <w:vAlign w:val="center"/>
           </w:tcPr>
           <w:p>
@@ -37727,12 +33879,6 @@
               <w:right w:val="single" w:sz="6" w:space="0" w:color="1F3864"/>
             </w:tcBorders>
             <w:shd w:val="clear" w:color="auto" w:fill="D9E2F3"/>
-            <w:tcMar>
-              <w:top w:w="50" w:type="dxa"/>
-              <w:left w:w="90" w:type="dxa"/>
-              <w:bottom w:w="50" w:type="dxa"/>
-              <w:right w:w="90" w:type="dxa"/>
-            </w:tcMar>
             <w:vAlign w:val="center"/>
           </w:tcPr>
           <w:p>
@@ -37765,12 +33911,6 @@
               <w:right w:val="single" w:sz="6" w:space="0" w:color="1F3864"/>
             </w:tcBorders>
             <w:shd w:val="clear" w:color="auto" w:fill="D9E2F3"/>
-            <w:tcMar>
-              <w:top w:w="50" w:type="dxa"/>
-              <w:left w:w="90" w:type="dxa"/>
-              <w:bottom w:w="50" w:type="dxa"/>
-              <w:right w:w="90" w:type="dxa"/>
-            </w:tcMar>
             <w:vAlign w:val="center"/>
           </w:tcPr>
           <w:p>
@@ -37829,12 +33969,6 @@
               <w:right w:val="single" w:sz="6" w:space="0" w:color="1F3864"/>
             </w:tcBorders>
             <w:shd w:val="clear" w:color="auto" w:fill="D9E2F3"/>
-            <w:tcMar>
-              <w:top w:w="50" w:type="dxa"/>
-              <w:left w:w="90" w:type="dxa"/>
-              <w:bottom w:w="50" w:type="dxa"/>
-              <w:right w:w="90" w:type="dxa"/>
-            </w:tcMar>
             <w:vAlign w:val="center"/>
           </w:tcPr>
           <w:p>
@@ -37867,12 +34001,6 @@
               <w:right w:val="single" w:sz="6" w:space="0" w:color="1F3864"/>
             </w:tcBorders>
             <w:shd w:val="clear" w:color="auto" w:fill="D9E2F3"/>
-            <w:tcMar>
-              <w:top w:w="50" w:type="dxa"/>
-              <w:left w:w="90" w:type="dxa"/>
-              <w:bottom w:w="50" w:type="dxa"/>
-              <w:right w:w="90" w:type="dxa"/>
-            </w:tcMar>
             <w:vAlign w:val="center"/>
           </w:tcPr>
           <w:p>
@@ -37905,12 +34033,6 @@
               <w:right w:val="single" w:sz="6" w:space="0" w:color="1F3864"/>
             </w:tcBorders>
             <w:shd w:val="clear" w:color="auto" w:fill="D9E2F3"/>
-            <w:tcMar>
-              <w:top w:w="50" w:type="dxa"/>
-              <w:left w:w="90" w:type="dxa"/>
-              <w:bottom w:w="50" w:type="dxa"/>
-              <w:right w:w="90" w:type="dxa"/>
-            </w:tcMar>
             <w:vAlign w:val="center"/>
           </w:tcPr>
           <w:p>
@@ -37943,12 +34065,6 @@
               <w:right w:val="single" w:sz="6" w:space="0" w:color="1F3864"/>
             </w:tcBorders>
             <w:shd w:val="clear" w:color="auto" w:fill="D9E2F3"/>
-            <w:tcMar>
-              <w:top w:w="50" w:type="dxa"/>
-              <w:left w:w="90" w:type="dxa"/>
-              <w:bottom w:w="50" w:type="dxa"/>
-              <w:right w:w="90" w:type="dxa"/>
-            </w:tcMar>
             <w:vAlign w:val="center"/>
           </w:tcPr>
           <w:p>
@@ -38008,12 +34124,6 @@
               <w:right w:val="single" w:sz="6" w:space="0" w:color="1F3864"/>
             </w:tcBorders>
             <w:shd w:val="clear" w:color="auto" w:fill="D9E2F3"/>
-            <w:tcMar>
-              <w:top w:w="50" w:type="dxa"/>
-              <w:left w:w="90" w:type="dxa"/>
-              <w:bottom w:w="50" w:type="dxa"/>
-              <w:right w:w="90" w:type="dxa"/>
-            </w:tcMar>
             <w:vAlign w:val="center"/>
           </w:tcPr>
           <w:p>
@@ -38082,12 +34192,6 @@
               <w:right w:val="single" w:sz="6" w:space="0" w:color="1F3864"/>
             </w:tcBorders>
             <w:shd w:val="clear" w:color="auto" w:fill="4472C4"/>
-            <w:tcMar>
-              <w:top w:w="50" w:type="dxa"/>
-              <w:left w:w="90" w:type="dxa"/>
-              <w:bottom w:w="50" w:type="dxa"/>
-              <w:right w:w="90" w:type="dxa"/>
-            </w:tcMar>
             <w:vAlign w:val="center"/>
           </w:tcPr>
           <w:p>
@@ -38178,12 +34282,6 @@
               <w:right w:val="single" w:sz="6" w:space="0" w:color="1F3864"/>
             </w:tcBorders>
             <w:shd w:val="clear" w:color="auto" w:fill="4472C4"/>
-            <w:tcMar>
-              <w:top w:w="50" w:type="dxa"/>
-              <w:left w:w="90" w:type="dxa"/>
-              <w:bottom w:w="50" w:type="dxa"/>
-              <w:right w:w="90" w:type="dxa"/>
-            </w:tcMar>
             <w:vAlign w:val="center"/>
           </w:tcPr>
           <w:p>
@@ -38221,12 +34319,6 @@
               <w:right w:val="single" w:sz="6" w:space="0" w:color="1F3864"/>
             </w:tcBorders>
             <w:shd w:val="clear" w:color="auto" w:fill="4472C4"/>
-            <w:tcMar>
-              <w:top w:w="50" w:type="dxa"/>
-              <w:left w:w="90" w:type="dxa"/>
-              <w:bottom w:w="50" w:type="dxa"/>
-              <w:right w:w="90" w:type="dxa"/>
-            </w:tcMar>
             <w:vAlign w:val="center"/>
           </w:tcPr>
           <w:p>
@@ -38264,12 +34356,6 @@
               <w:right w:val="single" w:sz="6" w:space="0" w:color="1F3864"/>
             </w:tcBorders>
             <w:shd w:val="clear" w:color="auto" w:fill="4472C4"/>
-            <w:tcMar>
-              <w:top w:w="50" w:type="dxa"/>
-              <w:left w:w="90" w:type="dxa"/>
-              <w:bottom w:w="50" w:type="dxa"/>
-              <w:right w:w="90" w:type="dxa"/>
-            </w:tcMar>
             <w:vAlign w:val="center"/>
           </w:tcPr>
           <w:p>
@@ -38307,12 +34393,6 @@
               <w:right w:val="single" w:sz="6" w:space="0" w:color="1F3864"/>
             </w:tcBorders>
             <w:shd w:val="clear" w:color="auto" w:fill="4472C4"/>
-            <w:tcMar>
-              <w:top w:w="50" w:type="dxa"/>
-              <w:left w:w="90" w:type="dxa"/>
-              <w:bottom w:w="50" w:type="dxa"/>
-              <w:right w:w="90" w:type="dxa"/>
-            </w:tcMar>
             <w:vAlign w:val="center"/>
           </w:tcPr>
           <w:p>
@@ -38376,12 +34456,6 @@
               <w:right w:val="single" w:sz="6" w:space="0" w:color="1F3864"/>
             </w:tcBorders>
             <w:shd w:val="clear" w:color="auto" w:fill="D9E2F3"/>
-            <w:tcMar>
-              <w:top w:w="50" w:type="dxa"/>
-              <w:left w:w="90" w:type="dxa"/>
-              <w:bottom w:w="50" w:type="dxa"/>
-              <w:right w:w="90" w:type="dxa"/>
-            </w:tcMar>
             <w:vAlign w:val="center"/>
           </w:tcPr>
           <w:p>
@@ -38414,12 +34488,6 @@
               <w:right w:val="single" w:sz="6" w:space="0" w:color="1F3864"/>
             </w:tcBorders>
             <w:shd w:val="clear" w:color="auto" w:fill="D9E2F3"/>
-            <w:tcMar>
-              <w:top w:w="50" w:type="dxa"/>
-              <w:left w:w="90" w:type="dxa"/>
-              <w:bottom w:w="50" w:type="dxa"/>
-              <w:right w:w="90" w:type="dxa"/>
-            </w:tcMar>
             <w:vAlign w:val="center"/>
           </w:tcPr>
           <w:p>
@@ -38452,12 +34520,6 @@
               <w:right w:val="single" w:sz="6" w:space="0" w:color="1F3864"/>
             </w:tcBorders>
             <w:shd w:val="clear" w:color="auto" w:fill="D9E2F3"/>
-            <w:tcMar>
-              <w:top w:w="50" w:type="dxa"/>
-              <w:left w:w="90" w:type="dxa"/>
-              <w:bottom w:w="50" w:type="dxa"/>
-              <w:right w:w="90" w:type="dxa"/>
-            </w:tcMar>
             <w:vAlign w:val="center"/>
           </w:tcPr>
           <w:p>
@@ -38490,12 +34552,6 @@
               <w:right w:val="single" w:sz="6" w:space="0" w:color="1F3864"/>
             </w:tcBorders>
             <w:shd w:val="clear" w:color="auto" w:fill="D9E2F3"/>
-            <w:tcMar>
-              <w:top w:w="50" w:type="dxa"/>
-              <w:left w:w="90" w:type="dxa"/>
-              <w:bottom w:w="50" w:type="dxa"/>
-              <w:right w:w="90" w:type="dxa"/>
-            </w:tcMar>
             <w:vAlign w:val="center"/>
           </w:tcPr>
           <w:p>
@@ -38555,12 +34611,6 @@
               <w:right w:val="single" w:sz="6" w:space="0" w:color="1F3864"/>
             </w:tcBorders>
             <w:shd w:val="clear" w:color="auto" w:fill="D9E2F3"/>
-            <w:tcMar>
-              <w:top w:w="50" w:type="dxa"/>
-              <w:left w:w="90" w:type="dxa"/>
-              <w:bottom w:w="50" w:type="dxa"/>
-              <w:right w:w="90" w:type="dxa"/>
-            </w:tcMar>
             <w:vAlign w:val="center"/>
           </w:tcPr>
           <w:p>
@@ -38659,12 +34709,6 @@
               <w:right w:val="single" w:sz="6" w:space="0" w:color="1F3864"/>
             </w:tcBorders>
             <w:shd w:val="clear" w:color="auto" w:fill="4472C4"/>
-            <w:tcMar>
-              <w:top w:w="50" w:type="dxa"/>
-              <w:left w:w="90" w:type="dxa"/>
-              <w:bottom w:w="50" w:type="dxa"/>
-              <w:right w:w="90" w:type="dxa"/>
-            </w:tcMar>
             <w:vAlign w:val="center"/>
           </w:tcPr>
           <w:p>
@@ -38742,12 +34786,6 @@
               <w:right w:val="single" w:sz="6" w:space="0" w:color="1F3864"/>
             </w:tcBorders>
             <w:shd w:val="clear" w:color="auto" w:fill="4472C4"/>
-            <w:tcMar>
-              <w:top w:w="50" w:type="dxa"/>
-              <w:left w:w="90" w:type="dxa"/>
-              <w:bottom w:w="50" w:type="dxa"/>
-              <w:right w:w="90" w:type="dxa"/>
-            </w:tcMar>
             <w:vAlign w:val="center"/>
           </w:tcPr>
           <w:p>
@@ -38785,12 +34823,6 @@
               <w:right w:val="single" w:sz="6" w:space="0" w:color="1F3864"/>
             </w:tcBorders>
             <w:shd w:val="clear" w:color="auto" w:fill="4472C4"/>
-            <w:tcMar>
-              <w:top w:w="50" w:type="dxa"/>
-              <w:left w:w="90" w:type="dxa"/>
-              <w:bottom w:w="50" w:type="dxa"/>
-              <w:right w:w="90" w:type="dxa"/>
-            </w:tcMar>
             <w:vAlign w:val="center"/>
           </w:tcPr>
           <w:p>
@@ -38828,12 +34860,6 @@
               <w:right w:val="single" w:sz="6" w:space="0" w:color="1F3864"/>
             </w:tcBorders>
             <w:shd w:val="clear" w:color="auto" w:fill="4472C4"/>
-            <w:tcMar>
-              <w:top w:w="50" w:type="dxa"/>
-              <w:left w:w="90" w:type="dxa"/>
-              <w:bottom w:w="50" w:type="dxa"/>
-              <w:right w:w="90" w:type="dxa"/>
-            </w:tcMar>
             <w:vAlign w:val="center"/>
           </w:tcPr>
           <w:p>
@@ -38871,12 +34897,6 @@
               <w:right w:val="single" w:sz="6" w:space="0" w:color="1F3864"/>
             </w:tcBorders>
             <w:shd w:val="clear" w:color="auto" w:fill="4472C4"/>
-            <w:tcMar>
-              <w:top w:w="50" w:type="dxa"/>
-              <w:left w:w="90" w:type="dxa"/>
-              <w:bottom w:w="50" w:type="dxa"/>
-              <w:right w:w="90" w:type="dxa"/>
-            </w:tcMar>
             <w:vAlign w:val="center"/>
           </w:tcPr>
           <w:p>
@@ -38940,12 +34960,6 @@
               <w:right w:val="single" w:sz="6" w:space="0" w:color="1F3864"/>
             </w:tcBorders>
             <w:shd w:val="clear" w:color="auto" w:fill="D9E2F3"/>
-            <w:tcMar>
-              <w:top w:w="50" w:type="dxa"/>
-              <w:left w:w="90" w:type="dxa"/>
-              <w:bottom w:w="50" w:type="dxa"/>
-              <w:right w:w="90" w:type="dxa"/>
-            </w:tcMar>
             <w:vAlign w:val="center"/>
           </w:tcPr>
           <w:p>
@@ -38978,12 +34992,6 @@
               <w:right w:val="single" w:sz="6" w:space="0" w:color="1F3864"/>
             </w:tcBorders>
             <w:shd w:val="clear" w:color="auto" w:fill="D9E2F3"/>
-            <w:tcMar>
-              <w:top w:w="50" w:type="dxa"/>
-              <w:left w:w="90" w:type="dxa"/>
-              <w:bottom w:w="50" w:type="dxa"/>
-              <w:right w:w="90" w:type="dxa"/>
-            </w:tcMar>
             <w:vAlign w:val="center"/>
           </w:tcPr>
           <w:p>
@@ -39016,12 +35024,6 @@
               <w:right w:val="single" w:sz="6" w:space="0" w:color="1F3864"/>
             </w:tcBorders>
             <w:shd w:val="clear" w:color="auto" w:fill="D9E2F3"/>
-            <w:tcMar>
-              <w:top w:w="50" w:type="dxa"/>
-              <w:left w:w="90" w:type="dxa"/>
-              <w:bottom w:w="50" w:type="dxa"/>
-              <w:right w:w="90" w:type="dxa"/>
-            </w:tcMar>
             <w:vAlign w:val="center"/>
           </w:tcPr>
           <w:p>
@@ -39054,12 +35056,6 @@
               <w:right w:val="single" w:sz="6" w:space="0" w:color="1F3864"/>
             </w:tcBorders>
             <w:shd w:val="clear" w:color="auto" w:fill="D9E2F3"/>
-            <w:tcMar>
-              <w:top w:w="50" w:type="dxa"/>
-              <w:left w:w="90" w:type="dxa"/>
-              <w:bottom w:w="50" w:type="dxa"/>
-              <w:right w:w="90" w:type="dxa"/>
-            </w:tcMar>
             <w:vAlign w:val="center"/>
           </w:tcPr>
           <w:p>
@@ -39118,12 +35114,6 @@
               <w:right w:val="single" w:sz="6" w:space="0" w:color="1F3864"/>
             </w:tcBorders>
             <w:shd w:val="clear" w:color="auto" w:fill="4472C4"/>
-            <w:tcMar>
-              <w:top w:w="50" w:type="dxa"/>
-              <w:left w:w="90" w:type="dxa"/>
-              <w:bottom w:w="50" w:type="dxa"/>
-              <w:right w:w="90" w:type="dxa"/>
-            </w:tcMar>
             <w:vAlign w:val="center"/>
           </w:tcPr>
           <w:p>
@@ -39162,12 +35152,6 @@
               <w:right w:val="single" w:sz="6" w:space="0" w:color="1F3864"/>
             </w:tcBorders>
             <w:shd w:val="clear" w:color="auto" w:fill="4472C4"/>
-            <w:tcMar>
-              <w:top w:w="50" w:type="dxa"/>
-              <w:left w:w="90" w:type="dxa"/>
-              <w:bottom w:w="50" w:type="dxa"/>
-              <w:right w:w="90" w:type="dxa"/>
-            </w:tcMar>
             <w:vAlign w:val="center"/>
           </w:tcPr>
           <w:p>
@@ -39198,6 +35182,15 @@
         </w:tc>
       </w:tr>
     </w:tbl>
+    <w:p>
+      <w:pPr>
+        <w:spacing w:before="0" w:after="0" w:line="240" w:lineRule="auto"/>
+        <w:rPr>
+          <w:sz w:val="18"/>
+          <w:szCs w:val="18"/>
+        </w:rPr>
+      </w:pPr>
+    </w:p>
     <w:tbl>
       <w:tblPr>
         <w:tblW w:w="9405" w:type="dxa"/>
@@ -39212,8 +35205,10 @@
         </w:tblBorders>
         <w:tblLayout w:type="fixed"/>
         <w:tblCellMar>
-          <w:left w:w="10" w:type="dxa"/>
-          <w:right w:w="10" w:type="dxa"/>
+          <w:top w:w="40" w:type="dxa"/>
+          <w:left w:w="90" w:type="dxa"/>
+          <w:bottom w:w="40" w:type="dxa"/>
+          <w:right w:w="90" w:type="dxa"/>
         </w:tblCellMar>
         <w:tblLook w:val="0000" w:firstRow="0" w:lastRow="0" w:firstColumn="0" w:lastColumn="0" w:noHBand="0" w:noVBand="0"/>
       </w:tblPr>
@@ -39231,12 +35226,6 @@
               <w:right w:val="single" w:sz="6" w:space="0" w:color="1F3864"/>
             </w:tcBorders>
             <w:shd w:val="clear" w:color="auto" w:fill="D9E2F3"/>
-            <w:tcMar>
-              <w:top w:w="50" w:type="dxa"/>
-              <w:left w:w="90" w:type="dxa"/>
-              <w:bottom w:w="50" w:type="dxa"/>
-              <w:right w:w="90" w:type="dxa"/>
-            </w:tcMar>
           </w:tcPr>
           <w:p>
             <w:pPr>
@@ -40296,12 +36285,6 @@
               <w:right w:val="single" w:sz="6" w:space="0" w:color="1F3864"/>
             </w:tcBorders>
             <w:shd w:val="clear" w:color="auto" w:fill="D9E2F3"/>
-            <w:tcMar>
-              <w:top w:w="50" w:type="dxa"/>
-              <w:left w:w="90" w:type="dxa"/>
-              <w:bottom w:w="50" w:type="dxa"/>
-              <w:right w:w="90" w:type="dxa"/>
-            </w:tcMar>
           </w:tcPr>
           <w:p>
             <w:pPr>
